--- a/8-资源管理/流程制度规范类文件/080103-备件库管理制度.docx
+++ b/8-资源管理/流程制度规范类文件/080103-备件库管理制度.docx
@@ -1,14 +1,13 @@
 
 <file path=word/document.xml><?xml version="1.0" encoding="utf-8"?>
-<w:document xmlns:wpc="http://schemas.microsoft.com/office/word/2010/wordprocessingCanvas" xmlns:mc="http://schemas.openxmlformats.org/markup-compatibility/2006" xmlns:o="urn:schemas-microsoft-com:office:office" xmlns:r="http://schemas.openxmlformats.org/officeDocument/2006/relationships" xmlns:m="http://schemas.openxmlformats.org/officeDocument/2006/math" xmlns:v="urn:schemas-microsoft-com:vml" xmlns:wp14="http://schemas.microsoft.com/office/word/2010/wordprocessingDrawing" xmlns:wp="http://schemas.openxmlformats.org/drawingml/2006/wordprocessingDrawing" xmlns:w10="urn:schemas-microsoft-com:office:word" xmlns:w="http://schemas.openxmlformats.org/wordprocessingml/2006/main" xmlns:w14="http://schemas.microsoft.com/office/word/2010/wordml" xmlns:w15="http://schemas.microsoft.com/office/word/2012/wordml" xmlns:wne="http://schemas.microsoft.com/office/word/2006/wordml" xmlns:wpg="http://schemas.microsoft.com/office/word/2010/wordprocessingGroup" xmlns:wpi="http://schemas.microsoft.com/office/word/2010/wordprocessingInk" xmlns:wps="http://schemas.microsoft.com/office/word/2010/wordprocessingShape" mc:Ignorable="w14 w15 wp14">
-  <!-- Generated by Aspose.Words for .NET 13.3.0.1 -->
+<w:document xmlns:wpc="http://schemas.microsoft.com/office/word/2010/wordprocessingCanvas" xmlns:mc="http://schemas.openxmlformats.org/markup-compatibility/2006" xmlns:o="urn:schemas-microsoft-com:office:office" xmlns:r="http://schemas.openxmlformats.org/officeDocument/2006/relationships" xmlns:m="http://schemas.openxmlformats.org/officeDocument/2006/math" xmlns:v="urn:schemas-microsoft-com:vml" xmlns:wp14="http://schemas.microsoft.com/office/word/2010/wordprocessingDrawing" xmlns:wp="http://schemas.openxmlformats.org/drawingml/2006/wordprocessingDrawing" xmlns:w="http://schemas.openxmlformats.org/wordprocessingml/2006/main" xmlns:w14="http://schemas.microsoft.com/office/word/2010/wordml" xmlns:w10="urn:schemas-microsoft-com:office:word" xmlns:w15="http://schemas.microsoft.com/office/word/2012/wordml" xmlns:wpg="http://schemas.microsoft.com/office/word/2010/wordprocessingGroup" xmlns:wpi="http://schemas.microsoft.com/office/word/2010/wordprocessingInk" xmlns:wne="http://schemas.microsoft.com/office/word/2006/wordml" xmlns:wps="http://schemas.microsoft.com/office/word/2010/wordprocessingShape" xmlns:wpsCustomData="http://www.wps.cn/officeDocument/2013/wpsCustomData" mc:Ignorable="w14 w15 wp14">
   <w:body>
     <w:p>
       <w:pPr>
         <w:spacing w:before="78" w:line="219" w:lineRule="auto"/>
         <w:ind w:left="25"/>
         <w:rPr>
-          <w:rFonts w:ascii="宋体" w:eastAsia="宋体" w:hAnsi="宋体" w:cs="宋体" w:hint="default"/>
+          <w:rFonts w:hint="default" w:ascii="宋体" w:hAnsi="宋体" w:eastAsia="宋体" w:cs="宋体"/>
           <w:sz w:val="24"/>
           <w:szCs w:val="24"/>
           <w:lang w:val="en-US" w:eastAsia="zh-CN"/>
@@ -16,7 +15,7 @@
       </w:pPr>
       <w:r>
         <w:rPr>
-          <w:rFonts w:ascii="宋体" w:eastAsia="宋体" w:hAnsi="宋体" w:cs="宋体"/>
+          <w:rFonts w:ascii="宋体" w:hAnsi="宋体" w:eastAsia="宋体" w:cs="宋体"/>
           <w:b/>
           <w:bCs/>
           <w:spacing w:val="-3"/>
@@ -27,7 +26,7 @@
       </w:r>
       <w:r>
         <w:rPr>
-          <w:rFonts w:ascii="宋体" w:eastAsia="宋体" w:hAnsi="宋体" w:cs="宋体" w:hint="eastAsia"/>
+          <w:rFonts w:hint="eastAsia" w:ascii="宋体" w:hAnsi="宋体" w:eastAsia="宋体" w:cs="宋体"/>
           <w:b/>
           <w:bCs/>
           <w:spacing w:val="-3"/>
@@ -37,11 +36,9 @@
         </w:rPr>
         <w:t>08</w:t>
       </w:r>
-      <w:bookmarkStart w:id="0" w:name="_GoBack"/>
-      <w:bookmarkEnd w:id="0"/>
-      <w:r>
-        <w:rPr>
-          <w:rFonts w:ascii="宋体" w:eastAsia="宋体" w:hAnsi="宋体" w:cs="宋体"/>
+      <w:r>
+        <w:rPr>
+          <w:rFonts w:ascii="宋体" w:hAnsi="宋体" w:eastAsia="宋体" w:cs="宋体"/>
           <w:b/>
           <w:bCs/>
           <w:spacing w:val="-3"/>
@@ -52,7 +49,7 @@
       </w:r>
       <w:r>
         <w:rPr>
-          <w:rFonts w:ascii="宋体" w:eastAsia="宋体" w:hAnsi="宋体" w:cs="宋体" w:hint="eastAsia"/>
+          <w:rFonts w:hint="eastAsia" w:ascii="宋体" w:hAnsi="宋体" w:eastAsia="宋体" w:cs="宋体"/>
           <w:b/>
           <w:bCs/>
           <w:spacing w:val="-3"/>
@@ -82,14 +79,14 @@
         <w:ind w:left="23"/>
         <w:textAlignment w:val="auto"/>
         <w:rPr>
-          <w:rFonts w:ascii="宋体" w:eastAsia="宋体" w:hAnsi="宋体" w:cs="宋体"/>
+          <w:rFonts w:ascii="宋体" w:hAnsi="宋体" w:eastAsia="宋体" w:cs="宋体"/>
           <w:sz w:val="24"/>
           <w:szCs w:val="24"/>
         </w:rPr>
       </w:pPr>
       <w:r>
         <w:rPr>
-          <w:rFonts w:ascii="宋体" w:eastAsia="宋体" w:hAnsi="宋体" w:cs="宋体"/>
+          <w:rFonts w:ascii="宋体" w:hAnsi="宋体" w:eastAsia="宋体" w:cs="宋体"/>
           <w:b/>
           <w:bCs/>
           <w:spacing w:val="240"/>
@@ -101,7 +98,7 @@
       </w:r>
       <w:r>
         <w:rPr>
-          <w:rFonts w:ascii="宋体" w:eastAsia="宋体" w:hAnsi="宋体" w:cs="宋体"/>
+          <w:rFonts w:ascii="宋体" w:hAnsi="宋体" w:eastAsia="宋体" w:cs="宋体"/>
           <w:b/>
           <w:bCs/>
           <w:spacing w:val="0"/>
@@ -113,7 +110,7 @@
       </w:r>
       <w:r>
         <w:rPr>
-          <w:rFonts w:ascii="宋体" w:eastAsia="宋体" w:hAnsi="宋体" w:cs="宋体"/>
+          <w:rFonts w:ascii="宋体" w:hAnsi="宋体" w:eastAsia="宋体" w:cs="宋体"/>
           <w:b/>
           <w:bCs/>
           <w:spacing w:val="-5"/>
@@ -125,10 +122,10 @@
     </w:p>
     <w:p>
       <w:pPr>
-        <w:pStyle w:val="a"/>
+        <w:pStyle w:val="26"/>
         <w:bidi w:val="0"/>
       </w:pPr>
-      <w:bookmarkStart w:id="1" w:name="_Toc13284"/>
+      <w:bookmarkStart w:id="0" w:name="_Toc13284"/>
       <w:r>
         <w:rPr>
           <w:rFonts w:hint="eastAsia"/>
@@ -136,18 +133,18 @@
         </w:rPr>
         <w:t>天津通海信息技术有限公司</w:t>
       </w:r>
-      <w:bookmarkEnd w:id="1"/>
+      <w:bookmarkEnd w:id="0"/>
     </w:p>
     <w:p>
       <w:pPr>
-        <w:pStyle w:val="a0"/>
+        <w:pStyle w:val="27"/>
         <w:bidi w:val="0"/>
         <w:rPr>
           <w:rFonts w:hint="default"/>
           <w:lang w:val="en-US"/>
         </w:rPr>
       </w:pPr>
-      <w:bookmarkStart w:id="2" w:name="_Toc6528"/>
+      <w:bookmarkStart w:id="1" w:name="_Toc6528"/>
       <w:r>
         <w:rPr>
           <w:rFonts w:hint="eastAsia"/>
@@ -155,21 +152,22 @@
         </w:rPr>
         <w:t>备件库管理制度</w:t>
       </w:r>
-      <w:bookmarkEnd w:id="2"/>
+      <w:bookmarkEnd w:id="1"/>
     </w:p>
     <w:tbl>
       <w:tblPr>
-        <w:tblStyle w:val="TableGrid"/>
+        <w:tblStyle w:val="22"/>
         <w:tblW w:w="0" w:type="auto"/>
         <w:tblInd w:w="2443" w:type="dxa"/>
         <w:tblBorders>
-          <w:top w:val="nil"/>
-          <w:left w:val="nil"/>
-          <w:bottom w:val="nil"/>
-          <w:right w:val="nil"/>
-          <w:insideH w:val="nil"/>
-          <w:insideV w:val="nil"/>
+          <w:top w:val="none" w:color="auto" w:sz="0" w:space="0"/>
+          <w:left w:val="none" w:color="auto" w:sz="0" w:space="0"/>
+          <w:bottom w:val="none" w:color="auto" w:sz="0" w:space="0"/>
+          <w:right w:val="none" w:color="auto" w:sz="0" w:space="0"/>
+          <w:insideH w:val="none" w:color="auto" w:sz="0" w:space="0"/>
+          <w:insideV w:val="none" w:color="auto" w:sz="0" w:space="0"/>
         </w:tblBorders>
+        <w:tblLayout w:type="autofit"/>
         <w:tblCellMar>
           <w:top w:w="0" w:type="dxa"/>
           <w:left w:w="108" w:type="dxa"/>
@@ -183,15 +181,13 @@
       </w:tblGrid>
       <w:tr>
         <w:tblPrEx>
-          <w:tblW w:w="0" w:type="auto"/>
-          <w:tblInd w:w="2443" w:type="dxa"/>
           <w:tblBorders>
-            <w:top w:val="nil"/>
-            <w:left w:val="nil"/>
-            <w:bottom w:val="nil"/>
-            <w:right w:val="nil"/>
-            <w:insideH w:val="nil"/>
-            <w:insideV w:val="nil"/>
+            <w:top w:val="none" w:color="auto" w:sz="0" w:space="0"/>
+            <w:left w:val="none" w:color="auto" w:sz="0" w:space="0"/>
+            <w:bottom w:val="none" w:color="auto" w:sz="0" w:space="0"/>
+            <w:right w:val="none" w:color="auto" w:sz="0" w:space="0"/>
+            <w:insideH w:val="none" w:color="auto" w:sz="0" w:space="0"/>
+            <w:insideV w:val="none" w:color="auto" w:sz="0" w:space="0"/>
           </w:tblBorders>
           <w:tblCellMar>
             <w:top w:w="0" w:type="dxa"/>
@@ -201,7 +197,7 @@
           </w:tblCellMar>
         </w:tblPrEx>
         <w:trPr>
-          <w:trHeight w:val="810"/>
+          <w:trHeight w:val="810" w:hRule="atLeast"/>
         </w:trPr>
         <w:tc>
           <w:tcPr>
@@ -232,7 +228,7 @@
             </w:r>
             <w:r>
               <w:rPr>
-                <w:rFonts w:asciiTheme="minorAscii" w:eastAsiaTheme="minorEastAsia" w:hAnsiTheme="minorAscii" w:hint="default"/>
+                <w:rFonts w:hint="default" w:asciiTheme="minorAscii" w:hAnsiTheme="minorAscii" w:eastAsiaTheme="minorEastAsia"/>
                 <w:spacing w:val="227"/>
                 <w:sz w:val="21"/>
                 <w:vertAlign w:val="baseline"/>
@@ -274,7 +270,7 @@
             </w:r>
             <w:r>
               <w:rPr>
-                <w:rFonts w:asciiTheme="minorAscii" w:eastAsiaTheme="minorEastAsia" w:hAnsiTheme="minorAscii" w:hint="eastAsia"/>
+                <w:rFonts w:hint="eastAsia" w:asciiTheme="minorAscii" w:hAnsiTheme="minorAscii" w:eastAsiaTheme="minorEastAsia"/>
                 <w:spacing w:val="227"/>
                 <w:sz w:val="21"/>
                 <w:vertAlign w:val="baseline"/>
@@ -296,8 +292,14 @@
       </w:tr>
       <w:tr>
         <w:tblPrEx>
-          <w:tblW w:w="0" w:type="auto"/>
-          <w:tblInd w:w="2443" w:type="dxa"/>
+          <w:tblBorders>
+            <w:top w:val="none" w:color="auto" w:sz="0" w:space="0"/>
+            <w:left w:val="none" w:color="auto" w:sz="0" w:space="0"/>
+            <w:bottom w:val="none" w:color="auto" w:sz="0" w:space="0"/>
+            <w:right w:val="none" w:color="auto" w:sz="0" w:space="0"/>
+            <w:insideH w:val="none" w:color="auto" w:sz="0" w:space="0"/>
+            <w:insideV w:val="none" w:color="auto" w:sz="0" w:space="0"/>
+          </w:tblBorders>
           <w:tblCellMar>
             <w:top w:w="0" w:type="dxa"/>
             <w:left w:w="108" w:type="dxa"/>
@@ -306,7 +308,7 @@
           </w:tblCellMar>
         </w:tblPrEx>
         <w:trPr>
-          <w:trHeight w:val="810"/>
+          <w:trHeight w:val="810" w:hRule="atLeast"/>
         </w:trPr>
         <w:tc>
           <w:tcPr>
@@ -323,7 +325,7 @@
               <w:overflowPunct/>
               <w:bidi w:val="0"/>
               <w:rPr>
-                <w:rFonts w:ascii="Arial" w:eastAsia="Arial" w:hAnsi="Arial" w:cs="Arial" w:hint="eastAsia"/>
+                <w:rFonts w:hint="eastAsia" w:ascii="Arial" w:hAnsi="Arial" w:eastAsia="Arial" w:cs="Arial"/>
                 <w:snapToGrid w:val="0"/>
                 <w:color w:val="000000"/>
                 <w:kern w:val="0"/>
@@ -343,7 +345,7 @@
             </w:r>
             <w:r>
               <w:rPr>
-                <w:rFonts w:asciiTheme="minorAscii" w:eastAsiaTheme="minorEastAsia" w:hAnsiTheme="minorAscii" w:hint="default"/>
+                <w:rFonts w:hint="default" w:asciiTheme="minorAscii" w:hAnsiTheme="minorAscii" w:eastAsiaTheme="minorEastAsia"/>
                 <w:spacing w:val="227"/>
                 <w:sz w:val="21"/>
                 <w:vertAlign w:val="baseline"/>
@@ -370,7 +372,7 @@
             <w:pPr>
               <w:widowControl w:val="0"/>
               <w:rPr>
-                <w:rFonts w:ascii="Arial" w:eastAsia="Arial" w:hAnsi="Arial" w:cs="Arial" w:hint="eastAsia"/>
+                <w:rFonts w:hint="eastAsia" w:ascii="Arial" w:hAnsi="Arial" w:eastAsia="Arial" w:cs="Arial"/>
                 <w:snapToGrid w:val="0"/>
                 <w:color w:val="000000"/>
                 <w:kern w:val="0"/>
@@ -386,11 +388,21 @@
                 <w:vertAlign w:val="baseline"/>
                 <w:lang w:val="en-US" w:eastAsia="zh-CN"/>
               </w:rPr>
-              <w:t>编制时间</w:t>
+              <w:t>审核</w:t>
+            </w:r>
+            <w:bookmarkStart w:id="37" w:name="_GoBack"/>
+            <w:bookmarkEnd w:id="37"/>
+            <w:r>
+              <w:rPr>
+                <w:rFonts w:hint="eastAsia"/>
+                <w:vertAlign w:val="baseline"/>
+                <w:lang w:val="en-US" w:eastAsia="zh-CN"/>
+              </w:rPr>
+              <w:t>时间</w:t>
             </w:r>
             <w:r>
               <w:rPr>
-                <w:rFonts w:asciiTheme="minorAscii" w:eastAsiaTheme="minorEastAsia" w:hAnsiTheme="minorAscii" w:hint="eastAsia"/>
+                <w:rFonts w:hint="eastAsia" w:asciiTheme="minorAscii" w:hAnsiTheme="minorAscii" w:eastAsiaTheme="minorEastAsia"/>
                 <w:spacing w:val="227"/>
                 <w:sz w:val="21"/>
                 <w:vertAlign w:val="baseline"/>
@@ -412,8 +424,14 @@
       </w:tr>
       <w:tr>
         <w:tblPrEx>
-          <w:tblW w:w="0" w:type="auto"/>
-          <w:tblInd w:w="2443" w:type="dxa"/>
+          <w:tblBorders>
+            <w:top w:val="none" w:color="auto" w:sz="0" w:space="0"/>
+            <w:left w:val="none" w:color="auto" w:sz="0" w:space="0"/>
+            <w:bottom w:val="none" w:color="auto" w:sz="0" w:space="0"/>
+            <w:right w:val="none" w:color="auto" w:sz="0" w:space="0"/>
+            <w:insideH w:val="none" w:color="auto" w:sz="0" w:space="0"/>
+            <w:insideV w:val="none" w:color="auto" w:sz="0" w:space="0"/>
+          </w:tblBorders>
           <w:tblCellMar>
             <w:top w:w="0" w:type="dxa"/>
             <w:left w:w="108" w:type="dxa"/>
@@ -422,7 +440,7 @@
           </w:tblCellMar>
         </w:tblPrEx>
         <w:trPr>
-          <w:trHeight w:val="635"/>
+          <w:trHeight w:val="635" w:hRule="atLeast"/>
         </w:trPr>
         <w:tc>
           <w:tcPr>
@@ -447,7 +465,7 @@
             </w:r>
             <w:r>
               <w:rPr>
-                <w:rFonts w:asciiTheme="minorAscii" w:eastAsiaTheme="minorEastAsia" w:hAnsiTheme="minorAscii" w:hint="eastAsia"/>
+                <w:rFonts w:hint="eastAsia" w:asciiTheme="minorAscii" w:hAnsiTheme="minorAscii" w:eastAsiaTheme="minorEastAsia"/>
                 <w:spacing w:val="227"/>
                 <w:sz w:val="21"/>
                 <w:vertAlign w:val="baseline"/>
@@ -488,7 +506,7 @@
             </w:r>
             <w:r>
               <w:rPr>
-                <w:rFonts w:asciiTheme="minorAscii" w:eastAsiaTheme="minorEastAsia" w:hAnsiTheme="minorAscii" w:hint="eastAsia"/>
+                <w:rFonts w:hint="eastAsia" w:asciiTheme="minorAscii" w:hAnsiTheme="minorAscii" w:eastAsiaTheme="minorEastAsia"/>
                 <w:spacing w:val="227"/>
                 <w:sz w:val="21"/>
                 <w:vertAlign w:val="baseline"/>
@@ -519,14 +537,14 @@
         <w:spacing w:before="153" w:line="225" w:lineRule="auto"/>
         <w:ind w:left="3634"/>
         <w:rPr>
-          <w:rFonts w:ascii="宋体" w:eastAsia="宋体" w:hAnsi="宋体" w:cs="宋体"/>
+          <w:rFonts w:ascii="宋体" w:hAnsi="宋体" w:eastAsia="宋体" w:cs="宋体"/>
           <w:sz w:val="31"/>
           <w:szCs w:val="31"/>
         </w:rPr>
       </w:pPr>
       <w:r>
         <w:rPr>
-          <w:rFonts w:ascii="宋体" w:eastAsia="宋体" w:hAnsi="宋体" w:cs="宋体"/>
+          <w:rFonts w:ascii="宋体" w:hAnsi="宋体" w:eastAsia="宋体" w:cs="宋体"/>
           <w:b/>
           <w:bCs/>
           <w:spacing w:val="4"/>
@@ -538,16 +556,16 @@
     </w:p>
     <w:tbl>
       <w:tblPr>
-        <w:tblStyle w:val="TableNormal0"/>
+        <w:tblStyle w:val="28"/>
         <w:tblW w:w="8301" w:type="dxa"/>
         <w:tblInd w:w="2" w:type="dxa"/>
         <w:tblBorders>
-          <w:top w:val="single" w:sz="2" w:space="0" w:color="000000"/>
-          <w:left w:val="single" w:sz="2" w:space="0" w:color="000000"/>
-          <w:bottom w:val="single" w:sz="2" w:space="0" w:color="000000"/>
-          <w:right w:val="single" w:sz="2" w:space="0" w:color="000000"/>
-          <w:insideH w:val="single" w:sz="2" w:space="0" w:color="000000"/>
-          <w:insideV w:val="single" w:sz="2" w:space="0" w:color="000000"/>
+          <w:top w:val="single" w:color="000000" w:sz="2" w:space="0"/>
+          <w:left w:val="single" w:color="000000" w:sz="2" w:space="0"/>
+          <w:bottom w:val="single" w:color="000000" w:sz="2" w:space="0"/>
+          <w:right w:val="single" w:color="000000" w:sz="2" w:space="0"/>
+          <w:insideH w:val="single" w:color="000000" w:sz="2" w:space="0"/>
+          <w:insideV w:val="single" w:color="000000" w:sz="2" w:space="0"/>
         </w:tblBorders>
         <w:tblLayout w:type="fixed"/>
         <w:tblCellMar>
@@ -567,17 +585,14 @@
       </w:tblGrid>
       <w:tr>
         <w:tblPrEx>
-          <w:tblW w:w="8301" w:type="dxa"/>
-          <w:tblInd w:w="2" w:type="dxa"/>
           <w:tblBorders>
-            <w:top w:val="single" w:sz="2" w:space="0" w:color="000000"/>
-            <w:left w:val="single" w:sz="2" w:space="0" w:color="000000"/>
-            <w:bottom w:val="single" w:sz="2" w:space="0" w:color="000000"/>
-            <w:right w:val="single" w:sz="2" w:space="0" w:color="000000"/>
-            <w:insideH w:val="single" w:sz="2" w:space="0" w:color="000000"/>
-            <w:insideV w:val="single" w:sz="2" w:space="0" w:color="000000"/>
+            <w:top w:val="single" w:color="000000" w:sz="2" w:space="0"/>
+            <w:left w:val="single" w:color="000000" w:sz="2" w:space="0"/>
+            <w:bottom w:val="single" w:color="000000" w:sz="2" w:space="0"/>
+            <w:right w:val="single" w:color="000000" w:sz="2" w:space="0"/>
+            <w:insideH w:val="single" w:color="000000" w:sz="2" w:space="0"/>
+            <w:insideV w:val="single" w:color="000000" w:sz="2" w:space="0"/>
           </w:tblBorders>
-          <w:tblLayout w:type="fixed"/>
           <w:tblCellMar>
             <w:top w:w="0" w:type="dxa"/>
             <w:left w:w="0" w:type="dxa"/>
@@ -586,7 +601,7 @@
           </w:tblCellMar>
         </w:tblPrEx>
         <w:trPr>
-          <w:trHeight w:val="593"/>
+          <w:trHeight w:val="593" w:hRule="atLeast"/>
         </w:trPr>
         <w:tc>
           <w:tcPr>
@@ -597,14 +612,14 @@
               <w:spacing w:before="176" w:line="228" w:lineRule="auto"/>
               <w:ind w:left="607"/>
               <w:rPr>
-                <w:rFonts w:ascii="宋体" w:eastAsia="宋体" w:hAnsi="宋体" w:cs="宋体"/>
+                <w:rFonts w:ascii="宋体" w:hAnsi="宋体" w:eastAsia="宋体" w:cs="宋体"/>
                 <w:sz w:val="20"/>
                 <w:szCs w:val="20"/>
               </w:rPr>
             </w:pPr>
             <w:r>
               <w:rPr>
-                <w:rFonts w:ascii="宋体" w:eastAsia="宋体" w:hAnsi="宋体" w:cs="宋体"/>
+                <w:rFonts w:ascii="宋体" w:hAnsi="宋体" w:eastAsia="宋体" w:cs="宋体"/>
                 <w:spacing w:val="-14"/>
                 <w:sz w:val="20"/>
                 <w:szCs w:val="20"/>
@@ -622,14 +637,14 @@
               <w:spacing w:before="175" w:line="227" w:lineRule="auto"/>
               <w:ind w:left="253"/>
               <w:rPr>
-                <w:rFonts w:ascii="宋体" w:eastAsia="宋体" w:hAnsi="宋体" w:cs="宋体"/>
+                <w:rFonts w:ascii="宋体" w:hAnsi="宋体" w:eastAsia="宋体" w:cs="宋体"/>
                 <w:sz w:val="20"/>
                 <w:szCs w:val="20"/>
               </w:rPr>
             </w:pPr>
             <w:r>
               <w:rPr>
-                <w:rFonts w:ascii="宋体" w:eastAsia="宋体" w:hAnsi="宋体" w:cs="宋体"/>
+                <w:rFonts w:ascii="宋体" w:hAnsi="宋体" w:eastAsia="宋体" w:cs="宋体"/>
                 <w:spacing w:val="4"/>
                 <w:sz w:val="20"/>
                 <w:szCs w:val="20"/>
@@ -647,14 +662,14 @@
               <w:spacing w:before="175" w:line="228" w:lineRule="auto"/>
               <w:ind w:left="730"/>
               <w:rPr>
-                <w:rFonts w:ascii="宋体" w:eastAsia="宋体" w:hAnsi="宋体" w:cs="宋体"/>
+                <w:rFonts w:ascii="宋体" w:hAnsi="宋体" w:eastAsia="宋体" w:cs="宋体"/>
                 <w:sz w:val="20"/>
                 <w:szCs w:val="20"/>
               </w:rPr>
             </w:pPr>
             <w:r>
               <w:rPr>
-                <w:rFonts w:ascii="宋体" w:eastAsia="宋体" w:hAnsi="宋体" w:cs="宋体"/>
+                <w:rFonts w:ascii="宋体" w:hAnsi="宋体" w:eastAsia="宋体" w:cs="宋体"/>
                 <w:spacing w:val="7"/>
                 <w:sz w:val="20"/>
                 <w:szCs w:val="20"/>
@@ -672,14 +687,14 @@
               <w:spacing w:before="175" w:line="228" w:lineRule="auto"/>
               <w:ind w:left="310"/>
               <w:rPr>
-                <w:rFonts w:ascii="宋体" w:eastAsia="宋体" w:hAnsi="宋体" w:cs="宋体"/>
+                <w:rFonts w:ascii="宋体" w:hAnsi="宋体" w:eastAsia="宋体" w:cs="宋体"/>
                 <w:sz w:val="20"/>
                 <w:szCs w:val="20"/>
               </w:rPr>
             </w:pPr>
             <w:r>
               <w:rPr>
-                <w:rFonts w:ascii="宋体" w:eastAsia="宋体" w:hAnsi="宋体" w:cs="宋体"/>
+                <w:rFonts w:ascii="宋体" w:hAnsi="宋体" w:eastAsia="宋体" w:cs="宋体"/>
                 <w:spacing w:val="6"/>
                 <w:sz w:val="20"/>
                 <w:szCs w:val="20"/>
@@ -697,7 +712,7 @@
               <w:spacing w:before="175" w:line="228" w:lineRule="auto"/>
               <w:ind w:left="310"/>
               <w:rPr>
-                <w:rFonts w:ascii="宋体" w:eastAsia="宋体" w:hAnsi="宋体" w:cs="宋体" w:hint="eastAsia"/>
+                <w:rFonts w:hint="eastAsia" w:ascii="宋体" w:hAnsi="宋体" w:eastAsia="宋体" w:cs="宋体"/>
                 <w:spacing w:val="6"/>
                 <w:sz w:val="20"/>
                 <w:szCs w:val="20"/>
@@ -706,7 +721,7 @@
             </w:pPr>
             <w:r>
               <w:rPr>
-                <w:rFonts w:ascii="宋体" w:eastAsia="宋体" w:hAnsi="宋体" w:cs="宋体" w:hint="eastAsia"/>
+                <w:rFonts w:hint="eastAsia" w:ascii="宋体" w:hAnsi="宋体" w:eastAsia="宋体" w:cs="宋体"/>
                 <w:spacing w:val="6"/>
                 <w:sz w:val="20"/>
                 <w:szCs w:val="20"/>
@@ -725,14 +740,14 @@
               <w:spacing w:before="176" w:line="229" w:lineRule="auto"/>
               <w:ind w:left="311"/>
               <w:rPr>
-                <w:rFonts w:ascii="宋体" w:eastAsia="宋体" w:hAnsi="宋体" w:cs="宋体"/>
+                <w:rFonts w:ascii="宋体" w:hAnsi="宋体" w:eastAsia="宋体" w:cs="宋体"/>
                 <w:sz w:val="20"/>
                 <w:szCs w:val="20"/>
               </w:rPr>
             </w:pPr>
             <w:r>
               <w:rPr>
-                <w:rFonts w:ascii="宋体" w:eastAsia="宋体" w:hAnsi="宋体" w:cs="宋体"/>
+                <w:rFonts w:ascii="宋体" w:hAnsi="宋体" w:eastAsia="宋体" w:cs="宋体"/>
                 <w:spacing w:val="7"/>
                 <w:sz w:val="20"/>
                 <w:szCs w:val="20"/>
@@ -744,9 +759,14 @@
       </w:tr>
       <w:tr>
         <w:tblPrEx>
-          <w:tblW w:w="8301" w:type="dxa"/>
-          <w:tblInd w:w="2" w:type="dxa"/>
-          <w:tblLayout w:type="fixed"/>
+          <w:tblBorders>
+            <w:top w:val="single" w:color="000000" w:sz="2" w:space="0"/>
+            <w:left w:val="single" w:color="000000" w:sz="2" w:space="0"/>
+            <w:bottom w:val="single" w:color="000000" w:sz="2" w:space="0"/>
+            <w:right w:val="single" w:color="000000" w:sz="2" w:space="0"/>
+            <w:insideH w:val="single" w:color="000000" w:sz="2" w:space="0"/>
+            <w:insideV w:val="single" w:color="000000" w:sz="2" w:space="0"/>
+          </w:tblBorders>
           <w:tblCellMar>
             <w:top w:w="0" w:type="dxa"/>
             <w:left w:w="0" w:type="dxa"/>
@@ -755,7 +775,7 @@
           </w:tblCellMar>
         </w:tblPrEx>
         <w:trPr>
-          <w:trHeight w:val="556"/>
+          <w:trHeight w:val="556" w:hRule="atLeast"/>
         </w:trPr>
         <w:tc>
           <w:tcPr>
@@ -766,14 +786,14 @@
               <w:spacing w:before="173" w:line="267" w:lineRule="exact"/>
               <w:ind w:left="260"/>
               <w:rPr>
-                <w:rFonts w:ascii="宋体" w:eastAsia="宋体" w:hAnsi="宋体" w:cs="宋体"/>
+                <w:rFonts w:ascii="宋体" w:hAnsi="宋体" w:eastAsia="宋体" w:cs="宋体"/>
                 <w:sz w:val="20"/>
                 <w:szCs w:val="20"/>
               </w:rPr>
             </w:pPr>
             <w:r>
               <w:rPr>
-                <w:rFonts w:ascii="宋体" w:eastAsia="宋体" w:hAnsi="宋体" w:cs="宋体"/>
+                <w:rFonts w:ascii="宋体" w:hAnsi="宋体" w:eastAsia="宋体" w:cs="宋体"/>
                 <w:spacing w:val="3"/>
                 <w:position w:val="1"/>
                 <w:sz w:val="20"/>
@@ -792,14 +812,14 @@
               <w:spacing w:before="173" w:line="267" w:lineRule="exact"/>
               <w:ind w:left="248"/>
               <w:rPr>
-                <w:rFonts w:ascii="宋体" w:eastAsia="宋体" w:hAnsi="宋体" w:cs="宋体"/>
+                <w:rFonts w:ascii="宋体" w:hAnsi="宋体" w:eastAsia="宋体" w:cs="宋体"/>
                 <w:sz w:val="20"/>
                 <w:szCs w:val="20"/>
               </w:rPr>
             </w:pPr>
             <w:r>
               <w:rPr>
-                <w:rFonts w:ascii="宋体" w:eastAsia="宋体" w:hAnsi="宋体" w:cs="宋体"/>
+                <w:rFonts w:ascii="宋体" w:hAnsi="宋体" w:eastAsia="宋体" w:cs="宋体"/>
                 <w:spacing w:val="4"/>
                 <w:position w:val="1"/>
                 <w:sz w:val="20"/>
@@ -819,14 +839,14 @@
               <w:ind w:left="114"/>
               <w:jc w:val="center"/>
               <w:rPr>
-                <w:rFonts w:ascii="宋体" w:eastAsia="宋体" w:hAnsi="宋体" w:cs="宋体"/>
+                <w:rFonts w:ascii="宋体" w:hAnsi="宋体" w:eastAsia="宋体" w:cs="宋体"/>
                 <w:sz w:val="20"/>
                 <w:szCs w:val="20"/>
               </w:rPr>
             </w:pPr>
             <w:r>
               <w:rPr>
-                <w:rFonts w:ascii="宋体" w:eastAsia="宋体" w:hAnsi="宋体" w:cs="宋体"/>
+                <w:rFonts w:ascii="宋体" w:hAnsi="宋体" w:eastAsia="宋体" w:cs="宋体"/>
                 <w:spacing w:val="7"/>
                 <w:sz w:val="20"/>
                 <w:szCs w:val="20"/>
@@ -851,7 +871,7 @@
               <w:spacing w:before="172" w:line="228" w:lineRule="auto"/>
               <w:ind w:left="313" w:leftChars="0"/>
               <w:rPr>
-                <w:rFonts w:ascii="宋体" w:eastAsia="宋体" w:hAnsi="宋体" w:cs="宋体" w:hint="eastAsia"/>
+                <w:rFonts w:hint="eastAsia" w:ascii="宋体" w:hAnsi="宋体" w:eastAsia="宋体" w:cs="宋体"/>
                 <w:sz w:val="20"/>
                 <w:szCs w:val="20"/>
                 <w:lang w:val="en-US" w:eastAsia="zh-CN"/>
@@ -859,7 +879,7 @@
             </w:pPr>
             <w:r>
               <w:rPr>
-                <w:rFonts w:ascii="宋体" w:hAnsi="宋体" w:cs="宋体" w:hint="eastAsia"/>
+                <w:rFonts w:hint="eastAsia" w:ascii="宋体" w:hAnsi="宋体" w:cs="宋体"/>
                 <w:sz w:val="20"/>
                 <w:szCs w:val="20"/>
                 <w:lang w:val="en-US" w:eastAsia="zh-CN"/>
@@ -884,7 +904,7 @@
               <w:spacing w:before="172" w:line="228" w:lineRule="auto"/>
               <w:ind w:left="313" w:leftChars="0"/>
               <w:rPr>
-                <w:rFonts w:ascii="宋体" w:eastAsia="宋体" w:hAnsi="宋体" w:cs="宋体" w:hint="eastAsia"/>
+                <w:rFonts w:hint="eastAsia" w:ascii="宋体" w:hAnsi="宋体" w:eastAsia="宋体" w:cs="宋体"/>
                 <w:spacing w:val="5"/>
                 <w:sz w:val="20"/>
                 <w:szCs w:val="20"/>
@@ -908,14 +928,14 @@
               <w:spacing w:before="173" w:line="229" w:lineRule="auto"/>
               <w:ind w:left="314"/>
               <w:rPr>
-                <w:rFonts w:ascii="宋体" w:eastAsia="宋体" w:hAnsi="宋体" w:cs="宋体"/>
+                <w:rFonts w:ascii="宋体" w:hAnsi="宋体" w:eastAsia="宋体" w:cs="宋体"/>
                 <w:sz w:val="20"/>
                 <w:szCs w:val="20"/>
               </w:rPr>
             </w:pPr>
             <w:r>
               <w:rPr>
-                <w:rFonts w:ascii="宋体" w:eastAsia="宋体" w:hAnsi="宋体" w:cs="宋体" w:hint="eastAsia"/>
+                <w:rFonts w:hint="eastAsia" w:ascii="宋体" w:hAnsi="宋体" w:eastAsia="宋体" w:cs="宋体"/>
                 <w:spacing w:val="6"/>
                 <w:sz w:val="20"/>
                 <w:szCs w:val="20"/>
@@ -928,9 +948,14 @@
       </w:tr>
       <w:tr>
         <w:tblPrEx>
-          <w:tblW w:w="8301" w:type="dxa"/>
-          <w:tblInd w:w="2" w:type="dxa"/>
-          <w:tblLayout w:type="fixed"/>
+          <w:tblBorders>
+            <w:top w:val="single" w:color="000000" w:sz="2" w:space="0"/>
+            <w:left w:val="single" w:color="000000" w:sz="2" w:space="0"/>
+            <w:bottom w:val="single" w:color="000000" w:sz="2" w:space="0"/>
+            <w:right w:val="single" w:color="000000" w:sz="2" w:space="0"/>
+            <w:insideH w:val="single" w:color="000000" w:sz="2" w:space="0"/>
+            <w:insideV w:val="single" w:color="000000" w:sz="2" w:space="0"/>
+          </w:tblBorders>
           <w:tblCellMar>
             <w:top w:w="0" w:type="dxa"/>
             <w:left w:w="0" w:type="dxa"/>
@@ -939,7 +964,7 @@
           </w:tblCellMar>
         </w:tblPrEx>
         <w:trPr>
-          <w:trHeight w:val="556"/>
+          <w:trHeight w:val="556" w:hRule="atLeast"/>
         </w:trPr>
         <w:tc>
           <w:tcPr>
@@ -947,7 +972,7 @@
           </w:tcPr>
           <w:p>
             <w:pPr>
-              <w:pStyle w:val="TableText"/>
+              <w:pStyle w:val="29"/>
             </w:pPr>
           </w:p>
         </w:tc>
@@ -957,7 +982,7 @@
           </w:tcPr>
           <w:p>
             <w:pPr>
-              <w:pStyle w:val="TableText"/>
+              <w:pStyle w:val="29"/>
             </w:pPr>
           </w:p>
         </w:tc>
@@ -967,7 +992,7 @@
           </w:tcPr>
           <w:p>
             <w:pPr>
-              <w:pStyle w:val="TableText"/>
+              <w:pStyle w:val="29"/>
             </w:pPr>
           </w:p>
         </w:tc>
@@ -999,16 +1024,21 @@
           </w:tcPr>
           <w:p>
             <w:pPr>
-              <w:pStyle w:val="TableText"/>
+              <w:pStyle w:val="29"/>
             </w:pPr>
           </w:p>
         </w:tc>
       </w:tr>
       <w:tr>
         <w:tblPrEx>
-          <w:tblW w:w="8301" w:type="dxa"/>
-          <w:tblInd w:w="2" w:type="dxa"/>
-          <w:tblLayout w:type="fixed"/>
+          <w:tblBorders>
+            <w:top w:val="single" w:color="000000" w:sz="2" w:space="0"/>
+            <w:left w:val="single" w:color="000000" w:sz="2" w:space="0"/>
+            <w:bottom w:val="single" w:color="000000" w:sz="2" w:space="0"/>
+            <w:right w:val="single" w:color="000000" w:sz="2" w:space="0"/>
+            <w:insideH w:val="single" w:color="000000" w:sz="2" w:space="0"/>
+            <w:insideV w:val="single" w:color="000000" w:sz="2" w:space="0"/>
+          </w:tblBorders>
           <w:tblCellMar>
             <w:top w:w="0" w:type="dxa"/>
             <w:left w:w="0" w:type="dxa"/>
@@ -1017,7 +1047,7 @@
           </w:tblCellMar>
         </w:tblPrEx>
         <w:trPr>
-          <w:trHeight w:val="556"/>
+          <w:trHeight w:val="556" w:hRule="atLeast"/>
         </w:trPr>
         <w:tc>
           <w:tcPr>
@@ -1025,7 +1055,7 @@
           </w:tcPr>
           <w:p>
             <w:pPr>
-              <w:pStyle w:val="TableText"/>
+              <w:pStyle w:val="29"/>
             </w:pPr>
           </w:p>
         </w:tc>
@@ -1035,7 +1065,7 @@
           </w:tcPr>
           <w:p>
             <w:pPr>
-              <w:pStyle w:val="TableText"/>
+              <w:pStyle w:val="29"/>
             </w:pPr>
           </w:p>
         </w:tc>
@@ -1045,7 +1075,7 @@
           </w:tcPr>
           <w:p>
             <w:pPr>
-              <w:pStyle w:val="TableText"/>
+              <w:pStyle w:val="29"/>
             </w:pPr>
           </w:p>
         </w:tc>
@@ -1077,16 +1107,21 @@
           </w:tcPr>
           <w:p>
             <w:pPr>
-              <w:pStyle w:val="TableText"/>
+              <w:pStyle w:val="29"/>
             </w:pPr>
           </w:p>
         </w:tc>
       </w:tr>
       <w:tr>
         <w:tblPrEx>
-          <w:tblW w:w="8301" w:type="dxa"/>
-          <w:tblInd w:w="2" w:type="dxa"/>
-          <w:tblLayout w:type="fixed"/>
+          <w:tblBorders>
+            <w:top w:val="single" w:color="000000" w:sz="2" w:space="0"/>
+            <w:left w:val="single" w:color="000000" w:sz="2" w:space="0"/>
+            <w:bottom w:val="single" w:color="000000" w:sz="2" w:space="0"/>
+            <w:right w:val="single" w:color="000000" w:sz="2" w:space="0"/>
+            <w:insideH w:val="single" w:color="000000" w:sz="2" w:space="0"/>
+            <w:insideV w:val="single" w:color="000000" w:sz="2" w:space="0"/>
+          </w:tblBorders>
           <w:tblCellMar>
             <w:top w:w="0" w:type="dxa"/>
             <w:left w:w="0" w:type="dxa"/>
@@ -1095,7 +1130,7 @@
           </w:tblCellMar>
         </w:tblPrEx>
         <w:trPr>
-          <w:trHeight w:val="557"/>
+          <w:trHeight w:val="557" w:hRule="atLeast"/>
         </w:trPr>
         <w:tc>
           <w:tcPr>
@@ -1103,7 +1138,7 @@
           </w:tcPr>
           <w:p>
             <w:pPr>
-              <w:pStyle w:val="TableText"/>
+              <w:pStyle w:val="29"/>
             </w:pPr>
           </w:p>
         </w:tc>
@@ -1113,7 +1148,7 @@
           </w:tcPr>
           <w:p>
             <w:pPr>
-              <w:pStyle w:val="TableText"/>
+              <w:pStyle w:val="29"/>
             </w:pPr>
           </w:p>
         </w:tc>
@@ -1123,7 +1158,7 @@
           </w:tcPr>
           <w:p>
             <w:pPr>
-              <w:pStyle w:val="TableText"/>
+              <w:pStyle w:val="29"/>
             </w:pPr>
           </w:p>
         </w:tc>
@@ -1133,7 +1168,7 @@
           </w:tcPr>
           <w:p>
             <w:pPr>
-              <w:pStyle w:val="TableText"/>
+              <w:pStyle w:val="29"/>
             </w:pPr>
           </w:p>
         </w:tc>
@@ -1143,7 +1178,7 @@
           </w:tcPr>
           <w:p>
             <w:pPr>
-              <w:pStyle w:val="TableText"/>
+              <w:pStyle w:val="29"/>
             </w:pPr>
           </w:p>
         </w:tc>
@@ -1153,16 +1188,21 @@
           </w:tcPr>
           <w:p>
             <w:pPr>
-              <w:pStyle w:val="TableText"/>
+              <w:pStyle w:val="29"/>
             </w:pPr>
           </w:p>
         </w:tc>
       </w:tr>
       <w:tr>
         <w:tblPrEx>
-          <w:tblW w:w="8301" w:type="dxa"/>
-          <w:tblInd w:w="2" w:type="dxa"/>
-          <w:tblLayout w:type="fixed"/>
+          <w:tblBorders>
+            <w:top w:val="single" w:color="000000" w:sz="2" w:space="0"/>
+            <w:left w:val="single" w:color="000000" w:sz="2" w:space="0"/>
+            <w:bottom w:val="single" w:color="000000" w:sz="2" w:space="0"/>
+            <w:right w:val="single" w:color="000000" w:sz="2" w:space="0"/>
+            <w:insideH w:val="single" w:color="000000" w:sz="2" w:space="0"/>
+            <w:insideV w:val="single" w:color="000000" w:sz="2" w:space="0"/>
+          </w:tblBorders>
           <w:tblCellMar>
             <w:top w:w="0" w:type="dxa"/>
             <w:left w:w="0" w:type="dxa"/>
@@ -1171,7 +1211,7 @@
           </w:tblCellMar>
         </w:tblPrEx>
         <w:trPr>
-          <w:trHeight w:val="556"/>
+          <w:trHeight w:val="556" w:hRule="atLeast"/>
         </w:trPr>
         <w:tc>
           <w:tcPr>
@@ -1179,7 +1219,7 @@
           </w:tcPr>
           <w:p>
             <w:pPr>
-              <w:pStyle w:val="TableText"/>
+              <w:pStyle w:val="29"/>
             </w:pPr>
           </w:p>
         </w:tc>
@@ -1189,7 +1229,7 @@
           </w:tcPr>
           <w:p>
             <w:pPr>
-              <w:pStyle w:val="TableText"/>
+              <w:pStyle w:val="29"/>
             </w:pPr>
           </w:p>
         </w:tc>
@@ -1199,7 +1239,7 @@
           </w:tcPr>
           <w:p>
             <w:pPr>
-              <w:pStyle w:val="TableText"/>
+              <w:pStyle w:val="29"/>
             </w:pPr>
           </w:p>
         </w:tc>
@@ -1209,7 +1249,7 @@
           </w:tcPr>
           <w:p>
             <w:pPr>
-              <w:pStyle w:val="TableText"/>
+              <w:pStyle w:val="29"/>
             </w:pPr>
           </w:p>
         </w:tc>
@@ -1219,7 +1259,7 @@
           </w:tcPr>
           <w:p>
             <w:pPr>
-              <w:pStyle w:val="TableText"/>
+              <w:pStyle w:val="29"/>
             </w:pPr>
           </w:p>
         </w:tc>
@@ -1229,16 +1269,21 @@
           </w:tcPr>
           <w:p>
             <w:pPr>
-              <w:pStyle w:val="TableText"/>
+              <w:pStyle w:val="29"/>
             </w:pPr>
           </w:p>
         </w:tc>
       </w:tr>
       <w:tr>
         <w:tblPrEx>
-          <w:tblW w:w="8301" w:type="dxa"/>
-          <w:tblInd w:w="2" w:type="dxa"/>
-          <w:tblLayout w:type="fixed"/>
+          <w:tblBorders>
+            <w:top w:val="single" w:color="000000" w:sz="2" w:space="0"/>
+            <w:left w:val="single" w:color="000000" w:sz="2" w:space="0"/>
+            <w:bottom w:val="single" w:color="000000" w:sz="2" w:space="0"/>
+            <w:right w:val="single" w:color="000000" w:sz="2" w:space="0"/>
+            <w:insideH w:val="single" w:color="000000" w:sz="2" w:space="0"/>
+            <w:insideV w:val="single" w:color="000000" w:sz="2" w:space="0"/>
+          </w:tblBorders>
           <w:tblCellMar>
             <w:top w:w="0" w:type="dxa"/>
             <w:left w:w="0" w:type="dxa"/>
@@ -1247,7 +1292,7 @@
           </w:tblCellMar>
         </w:tblPrEx>
         <w:trPr>
-          <w:trHeight w:val="561"/>
+          <w:trHeight w:val="561" w:hRule="atLeast"/>
         </w:trPr>
         <w:tc>
           <w:tcPr>
@@ -1255,7 +1300,7 @@
           </w:tcPr>
           <w:p>
             <w:pPr>
-              <w:pStyle w:val="TableText"/>
+              <w:pStyle w:val="29"/>
             </w:pPr>
           </w:p>
         </w:tc>
@@ -1265,7 +1310,7 @@
           </w:tcPr>
           <w:p>
             <w:pPr>
-              <w:pStyle w:val="TableText"/>
+              <w:pStyle w:val="29"/>
             </w:pPr>
           </w:p>
         </w:tc>
@@ -1275,7 +1320,7 @@
           </w:tcPr>
           <w:p>
             <w:pPr>
-              <w:pStyle w:val="TableText"/>
+              <w:pStyle w:val="29"/>
             </w:pPr>
           </w:p>
         </w:tc>
@@ -1285,7 +1330,7 @@
           </w:tcPr>
           <w:p>
             <w:pPr>
-              <w:pStyle w:val="TableText"/>
+              <w:pStyle w:val="29"/>
             </w:pPr>
           </w:p>
         </w:tc>
@@ -1295,7 +1340,7 @@
           </w:tcPr>
           <w:p>
             <w:pPr>
-              <w:pStyle w:val="TableText"/>
+              <w:pStyle w:val="29"/>
             </w:pPr>
           </w:p>
         </w:tc>
@@ -1305,7 +1350,7 @@
           </w:tcPr>
           <w:p>
             <w:pPr>
-              <w:pStyle w:val="TableText"/>
+              <w:pStyle w:val="29"/>
             </w:pPr>
           </w:p>
         </w:tc>
@@ -1319,7 +1364,7 @@
     <w:sdt>
       <w:sdtPr>
         <w:rPr>
-          <w:rFonts w:ascii="宋体" w:eastAsia="宋体" w:hAnsi="宋体" w:cs="Arial"/>
+          <w:rFonts w:ascii="宋体" w:hAnsi="宋体" w:eastAsia="宋体" w:cs="Arial"/>
           <w:snapToGrid w:val="0"/>
           <w:color w:val="000000"/>
           <w:kern w:val="0"/>
@@ -1335,7 +1380,7 @@
       </w:sdtPr>
       <w:sdtEndPr>
         <w:rPr>
-          <w:rFonts w:ascii="宋体" w:eastAsia="宋体" w:hAnsi="宋体" w:cs="宋体" w:hint="eastAsia"/>
+          <w:rFonts w:hint="eastAsia" w:ascii="宋体" w:hAnsi="宋体" w:eastAsia="宋体" w:cs="宋体"/>
           <w:snapToGrid w:val="0"/>
           <w:color w:val="000000"/>
           <w:kern w:val="0"/>
@@ -1348,17 +1393,17 @@
         <w:p>
           <w:pPr>
             <w:spacing w:before="0" w:beforeLines="0" w:after="0" w:afterLines="0" w:line="240" w:lineRule="auto"/>
-            <w:ind w:left="0" w:right="0" w:firstLine="0" w:leftChars="0" w:rightChars="0" w:firstLineChars="0"/>
+            <w:ind w:left="0" w:leftChars="0" w:right="0" w:rightChars="0" w:firstLine="0" w:firstLineChars="0"/>
             <w:jc w:val="center"/>
             <w:rPr>
-              <w:rFonts w:ascii="宋体" w:eastAsia="宋体" w:hAnsi="宋体" w:cs="宋体" w:hint="eastAsia"/>
+              <w:rFonts w:hint="eastAsia" w:ascii="宋体" w:hAnsi="宋体" w:eastAsia="宋体" w:cs="宋体"/>
               <w:sz w:val="24"/>
               <w:szCs w:val="24"/>
             </w:rPr>
           </w:pPr>
           <w:r>
             <w:rPr>
-              <w:rFonts w:ascii="宋体" w:eastAsia="宋体" w:hAnsi="宋体" w:cs="宋体" w:hint="eastAsia"/>
+              <w:rFonts w:hint="eastAsia" w:ascii="宋体" w:hAnsi="宋体" w:eastAsia="宋体" w:cs="宋体"/>
               <w:sz w:val="24"/>
               <w:szCs w:val="24"/>
             </w:rPr>
@@ -1367,14 +1412,14 @@
         </w:p>
         <w:p>
           <w:pPr>
-            <w:pStyle w:val="TOC1"/>
+            <w:pStyle w:val="16"/>
             <w:tabs>
               <w:tab w:val="right" w:leader="dot" w:pos="8306"/>
             </w:tabs>
           </w:pPr>
           <w:r>
             <w:rPr>
-              <w:rFonts w:ascii="宋体" w:eastAsia="宋体" w:hAnsi="宋体" w:cs="宋体" w:hint="eastAsia"/>
+              <w:rFonts w:hint="eastAsia" w:ascii="宋体" w:hAnsi="宋体" w:eastAsia="宋体" w:cs="宋体"/>
               <w:sz w:val="24"/>
               <w:szCs w:val="24"/>
             </w:rPr>
@@ -1382,7 +1427,7 @@
           </w:r>
           <w:r>
             <w:rPr>
-              <w:rFonts w:ascii="宋体" w:eastAsia="宋体" w:hAnsi="宋体" w:cs="宋体" w:hint="eastAsia"/>
+              <w:rFonts w:hint="eastAsia" w:ascii="宋体" w:hAnsi="宋体" w:eastAsia="宋体" w:cs="宋体"/>
               <w:sz w:val="24"/>
               <w:szCs w:val="24"/>
             </w:rPr>
@@ -1390,7 +1435,7 @@
           </w:r>
           <w:r>
             <w:rPr>
-              <w:rFonts w:ascii="宋体" w:eastAsia="宋体" w:hAnsi="宋体" w:cs="宋体" w:hint="eastAsia"/>
+              <w:rFonts w:hint="eastAsia" w:ascii="宋体" w:hAnsi="宋体" w:eastAsia="宋体" w:cs="宋体"/>
               <w:sz w:val="24"/>
               <w:szCs w:val="24"/>
             </w:rPr>
@@ -1398,21 +1443,21 @@
           </w:r>
           <w:r>
             <w:rPr>
-              <w:rFonts w:ascii="宋体" w:eastAsia="宋体" w:hAnsi="宋体" w:cs="宋体" w:hint="eastAsia"/>
+              <w:rFonts w:hint="eastAsia" w:ascii="宋体" w:hAnsi="宋体" w:eastAsia="宋体" w:cs="宋体"/>
               <w:szCs w:val="24"/>
             </w:rPr>
             <w:fldChar w:fldCharType="begin"/>
           </w:r>
           <w:r>
             <w:rPr>
-              <w:rFonts w:ascii="宋体" w:eastAsia="宋体" w:hAnsi="宋体" w:cs="宋体" w:hint="eastAsia"/>
+              <w:rFonts w:hint="eastAsia" w:ascii="宋体" w:hAnsi="宋体" w:eastAsia="宋体" w:cs="宋体"/>
               <w:szCs w:val="24"/>
             </w:rPr>
             <w:instrText xml:space="preserve"> HYPERLINK \l _Toc13284 </w:instrText>
           </w:r>
           <w:r>
             <w:rPr>
-              <w:rFonts w:ascii="宋体" w:eastAsia="宋体" w:hAnsi="宋体" w:cs="宋体" w:hint="eastAsia"/>
+              <w:rFonts w:hint="eastAsia" w:ascii="宋体" w:hAnsi="宋体" w:eastAsia="宋体" w:cs="宋体"/>
               <w:szCs w:val="24"/>
             </w:rPr>
             <w:fldChar w:fldCharType="separate"/>
@@ -1444,7 +1489,7 @@
           </w:r>
           <w:r>
             <w:rPr>
-              <w:rFonts w:ascii="宋体" w:eastAsia="宋体" w:hAnsi="宋体" w:cs="宋体" w:hint="eastAsia"/>
+              <w:rFonts w:hint="eastAsia" w:ascii="宋体" w:hAnsi="宋体" w:eastAsia="宋体" w:cs="宋体"/>
               <w:szCs w:val="24"/>
             </w:rPr>
             <w:fldChar w:fldCharType="end"/>
@@ -1452,28 +1497,28 @@
         </w:p>
         <w:p>
           <w:pPr>
-            <w:pStyle w:val="TOC1"/>
+            <w:pStyle w:val="16"/>
             <w:tabs>
               <w:tab w:val="right" w:leader="dot" w:pos="8306"/>
             </w:tabs>
           </w:pPr>
           <w:r>
             <w:rPr>
-              <w:rFonts w:ascii="宋体" w:eastAsia="宋体" w:hAnsi="宋体" w:cs="宋体" w:hint="eastAsia"/>
+              <w:rFonts w:hint="eastAsia" w:ascii="宋体" w:hAnsi="宋体" w:eastAsia="宋体" w:cs="宋体"/>
               <w:szCs w:val="24"/>
             </w:rPr>
             <w:fldChar w:fldCharType="begin"/>
           </w:r>
           <w:r>
             <w:rPr>
-              <w:rFonts w:ascii="宋体" w:eastAsia="宋体" w:hAnsi="宋体" w:cs="宋体" w:hint="eastAsia"/>
+              <w:rFonts w:hint="eastAsia" w:ascii="宋体" w:hAnsi="宋体" w:eastAsia="宋体" w:cs="宋体"/>
               <w:szCs w:val="24"/>
             </w:rPr>
             <w:instrText xml:space="preserve"> HYPERLINK \l _Toc6528 </w:instrText>
           </w:r>
           <w:r>
             <w:rPr>
-              <w:rFonts w:ascii="宋体" w:eastAsia="宋体" w:hAnsi="宋体" w:cs="宋体" w:hint="eastAsia"/>
+              <w:rFonts w:hint="eastAsia" w:ascii="宋体" w:hAnsi="宋体" w:eastAsia="宋体" w:cs="宋体"/>
               <w:szCs w:val="24"/>
             </w:rPr>
             <w:fldChar w:fldCharType="separate"/>
@@ -1505,7 +1550,7 @@
           </w:r>
           <w:r>
             <w:rPr>
-              <w:rFonts w:ascii="宋体" w:eastAsia="宋体" w:hAnsi="宋体" w:cs="宋体" w:hint="eastAsia"/>
+              <w:rFonts w:hint="eastAsia" w:ascii="宋体" w:hAnsi="宋体" w:eastAsia="宋体" w:cs="宋体"/>
               <w:szCs w:val="24"/>
             </w:rPr>
             <w:fldChar w:fldCharType="end"/>
@@ -1513,28 +1558,28 @@
         </w:p>
         <w:p>
           <w:pPr>
-            <w:pStyle w:val="TOC1"/>
+            <w:pStyle w:val="16"/>
             <w:tabs>
               <w:tab w:val="right" w:leader="dot" w:pos="8306"/>
             </w:tabs>
           </w:pPr>
           <w:r>
             <w:rPr>
-              <w:rFonts w:ascii="宋体" w:eastAsia="宋体" w:hAnsi="宋体" w:cs="宋体" w:hint="eastAsia"/>
+              <w:rFonts w:hint="eastAsia" w:ascii="宋体" w:hAnsi="宋体" w:eastAsia="宋体" w:cs="宋体"/>
               <w:szCs w:val="24"/>
             </w:rPr>
             <w:fldChar w:fldCharType="begin"/>
           </w:r>
           <w:r>
             <w:rPr>
-              <w:rFonts w:ascii="宋体" w:eastAsia="宋体" w:hAnsi="宋体" w:cs="宋体" w:hint="eastAsia"/>
+              <w:rFonts w:hint="eastAsia" w:ascii="宋体" w:hAnsi="宋体" w:eastAsia="宋体" w:cs="宋体"/>
               <w:szCs w:val="24"/>
             </w:rPr>
             <w:instrText xml:space="preserve"> HYPERLINK \l _Toc31926 </w:instrText>
           </w:r>
           <w:r>
             <w:rPr>
-              <w:rFonts w:ascii="宋体" w:eastAsia="宋体" w:hAnsi="宋体" w:cs="宋体" w:hint="eastAsia"/>
+              <w:rFonts w:hint="eastAsia" w:ascii="宋体" w:hAnsi="宋体" w:eastAsia="宋体" w:cs="宋体"/>
               <w:szCs w:val="24"/>
             </w:rPr>
             <w:fldChar w:fldCharType="separate"/>
@@ -1568,7 +1613,7 @@
           </w:r>
           <w:r>
             <w:rPr>
-              <w:rFonts w:ascii="宋体" w:eastAsia="宋体" w:hAnsi="宋体" w:cs="宋体" w:hint="eastAsia"/>
+              <w:rFonts w:hint="eastAsia" w:ascii="宋体" w:hAnsi="宋体" w:eastAsia="宋体" w:cs="宋体"/>
               <w:szCs w:val="24"/>
             </w:rPr>
             <w:fldChar w:fldCharType="end"/>
@@ -1576,28 +1621,28 @@
         </w:p>
         <w:p>
           <w:pPr>
-            <w:pStyle w:val="TOC1"/>
+            <w:pStyle w:val="16"/>
             <w:tabs>
               <w:tab w:val="right" w:leader="dot" w:pos="8306"/>
             </w:tabs>
           </w:pPr>
           <w:r>
             <w:rPr>
-              <w:rFonts w:ascii="宋体" w:eastAsia="宋体" w:hAnsi="宋体" w:cs="宋体" w:hint="eastAsia"/>
+              <w:rFonts w:hint="eastAsia" w:ascii="宋体" w:hAnsi="宋体" w:eastAsia="宋体" w:cs="宋体"/>
               <w:szCs w:val="24"/>
             </w:rPr>
             <w:fldChar w:fldCharType="begin"/>
           </w:r>
           <w:r>
             <w:rPr>
-              <w:rFonts w:ascii="宋体" w:eastAsia="宋体" w:hAnsi="宋体" w:cs="宋体" w:hint="eastAsia"/>
+              <w:rFonts w:hint="eastAsia" w:ascii="宋体" w:hAnsi="宋体" w:eastAsia="宋体" w:cs="宋体"/>
               <w:szCs w:val="24"/>
             </w:rPr>
             <w:instrText xml:space="preserve"> HYPERLINK \l _Toc6757 </w:instrText>
           </w:r>
           <w:r>
             <w:rPr>
-              <w:rFonts w:ascii="宋体" w:eastAsia="宋体" w:hAnsi="宋体" w:cs="宋体" w:hint="eastAsia"/>
+              <w:rFonts w:hint="eastAsia" w:ascii="宋体" w:hAnsi="宋体" w:eastAsia="宋体" w:cs="宋体"/>
               <w:szCs w:val="24"/>
             </w:rPr>
             <w:fldChar w:fldCharType="separate"/>
@@ -1636,7 +1681,7 @@
           </w:r>
           <w:r>
             <w:rPr>
-              <w:rFonts w:ascii="宋体" w:eastAsia="宋体" w:hAnsi="宋体" w:cs="宋体" w:hint="eastAsia"/>
+              <w:rFonts w:hint="eastAsia" w:ascii="宋体" w:hAnsi="宋体" w:eastAsia="宋体" w:cs="宋体"/>
               <w:szCs w:val="24"/>
             </w:rPr>
             <w:fldChar w:fldCharType="end"/>
@@ -1644,28 +1689,28 @@
         </w:p>
         <w:p>
           <w:pPr>
-            <w:pStyle w:val="TOC1"/>
+            <w:pStyle w:val="16"/>
             <w:tabs>
               <w:tab w:val="right" w:leader="dot" w:pos="8306"/>
             </w:tabs>
           </w:pPr>
           <w:r>
             <w:rPr>
-              <w:rFonts w:ascii="宋体" w:eastAsia="宋体" w:hAnsi="宋体" w:cs="宋体" w:hint="eastAsia"/>
+              <w:rFonts w:hint="eastAsia" w:ascii="宋体" w:hAnsi="宋体" w:eastAsia="宋体" w:cs="宋体"/>
               <w:szCs w:val="24"/>
             </w:rPr>
             <w:fldChar w:fldCharType="begin"/>
           </w:r>
           <w:r>
             <w:rPr>
-              <w:rFonts w:ascii="宋体" w:eastAsia="宋体" w:hAnsi="宋体" w:cs="宋体" w:hint="eastAsia"/>
+              <w:rFonts w:hint="eastAsia" w:ascii="宋体" w:hAnsi="宋体" w:eastAsia="宋体" w:cs="宋体"/>
               <w:szCs w:val="24"/>
             </w:rPr>
             <w:instrText xml:space="preserve"> HYPERLINK \l _Toc8468 </w:instrText>
           </w:r>
           <w:r>
             <w:rPr>
-              <w:rFonts w:ascii="宋体" w:eastAsia="宋体" w:hAnsi="宋体" w:cs="宋体" w:hint="eastAsia"/>
+              <w:rFonts w:hint="eastAsia" w:ascii="宋体" w:hAnsi="宋体" w:eastAsia="宋体" w:cs="宋体"/>
               <w:szCs w:val="24"/>
             </w:rPr>
             <w:fldChar w:fldCharType="separate"/>
@@ -1706,7 +1751,7 @@
           </w:r>
           <w:r>
             <w:rPr>
-              <w:rFonts w:ascii="宋体" w:eastAsia="宋体" w:hAnsi="宋体" w:cs="宋体" w:hint="eastAsia"/>
+              <w:rFonts w:hint="eastAsia" w:ascii="宋体" w:hAnsi="宋体" w:eastAsia="宋体" w:cs="宋体"/>
               <w:szCs w:val="24"/>
             </w:rPr>
             <w:fldChar w:fldCharType="end"/>
@@ -1714,28 +1759,28 @@
         </w:p>
         <w:p>
           <w:pPr>
-            <w:pStyle w:val="TOC1"/>
+            <w:pStyle w:val="16"/>
             <w:tabs>
               <w:tab w:val="right" w:leader="dot" w:pos="8306"/>
             </w:tabs>
           </w:pPr>
           <w:r>
             <w:rPr>
-              <w:rFonts w:ascii="宋体" w:eastAsia="宋体" w:hAnsi="宋体" w:cs="宋体" w:hint="eastAsia"/>
+              <w:rFonts w:hint="eastAsia" w:ascii="宋体" w:hAnsi="宋体" w:eastAsia="宋体" w:cs="宋体"/>
               <w:szCs w:val="24"/>
             </w:rPr>
             <w:fldChar w:fldCharType="begin"/>
           </w:r>
           <w:r>
             <w:rPr>
-              <w:rFonts w:ascii="宋体" w:eastAsia="宋体" w:hAnsi="宋体" w:cs="宋体" w:hint="eastAsia"/>
+              <w:rFonts w:hint="eastAsia" w:ascii="宋体" w:hAnsi="宋体" w:eastAsia="宋体" w:cs="宋体"/>
               <w:szCs w:val="24"/>
             </w:rPr>
             <w:instrText xml:space="preserve"> HYPERLINK \l _Toc3268 </w:instrText>
           </w:r>
           <w:r>
             <w:rPr>
-              <w:rFonts w:ascii="宋体" w:eastAsia="宋体" w:hAnsi="宋体" w:cs="宋体" w:hint="eastAsia"/>
+              <w:rFonts w:hint="eastAsia" w:ascii="宋体" w:hAnsi="宋体" w:eastAsia="宋体" w:cs="宋体"/>
               <w:szCs w:val="24"/>
             </w:rPr>
             <w:fldChar w:fldCharType="separate"/>
@@ -1774,7 +1819,7 @@
           </w:r>
           <w:r>
             <w:rPr>
-              <w:rFonts w:ascii="宋体" w:eastAsia="宋体" w:hAnsi="宋体" w:cs="宋体" w:hint="eastAsia"/>
+              <w:rFonts w:hint="eastAsia" w:ascii="宋体" w:hAnsi="宋体" w:eastAsia="宋体" w:cs="宋体"/>
               <w:szCs w:val="24"/>
             </w:rPr>
             <w:fldChar w:fldCharType="end"/>
@@ -1782,28 +1827,28 @@
         </w:p>
         <w:p>
           <w:pPr>
-            <w:pStyle w:val="TOC2"/>
+            <w:pStyle w:val="18"/>
             <w:tabs>
               <w:tab w:val="right" w:leader="dot" w:pos="8306"/>
             </w:tabs>
           </w:pPr>
           <w:r>
             <w:rPr>
-              <w:rFonts w:ascii="宋体" w:eastAsia="宋体" w:hAnsi="宋体" w:cs="宋体" w:hint="eastAsia"/>
+              <w:rFonts w:hint="eastAsia" w:ascii="宋体" w:hAnsi="宋体" w:eastAsia="宋体" w:cs="宋体"/>
               <w:szCs w:val="24"/>
             </w:rPr>
             <w:fldChar w:fldCharType="begin"/>
           </w:r>
           <w:r>
             <w:rPr>
-              <w:rFonts w:ascii="宋体" w:eastAsia="宋体" w:hAnsi="宋体" w:cs="宋体" w:hint="eastAsia"/>
+              <w:rFonts w:hint="eastAsia" w:ascii="宋体" w:hAnsi="宋体" w:eastAsia="宋体" w:cs="宋体"/>
               <w:szCs w:val="24"/>
             </w:rPr>
             <w:instrText xml:space="preserve"> HYPERLINK \l _Toc11689 </w:instrText>
           </w:r>
           <w:r>
             <w:rPr>
-              <w:rFonts w:ascii="宋体" w:eastAsia="宋体" w:hAnsi="宋体" w:cs="宋体" w:hint="eastAsia"/>
+              <w:rFonts w:hint="eastAsia" w:ascii="宋体" w:hAnsi="宋体" w:eastAsia="宋体" w:cs="宋体"/>
               <w:szCs w:val="24"/>
             </w:rPr>
             <w:fldChar w:fldCharType="separate"/>
@@ -1842,7 +1887,7 @@
           </w:r>
           <w:r>
             <w:rPr>
-              <w:rFonts w:ascii="宋体" w:eastAsia="宋体" w:hAnsi="宋体" w:cs="宋体" w:hint="eastAsia"/>
+              <w:rFonts w:hint="eastAsia" w:ascii="宋体" w:hAnsi="宋体" w:eastAsia="宋体" w:cs="宋体"/>
               <w:szCs w:val="24"/>
             </w:rPr>
             <w:fldChar w:fldCharType="end"/>
@@ -1850,28 +1895,28 @@
         </w:p>
         <w:p>
           <w:pPr>
-            <w:pStyle w:val="TOC2"/>
+            <w:pStyle w:val="18"/>
             <w:tabs>
               <w:tab w:val="right" w:leader="dot" w:pos="8306"/>
             </w:tabs>
           </w:pPr>
           <w:r>
             <w:rPr>
-              <w:rFonts w:ascii="宋体" w:eastAsia="宋体" w:hAnsi="宋体" w:cs="宋体" w:hint="eastAsia"/>
+              <w:rFonts w:hint="eastAsia" w:ascii="宋体" w:hAnsi="宋体" w:eastAsia="宋体" w:cs="宋体"/>
               <w:szCs w:val="24"/>
             </w:rPr>
             <w:fldChar w:fldCharType="begin"/>
           </w:r>
           <w:r>
             <w:rPr>
-              <w:rFonts w:ascii="宋体" w:eastAsia="宋体" w:hAnsi="宋体" w:cs="宋体" w:hint="eastAsia"/>
+              <w:rFonts w:hint="eastAsia" w:ascii="宋体" w:hAnsi="宋体" w:eastAsia="宋体" w:cs="宋体"/>
               <w:szCs w:val="24"/>
             </w:rPr>
             <w:instrText xml:space="preserve"> HYPERLINK \l _Toc13713 </w:instrText>
           </w:r>
           <w:r>
             <w:rPr>
-              <w:rFonts w:ascii="宋体" w:eastAsia="宋体" w:hAnsi="宋体" w:cs="宋体" w:hint="eastAsia"/>
+              <w:rFonts w:hint="eastAsia" w:ascii="宋体" w:hAnsi="宋体" w:eastAsia="宋体" w:cs="宋体"/>
               <w:szCs w:val="24"/>
             </w:rPr>
             <w:fldChar w:fldCharType="separate"/>
@@ -1910,7 +1955,7 @@
           </w:r>
           <w:r>
             <w:rPr>
-              <w:rFonts w:ascii="宋体" w:eastAsia="宋体" w:hAnsi="宋体" w:cs="宋体" w:hint="eastAsia"/>
+              <w:rFonts w:hint="eastAsia" w:ascii="宋体" w:hAnsi="宋体" w:eastAsia="宋体" w:cs="宋体"/>
               <w:szCs w:val="24"/>
             </w:rPr>
             <w:fldChar w:fldCharType="end"/>
@@ -1918,28 +1963,28 @@
         </w:p>
         <w:p>
           <w:pPr>
-            <w:pStyle w:val="TOC1"/>
+            <w:pStyle w:val="16"/>
             <w:tabs>
               <w:tab w:val="right" w:leader="dot" w:pos="8306"/>
             </w:tabs>
           </w:pPr>
           <w:r>
             <w:rPr>
-              <w:rFonts w:ascii="宋体" w:eastAsia="宋体" w:hAnsi="宋体" w:cs="宋体" w:hint="eastAsia"/>
+              <w:rFonts w:hint="eastAsia" w:ascii="宋体" w:hAnsi="宋体" w:eastAsia="宋体" w:cs="宋体"/>
               <w:szCs w:val="24"/>
             </w:rPr>
             <w:fldChar w:fldCharType="begin"/>
           </w:r>
           <w:r>
             <w:rPr>
-              <w:rFonts w:ascii="宋体" w:eastAsia="宋体" w:hAnsi="宋体" w:cs="宋体" w:hint="eastAsia"/>
+              <w:rFonts w:hint="eastAsia" w:ascii="宋体" w:hAnsi="宋体" w:eastAsia="宋体" w:cs="宋体"/>
               <w:szCs w:val="24"/>
             </w:rPr>
             <w:instrText xml:space="preserve"> HYPERLINK \l _Toc23234 </w:instrText>
           </w:r>
           <w:r>
             <w:rPr>
-              <w:rFonts w:ascii="宋体" w:eastAsia="宋体" w:hAnsi="宋体" w:cs="宋体" w:hint="eastAsia"/>
+              <w:rFonts w:hint="eastAsia" w:ascii="宋体" w:hAnsi="宋体" w:eastAsia="宋体" w:cs="宋体"/>
               <w:szCs w:val="24"/>
             </w:rPr>
             <w:fldChar w:fldCharType="separate"/>
@@ -1978,7 +2023,7 @@
           </w:r>
           <w:r>
             <w:rPr>
-              <w:rFonts w:ascii="宋体" w:eastAsia="宋体" w:hAnsi="宋体" w:cs="宋体" w:hint="eastAsia"/>
+              <w:rFonts w:hint="eastAsia" w:ascii="宋体" w:hAnsi="宋体" w:eastAsia="宋体" w:cs="宋体"/>
               <w:szCs w:val="24"/>
             </w:rPr>
             <w:fldChar w:fldCharType="end"/>
@@ -1986,28 +2031,28 @@
         </w:p>
         <w:p>
           <w:pPr>
-            <w:pStyle w:val="TOC2"/>
+            <w:pStyle w:val="18"/>
             <w:tabs>
               <w:tab w:val="right" w:leader="dot" w:pos="8306"/>
             </w:tabs>
           </w:pPr>
           <w:r>
             <w:rPr>
-              <w:rFonts w:ascii="宋体" w:eastAsia="宋体" w:hAnsi="宋体" w:cs="宋体" w:hint="eastAsia"/>
+              <w:rFonts w:hint="eastAsia" w:ascii="宋体" w:hAnsi="宋体" w:eastAsia="宋体" w:cs="宋体"/>
               <w:szCs w:val="24"/>
             </w:rPr>
             <w:fldChar w:fldCharType="begin"/>
           </w:r>
           <w:r>
             <w:rPr>
-              <w:rFonts w:ascii="宋体" w:eastAsia="宋体" w:hAnsi="宋体" w:cs="宋体" w:hint="eastAsia"/>
+              <w:rFonts w:hint="eastAsia" w:ascii="宋体" w:hAnsi="宋体" w:eastAsia="宋体" w:cs="宋体"/>
               <w:szCs w:val="24"/>
             </w:rPr>
             <w:instrText xml:space="preserve"> HYPERLINK \l _Toc32354 </w:instrText>
           </w:r>
           <w:r>
             <w:rPr>
-              <w:rFonts w:ascii="宋体" w:eastAsia="宋体" w:hAnsi="宋体" w:cs="宋体" w:hint="eastAsia"/>
+              <w:rFonts w:hint="eastAsia" w:ascii="宋体" w:hAnsi="宋体" w:eastAsia="宋体" w:cs="宋体"/>
               <w:szCs w:val="24"/>
             </w:rPr>
             <w:fldChar w:fldCharType="separate"/>
@@ -2041,7 +2086,7 @@
           </w:r>
           <w:r>
             <w:rPr>
-              <w:rFonts w:ascii="宋体" w:eastAsia="宋体" w:hAnsi="宋体" w:cs="宋体" w:hint="eastAsia"/>
+              <w:rFonts w:hint="eastAsia" w:ascii="宋体" w:hAnsi="宋体" w:eastAsia="宋体" w:cs="宋体"/>
               <w:szCs w:val="24"/>
             </w:rPr>
             <w:fldChar w:fldCharType="end"/>
@@ -2049,28 +2094,28 @@
         </w:p>
         <w:p>
           <w:pPr>
-            <w:pStyle w:val="TOC3"/>
+            <w:pStyle w:val="13"/>
             <w:tabs>
               <w:tab w:val="right" w:leader="dot" w:pos="8306"/>
             </w:tabs>
           </w:pPr>
           <w:r>
             <w:rPr>
-              <w:rFonts w:ascii="宋体" w:eastAsia="宋体" w:hAnsi="宋体" w:cs="宋体" w:hint="eastAsia"/>
+              <w:rFonts w:hint="eastAsia" w:ascii="宋体" w:hAnsi="宋体" w:eastAsia="宋体" w:cs="宋体"/>
               <w:szCs w:val="24"/>
             </w:rPr>
             <w:fldChar w:fldCharType="begin"/>
           </w:r>
           <w:r>
             <w:rPr>
-              <w:rFonts w:ascii="宋体" w:eastAsia="宋体" w:hAnsi="宋体" w:cs="宋体" w:hint="eastAsia"/>
+              <w:rFonts w:hint="eastAsia" w:ascii="宋体" w:hAnsi="宋体" w:eastAsia="宋体" w:cs="宋体"/>
               <w:szCs w:val="24"/>
             </w:rPr>
             <w:instrText xml:space="preserve"> HYPERLINK \l _Toc15384 </w:instrText>
           </w:r>
           <w:r>
             <w:rPr>
-              <w:rFonts w:ascii="宋体" w:eastAsia="宋体" w:hAnsi="宋体" w:cs="宋体" w:hint="eastAsia"/>
+              <w:rFonts w:hint="eastAsia" w:ascii="宋体" w:hAnsi="宋体" w:eastAsia="宋体" w:cs="宋体"/>
               <w:szCs w:val="24"/>
             </w:rPr>
             <w:fldChar w:fldCharType="separate"/>
@@ -2107,7 +2152,7 @@
           </w:r>
           <w:r>
             <w:rPr>
-              <w:rFonts w:ascii="宋体" w:eastAsia="宋体" w:hAnsi="宋体" w:cs="宋体" w:hint="eastAsia"/>
+              <w:rFonts w:hint="eastAsia" w:ascii="宋体" w:hAnsi="宋体" w:eastAsia="宋体" w:cs="宋体"/>
               <w:szCs w:val="24"/>
             </w:rPr>
             <w:fldChar w:fldCharType="end"/>
@@ -2115,28 +2160,28 @@
         </w:p>
         <w:p>
           <w:pPr>
-            <w:pStyle w:val="TOC3"/>
+            <w:pStyle w:val="13"/>
             <w:tabs>
               <w:tab w:val="right" w:leader="dot" w:pos="8306"/>
             </w:tabs>
           </w:pPr>
           <w:r>
             <w:rPr>
-              <w:rFonts w:ascii="宋体" w:eastAsia="宋体" w:hAnsi="宋体" w:cs="宋体" w:hint="eastAsia"/>
+              <w:rFonts w:hint="eastAsia" w:ascii="宋体" w:hAnsi="宋体" w:eastAsia="宋体" w:cs="宋体"/>
               <w:szCs w:val="24"/>
             </w:rPr>
             <w:fldChar w:fldCharType="begin"/>
           </w:r>
           <w:r>
             <w:rPr>
-              <w:rFonts w:ascii="宋体" w:eastAsia="宋体" w:hAnsi="宋体" w:cs="宋体" w:hint="eastAsia"/>
+              <w:rFonts w:hint="eastAsia" w:ascii="宋体" w:hAnsi="宋体" w:eastAsia="宋体" w:cs="宋体"/>
               <w:szCs w:val="24"/>
             </w:rPr>
             <w:instrText xml:space="preserve"> HYPERLINK \l _Toc8864 </w:instrText>
           </w:r>
           <w:r>
             <w:rPr>
-              <w:rFonts w:ascii="宋体" w:eastAsia="宋体" w:hAnsi="宋体" w:cs="宋体" w:hint="eastAsia"/>
+              <w:rFonts w:hint="eastAsia" w:ascii="宋体" w:hAnsi="宋体" w:eastAsia="宋体" w:cs="宋体"/>
               <w:szCs w:val="24"/>
             </w:rPr>
             <w:fldChar w:fldCharType="separate"/>
@@ -2173,7 +2218,7 @@
           </w:r>
           <w:r>
             <w:rPr>
-              <w:rFonts w:ascii="宋体" w:eastAsia="宋体" w:hAnsi="宋体" w:cs="宋体" w:hint="eastAsia"/>
+              <w:rFonts w:hint="eastAsia" w:ascii="宋体" w:hAnsi="宋体" w:eastAsia="宋体" w:cs="宋体"/>
               <w:szCs w:val="24"/>
             </w:rPr>
             <w:fldChar w:fldCharType="end"/>
@@ -2181,28 +2226,28 @@
         </w:p>
         <w:p>
           <w:pPr>
-            <w:pStyle w:val="TOC3"/>
+            <w:pStyle w:val="13"/>
             <w:tabs>
               <w:tab w:val="right" w:leader="dot" w:pos="8306"/>
             </w:tabs>
           </w:pPr>
           <w:r>
             <w:rPr>
-              <w:rFonts w:ascii="宋体" w:eastAsia="宋体" w:hAnsi="宋体" w:cs="宋体" w:hint="eastAsia"/>
+              <w:rFonts w:hint="eastAsia" w:ascii="宋体" w:hAnsi="宋体" w:eastAsia="宋体" w:cs="宋体"/>
               <w:szCs w:val="24"/>
             </w:rPr>
             <w:fldChar w:fldCharType="begin"/>
           </w:r>
           <w:r>
             <w:rPr>
-              <w:rFonts w:ascii="宋体" w:eastAsia="宋体" w:hAnsi="宋体" w:cs="宋体" w:hint="eastAsia"/>
+              <w:rFonts w:hint="eastAsia" w:ascii="宋体" w:hAnsi="宋体" w:eastAsia="宋体" w:cs="宋体"/>
               <w:szCs w:val="24"/>
             </w:rPr>
             <w:instrText xml:space="preserve"> HYPERLINK \l _Toc956 </w:instrText>
           </w:r>
           <w:r>
             <w:rPr>
-              <w:rFonts w:ascii="宋体" w:eastAsia="宋体" w:hAnsi="宋体" w:cs="宋体" w:hint="eastAsia"/>
+              <w:rFonts w:hint="eastAsia" w:ascii="宋体" w:hAnsi="宋体" w:eastAsia="宋体" w:cs="宋体"/>
               <w:szCs w:val="24"/>
             </w:rPr>
             <w:fldChar w:fldCharType="separate"/>
@@ -2239,7 +2284,7 @@
           </w:r>
           <w:r>
             <w:rPr>
-              <w:rFonts w:ascii="宋体" w:eastAsia="宋体" w:hAnsi="宋体" w:cs="宋体" w:hint="eastAsia"/>
+              <w:rFonts w:hint="eastAsia" w:ascii="宋体" w:hAnsi="宋体" w:eastAsia="宋体" w:cs="宋体"/>
               <w:szCs w:val="24"/>
             </w:rPr>
             <w:fldChar w:fldCharType="end"/>
@@ -2247,28 +2292,28 @@
         </w:p>
         <w:p>
           <w:pPr>
-            <w:pStyle w:val="TOC2"/>
+            <w:pStyle w:val="18"/>
             <w:tabs>
               <w:tab w:val="right" w:leader="dot" w:pos="8306"/>
             </w:tabs>
           </w:pPr>
           <w:r>
             <w:rPr>
-              <w:rFonts w:ascii="宋体" w:eastAsia="宋体" w:hAnsi="宋体" w:cs="宋体" w:hint="eastAsia"/>
+              <w:rFonts w:hint="eastAsia" w:ascii="宋体" w:hAnsi="宋体" w:eastAsia="宋体" w:cs="宋体"/>
               <w:szCs w:val="24"/>
             </w:rPr>
             <w:fldChar w:fldCharType="begin"/>
           </w:r>
           <w:r>
             <w:rPr>
-              <w:rFonts w:ascii="宋体" w:eastAsia="宋体" w:hAnsi="宋体" w:cs="宋体" w:hint="eastAsia"/>
+              <w:rFonts w:hint="eastAsia" w:ascii="宋体" w:hAnsi="宋体" w:eastAsia="宋体" w:cs="宋体"/>
               <w:szCs w:val="24"/>
             </w:rPr>
             <w:instrText xml:space="preserve"> HYPERLINK \l _Toc1852 </w:instrText>
           </w:r>
           <w:r>
             <w:rPr>
-              <w:rFonts w:ascii="宋体" w:eastAsia="宋体" w:hAnsi="宋体" w:cs="宋体" w:hint="eastAsia"/>
+              <w:rFonts w:hint="eastAsia" w:ascii="宋体" w:hAnsi="宋体" w:eastAsia="宋体" w:cs="宋体"/>
               <w:szCs w:val="24"/>
             </w:rPr>
             <w:fldChar w:fldCharType="separate"/>
@@ -2302,7 +2347,7 @@
           </w:r>
           <w:r>
             <w:rPr>
-              <w:rFonts w:ascii="宋体" w:eastAsia="宋体" w:hAnsi="宋体" w:cs="宋体" w:hint="eastAsia"/>
+              <w:rFonts w:hint="eastAsia" w:ascii="宋体" w:hAnsi="宋体" w:eastAsia="宋体" w:cs="宋体"/>
               <w:szCs w:val="24"/>
             </w:rPr>
             <w:fldChar w:fldCharType="end"/>
@@ -2310,28 +2355,28 @@
         </w:p>
         <w:p>
           <w:pPr>
-            <w:pStyle w:val="TOC2"/>
+            <w:pStyle w:val="18"/>
             <w:tabs>
               <w:tab w:val="right" w:leader="dot" w:pos="8306"/>
             </w:tabs>
           </w:pPr>
           <w:r>
             <w:rPr>
-              <w:rFonts w:ascii="宋体" w:eastAsia="宋体" w:hAnsi="宋体" w:cs="宋体" w:hint="eastAsia"/>
+              <w:rFonts w:hint="eastAsia" w:ascii="宋体" w:hAnsi="宋体" w:eastAsia="宋体" w:cs="宋体"/>
               <w:szCs w:val="24"/>
             </w:rPr>
             <w:fldChar w:fldCharType="begin"/>
           </w:r>
           <w:r>
             <w:rPr>
-              <w:rFonts w:ascii="宋体" w:eastAsia="宋体" w:hAnsi="宋体" w:cs="宋体" w:hint="eastAsia"/>
+              <w:rFonts w:hint="eastAsia" w:ascii="宋体" w:hAnsi="宋体" w:eastAsia="宋体" w:cs="宋体"/>
               <w:szCs w:val="24"/>
             </w:rPr>
             <w:instrText xml:space="preserve"> HYPERLINK \l _Toc6517 </w:instrText>
           </w:r>
           <w:r>
             <w:rPr>
-              <w:rFonts w:ascii="宋体" w:eastAsia="宋体" w:hAnsi="宋体" w:cs="宋体" w:hint="eastAsia"/>
+              <w:rFonts w:hint="eastAsia" w:ascii="宋体" w:hAnsi="宋体" w:eastAsia="宋体" w:cs="宋体"/>
               <w:szCs w:val="24"/>
             </w:rPr>
             <w:fldChar w:fldCharType="separate"/>
@@ -2372,7 +2417,7 @@
           </w:r>
           <w:r>
             <w:rPr>
-              <w:rFonts w:ascii="宋体" w:eastAsia="宋体" w:hAnsi="宋体" w:cs="宋体" w:hint="eastAsia"/>
+              <w:rFonts w:hint="eastAsia" w:ascii="宋体" w:hAnsi="宋体" w:eastAsia="宋体" w:cs="宋体"/>
               <w:szCs w:val="24"/>
             </w:rPr>
             <w:fldChar w:fldCharType="end"/>
@@ -2380,28 +2425,28 @@
         </w:p>
         <w:p>
           <w:pPr>
-            <w:pStyle w:val="TOC2"/>
+            <w:pStyle w:val="18"/>
             <w:tabs>
               <w:tab w:val="right" w:leader="dot" w:pos="8306"/>
             </w:tabs>
           </w:pPr>
           <w:r>
             <w:rPr>
-              <w:rFonts w:ascii="宋体" w:eastAsia="宋体" w:hAnsi="宋体" w:cs="宋体" w:hint="eastAsia"/>
+              <w:rFonts w:hint="eastAsia" w:ascii="宋体" w:hAnsi="宋体" w:eastAsia="宋体" w:cs="宋体"/>
               <w:szCs w:val="24"/>
             </w:rPr>
             <w:fldChar w:fldCharType="begin"/>
           </w:r>
           <w:r>
             <w:rPr>
-              <w:rFonts w:ascii="宋体" w:eastAsia="宋体" w:hAnsi="宋体" w:cs="宋体" w:hint="eastAsia"/>
+              <w:rFonts w:hint="eastAsia" w:ascii="宋体" w:hAnsi="宋体" w:eastAsia="宋体" w:cs="宋体"/>
               <w:szCs w:val="24"/>
             </w:rPr>
             <w:instrText xml:space="preserve"> HYPERLINK \l _Toc6416 </w:instrText>
           </w:r>
           <w:r>
             <w:rPr>
-              <w:rFonts w:ascii="宋体" w:eastAsia="宋体" w:hAnsi="宋体" w:cs="宋体" w:hint="eastAsia"/>
+              <w:rFonts w:hint="eastAsia" w:ascii="宋体" w:hAnsi="宋体" w:eastAsia="宋体" w:cs="宋体"/>
               <w:szCs w:val="24"/>
             </w:rPr>
             <w:fldChar w:fldCharType="separate"/>
@@ -2435,7 +2480,7 @@
           </w:r>
           <w:r>
             <w:rPr>
-              <w:rFonts w:ascii="宋体" w:eastAsia="宋体" w:hAnsi="宋体" w:cs="宋体" w:hint="eastAsia"/>
+              <w:rFonts w:hint="eastAsia" w:ascii="宋体" w:hAnsi="宋体" w:eastAsia="宋体" w:cs="宋体"/>
               <w:szCs w:val="24"/>
             </w:rPr>
             <w:fldChar w:fldCharType="end"/>
@@ -2443,28 +2488,28 @@
         </w:p>
         <w:p>
           <w:pPr>
-            <w:pStyle w:val="TOC2"/>
+            <w:pStyle w:val="18"/>
             <w:tabs>
               <w:tab w:val="right" w:leader="dot" w:pos="8306"/>
             </w:tabs>
           </w:pPr>
           <w:r>
             <w:rPr>
-              <w:rFonts w:ascii="宋体" w:eastAsia="宋体" w:hAnsi="宋体" w:cs="宋体" w:hint="eastAsia"/>
+              <w:rFonts w:hint="eastAsia" w:ascii="宋体" w:hAnsi="宋体" w:eastAsia="宋体" w:cs="宋体"/>
               <w:szCs w:val="24"/>
             </w:rPr>
             <w:fldChar w:fldCharType="begin"/>
           </w:r>
           <w:r>
             <w:rPr>
-              <w:rFonts w:ascii="宋体" w:eastAsia="宋体" w:hAnsi="宋体" w:cs="宋体" w:hint="eastAsia"/>
+              <w:rFonts w:hint="eastAsia" w:ascii="宋体" w:hAnsi="宋体" w:eastAsia="宋体" w:cs="宋体"/>
               <w:szCs w:val="24"/>
             </w:rPr>
             <w:instrText xml:space="preserve"> HYPERLINK \l _Toc4633 </w:instrText>
           </w:r>
           <w:r>
             <w:rPr>
-              <w:rFonts w:ascii="宋体" w:eastAsia="宋体" w:hAnsi="宋体" w:cs="宋体" w:hint="eastAsia"/>
+              <w:rFonts w:hint="eastAsia" w:ascii="宋体" w:hAnsi="宋体" w:eastAsia="宋体" w:cs="宋体"/>
               <w:szCs w:val="24"/>
             </w:rPr>
             <w:fldChar w:fldCharType="separate"/>
@@ -2498,7 +2543,7 @@
           </w:r>
           <w:r>
             <w:rPr>
-              <w:rFonts w:ascii="宋体" w:eastAsia="宋体" w:hAnsi="宋体" w:cs="宋体" w:hint="eastAsia"/>
+              <w:rFonts w:hint="eastAsia" w:ascii="宋体" w:hAnsi="宋体" w:eastAsia="宋体" w:cs="宋体"/>
               <w:szCs w:val="24"/>
             </w:rPr>
             <w:fldChar w:fldCharType="end"/>
@@ -2506,28 +2551,28 @@
         </w:p>
         <w:p>
           <w:pPr>
-            <w:pStyle w:val="TOC2"/>
+            <w:pStyle w:val="18"/>
             <w:tabs>
               <w:tab w:val="right" w:leader="dot" w:pos="8306"/>
             </w:tabs>
           </w:pPr>
           <w:r>
             <w:rPr>
-              <w:rFonts w:ascii="宋体" w:eastAsia="宋体" w:hAnsi="宋体" w:cs="宋体" w:hint="eastAsia"/>
+              <w:rFonts w:hint="eastAsia" w:ascii="宋体" w:hAnsi="宋体" w:eastAsia="宋体" w:cs="宋体"/>
               <w:szCs w:val="24"/>
             </w:rPr>
             <w:fldChar w:fldCharType="begin"/>
           </w:r>
           <w:r>
             <w:rPr>
-              <w:rFonts w:ascii="宋体" w:eastAsia="宋体" w:hAnsi="宋体" w:cs="宋体" w:hint="eastAsia"/>
+              <w:rFonts w:hint="eastAsia" w:ascii="宋体" w:hAnsi="宋体" w:eastAsia="宋体" w:cs="宋体"/>
               <w:szCs w:val="24"/>
             </w:rPr>
             <w:instrText xml:space="preserve"> HYPERLINK \l _Toc12125 </w:instrText>
           </w:r>
           <w:r>
             <w:rPr>
-              <w:rFonts w:ascii="宋体" w:eastAsia="宋体" w:hAnsi="宋体" w:cs="宋体" w:hint="eastAsia"/>
+              <w:rFonts w:hint="eastAsia" w:ascii="宋体" w:hAnsi="宋体" w:eastAsia="宋体" w:cs="宋体"/>
               <w:szCs w:val="24"/>
             </w:rPr>
             <w:fldChar w:fldCharType="separate"/>
@@ -2561,7 +2606,7 @@
           </w:r>
           <w:r>
             <w:rPr>
-              <w:rFonts w:ascii="宋体" w:eastAsia="宋体" w:hAnsi="宋体" w:cs="宋体" w:hint="eastAsia"/>
+              <w:rFonts w:hint="eastAsia" w:ascii="宋体" w:hAnsi="宋体" w:eastAsia="宋体" w:cs="宋体"/>
               <w:szCs w:val="24"/>
             </w:rPr>
             <w:fldChar w:fldCharType="end"/>
@@ -2569,28 +2614,28 @@
         </w:p>
         <w:p>
           <w:pPr>
-            <w:pStyle w:val="TOC2"/>
+            <w:pStyle w:val="18"/>
             <w:tabs>
               <w:tab w:val="right" w:leader="dot" w:pos="8306"/>
             </w:tabs>
           </w:pPr>
           <w:r>
             <w:rPr>
-              <w:rFonts w:ascii="宋体" w:eastAsia="宋体" w:hAnsi="宋体" w:cs="宋体" w:hint="eastAsia"/>
+              <w:rFonts w:hint="eastAsia" w:ascii="宋体" w:hAnsi="宋体" w:eastAsia="宋体" w:cs="宋体"/>
               <w:szCs w:val="24"/>
             </w:rPr>
             <w:fldChar w:fldCharType="begin"/>
           </w:r>
           <w:r>
             <w:rPr>
-              <w:rFonts w:ascii="宋体" w:eastAsia="宋体" w:hAnsi="宋体" w:cs="宋体" w:hint="eastAsia"/>
+              <w:rFonts w:hint="eastAsia" w:ascii="宋体" w:hAnsi="宋体" w:eastAsia="宋体" w:cs="宋体"/>
               <w:szCs w:val="24"/>
             </w:rPr>
             <w:instrText xml:space="preserve"> HYPERLINK \l _Toc11944 </w:instrText>
           </w:r>
           <w:r>
             <w:rPr>
-              <w:rFonts w:ascii="宋体" w:eastAsia="宋体" w:hAnsi="宋体" w:cs="宋体" w:hint="eastAsia"/>
+              <w:rFonts w:hint="eastAsia" w:ascii="宋体" w:hAnsi="宋体" w:eastAsia="宋体" w:cs="宋体"/>
               <w:szCs w:val="24"/>
             </w:rPr>
             <w:fldChar w:fldCharType="separate"/>
@@ -2622,7 +2667,7 @@
           </w:r>
           <w:r>
             <w:rPr>
-              <w:rFonts w:ascii="宋体" w:eastAsia="宋体" w:hAnsi="宋体" w:cs="宋体" w:hint="eastAsia"/>
+              <w:rFonts w:hint="eastAsia" w:ascii="宋体" w:hAnsi="宋体" w:eastAsia="宋体" w:cs="宋体"/>
               <w:szCs w:val="24"/>
             </w:rPr>
             <w:fldChar w:fldCharType="end"/>
@@ -2630,28 +2675,28 @@
         </w:p>
         <w:p>
           <w:pPr>
-            <w:pStyle w:val="TOC3"/>
+            <w:pStyle w:val="13"/>
             <w:tabs>
               <w:tab w:val="right" w:leader="dot" w:pos="8306"/>
             </w:tabs>
           </w:pPr>
           <w:r>
             <w:rPr>
-              <w:rFonts w:ascii="宋体" w:eastAsia="宋体" w:hAnsi="宋体" w:cs="宋体" w:hint="eastAsia"/>
+              <w:rFonts w:hint="eastAsia" w:ascii="宋体" w:hAnsi="宋体" w:eastAsia="宋体" w:cs="宋体"/>
               <w:szCs w:val="24"/>
             </w:rPr>
             <w:fldChar w:fldCharType="begin"/>
           </w:r>
           <w:r>
             <w:rPr>
-              <w:rFonts w:ascii="宋体" w:eastAsia="宋体" w:hAnsi="宋体" w:cs="宋体" w:hint="eastAsia"/>
+              <w:rFonts w:hint="eastAsia" w:ascii="宋体" w:hAnsi="宋体" w:eastAsia="宋体" w:cs="宋体"/>
               <w:szCs w:val="24"/>
             </w:rPr>
             <w:instrText xml:space="preserve"> HYPERLINK \l _Toc6902 </w:instrText>
           </w:r>
           <w:r>
             <w:rPr>
-              <w:rFonts w:ascii="宋体" w:eastAsia="宋体" w:hAnsi="宋体" w:cs="宋体" w:hint="eastAsia"/>
+              <w:rFonts w:hint="eastAsia" w:ascii="宋体" w:hAnsi="宋体" w:eastAsia="宋体" w:cs="宋体"/>
               <w:szCs w:val="24"/>
             </w:rPr>
             <w:fldChar w:fldCharType="separate"/>
@@ -2683,7 +2728,7 @@
           </w:r>
           <w:r>
             <w:rPr>
-              <w:rFonts w:ascii="宋体" w:eastAsia="宋体" w:hAnsi="宋体" w:cs="宋体" w:hint="eastAsia"/>
+              <w:rFonts w:hint="eastAsia" w:ascii="宋体" w:hAnsi="宋体" w:eastAsia="宋体" w:cs="宋体"/>
               <w:szCs w:val="24"/>
             </w:rPr>
             <w:fldChar w:fldCharType="end"/>
@@ -2691,28 +2736,28 @@
         </w:p>
         <w:p>
           <w:pPr>
-            <w:pStyle w:val="TOC3"/>
+            <w:pStyle w:val="13"/>
             <w:tabs>
               <w:tab w:val="right" w:leader="dot" w:pos="8306"/>
             </w:tabs>
           </w:pPr>
           <w:r>
             <w:rPr>
-              <w:rFonts w:ascii="宋体" w:eastAsia="宋体" w:hAnsi="宋体" w:cs="宋体" w:hint="eastAsia"/>
+              <w:rFonts w:hint="eastAsia" w:ascii="宋体" w:hAnsi="宋体" w:eastAsia="宋体" w:cs="宋体"/>
               <w:szCs w:val="24"/>
             </w:rPr>
             <w:fldChar w:fldCharType="begin"/>
           </w:r>
           <w:r>
             <w:rPr>
-              <w:rFonts w:ascii="宋体" w:eastAsia="宋体" w:hAnsi="宋体" w:cs="宋体" w:hint="eastAsia"/>
+              <w:rFonts w:hint="eastAsia" w:ascii="宋体" w:hAnsi="宋体" w:eastAsia="宋体" w:cs="宋体"/>
               <w:szCs w:val="24"/>
             </w:rPr>
             <w:instrText xml:space="preserve"> HYPERLINK \l _Toc2346 </w:instrText>
           </w:r>
           <w:r>
             <w:rPr>
-              <w:rFonts w:ascii="宋体" w:eastAsia="宋体" w:hAnsi="宋体" w:cs="宋体" w:hint="eastAsia"/>
+              <w:rFonts w:hint="eastAsia" w:ascii="宋体" w:hAnsi="宋体" w:eastAsia="宋体" w:cs="宋体"/>
               <w:szCs w:val="24"/>
             </w:rPr>
             <w:fldChar w:fldCharType="separate"/>
@@ -2744,7 +2789,7 @@
           </w:r>
           <w:r>
             <w:rPr>
-              <w:rFonts w:ascii="宋体" w:eastAsia="宋体" w:hAnsi="宋体" w:cs="宋体" w:hint="eastAsia"/>
+              <w:rFonts w:hint="eastAsia" w:ascii="宋体" w:hAnsi="宋体" w:eastAsia="宋体" w:cs="宋体"/>
               <w:szCs w:val="24"/>
             </w:rPr>
             <w:fldChar w:fldCharType="end"/>
@@ -2752,28 +2797,28 @@
         </w:p>
         <w:p>
           <w:pPr>
-            <w:pStyle w:val="TOC3"/>
+            <w:pStyle w:val="13"/>
             <w:tabs>
               <w:tab w:val="right" w:leader="dot" w:pos="8306"/>
             </w:tabs>
           </w:pPr>
           <w:r>
             <w:rPr>
-              <w:rFonts w:ascii="宋体" w:eastAsia="宋体" w:hAnsi="宋体" w:cs="宋体" w:hint="eastAsia"/>
+              <w:rFonts w:hint="eastAsia" w:ascii="宋体" w:hAnsi="宋体" w:eastAsia="宋体" w:cs="宋体"/>
               <w:szCs w:val="24"/>
             </w:rPr>
             <w:fldChar w:fldCharType="begin"/>
           </w:r>
           <w:r>
             <w:rPr>
-              <w:rFonts w:ascii="宋体" w:eastAsia="宋体" w:hAnsi="宋体" w:cs="宋体" w:hint="eastAsia"/>
+              <w:rFonts w:hint="eastAsia" w:ascii="宋体" w:hAnsi="宋体" w:eastAsia="宋体" w:cs="宋体"/>
               <w:szCs w:val="24"/>
             </w:rPr>
             <w:instrText xml:space="preserve"> HYPERLINK \l _Toc4131 </w:instrText>
           </w:r>
           <w:r>
             <w:rPr>
-              <w:rFonts w:ascii="宋体" w:eastAsia="宋体" w:hAnsi="宋体" w:cs="宋体" w:hint="eastAsia"/>
+              <w:rFonts w:hint="eastAsia" w:ascii="宋体" w:hAnsi="宋体" w:eastAsia="宋体" w:cs="宋体"/>
               <w:szCs w:val="24"/>
             </w:rPr>
             <w:fldChar w:fldCharType="separate"/>
@@ -2805,7 +2850,7 @@
           </w:r>
           <w:r>
             <w:rPr>
-              <w:rFonts w:ascii="宋体" w:eastAsia="宋体" w:hAnsi="宋体" w:cs="宋体" w:hint="eastAsia"/>
+              <w:rFonts w:hint="eastAsia" w:ascii="宋体" w:hAnsi="宋体" w:eastAsia="宋体" w:cs="宋体"/>
               <w:szCs w:val="24"/>
             </w:rPr>
             <w:fldChar w:fldCharType="end"/>
@@ -2813,28 +2858,28 @@
         </w:p>
         <w:p>
           <w:pPr>
-            <w:pStyle w:val="TOC3"/>
+            <w:pStyle w:val="13"/>
             <w:tabs>
               <w:tab w:val="right" w:leader="dot" w:pos="8306"/>
             </w:tabs>
           </w:pPr>
           <w:r>
             <w:rPr>
-              <w:rFonts w:ascii="宋体" w:eastAsia="宋体" w:hAnsi="宋体" w:cs="宋体" w:hint="eastAsia"/>
+              <w:rFonts w:hint="eastAsia" w:ascii="宋体" w:hAnsi="宋体" w:eastAsia="宋体" w:cs="宋体"/>
               <w:szCs w:val="24"/>
             </w:rPr>
             <w:fldChar w:fldCharType="begin"/>
           </w:r>
           <w:r>
             <w:rPr>
-              <w:rFonts w:ascii="宋体" w:eastAsia="宋体" w:hAnsi="宋体" w:cs="宋体" w:hint="eastAsia"/>
+              <w:rFonts w:hint="eastAsia" w:ascii="宋体" w:hAnsi="宋体" w:eastAsia="宋体" w:cs="宋体"/>
               <w:szCs w:val="24"/>
             </w:rPr>
             <w:instrText xml:space="preserve"> HYPERLINK \l _Toc1447 </w:instrText>
           </w:r>
           <w:r>
             <w:rPr>
-              <w:rFonts w:ascii="宋体" w:eastAsia="宋体" w:hAnsi="宋体" w:cs="宋体" w:hint="eastAsia"/>
+              <w:rFonts w:hint="eastAsia" w:ascii="宋体" w:hAnsi="宋体" w:eastAsia="宋体" w:cs="宋体"/>
               <w:szCs w:val="24"/>
             </w:rPr>
             <w:fldChar w:fldCharType="separate"/>
@@ -2866,7 +2911,7 @@
           </w:r>
           <w:r>
             <w:rPr>
-              <w:rFonts w:ascii="宋体" w:eastAsia="宋体" w:hAnsi="宋体" w:cs="宋体" w:hint="eastAsia"/>
+              <w:rFonts w:hint="eastAsia" w:ascii="宋体" w:hAnsi="宋体" w:eastAsia="宋体" w:cs="宋体"/>
               <w:szCs w:val="24"/>
             </w:rPr>
             <w:fldChar w:fldCharType="end"/>
@@ -2874,28 +2919,28 @@
         </w:p>
         <w:p>
           <w:pPr>
-            <w:pStyle w:val="TOC3"/>
+            <w:pStyle w:val="13"/>
             <w:tabs>
               <w:tab w:val="right" w:leader="dot" w:pos="8306"/>
             </w:tabs>
           </w:pPr>
           <w:r>
             <w:rPr>
-              <w:rFonts w:ascii="宋体" w:eastAsia="宋体" w:hAnsi="宋体" w:cs="宋体" w:hint="eastAsia"/>
+              <w:rFonts w:hint="eastAsia" w:ascii="宋体" w:hAnsi="宋体" w:eastAsia="宋体" w:cs="宋体"/>
               <w:szCs w:val="24"/>
             </w:rPr>
             <w:fldChar w:fldCharType="begin"/>
           </w:r>
           <w:r>
             <w:rPr>
-              <w:rFonts w:ascii="宋体" w:eastAsia="宋体" w:hAnsi="宋体" w:cs="宋体" w:hint="eastAsia"/>
+              <w:rFonts w:hint="eastAsia" w:ascii="宋体" w:hAnsi="宋体" w:eastAsia="宋体" w:cs="宋体"/>
               <w:szCs w:val="24"/>
             </w:rPr>
             <w:instrText xml:space="preserve"> HYPERLINK \l _Toc18498 </w:instrText>
           </w:r>
           <w:r>
             <w:rPr>
-              <w:rFonts w:ascii="宋体" w:eastAsia="宋体" w:hAnsi="宋体" w:cs="宋体" w:hint="eastAsia"/>
+              <w:rFonts w:hint="eastAsia" w:ascii="宋体" w:hAnsi="宋体" w:eastAsia="宋体" w:cs="宋体"/>
               <w:szCs w:val="24"/>
             </w:rPr>
             <w:fldChar w:fldCharType="separate"/>
@@ -2927,7 +2972,7 @@
           </w:r>
           <w:r>
             <w:rPr>
-              <w:rFonts w:ascii="宋体" w:eastAsia="宋体" w:hAnsi="宋体" w:cs="宋体" w:hint="eastAsia"/>
+              <w:rFonts w:hint="eastAsia" w:ascii="宋体" w:hAnsi="宋体" w:eastAsia="宋体" w:cs="宋体"/>
               <w:szCs w:val="24"/>
             </w:rPr>
             <w:fldChar w:fldCharType="end"/>
@@ -2935,28 +2980,28 @@
         </w:p>
         <w:p>
           <w:pPr>
-            <w:pStyle w:val="TOC3"/>
+            <w:pStyle w:val="13"/>
             <w:tabs>
               <w:tab w:val="right" w:leader="dot" w:pos="8306"/>
             </w:tabs>
           </w:pPr>
           <w:r>
             <w:rPr>
-              <w:rFonts w:ascii="宋体" w:eastAsia="宋体" w:hAnsi="宋体" w:cs="宋体" w:hint="eastAsia"/>
+              <w:rFonts w:hint="eastAsia" w:ascii="宋体" w:hAnsi="宋体" w:eastAsia="宋体" w:cs="宋体"/>
               <w:szCs w:val="24"/>
             </w:rPr>
             <w:fldChar w:fldCharType="begin"/>
           </w:r>
           <w:r>
             <w:rPr>
-              <w:rFonts w:ascii="宋体" w:eastAsia="宋体" w:hAnsi="宋体" w:cs="宋体" w:hint="eastAsia"/>
+              <w:rFonts w:hint="eastAsia" w:ascii="宋体" w:hAnsi="宋体" w:eastAsia="宋体" w:cs="宋体"/>
               <w:szCs w:val="24"/>
             </w:rPr>
             <w:instrText xml:space="preserve"> HYPERLINK \l _Toc4014 </w:instrText>
           </w:r>
           <w:r>
             <w:rPr>
-              <w:rFonts w:ascii="宋体" w:eastAsia="宋体" w:hAnsi="宋体" w:cs="宋体" w:hint="eastAsia"/>
+              <w:rFonts w:hint="eastAsia" w:ascii="宋体" w:hAnsi="宋体" w:eastAsia="宋体" w:cs="宋体"/>
               <w:szCs w:val="24"/>
             </w:rPr>
             <w:fldChar w:fldCharType="separate"/>
@@ -2988,7 +3033,7 @@
           </w:r>
           <w:r>
             <w:rPr>
-              <w:rFonts w:ascii="宋体" w:eastAsia="宋体" w:hAnsi="宋体" w:cs="宋体" w:hint="eastAsia"/>
+              <w:rFonts w:hint="eastAsia" w:ascii="宋体" w:hAnsi="宋体" w:eastAsia="宋体" w:cs="宋体"/>
               <w:szCs w:val="24"/>
             </w:rPr>
             <w:fldChar w:fldCharType="end"/>
@@ -2996,28 +3041,28 @@
         </w:p>
         <w:p>
           <w:pPr>
-            <w:pStyle w:val="TOC2"/>
+            <w:pStyle w:val="18"/>
             <w:tabs>
               <w:tab w:val="right" w:leader="dot" w:pos="8306"/>
             </w:tabs>
           </w:pPr>
           <w:r>
             <w:rPr>
-              <w:rFonts w:ascii="宋体" w:eastAsia="宋体" w:hAnsi="宋体" w:cs="宋体" w:hint="eastAsia"/>
+              <w:rFonts w:hint="eastAsia" w:ascii="宋体" w:hAnsi="宋体" w:eastAsia="宋体" w:cs="宋体"/>
               <w:szCs w:val="24"/>
             </w:rPr>
             <w:fldChar w:fldCharType="begin"/>
           </w:r>
           <w:r>
             <w:rPr>
-              <w:rFonts w:ascii="宋体" w:eastAsia="宋体" w:hAnsi="宋体" w:cs="宋体" w:hint="eastAsia"/>
+              <w:rFonts w:hint="eastAsia" w:ascii="宋体" w:hAnsi="宋体" w:eastAsia="宋体" w:cs="宋体"/>
               <w:szCs w:val="24"/>
             </w:rPr>
             <w:instrText xml:space="preserve"> HYPERLINK \l _Toc24995 </w:instrText>
           </w:r>
           <w:r>
             <w:rPr>
-              <w:rFonts w:ascii="宋体" w:eastAsia="宋体" w:hAnsi="宋体" w:cs="宋体" w:hint="eastAsia"/>
+              <w:rFonts w:hint="eastAsia" w:ascii="宋体" w:hAnsi="宋体" w:eastAsia="宋体" w:cs="宋体"/>
               <w:szCs w:val="24"/>
             </w:rPr>
             <w:fldChar w:fldCharType="separate"/>
@@ -3056,7 +3101,7 @@
           </w:r>
           <w:r>
             <w:rPr>
-              <w:rFonts w:ascii="宋体" w:eastAsia="宋体" w:hAnsi="宋体" w:cs="宋体" w:hint="eastAsia"/>
+              <w:rFonts w:hint="eastAsia" w:ascii="宋体" w:hAnsi="宋体" w:eastAsia="宋体" w:cs="宋体"/>
               <w:szCs w:val="24"/>
             </w:rPr>
             <w:fldChar w:fldCharType="end"/>
@@ -3064,42 +3109,42 @@
         </w:p>
         <w:p>
           <w:pPr>
-            <w:pStyle w:val="TOC1"/>
+            <w:pStyle w:val="16"/>
             <w:tabs>
               <w:tab w:val="right" w:leader="dot" w:pos="8306"/>
             </w:tabs>
           </w:pPr>
           <w:r>
             <w:rPr>
-              <w:rFonts w:ascii="宋体" w:eastAsia="宋体" w:hAnsi="宋体" w:cs="宋体" w:hint="eastAsia"/>
+              <w:rFonts w:hint="eastAsia" w:ascii="宋体" w:hAnsi="宋体" w:eastAsia="宋体" w:cs="宋体"/>
               <w:szCs w:val="24"/>
             </w:rPr>
             <w:fldChar w:fldCharType="begin"/>
           </w:r>
           <w:r>
             <w:rPr>
-              <w:rFonts w:ascii="宋体" w:eastAsia="宋体" w:hAnsi="宋体" w:cs="宋体" w:hint="eastAsia"/>
+              <w:rFonts w:hint="eastAsia" w:ascii="宋体" w:hAnsi="宋体" w:eastAsia="宋体" w:cs="宋体"/>
               <w:szCs w:val="24"/>
             </w:rPr>
             <w:instrText xml:space="preserve"> HYPERLINK \l _Toc12615 </w:instrText>
           </w:r>
           <w:r>
             <w:rPr>
-              <w:rFonts w:ascii="宋体" w:eastAsia="宋体" w:hAnsi="宋体" w:cs="宋体" w:hint="eastAsia"/>
+              <w:rFonts w:hint="eastAsia" w:ascii="宋体" w:hAnsi="宋体" w:eastAsia="宋体" w:cs="宋体"/>
               <w:szCs w:val="24"/>
             </w:rPr>
             <w:fldChar w:fldCharType="separate"/>
           </w:r>
           <w:r>
             <w:rPr>
-              <w:rFonts w:eastAsia="宋体" w:hint="default"/>
+              <w:rFonts w:hint="default" w:eastAsia="宋体"/>
               <w:lang w:val="en-US" w:eastAsia="zh-CN"/>
             </w:rPr>
             <w:t xml:space="preserve">6. </w:t>
           </w:r>
           <w:r>
             <w:rPr>
-              <w:rFonts w:eastAsia="宋体" w:hint="eastAsia"/>
+              <w:rFonts w:hint="eastAsia" w:eastAsia="宋体"/>
               <w:lang w:val="en-US" w:eastAsia="zh-CN"/>
             </w:rPr>
             <w:t>附则</w:t>
@@ -3124,7 +3169,7 @@
           </w:r>
           <w:r>
             <w:rPr>
-              <w:rFonts w:ascii="宋体" w:eastAsia="宋体" w:hAnsi="宋体" w:cs="宋体" w:hint="eastAsia"/>
+              <w:rFonts w:hint="eastAsia" w:ascii="宋体" w:hAnsi="宋体" w:eastAsia="宋体" w:cs="宋体"/>
               <w:szCs w:val="24"/>
             </w:rPr>
             <w:fldChar w:fldCharType="end"/>
@@ -3132,28 +3177,28 @@
         </w:p>
         <w:p>
           <w:pPr>
-            <w:pStyle w:val="TOC1"/>
+            <w:pStyle w:val="16"/>
             <w:tabs>
               <w:tab w:val="right" w:leader="dot" w:pos="8306"/>
             </w:tabs>
           </w:pPr>
           <w:r>
             <w:rPr>
-              <w:rFonts w:ascii="宋体" w:eastAsia="宋体" w:hAnsi="宋体" w:cs="宋体" w:hint="eastAsia"/>
+              <w:rFonts w:hint="eastAsia" w:ascii="宋体" w:hAnsi="宋体" w:eastAsia="宋体" w:cs="宋体"/>
               <w:szCs w:val="24"/>
             </w:rPr>
             <w:fldChar w:fldCharType="begin"/>
           </w:r>
           <w:r>
             <w:rPr>
-              <w:rFonts w:ascii="宋体" w:eastAsia="宋体" w:hAnsi="宋体" w:cs="宋体" w:hint="eastAsia"/>
+              <w:rFonts w:hint="eastAsia" w:ascii="宋体" w:hAnsi="宋体" w:eastAsia="宋体" w:cs="宋体"/>
               <w:szCs w:val="24"/>
             </w:rPr>
             <w:instrText xml:space="preserve"> HYPERLINK \l _Toc30531 </w:instrText>
           </w:r>
           <w:r>
             <w:rPr>
-              <w:rFonts w:ascii="宋体" w:eastAsia="宋体" w:hAnsi="宋体" w:cs="宋体" w:hint="eastAsia"/>
+              <w:rFonts w:hint="eastAsia" w:ascii="宋体" w:hAnsi="宋体" w:eastAsia="宋体" w:cs="宋体"/>
               <w:szCs w:val="24"/>
             </w:rPr>
             <w:fldChar w:fldCharType="separate"/>
@@ -3192,7 +3237,7 @@
           </w:r>
           <w:r>
             <w:rPr>
-              <w:rFonts w:ascii="宋体" w:eastAsia="宋体" w:hAnsi="宋体" w:cs="宋体" w:hint="eastAsia"/>
+              <w:rFonts w:hint="eastAsia" w:ascii="宋体" w:hAnsi="宋体" w:eastAsia="宋体" w:cs="宋体"/>
               <w:szCs w:val="24"/>
             </w:rPr>
             <w:fldChar w:fldCharType="end"/>
@@ -3200,28 +3245,28 @@
         </w:p>
         <w:p>
           <w:pPr>
-            <w:pStyle w:val="TOC1"/>
+            <w:pStyle w:val="16"/>
             <w:tabs>
               <w:tab w:val="right" w:leader="dot" w:pos="8306"/>
             </w:tabs>
           </w:pPr>
           <w:r>
             <w:rPr>
-              <w:rFonts w:ascii="宋体" w:eastAsia="宋体" w:hAnsi="宋体" w:cs="宋体" w:hint="eastAsia"/>
+              <w:rFonts w:hint="eastAsia" w:ascii="宋体" w:hAnsi="宋体" w:eastAsia="宋体" w:cs="宋体"/>
               <w:szCs w:val="24"/>
             </w:rPr>
             <w:fldChar w:fldCharType="begin"/>
           </w:r>
           <w:r>
             <w:rPr>
-              <w:rFonts w:ascii="宋体" w:eastAsia="宋体" w:hAnsi="宋体" w:cs="宋体" w:hint="eastAsia"/>
+              <w:rFonts w:hint="eastAsia" w:ascii="宋体" w:hAnsi="宋体" w:eastAsia="宋体" w:cs="宋体"/>
               <w:szCs w:val="24"/>
             </w:rPr>
             <w:instrText xml:space="preserve"> HYPERLINK \l _Toc13893 </w:instrText>
           </w:r>
           <w:r>
             <w:rPr>
-              <w:rFonts w:ascii="宋体" w:eastAsia="宋体" w:hAnsi="宋体" w:cs="宋体" w:hint="eastAsia"/>
+              <w:rFonts w:hint="eastAsia" w:ascii="宋体" w:hAnsi="宋体" w:eastAsia="宋体" w:cs="宋体"/>
               <w:szCs w:val="24"/>
             </w:rPr>
             <w:fldChar w:fldCharType="separate"/>
@@ -3260,7 +3305,7 @@
           </w:r>
           <w:r>
             <w:rPr>
-              <w:rFonts w:ascii="宋体" w:eastAsia="宋体" w:hAnsi="宋体" w:cs="宋体" w:hint="eastAsia"/>
+              <w:rFonts w:hint="eastAsia" w:ascii="宋体" w:hAnsi="宋体" w:eastAsia="宋体" w:cs="宋体"/>
               <w:szCs w:val="24"/>
             </w:rPr>
             <w:fldChar w:fldCharType="end"/>
@@ -3270,7 +3315,7 @@
           <w:pPr>
             <w:bidi w:val="0"/>
             <w:rPr>
-              <w:rFonts w:ascii="宋体" w:eastAsia="宋体" w:hAnsi="宋体" w:cs="宋体" w:hint="eastAsia"/>
+              <w:rFonts w:hint="eastAsia" w:ascii="宋体" w:hAnsi="宋体" w:eastAsia="宋体" w:cs="宋体"/>
               <w:snapToGrid w:val="0"/>
               <w:color w:val="000000"/>
               <w:kern w:val="0"/>
@@ -3281,7 +3326,7 @@
           </w:pPr>
           <w:r>
             <w:rPr>
-              <w:rFonts w:ascii="宋体" w:eastAsia="宋体" w:hAnsi="宋体" w:cs="宋体" w:hint="eastAsia"/>
+              <w:rFonts w:hint="eastAsia" w:ascii="宋体" w:hAnsi="宋体" w:eastAsia="宋体" w:cs="宋体"/>
               <w:szCs w:val="24"/>
             </w:rPr>
             <w:fldChar w:fldCharType="end"/>
@@ -3291,51 +3336,51 @@
     </w:sdt>
     <w:p>
       <w:pPr>
-        <w:pStyle w:val="1"/>
+        <w:pStyle w:val="30"/>
         <w:bidi w:val="0"/>
       </w:pPr>
-      <w:bookmarkStart w:id="3" w:name="_Toc31926"/>
+      <w:bookmarkStart w:id="2" w:name="_Toc31926"/>
       <w:r>
         <w:t>目的</w:t>
+      </w:r>
+      <w:bookmarkEnd w:id="2"/>
+    </w:p>
+    <w:p>
+      <w:pPr>
+        <w:pStyle w:val="31"/>
+        <w:bidi w:val="0"/>
+      </w:pPr>
+      <w:r>
+        <w:t>对备件库中的设备进行有效管理，避免出现机房硬件故障而影响到应用系统的正常运行。按照公司运维业务管理的要求，为加强机房备品备件安全库存的集中统一管理，做好备品备件的储备供应工作，充分利用、合理配置备品备件资源，降低库存资金占用及企业运行成本，特制订本制度。</w:t>
+      </w:r>
+    </w:p>
+    <w:p>
+      <w:pPr>
+        <w:pStyle w:val="30"/>
+        <w:bidi w:val="0"/>
+        <w:rPr>
+          <w:rFonts w:hint="eastAsia"/>
+          <w:lang w:val="en-US" w:eastAsia="zh-CN"/>
+        </w:rPr>
+      </w:pPr>
+      <w:bookmarkStart w:id="3" w:name="_Toc6757"/>
+      <w:r>
+        <w:rPr>
+          <w:rFonts w:hint="eastAsia"/>
+          <w:lang w:val="en-US" w:eastAsia="zh-CN"/>
+        </w:rPr>
+        <w:t>原则</w:t>
       </w:r>
       <w:bookmarkEnd w:id="3"/>
     </w:p>
     <w:p>
       <w:pPr>
-        <w:pStyle w:val="a1"/>
-        <w:bidi w:val="0"/>
-      </w:pPr>
-      <w:r>
-        <w:t>对备件库中的设备进行有效管理，避免出现机房硬件故障而影响到应用系统的正常运行。按照公司运维业务管理的要求，为加强机房备品备件安全库存的集中统一管理，做好备品备件的储备供应工作，充分利用、合理配置备品备件资源，降低库存资金占用及企业运行成本，特制订本制度。</w:t>
-      </w:r>
-    </w:p>
-    <w:p>
-      <w:pPr>
-        <w:pStyle w:val="1"/>
-        <w:bidi w:val="0"/>
-        <w:rPr>
-          <w:rFonts w:hint="eastAsia"/>
-          <w:lang w:val="en-US" w:eastAsia="zh-CN"/>
-        </w:rPr>
-      </w:pPr>
-      <w:bookmarkStart w:id="4" w:name="_Toc6757"/>
-      <w:r>
-        <w:rPr>
-          <w:rFonts w:hint="eastAsia"/>
-          <w:lang w:val="en-US" w:eastAsia="zh-CN"/>
-        </w:rPr>
-        <w:t>原则</w:t>
-      </w:r>
-      <w:bookmarkEnd w:id="4"/>
-    </w:p>
-    <w:p>
-      <w:pPr>
-        <w:pStyle w:val="a1"/>
+        <w:pStyle w:val="31"/>
         <w:numPr>
           <w:ilvl w:val="0"/>
           <w:numId w:val="2"/>
         </w:numPr>
-        <w:ind w:left="425" w:hanging="425" w:leftChars="0" w:firstLineChars="0"/>
+        <w:ind w:left="425" w:leftChars="0" w:hanging="425" w:firstLineChars="0"/>
         <w:rPr>
           <w:rFonts w:hint="eastAsia"/>
           <w:lang w:val="en-US" w:eastAsia="zh-CN"/>
@@ -3351,7 +3396,7 @@
     </w:p>
     <w:p>
       <w:pPr>
-        <w:pStyle w:val="a1"/>
+        <w:pStyle w:val="31"/>
         <w:bidi w:val="0"/>
         <w:rPr>
           <w:rFonts w:hint="eastAsia"/>
@@ -3368,12 +3413,12 @@
     </w:p>
     <w:p>
       <w:pPr>
-        <w:pStyle w:val="a1"/>
+        <w:pStyle w:val="31"/>
         <w:numPr>
           <w:ilvl w:val="0"/>
           <w:numId w:val="2"/>
         </w:numPr>
-        <w:ind w:left="425" w:hanging="425" w:leftChars="0" w:firstLineChars="0"/>
+        <w:ind w:left="425" w:leftChars="0" w:hanging="425" w:firstLineChars="0"/>
         <w:rPr>
           <w:rFonts w:hint="eastAsia"/>
           <w:lang w:val="en-US" w:eastAsia="zh-CN"/>
@@ -3389,7 +3434,7 @@
     </w:p>
     <w:p>
       <w:pPr>
-        <w:pStyle w:val="a1"/>
+        <w:pStyle w:val="31"/>
         <w:bidi w:val="0"/>
         <w:rPr>
           <w:rFonts w:hint="eastAsia"/>
@@ -3406,12 +3451,12 @@
     </w:p>
     <w:p>
       <w:pPr>
-        <w:pStyle w:val="a1"/>
+        <w:pStyle w:val="31"/>
         <w:numPr>
           <w:ilvl w:val="0"/>
           <w:numId w:val="2"/>
         </w:numPr>
-        <w:ind w:left="425" w:hanging="425" w:leftChars="0" w:firstLineChars="0"/>
+        <w:ind w:left="425" w:leftChars="0" w:hanging="425" w:firstLineChars="0"/>
         <w:rPr>
           <w:rFonts w:hint="eastAsia"/>
           <w:lang w:val="en-US" w:eastAsia="zh-CN"/>
@@ -3427,7 +3472,7 @@
     </w:p>
     <w:p>
       <w:pPr>
-        <w:pStyle w:val="a1"/>
+        <w:pStyle w:val="31"/>
         <w:bidi w:val="0"/>
         <w:rPr>
           <w:rFonts w:hint="eastAsia"/>
@@ -3444,12 +3489,12 @@
     </w:p>
     <w:p>
       <w:pPr>
-        <w:pStyle w:val="a1"/>
+        <w:pStyle w:val="31"/>
         <w:numPr>
           <w:ilvl w:val="0"/>
           <w:numId w:val="2"/>
         </w:numPr>
-        <w:ind w:left="425" w:hanging="425" w:leftChars="0" w:firstLineChars="0"/>
+        <w:ind w:left="425" w:leftChars="0" w:hanging="425" w:firstLineChars="0"/>
         <w:rPr>
           <w:rFonts w:hint="eastAsia"/>
           <w:lang w:val="en-US" w:eastAsia="zh-CN"/>
@@ -3465,7 +3510,7 @@
     </w:p>
     <w:p>
       <w:pPr>
-        <w:pStyle w:val="a1"/>
+        <w:pStyle w:val="31"/>
         <w:bidi w:val="0"/>
         <w:rPr>
           <w:rFonts w:hint="eastAsia"/>
@@ -3482,10 +3527,10 @@
     </w:p>
     <w:p>
       <w:pPr>
-        <w:pStyle w:val="1"/>
+        <w:pStyle w:val="30"/>
         <w:bidi w:val="0"/>
       </w:pPr>
-      <w:bookmarkStart w:id="5" w:name="_Toc8468"/>
+      <w:bookmarkStart w:id="4" w:name="_Toc8468"/>
       <w:r>
         <w:rPr>
           <w:rFonts w:hint="eastAsia"/>
@@ -3495,75 +3540,75 @@
       </w:r>
       <w:r>
         <w:t>范围</w:t>
+      </w:r>
+      <w:bookmarkEnd w:id="4"/>
+    </w:p>
+    <w:p>
+      <w:pPr>
+        <w:pStyle w:val="31"/>
+        <w:bidi w:val="0"/>
+      </w:pPr>
+      <w:r>
+        <w:t>适用于公司</w:t>
+      </w:r>
+      <w:r>
+        <w:rPr>
+          <w:rFonts w:hint="eastAsia"/>
+          <w:lang w:eastAsia="zh-CN"/>
+        </w:rPr>
+        <w:t>运维部</w:t>
+      </w:r>
+      <w:r>
+        <w:t>备品备件库及各项目备品备件库，适用于所有运维机房内的服务器、存储、交换机等信息设备。</w:t>
+      </w:r>
+    </w:p>
+    <w:p>
+      <w:pPr>
+        <w:pStyle w:val="30"/>
+        <w:bidi w:val="0"/>
+        <w:rPr>
+          <w:rFonts w:hint="eastAsia"/>
+          <w:lang w:val="en-US" w:eastAsia="zh-CN"/>
+        </w:rPr>
+      </w:pPr>
+      <w:bookmarkStart w:id="5" w:name="_Toc3268"/>
+      <w:r>
+        <w:rPr>
+          <w:rFonts w:hint="eastAsia"/>
+          <w:lang w:val="en-US" w:eastAsia="zh-CN"/>
+        </w:rPr>
+        <w:t>岗位职责</w:t>
       </w:r>
       <w:bookmarkEnd w:id="5"/>
     </w:p>
     <w:p>
       <w:pPr>
-        <w:pStyle w:val="a1"/>
+        <w:pStyle w:val="32"/>
         <w:bidi w:val="0"/>
-      </w:pPr>
-      <w:r>
-        <w:t>适用于公司</w:t>
-      </w:r>
-      <w:r>
-        <w:rPr>
-          <w:rFonts w:hint="eastAsia"/>
-          <w:lang w:eastAsia="zh-CN"/>
-        </w:rPr>
-        <w:t>运维部</w:t>
-      </w:r>
-      <w:r>
-        <w:t>备品备件库及各项目备品备件库，适用于所有运维机房内的服务器、存储、交换机等信息设备。</w:t>
-      </w:r>
-    </w:p>
-    <w:p>
-      <w:pPr>
-        <w:pStyle w:val="1"/>
-        <w:bidi w:val="0"/>
+        <w:rPr>
+          <w:rFonts w:hint="default"/>
+          <w:lang w:val="en-US" w:eastAsia="zh-CN"/>
+        </w:rPr>
+      </w:pPr>
+      <w:bookmarkStart w:id="6" w:name="_Toc11689"/>
+      <w:r>
         <w:rPr>
           <w:rFonts w:hint="eastAsia"/>
           <w:lang w:val="en-US" w:eastAsia="zh-CN"/>
         </w:rPr>
-      </w:pPr>
-      <w:bookmarkStart w:id="6" w:name="_Toc3268"/>
-      <w:r>
-        <w:rPr>
-          <w:rFonts w:hint="eastAsia"/>
-          <w:lang w:val="en-US" w:eastAsia="zh-CN"/>
-        </w:rPr>
-        <w:t>岗位职责</w:t>
+        <w:t>备件库经理</w:t>
       </w:r>
       <w:bookmarkEnd w:id="6"/>
     </w:p>
     <w:p>
       <w:pPr>
-        <w:pStyle w:val="2"/>
-        <w:bidi w:val="0"/>
-        <w:rPr>
-          <w:rFonts w:hint="default"/>
-          <w:lang w:val="en-US" w:eastAsia="zh-CN"/>
-        </w:rPr>
-      </w:pPr>
-      <w:bookmarkStart w:id="7" w:name="_Toc11689"/>
-      <w:r>
-        <w:rPr>
-          <w:rFonts w:hint="eastAsia"/>
-          <w:lang w:val="en-US" w:eastAsia="zh-CN"/>
-        </w:rPr>
-        <w:t>备件库经理</w:t>
-      </w:r>
-      <w:bookmarkEnd w:id="7"/>
-    </w:p>
-    <w:p>
-      <w:pPr>
-        <w:pStyle w:val="a1"/>
+        <w:pStyle w:val="31"/>
         <w:numPr>
           <w:ilvl w:val="0"/>
           <w:numId w:val="3"/>
         </w:numPr>
         <w:bidi w:val="0"/>
-        <w:ind w:left="425" w:hanging="425" w:leftChars="0" w:firstLineChars="0"/>
+        <w:ind w:left="425" w:leftChars="0" w:hanging="425" w:firstLineChars="0"/>
         <w:rPr>
           <w:rFonts w:hint="eastAsia"/>
           <w:lang w:val="en-US" w:eastAsia="zh-CN"/>
@@ -3579,13 +3624,13 @@
     </w:p>
     <w:p>
       <w:pPr>
-        <w:pStyle w:val="a1"/>
+        <w:pStyle w:val="31"/>
         <w:numPr>
           <w:ilvl w:val="0"/>
           <w:numId w:val="3"/>
         </w:numPr>
         <w:bidi w:val="0"/>
-        <w:ind w:left="425" w:hanging="425" w:leftChars="0" w:firstLineChars="0"/>
+        <w:ind w:left="425" w:leftChars="0" w:hanging="425" w:firstLineChars="0"/>
         <w:rPr>
           <w:rFonts w:hint="default"/>
           <w:lang w:val="en-US" w:eastAsia="zh-CN"/>
@@ -3601,14 +3646,14 @@
     </w:p>
     <w:p>
       <w:pPr>
-        <w:pStyle w:val="2"/>
+        <w:pStyle w:val="32"/>
         <w:bidi w:val="0"/>
         <w:rPr>
           <w:rFonts w:hint="eastAsia"/>
           <w:lang w:val="en-US" w:eastAsia="zh-CN"/>
         </w:rPr>
       </w:pPr>
-      <w:bookmarkStart w:id="8" w:name="_Toc13713"/>
+      <w:bookmarkStart w:id="7" w:name="_Toc13713"/>
       <w:r>
         <w:rPr>
           <w:rFonts w:hint="eastAsia"/>
@@ -3616,16 +3661,16 @@
         </w:rPr>
         <w:t>备件库管理专员</w:t>
       </w:r>
-      <w:bookmarkEnd w:id="8"/>
+      <w:bookmarkEnd w:id="7"/>
     </w:p>
     <w:p>
       <w:pPr>
-        <w:pStyle w:val="a1"/>
+        <w:pStyle w:val="31"/>
         <w:numPr>
           <w:ilvl w:val="0"/>
           <w:numId w:val="4"/>
         </w:numPr>
-        <w:ind w:left="425" w:hanging="425" w:leftChars="0" w:firstLineChars="0"/>
+        <w:ind w:left="425" w:leftChars="0" w:hanging="425" w:firstLineChars="0"/>
         <w:rPr>
           <w:rFonts w:hint="eastAsia"/>
           <w:lang w:val="en-US" w:eastAsia="zh-CN"/>
@@ -3641,12 +3686,12 @@
     </w:p>
     <w:p>
       <w:pPr>
-        <w:pStyle w:val="a1"/>
+        <w:pStyle w:val="31"/>
         <w:numPr>
           <w:ilvl w:val="0"/>
           <w:numId w:val="4"/>
         </w:numPr>
-        <w:ind w:left="425" w:hanging="425" w:leftChars="0" w:firstLineChars="0"/>
+        <w:ind w:left="425" w:leftChars="0" w:hanging="425" w:firstLineChars="0"/>
         <w:rPr>
           <w:rFonts w:hint="eastAsia"/>
           <w:lang w:val="en-US" w:eastAsia="zh-CN"/>
@@ -3662,12 +3707,12 @@
     </w:p>
     <w:p>
       <w:pPr>
-        <w:pStyle w:val="a1"/>
+        <w:pStyle w:val="31"/>
         <w:numPr>
           <w:ilvl w:val="0"/>
           <w:numId w:val="4"/>
         </w:numPr>
-        <w:ind w:left="425" w:hanging="425" w:leftChars="0" w:firstLineChars="0"/>
+        <w:ind w:left="425" w:leftChars="0" w:hanging="425" w:firstLineChars="0"/>
         <w:rPr>
           <w:rFonts w:hint="eastAsia"/>
           <w:lang w:val="en-US" w:eastAsia="zh-CN"/>
@@ -3683,12 +3728,12 @@
     </w:p>
     <w:p>
       <w:pPr>
-        <w:pStyle w:val="a1"/>
+        <w:pStyle w:val="31"/>
         <w:numPr>
           <w:ilvl w:val="0"/>
           <w:numId w:val="4"/>
         </w:numPr>
-        <w:ind w:left="425" w:hanging="425" w:leftChars="0" w:firstLineChars="0"/>
+        <w:ind w:left="425" w:leftChars="0" w:hanging="425" w:firstLineChars="0"/>
         <w:rPr>
           <w:rFonts w:hint="eastAsia"/>
           <w:lang w:val="en-US" w:eastAsia="zh-CN"/>
@@ -3704,12 +3749,12 @@
     </w:p>
     <w:p>
       <w:pPr>
-        <w:pStyle w:val="a1"/>
+        <w:pStyle w:val="31"/>
         <w:numPr>
           <w:ilvl w:val="0"/>
           <w:numId w:val="4"/>
         </w:numPr>
-        <w:ind w:left="425" w:hanging="425" w:leftChars="0" w:firstLineChars="0"/>
+        <w:ind w:left="425" w:leftChars="0" w:hanging="425" w:firstLineChars="0"/>
         <w:rPr>
           <w:rFonts w:hint="eastAsia"/>
           <w:lang w:val="en-US" w:eastAsia="zh-CN"/>
@@ -3725,14 +3770,14 @@
     </w:p>
     <w:p>
       <w:pPr>
-        <w:pStyle w:val="1"/>
+        <w:pStyle w:val="30"/>
         <w:bidi w:val="0"/>
         <w:rPr>
           <w:rFonts w:hint="default"/>
           <w:lang w:val="en-US" w:eastAsia="zh-CN"/>
         </w:rPr>
       </w:pPr>
-      <w:bookmarkStart w:id="9" w:name="_Toc23234"/>
+      <w:bookmarkStart w:id="8" w:name="_Toc23234"/>
       <w:r>
         <w:rPr>
           <w:rFonts w:hint="eastAsia"/>
@@ -3740,7 +3785,7 @@
         </w:rPr>
         <w:t>备件管理实施</w:t>
       </w:r>
-      <w:bookmarkEnd w:id="9"/>
+      <w:bookmarkEnd w:id="8"/>
     </w:p>
     <w:p>
       <w:pPr>
@@ -3758,11 +3803,11 @@
         <w:adjustRightInd w:val="0"/>
         <w:snapToGrid w:val="0"/>
         <w:spacing w:line="360" w:lineRule="auto"/>
-        <w:ind w:left="0" w:right="0" w:firstLine="420" w:firstLineChars="200"/>
+        <w:ind w:left="0" w:right="0" w:firstLine="476" w:firstLineChars="200"/>
         <w:jc w:val="both"/>
         <w:textAlignment w:val="baseline"/>
         <w:rPr>
-          <w:rFonts w:ascii="宋体" w:eastAsia="宋体" w:hAnsi="宋体" w:cs="宋体"/>
+          <w:rFonts w:ascii="宋体" w:hAnsi="宋体" w:eastAsia="宋体" w:cs="宋体"/>
           <w:spacing w:val="-1"/>
           <w:sz w:val="24"/>
           <w:szCs w:val="24"/>
@@ -3770,7 +3815,7 @@
       </w:pPr>
       <w:r>
         <w:rPr>
-          <w:rFonts w:ascii="宋体" w:eastAsia="宋体" w:hAnsi="宋体" w:cs="宋体" w:hint="eastAsia"/>
+          <w:rFonts w:hint="eastAsia" w:ascii="宋体" w:hAnsi="宋体" w:eastAsia="宋体" w:cs="宋体"/>
           <w:spacing w:val="-1"/>
           <w:sz w:val="24"/>
           <w:szCs w:val="24"/>
@@ -3780,7 +3825,7 @@
       </w:r>
       <w:r>
         <w:rPr>
-          <w:rFonts w:ascii="宋体" w:eastAsia="宋体" w:hAnsi="宋体" w:cs="宋体"/>
+          <w:rFonts w:ascii="宋体" w:hAnsi="宋体" w:eastAsia="宋体" w:cs="宋体"/>
           <w:spacing w:val="-1"/>
           <w:sz w:val="24"/>
           <w:szCs w:val="24"/>
@@ -3790,22 +3835,22 @@
     </w:p>
     <w:p>
       <w:pPr>
-        <w:pStyle w:val="2"/>
+        <w:pStyle w:val="32"/>
         <w:bidi w:val="0"/>
       </w:pPr>
+      <w:bookmarkStart w:id="9" w:name="_Toc32354"/>
       <w:bookmarkStart w:id="10" w:name="_Toc29204"/>
-      <w:bookmarkStart w:id="11" w:name="_Toc32354"/>
       <w:r>
         <w:t>采购管理</w:t>
       </w:r>
+      <w:bookmarkEnd w:id="9"/>
       <w:bookmarkEnd w:id="10"/>
-      <w:bookmarkEnd w:id="11"/>
     </w:p>
     <w:p>
       <w:pPr>
-        <w:pStyle w:val="a1"/>
-        <w:rPr>
-          <w:rFonts w:ascii="Segoe UI" w:eastAsia="Segoe UI" w:hAnsi="Segoe UI" w:cs="Segoe UI"/>
+        <w:pStyle w:val="31"/>
+        <w:rPr>
+          <w:rFonts w:ascii="Segoe UI" w:hAnsi="Segoe UI" w:eastAsia="Segoe UI" w:cs="Segoe UI"/>
           <w:i w:val="0"/>
           <w:iCs w:val="0"/>
           <w:caps w:val="0"/>
@@ -3818,7 +3863,7 @@
       </w:pPr>
       <w:r>
         <w:rPr>
-          <w:rFonts w:ascii="Segoe UI" w:eastAsia="Segoe UI" w:hAnsi="Segoe UI" w:cs="Segoe UI"/>
+          <w:rFonts w:ascii="Segoe UI" w:hAnsi="Segoe UI" w:eastAsia="Segoe UI" w:cs="Segoe UI"/>
           <w:i w:val="0"/>
           <w:iCs w:val="0"/>
           <w:caps w:val="0"/>
@@ -3833,26 +3878,26 @@
     </w:p>
     <w:p>
       <w:pPr>
-        <w:pStyle w:val="3"/>
+        <w:pStyle w:val="33"/>
         <w:bidi w:val="0"/>
         <w:rPr>
           <w:rFonts w:hint="eastAsia"/>
         </w:rPr>
       </w:pPr>
-      <w:bookmarkStart w:id="12" w:name="_Toc15384"/>
+      <w:bookmarkStart w:id="11" w:name="_Toc15384"/>
       <w:r>
         <w:rPr>
           <w:rFonts w:hint="eastAsia"/>
         </w:rPr>
         <w:t>年度备件采购计划</w:t>
       </w:r>
-      <w:bookmarkEnd w:id="12"/>
+      <w:bookmarkEnd w:id="11"/>
     </w:p>
     <w:p>
       <w:pPr>
-        <w:pStyle w:val="a1"/>
-        <w:rPr>
-          <w:rFonts w:ascii="Segoe UI" w:eastAsia="Segoe UI" w:hAnsi="Segoe UI" w:cs="Segoe UI" w:hint="eastAsia"/>
+        <w:pStyle w:val="31"/>
+        <w:rPr>
+          <w:rFonts w:hint="eastAsia" w:ascii="Segoe UI" w:hAnsi="Segoe UI" w:eastAsia="Segoe UI" w:cs="Segoe UI"/>
           <w:i w:val="0"/>
           <w:iCs w:val="0"/>
           <w:caps w:val="0"/>
@@ -3865,7 +3910,7 @@
       </w:pPr>
       <w:r>
         <w:rPr>
-          <w:rFonts w:ascii="Segoe UI" w:eastAsia="Segoe UI" w:hAnsi="Segoe UI" w:cs="Segoe UI" w:hint="eastAsia"/>
+          <w:rFonts w:hint="eastAsia" w:ascii="Segoe UI" w:hAnsi="Segoe UI" w:eastAsia="Segoe UI" w:cs="Segoe UI"/>
           <w:i w:val="0"/>
           <w:iCs w:val="0"/>
           <w:caps w:val="0"/>
@@ -3879,7 +3924,7 @@
       </w:r>
       <w:r>
         <w:rPr>
-          <w:rFonts w:ascii="Segoe UI" w:eastAsia="宋体" w:hAnsi="Segoe UI" w:cs="Segoe UI" w:hint="eastAsia"/>
+          <w:rFonts w:hint="eastAsia" w:ascii="Segoe UI" w:hAnsi="Segoe UI" w:eastAsia="宋体" w:cs="Segoe UI"/>
           <w:i w:val="0"/>
           <w:iCs w:val="0"/>
           <w:caps w:val="0"/>
@@ -3894,7 +3939,7 @@
       </w:r>
       <w:r>
         <w:rPr>
-          <w:rFonts w:ascii="Segoe UI" w:eastAsia="Segoe UI" w:hAnsi="Segoe UI" w:cs="Segoe UI" w:hint="eastAsia"/>
+          <w:rFonts w:hint="eastAsia" w:ascii="Segoe UI" w:hAnsi="Segoe UI" w:eastAsia="Segoe UI" w:cs="Segoe UI"/>
           <w:i w:val="0"/>
           <w:iCs w:val="0"/>
           <w:caps w:val="0"/>
@@ -3909,26 +3954,26 @@
     </w:p>
     <w:p>
       <w:pPr>
-        <w:pStyle w:val="3"/>
+        <w:pStyle w:val="33"/>
         <w:bidi w:val="0"/>
         <w:rPr>
           <w:rFonts w:hint="eastAsia"/>
         </w:rPr>
       </w:pPr>
-      <w:bookmarkStart w:id="13" w:name="_Toc8864"/>
+      <w:bookmarkStart w:id="12" w:name="_Toc8864"/>
       <w:r>
         <w:rPr>
           <w:rFonts w:hint="eastAsia"/>
         </w:rPr>
         <w:t>项目专项备件采购</w:t>
       </w:r>
-      <w:bookmarkEnd w:id="13"/>
+      <w:bookmarkEnd w:id="12"/>
     </w:p>
     <w:p>
       <w:pPr>
-        <w:pStyle w:val="a1"/>
-        <w:rPr>
-          <w:rFonts w:ascii="Segoe UI" w:eastAsia="Segoe UI" w:hAnsi="Segoe UI" w:cs="Segoe UI" w:hint="eastAsia"/>
+        <w:pStyle w:val="31"/>
+        <w:rPr>
+          <w:rFonts w:hint="eastAsia" w:ascii="Segoe UI" w:hAnsi="Segoe UI" w:eastAsia="Segoe UI" w:cs="Segoe UI"/>
           <w:i w:val="0"/>
           <w:iCs w:val="0"/>
           <w:caps w:val="0"/>
@@ -3941,7 +3986,7 @@
       </w:pPr>
       <w:r>
         <w:rPr>
-          <w:rFonts w:ascii="Segoe UI" w:eastAsia="Segoe UI" w:hAnsi="Segoe UI" w:cs="Segoe UI" w:hint="eastAsia"/>
+          <w:rFonts w:hint="eastAsia" w:ascii="Segoe UI" w:hAnsi="Segoe UI" w:eastAsia="Segoe UI" w:cs="Segoe UI"/>
           <w:i w:val="0"/>
           <w:iCs w:val="0"/>
           <w:caps w:val="0"/>
@@ -3956,29 +4001,29 @@
     </w:p>
     <w:p>
       <w:pPr>
-        <w:pStyle w:val="3"/>
+        <w:pStyle w:val="33"/>
         <w:bidi w:val="0"/>
         <w:rPr>
           <w:rFonts w:hint="eastAsia"/>
         </w:rPr>
       </w:pPr>
-      <w:bookmarkStart w:id="14" w:name="_Toc956"/>
+      <w:bookmarkStart w:id="13" w:name="_Toc956"/>
       <w:r>
         <w:rPr>
           <w:rFonts w:hint="eastAsia"/>
         </w:rPr>
         <w:t>紧急采购预案</w:t>
       </w:r>
-      <w:bookmarkEnd w:id="14"/>
+      <w:bookmarkEnd w:id="13"/>
     </w:p>
     <w:p>
       <w:pPr>
-        <w:pStyle w:val="a1"/>
+        <w:pStyle w:val="31"/>
         <w:numPr>
           <w:ilvl w:val="0"/>
           <w:numId w:val="5"/>
         </w:numPr>
-        <w:ind w:left="425" w:hanging="425" w:leftChars="0" w:firstLineChars="0"/>
+        <w:ind w:left="425" w:leftChars="0" w:hanging="425" w:firstLineChars="0"/>
         <w:rPr>
           <w:rFonts w:hint="eastAsia"/>
         </w:rPr>
@@ -3992,7 +4037,7 @@
     </w:p>
     <w:p>
       <w:pPr>
-        <w:pStyle w:val="a1"/>
+        <w:pStyle w:val="31"/>
         <w:rPr>
           <w:rFonts w:hint="eastAsia"/>
         </w:rPr>
@@ -4006,12 +4051,12 @@
     </w:p>
     <w:p>
       <w:pPr>
-        <w:pStyle w:val="a1"/>
+        <w:pStyle w:val="31"/>
         <w:numPr>
           <w:ilvl w:val="0"/>
           <w:numId w:val="6"/>
         </w:numPr>
-        <w:ind w:left="845" w:hanging="425" w:leftChars="0" w:firstLineChars="0"/>
+        <w:ind w:left="845" w:leftChars="0" w:hanging="425" w:firstLineChars="0"/>
         <w:rPr>
           <w:rFonts w:hint="eastAsia"/>
         </w:rPr>
@@ -4025,12 +4070,12 @@
     </w:p>
     <w:p>
       <w:pPr>
-        <w:pStyle w:val="a1"/>
+        <w:pStyle w:val="31"/>
         <w:numPr>
           <w:ilvl w:val="0"/>
           <w:numId w:val="6"/>
         </w:numPr>
-        <w:ind w:left="845" w:hanging="425" w:leftChars="0" w:firstLineChars="0"/>
+        <w:ind w:left="845" w:leftChars="0" w:hanging="425" w:firstLineChars="0"/>
         <w:rPr>
           <w:rFonts w:hint="eastAsia"/>
         </w:rPr>
@@ -4044,12 +4089,12 @@
     </w:p>
     <w:p>
       <w:pPr>
-        <w:pStyle w:val="a1"/>
+        <w:pStyle w:val="31"/>
         <w:numPr>
           <w:ilvl w:val="0"/>
           <w:numId w:val="6"/>
         </w:numPr>
-        <w:ind w:left="845" w:hanging="425" w:leftChars="0" w:firstLineChars="0"/>
+        <w:ind w:left="845" w:leftChars="0" w:hanging="425" w:firstLineChars="0"/>
         <w:rPr>
           <w:rFonts w:hint="eastAsia"/>
         </w:rPr>
@@ -4063,12 +4108,12 @@
     </w:p>
     <w:p>
       <w:pPr>
-        <w:pStyle w:val="a1"/>
+        <w:pStyle w:val="31"/>
         <w:numPr>
           <w:ilvl w:val="0"/>
           <w:numId w:val="5"/>
         </w:numPr>
-        <w:ind w:left="425" w:hanging="425" w:leftChars="0" w:firstLineChars="0"/>
+        <w:ind w:left="425" w:leftChars="0" w:hanging="425" w:firstLineChars="0"/>
         <w:rPr>
           <w:rFonts w:hint="eastAsia"/>
         </w:rPr>
@@ -4082,7 +4127,7 @@
     </w:p>
     <w:p>
       <w:pPr>
-        <w:pStyle w:val="a1"/>
+        <w:pStyle w:val="31"/>
         <w:rPr>
           <w:rFonts w:hint="eastAsia"/>
         </w:rPr>
@@ -4096,12 +4141,12 @@
     </w:p>
     <w:p>
       <w:pPr>
-        <w:pStyle w:val="a1"/>
+        <w:pStyle w:val="31"/>
         <w:numPr>
           <w:ilvl w:val="0"/>
           <w:numId w:val="5"/>
         </w:numPr>
-        <w:ind w:left="425" w:hanging="425" w:leftChars="0" w:firstLineChars="0"/>
+        <w:ind w:left="425" w:leftChars="0" w:hanging="425" w:firstLineChars="0"/>
         <w:rPr>
           <w:rFonts w:hint="eastAsia"/>
         </w:rPr>
@@ -4115,7 +4160,7 @@
     </w:p>
     <w:p>
       <w:pPr>
-        <w:pStyle w:val="a1"/>
+        <w:pStyle w:val="31"/>
         <w:rPr>
           <w:rFonts w:hint="eastAsia"/>
         </w:rPr>
@@ -4129,12 +4174,12 @@
     </w:p>
     <w:p>
       <w:pPr>
-        <w:pStyle w:val="a1"/>
+        <w:pStyle w:val="31"/>
         <w:numPr>
           <w:ilvl w:val="0"/>
           <w:numId w:val="7"/>
         </w:numPr>
-        <w:ind w:left="845" w:hanging="425" w:leftChars="0" w:firstLineChars="0"/>
+        <w:ind w:left="845" w:leftChars="0" w:hanging="425" w:firstLineChars="0"/>
         <w:rPr>
           <w:rFonts w:hint="eastAsia"/>
         </w:rPr>
@@ -4148,12 +4193,12 @@
     </w:p>
     <w:p>
       <w:pPr>
-        <w:pStyle w:val="a1"/>
+        <w:pStyle w:val="31"/>
         <w:numPr>
           <w:ilvl w:val="0"/>
           <w:numId w:val="7"/>
         </w:numPr>
-        <w:ind w:left="845" w:hanging="425" w:leftChars="0" w:firstLineChars="0"/>
+        <w:ind w:left="845" w:leftChars="0" w:hanging="425" w:firstLineChars="0"/>
         <w:rPr>
           <w:rFonts w:hint="eastAsia"/>
         </w:rPr>
@@ -4167,12 +4212,12 @@
     </w:p>
     <w:p>
       <w:pPr>
-        <w:pStyle w:val="a1"/>
+        <w:pStyle w:val="31"/>
         <w:numPr>
           <w:ilvl w:val="0"/>
           <w:numId w:val="7"/>
         </w:numPr>
-        <w:ind w:left="845" w:hanging="425" w:leftChars="0" w:firstLineChars="0"/>
+        <w:ind w:left="845" w:leftChars="0" w:hanging="425" w:firstLineChars="0"/>
         <w:rPr>
           <w:rFonts w:hint="eastAsia"/>
         </w:rPr>
@@ -4186,12 +4231,12 @@
     </w:p>
     <w:p>
       <w:pPr>
-        <w:pStyle w:val="a1"/>
+        <w:pStyle w:val="31"/>
         <w:numPr>
           <w:ilvl w:val="0"/>
           <w:numId w:val="7"/>
         </w:numPr>
-        <w:ind w:left="845" w:hanging="425" w:leftChars="0" w:firstLineChars="0"/>
+        <w:ind w:left="845" w:leftChars="0" w:hanging="425" w:firstLineChars="0"/>
         <w:rPr>
           <w:rFonts w:hint="eastAsia"/>
         </w:rPr>
@@ -4205,12 +4250,12 @@
     </w:p>
     <w:p>
       <w:pPr>
-        <w:pStyle w:val="a1"/>
+        <w:pStyle w:val="31"/>
         <w:numPr>
           <w:ilvl w:val="0"/>
           <w:numId w:val="7"/>
         </w:numPr>
-        <w:ind w:left="845" w:hanging="425" w:leftChars="0" w:firstLineChars="0"/>
+        <w:ind w:left="845" w:leftChars="0" w:hanging="425" w:firstLineChars="0"/>
         <w:rPr>
           <w:rFonts w:hint="eastAsia"/>
         </w:rPr>
@@ -4224,12 +4269,12 @@
     </w:p>
     <w:p>
       <w:pPr>
-        <w:pStyle w:val="a1"/>
+        <w:pStyle w:val="31"/>
         <w:numPr>
           <w:ilvl w:val="0"/>
           <w:numId w:val="5"/>
         </w:numPr>
-        <w:ind w:left="425" w:hanging="425" w:leftChars="0" w:firstLineChars="0"/>
+        <w:ind w:left="425" w:leftChars="0" w:hanging="425" w:firstLineChars="0"/>
         <w:rPr>
           <w:rFonts w:hint="eastAsia"/>
         </w:rPr>
@@ -4243,7 +4288,7 @@
     </w:p>
     <w:p>
       <w:pPr>
-        <w:pStyle w:val="a1"/>
+        <w:pStyle w:val="31"/>
         <w:rPr>
           <w:rFonts w:hint="eastAsia"/>
         </w:rPr>
@@ -4257,26 +4302,26 @@
     </w:p>
     <w:p>
       <w:pPr>
-        <w:pStyle w:val="2"/>
+        <w:pStyle w:val="32"/>
         <w:bidi w:val="0"/>
       </w:pPr>
+      <w:bookmarkStart w:id="14" w:name="_Toc1852"/>
       <w:bookmarkStart w:id="15" w:name="_Toc26518"/>
-      <w:bookmarkStart w:id="16" w:name="_Toc1852"/>
       <w:r>
         <w:t>库存管理</w:t>
       </w:r>
+      <w:bookmarkEnd w:id="14"/>
       <w:bookmarkEnd w:id="15"/>
-      <w:bookmarkEnd w:id="16"/>
     </w:p>
     <w:p>
       <w:pPr>
-        <w:pStyle w:val="a1"/>
+        <w:pStyle w:val="31"/>
         <w:numPr>
           <w:ilvl w:val="0"/>
           <w:numId w:val="8"/>
         </w:numPr>
         <w:bidi w:val="0"/>
-        <w:ind w:left="425" w:hanging="425" w:leftChars="0" w:firstLineChars="0"/>
+        <w:ind w:left="425" w:leftChars="0" w:hanging="425" w:firstLineChars="0"/>
         <w:rPr>
           <w:rFonts w:hint="eastAsia"/>
           <w:lang w:eastAsia="zh-CN"/>
@@ -4292,13 +4337,13 @@
     </w:p>
     <w:p>
       <w:pPr>
-        <w:pStyle w:val="a1"/>
+        <w:pStyle w:val="31"/>
         <w:numPr>
           <w:ilvl w:val="0"/>
           <w:numId w:val="8"/>
         </w:numPr>
         <w:bidi w:val="0"/>
-        <w:ind w:left="425" w:hanging="425" w:leftChars="0" w:firstLineChars="0"/>
+        <w:ind w:left="425" w:leftChars="0" w:hanging="425" w:firstLineChars="0"/>
         <w:rPr>
           <w:rFonts w:hint="eastAsia"/>
           <w:lang w:eastAsia="zh-CN"/>
@@ -4314,13 +4359,13 @@
     </w:p>
     <w:p>
       <w:pPr>
-        <w:pStyle w:val="a1"/>
+        <w:pStyle w:val="31"/>
         <w:numPr>
           <w:ilvl w:val="0"/>
           <w:numId w:val="8"/>
         </w:numPr>
         <w:bidi w:val="0"/>
-        <w:ind w:left="425" w:hanging="425" w:leftChars="0" w:firstLineChars="0"/>
+        <w:ind w:left="425" w:leftChars="0" w:hanging="425" w:firstLineChars="0"/>
         <w:rPr>
           <w:rFonts w:hint="eastAsia"/>
           <w:lang w:eastAsia="zh-CN"/>
@@ -4350,13 +4395,13 @@
     </w:p>
     <w:p>
       <w:pPr>
-        <w:pStyle w:val="a1"/>
+        <w:pStyle w:val="31"/>
         <w:numPr>
           <w:ilvl w:val="0"/>
           <w:numId w:val="8"/>
         </w:numPr>
         <w:bidi w:val="0"/>
-        <w:ind w:left="425" w:hanging="425" w:leftChars="0" w:firstLineChars="0"/>
+        <w:ind w:left="425" w:leftChars="0" w:hanging="425" w:firstLineChars="0"/>
         <w:rPr>
           <w:rFonts w:hint="eastAsia"/>
           <w:lang w:eastAsia="zh-CN"/>
@@ -4372,13 +4417,13 @@
     </w:p>
     <w:p>
       <w:pPr>
-        <w:pStyle w:val="a1"/>
+        <w:pStyle w:val="31"/>
         <w:numPr>
           <w:ilvl w:val="0"/>
           <w:numId w:val="8"/>
         </w:numPr>
         <w:bidi w:val="0"/>
-        <w:ind w:left="425" w:hanging="425" w:leftChars="0" w:firstLineChars="0"/>
+        <w:ind w:left="425" w:leftChars="0" w:hanging="425" w:firstLineChars="0"/>
         <w:rPr>
           <w:rFonts w:hint="eastAsia"/>
           <w:lang w:eastAsia="zh-CN"/>
@@ -4394,13 +4439,13 @@
     </w:p>
     <w:p>
       <w:pPr>
-        <w:pStyle w:val="a1"/>
+        <w:pStyle w:val="31"/>
         <w:numPr>
           <w:ilvl w:val="0"/>
           <w:numId w:val="8"/>
         </w:numPr>
         <w:bidi w:val="0"/>
-        <w:ind w:left="425" w:hanging="425" w:leftChars="0" w:firstLineChars="0"/>
+        <w:ind w:left="425" w:leftChars="0" w:hanging="425" w:firstLineChars="0"/>
         <w:rPr>
           <w:rFonts w:hint="eastAsia"/>
           <w:lang w:eastAsia="zh-CN"/>
@@ -4416,11 +4461,11 @@
     </w:p>
     <w:p>
       <w:pPr>
-        <w:pStyle w:val="2"/>
+        <w:pStyle w:val="32"/>
         <w:bidi w:val="0"/>
       </w:pPr>
-      <w:bookmarkStart w:id="17" w:name="_Toc6517"/>
-      <w:bookmarkStart w:id="18" w:name="_Toc10940"/>
+      <w:bookmarkStart w:id="16" w:name="_Toc6517"/>
+      <w:bookmarkStart w:id="17" w:name="_Toc10940"/>
       <w:r>
         <w:rPr>
           <w:rFonts w:hint="eastAsia"/>
@@ -4431,12 +4476,12 @@
       <w:r>
         <w:t>领用管理</w:t>
       </w:r>
+      <w:bookmarkEnd w:id="16"/>
       <w:bookmarkEnd w:id="17"/>
-      <w:bookmarkEnd w:id="18"/>
     </w:p>
     <w:p>
       <w:pPr>
-        <w:pStyle w:val="a1"/>
+        <w:pStyle w:val="31"/>
         <w:bidi w:val="0"/>
       </w:pPr>
       <w:r>
@@ -4455,26 +4500,26 @@
     </w:p>
     <w:p>
       <w:pPr>
-        <w:pStyle w:val="2"/>
+        <w:pStyle w:val="32"/>
         <w:bidi w:val="0"/>
       </w:pPr>
+      <w:bookmarkStart w:id="18" w:name="_Toc6416"/>
       <w:bookmarkStart w:id="19" w:name="_Toc12470"/>
-      <w:bookmarkStart w:id="20" w:name="_Toc6416"/>
       <w:r>
         <w:t>借用管理</w:t>
       </w:r>
+      <w:bookmarkEnd w:id="18"/>
       <w:bookmarkEnd w:id="19"/>
-      <w:bookmarkEnd w:id="20"/>
     </w:p>
     <w:p>
       <w:pPr>
-        <w:pStyle w:val="a1"/>
+        <w:pStyle w:val="31"/>
         <w:numPr>
           <w:ilvl w:val="0"/>
           <w:numId w:val="9"/>
         </w:numPr>
         <w:bidi w:val="0"/>
-        <w:ind w:left="425" w:hanging="425" w:leftChars="0" w:firstLineChars="0"/>
+        <w:ind w:left="425" w:leftChars="0" w:hanging="425" w:firstLineChars="0"/>
       </w:pPr>
       <w:r>
         <w:t>借用：由借入方发起调拨申请，</w:t>
@@ -4492,13 +4537,13 @@
     </w:p>
     <w:p>
       <w:pPr>
-        <w:pStyle w:val="a1"/>
+        <w:pStyle w:val="31"/>
         <w:numPr>
           <w:ilvl w:val="0"/>
           <w:numId w:val="9"/>
         </w:numPr>
         <w:bidi w:val="0"/>
-        <w:ind w:left="425" w:hanging="425" w:leftChars="0" w:firstLineChars="0"/>
+        <w:ind w:left="425" w:leftChars="0" w:hanging="425" w:firstLineChars="0"/>
       </w:pPr>
       <w:r>
         <w:t>还备件流程：借入方在规定的时间内对借用备件进行归还，可选择原备件或型号相同的好备件进行出库，借出方在收到备件后进行核对和确认。</w:t>
@@ -4506,13 +4551,13 @@
     </w:p>
     <w:p>
       <w:pPr>
-        <w:pStyle w:val="a1"/>
+        <w:pStyle w:val="31"/>
         <w:numPr>
           <w:ilvl w:val="0"/>
           <w:numId w:val="9"/>
         </w:numPr>
         <w:bidi w:val="0"/>
-        <w:ind w:left="425" w:hanging="425" w:leftChars="0" w:firstLineChars="0"/>
+        <w:ind w:left="425" w:leftChars="0" w:hanging="425" w:firstLineChars="0"/>
       </w:pPr>
       <w:r>
         <w:t>原则上由借入方的相关部门负责借用及返回流程中备件的物流配送。</w:t>
@@ -4520,18 +4565,18 @@
     </w:p>
     <w:p>
       <w:pPr>
-        <w:pStyle w:val="2"/>
+        <w:pStyle w:val="32"/>
         <w:bidi w:val="0"/>
       </w:pPr>
-      <w:bookmarkStart w:id="21" w:name="_Toc4633"/>
+      <w:bookmarkStart w:id="20" w:name="_Toc4633"/>
       <w:r>
         <w:t>坏件送修</w:t>
       </w:r>
-      <w:bookmarkEnd w:id="21"/>
+      <w:bookmarkEnd w:id="20"/>
     </w:p>
     <w:p>
       <w:pPr>
-        <w:pStyle w:val="a1"/>
+        <w:pStyle w:val="31"/>
         <w:bidi w:val="0"/>
       </w:pPr>
       <w:r>
@@ -4590,7 +4635,7 @@
     </w:p>
     <w:p>
       <w:pPr>
-        <w:pStyle w:val="a1"/>
+        <w:pStyle w:val="31"/>
         <w:bidi w:val="0"/>
       </w:pPr>
       <w:r>
@@ -4619,7 +4664,7 @@
     </w:p>
     <w:p>
       <w:pPr>
-        <w:pStyle w:val="a1"/>
+        <w:pStyle w:val="31"/>
         <w:bidi w:val="0"/>
       </w:pPr>
       <w:r>
@@ -4628,134 +4673,135 @@
     </w:p>
     <w:p>
       <w:pPr>
-        <w:pStyle w:val="2"/>
+        <w:pStyle w:val="32"/>
         <w:bidi w:val="0"/>
       </w:pPr>
-      <w:bookmarkStart w:id="22" w:name="_Toc16692"/>
-      <w:bookmarkStart w:id="23" w:name="_Toc12125"/>
+      <w:bookmarkStart w:id="21" w:name="_Toc16692"/>
+      <w:bookmarkStart w:id="22" w:name="_Toc12125"/>
       <w:r>
         <w:t>报废管理</w:t>
       </w:r>
+      <w:bookmarkEnd w:id="21"/>
       <w:bookmarkEnd w:id="22"/>
+    </w:p>
+    <w:p>
+      <w:pPr>
+        <w:pStyle w:val="31"/>
+        <w:bidi w:val="0"/>
+      </w:pPr>
+      <w:r>
+        <w:t>当某备件无法修复或不具有使用价值时，要及时进行报废处理。备件报废原则上由备件所属的</w:t>
+      </w:r>
+      <w:r>
+        <w:rPr>
+          <w:rFonts w:hint="eastAsia"/>
+          <w:lang w:val="en-US" w:eastAsia="zh-CN"/>
+        </w:rPr>
+        <w:t>运维项目经理</w:t>
+      </w:r>
+      <w:r>
+        <w:t>发起报废申请，提交</w:t>
+      </w:r>
+      <w:r>
+        <w:rPr>
+          <w:rFonts w:hint="eastAsia"/>
+          <w:lang w:eastAsia="zh-CN"/>
+        </w:rPr>
+        <w:t>运维部</w:t>
+      </w:r>
+      <w:r>
+        <w:t>审批确认。审批通过后由</w:t>
+      </w:r>
+      <w:r>
+        <w:rPr>
+          <w:rFonts w:hint="eastAsia"/>
+          <w:lang w:eastAsia="zh-CN"/>
+        </w:rPr>
+        <w:t>备件库管理专员</w:t>
+      </w:r>
+      <w:r>
+        <w:t>将废件转入报废库。</w:t>
+      </w:r>
+    </w:p>
+    <w:p>
+      <w:pPr>
+        <w:pStyle w:val="31"/>
+        <w:bidi w:val="0"/>
+      </w:pPr>
+      <w:r>
+        <w:t>需报废备品备件如属固定资产的，由于涉及资产的变动，备件管理点应按照固定资产报废流程对备件进行报废处理。</w:t>
+      </w:r>
+    </w:p>
+    <w:p>
+      <w:pPr>
+        <w:pStyle w:val="32"/>
+        <w:bidi w:val="0"/>
+        <w:rPr>
+          <w:rFonts w:hint="default"/>
+          <w:lang w:val="en-US" w:eastAsia="zh-CN"/>
+        </w:rPr>
+      </w:pPr>
+      <w:bookmarkStart w:id="23" w:name="_Toc11944"/>
+      <w:r>
+        <w:rPr>
+          <w:rFonts w:hint="default"/>
+          <w:lang w:val="en-US" w:eastAsia="zh-CN"/>
+        </w:rPr>
+        <w:t>备件监测与状态检测</w:t>
+      </w:r>
       <w:bookmarkEnd w:id="23"/>
     </w:p>
     <w:p>
       <w:pPr>
-        <w:pStyle w:val="a1"/>
+        <w:pStyle w:val="31"/>
         <w:bidi w:val="0"/>
-      </w:pPr>
-      <w:r>
-        <w:t>当某备件无法修复或不具有使用价值时，要及时进行报废处理。备件报废原则上由备件所属的</w:t>
-      </w:r>
-      <w:r>
-        <w:rPr>
-          <w:rFonts w:hint="eastAsia"/>
+        <w:rPr>
+          <w:rFonts w:hint="default"/>
           <w:lang w:val="en-US" w:eastAsia="zh-CN"/>
         </w:rPr>
-        <w:t>运维项目经理</w:t>
-      </w:r>
-      <w:r>
-        <w:t>发起报废申请，提交</w:t>
-      </w:r>
-      <w:r>
-        <w:rPr>
-          <w:rFonts w:hint="eastAsia"/>
-          <w:lang w:eastAsia="zh-CN"/>
-        </w:rPr>
-        <w:t>运维部</w:t>
-      </w:r>
-      <w:r>
-        <w:t>审批确认。审批通过后由</w:t>
-      </w:r>
-      <w:r>
-        <w:rPr>
-          <w:rFonts w:hint="eastAsia"/>
-          <w:lang w:eastAsia="zh-CN"/>
-        </w:rPr>
-        <w:t>备件库管理专员</w:t>
-      </w:r>
-      <w:r>
-        <w:t>将废件转入报废库。</w:t>
+      </w:pPr>
+      <w:r>
+        <w:rPr>
+          <w:rFonts w:hint="default"/>
+          <w:lang w:val="en-US" w:eastAsia="zh-CN"/>
+        </w:rPr>
+        <w:t>为保障备件库中备件的可用性和可靠性，确保在需要时能够正常使用，建立备件监测与状态检测机制，对备件状态进行定期检测和评估。</w:t>
       </w:r>
     </w:p>
     <w:p>
       <w:pPr>
-        <w:pStyle w:val="a1"/>
-        <w:bidi w:val="0"/>
-      </w:pPr>
-      <w:r>
-        <w:t>需报废备品备件如属固定资产的，由于涉及资产的变动，备件管理点应按照固定资产报废流程对备件进行报废处理。</w:t>
-      </w:r>
-    </w:p>
-    <w:p>
-      <w:pPr>
-        <w:pStyle w:val="2"/>
+        <w:pStyle w:val="33"/>
         <w:bidi w:val="0"/>
         <w:rPr>
           <w:rFonts w:hint="default"/>
           <w:lang w:val="en-US" w:eastAsia="zh-CN"/>
         </w:rPr>
       </w:pPr>
-      <w:bookmarkStart w:id="24" w:name="_Toc11944"/>
+      <w:bookmarkStart w:id="24" w:name="_Toc6902"/>
       <w:r>
         <w:rPr>
           <w:rFonts w:hint="default"/>
           <w:lang w:val="en-US" w:eastAsia="zh-CN"/>
         </w:rPr>
-        <w:t>备件监测与状态检测</w:t>
+        <w:t>检测周期</w:t>
       </w:r>
       <w:bookmarkEnd w:id="24"/>
-    </w:p>
-    <w:p>
-      <w:pPr>
-        <w:pStyle w:val="a1"/>
-        <w:bidi w:val="0"/>
-        <w:rPr>
-          <w:rFonts w:hint="default"/>
-          <w:lang w:val="en-US" w:eastAsia="zh-CN"/>
-        </w:rPr>
-      </w:pPr>
-      <w:r>
-        <w:rPr>
-          <w:rFonts w:hint="default"/>
-          <w:lang w:val="en-US" w:eastAsia="zh-CN"/>
-        </w:rPr>
-        <w:t>为保障备件库中备件的可用性和可靠性，确保在需要时能够正常使用，建立备件监测与状态检测机制，对备件状态进行定期检测和评估。</w:t>
-      </w:r>
-    </w:p>
-    <w:p>
-      <w:pPr>
-        <w:pStyle w:val="3"/>
-        <w:bidi w:val="0"/>
-        <w:rPr>
-          <w:rFonts w:hint="default"/>
-          <w:lang w:val="en-US" w:eastAsia="zh-CN"/>
-        </w:rPr>
-      </w:pPr>
-      <w:bookmarkStart w:id="25" w:name="_Toc6902"/>
-      <w:r>
-        <w:rPr>
-          <w:rFonts w:hint="default"/>
-          <w:lang w:val="en-US" w:eastAsia="zh-CN"/>
-        </w:rPr>
-        <w:t>检测周期</w:t>
-      </w:r>
-      <w:bookmarkEnd w:id="25"/>
     </w:p>
     <w:tbl>
       <w:tblPr>
-        <w:tblStyle w:val="TableNormal"/>
+        <w:tblStyle w:val="21"/>
         <w:tblW w:w="8522" w:type="dxa"/>
         <w:jc w:val="center"/>
         <w:tblBorders>
-          <w:top w:val="nil"/>
-          <w:left w:val="nil"/>
-          <w:bottom w:val="nil"/>
-          <w:right w:val="nil"/>
-          <w:insideH w:val="nil"/>
-          <w:insideV w:val="nil"/>
+          <w:top w:val="none" w:color="auto" w:sz="0" w:space="0"/>
+          <w:left w:val="none" w:color="auto" w:sz="0" w:space="0"/>
+          <w:bottom w:val="none" w:color="auto" w:sz="0" w:space="0"/>
+          <w:right w:val="none" w:color="auto" w:sz="0" w:space="0"/>
+          <w:insideH w:val="none" w:color="auto" w:sz="0" w:space="0"/>
+          <w:insideV w:val="none" w:color="auto" w:sz="0" w:space="0"/>
         </w:tblBorders>
         <w:shd w:val="clear" w:color="auto" w:fill="auto"/>
+        <w:tblLayout w:type="autofit"/>
         <w:tblCellMar>
           <w:top w:w="15" w:type="dxa"/>
           <w:left w:w="15" w:type="dxa"/>
@@ -4770,15 +4816,13 @@
       </w:tblGrid>
       <w:tr>
         <w:tblPrEx>
-          <w:tblW w:w="8522" w:type="dxa"/>
-          <w:jc w:val="center"/>
           <w:tblBorders>
-            <w:top w:val="nil"/>
-            <w:left w:val="nil"/>
-            <w:bottom w:val="nil"/>
-            <w:right w:val="nil"/>
-            <w:insideH w:val="nil"/>
-            <w:insideV w:val="nil"/>
+            <w:top w:val="none" w:color="auto" w:sz="0" w:space="0"/>
+            <w:left w:val="none" w:color="auto" w:sz="0" w:space="0"/>
+            <w:bottom w:val="none" w:color="auto" w:sz="0" w:space="0"/>
+            <w:right w:val="none" w:color="auto" w:sz="0" w:space="0"/>
+            <w:insideH w:val="none" w:color="auto" w:sz="0" w:space="0"/>
+            <w:insideV w:val="none" w:color="auto" w:sz="0" w:space="0"/>
           </w:tblBorders>
           <w:shd w:val="clear" w:color="auto" w:fill="auto"/>
           <w:tblCellMar>
@@ -4789,7 +4833,7 @@
           </w:tblCellMar>
         </w:tblPrEx>
         <w:trPr>
-          <w:trHeight w:val="0"/>
+          <w:trHeight w:val="0" w:hRule="atLeast"/>
           <w:tblHeader/>
           <w:jc w:val="center"/>
         </w:trPr>
@@ -4797,8 +4841,8 @@
           <w:tcPr>
             <w:tcW w:w="1780" w:type="dxa"/>
             <w:tcBorders>
-              <w:top w:val="single" w:sz="12" w:space="0" w:color="auto"/>
-              <w:left w:val="single" w:sz="12" w:space="0" w:color="auto"/>
+              <w:top w:val="single" w:color="auto" w:sz="12" w:space="0"/>
+              <w:left w:val="single" w:color="auto" w:sz="12" w:space="0"/>
               <w:bottom w:val="nil"/>
               <w:right w:val="nil"/>
             </w:tcBorders>
@@ -4819,10 +4863,10 @@
               <w:suppressLineNumbers w:val="0"/>
               <w:snapToGrid w:val="0"/>
               <w:spacing w:line="240" w:lineRule="auto"/>
-              <w:ind w:left="0" w:right="0" w:firstLine="0" w:leftChars="0" w:rightChars="0" w:firstLineChars="0"/>
+              <w:ind w:left="0" w:leftChars="0" w:right="0" w:rightChars="0" w:firstLine="0" w:firstLineChars="0"/>
               <w:jc w:val="center"/>
               <w:rPr>
-                <w:rFonts w:ascii="Segoe UI" w:eastAsia="Segoe UI" w:hAnsi="Segoe UI" w:cs="Segoe UI"/>
+                <w:rFonts w:ascii="Segoe UI" w:hAnsi="Segoe UI" w:eastAsia="Segoe UI" w:cs="Segoe UI"/>
                 <w:b/>
                 <w:i w:val="0"/>
                 <w:iCs w:val="0"/>
@@ -4835,7 +4879,7 @@
             </w:pPr>
             <w:r>
               <w:rPr>
-                <w:rFonts w:ascii="Segoe UI" w:eastAsia="Segoe UI" w:hAnsi="Segoe UI" w:cs="Segoe UI" w:hint="default"/>
+                <w:rFonts w:hint="default" w:ascii="Segoe UI" w:hAnsi="Segoe UI" w:eastAsia="Segoe UI" w:cs="Segoe UI"/>
                 <w:b/>
                 <w:i w:val="0"/>
                 <w:iCs w:val="0"/>
@@ -4856,8 +4900,8 @@
           <w:tcPr>
             <w:tcW w:w="3911" w:type="dxa"/>
             <w:tcBorders>
-              <w:top w:val="single" w:sz="12" w:space="0" w:color="auto"/>
-              <w:left w:val="single" w:sz="4" w:space="0" w:color="auto"/>
+              <w:top w:val="single" w:color="auto" w:sz="12" w:space="0"/>
+              <w:left w:val="single" w:color="auto" w:sz="4" w:space="0"/>
               <w:bottom w:val="nil"/>
               <w:right w:val="nil"/>
             </w:tcBorders>
@@ -4878,10 +4922,10 @@
               <w:suppressLineNumbers w:val="0"/>
               <w:snapToGrid w:val="0"/>
               <w:spacing w:line="240" w:lineRule="auto"/>
-              <w:ind w:left="0" w:right="0" w:firstLine="0" w:leftChars="0" w:rightChars="0" w:firstLineChars="0"/>
+              <w:ind w:left="0" w:leftChars="0" w:right="0" w:rightChars="0" w:firstLine="0" w:firstLineChars="0"/>
               <w:jc w:val="center"/>
               <w:rPr>
-                <w:rFonts w:ascii="Segoe UI" w:eastAsia="Segoe UI" w:hAnsi="Segoe UI" w:cs="Segoe UI" w:hint="default"/>
+                <w:rFonts w:hint="default" w:ascii="Segoe UI" w:hAnsi="Segoe UI" w:eastAsia="Segoe UI" w:cs="Segoe UI"/>
                 <w:b/>
                 <w:i w:val="0"/>
                 <w:iCs w:val="0"/>
@@ -4894,7 +4938,7 @@
             </w:pPr>
             <w:r>
               <w:rPr>
-                <w:rFonts w:ascii="Segoe UI" w:eastAsia="Segoe UI" w:hAnsi="Segoe UI" w:cs="Segoe UI" w:hint="default"/>
+                <w:rFonts w:hint="default" w:ascii="Segoe UI" w:hAnsi="Segoe UI" w:eastAsia="Segoe UI" w:cs="Segoe UI"/>
                 <w:b/>
                 <w:i w:val="0"/>
                 <w:iCs w:val="0"/>
@@ -4915,10 +4959,10 @@
           <w:tcPr>
             <w:tcW w:w="2831" w:type="dxa"/>
             <w:tcBorders>
-              <w:top w:val="single" w:sz="12" w:space="0" w:color="auto"/>
-              <w:left w:val="single" w:sz="4" w:space="0" w:color="auto"/>
+              <w:top w:val="single" w:color="auto" w:sz="12" w:space="0"/>
+              <w:left w:val="single" w:color="auto" w:sz="4" w:space="0"/>
               <w:bottom w:val="nil"/>
-              <w:right w:val="single" w:sz="12" w:space="0" w:color="auto"/>
+              <w:right w:val="single" w:color="auto" w:sz="12" w:space="0"/>
             </w:tcBorders>
             <w:shd w:val="clear" w:color="auto" w:fill="auto"/>
             <w:tcMar>
@@ -4937,10 +4981,10 @@
               <w:suppressLineNumbers w:val="0"/>
               <w:snapToGrid w:val="0"/>
               <w:spacing w:line="240" w:lineRule="auto"/>
-              <w:ind w:left="0" w:right="0" w:firstLine="0" w:leftChars="0" w:rightChars="0" w:firstLineChars="0"/>
+              <w:ind w:left="0" w:leftChars="0" w:right="0" w:rightChars="0" w:firstLine="0" w:firstLineChars="0"/>
               <w:jc w:val="center"/>
               <w:rPr>
-                <w:rFonts w:ascii="Segoe UI" w:eastAsia="Segoe UI" w:hAnsi="Segoe UI" w:cs="Segoe UI" w:hint="default"/>
+                <w:rFonts w:hint="default" w:ascii="Segoe UI" w:hAnsi="Segoe UI" w:eastAsia="Segoe UI" w:cs="Segoe UI"/>
                 <w:b/>
                 <w:i w:val="0"/>
                 <w:iCs w:val="0"/>
@@ -4953,7 +4997,7 @@
             </w:pPr>
             <w:r>
               <w:rPr>
-                <w:rFonts w:ascii="Segoe UI" w:eastAsia="Segoe UI" w:hAnsi="Segoe UI" w:cs="Segoe UI" w:hint="default"/>
+                <w:rFonts w:hint="default" w:ascii="Segoe UI" w:hAnsi="Segoe UI" w:eastAsia="Segoe UI" w:cs="Segoe UI"/>
                 <w:b/>
                 <w:i w:val="0"/>
                 <w:iCs w:val="0"/>
@@ -4973,8 +5017,14 @@
       </w:tr>
       <w:tr>
         <w:tblPrEx>
-          <w:tblW w:w="8522" w:type="dxa"/>
-          <w:jc w:val="center"/>
+          <w:tblBorders>
+            <w:top w:val="none" w:color="auto" w:sz="0" w:space="0"/>
+            <w:left w:val="none" w:color="auto" w:sz="0" w:space="0"/>
+            <w:bottom w:val="none" w:color="auto" w:sz="0" w:space="0"/>
+            <w:right w:val="none" w:color="auto" w:sz="0" w:space="0"/>
+            <w:insideH w:val="none" w:color="auto" w:sz="0" w:space="0"/>
+            <w:insideV w:val="none" w:color="auto" w:sz="0" w:space="0"/>
+          </w:tblBorders>
           <w:shd w:val="clear" w:color="auto" w:fill="auto"/>
           <w:tblCellMar>
             <w:top w:w="15" w:type="dxa"/>
@@ -4984,15 +5034,15 @@
           </w:tblCellMar>
         </w:tblPrEx>
         <w:trPr>
-          <w:trHeight w:val="0"/>
+          <w:trHeight w:val="0" w:hRule="atLeast"/>
           <w:jc w:val="center"/>
         </w:trPr>
         <w:tc>
           <w:tcPr>
             <w:tcW w:w="1780" w:type="dxa"/>
             <w:tcBorders>
-              <w:top w:val="single" w:sz="4" w:space="0" w:color="auto"/>
-              <w:left w:val="single" w:sz="12" w:space="0" w:color="auto"/>
+              <w:top w:val="single" w:color="auto" w:sz="4" w:space="0"/>
+              <w:left w:val="single" w:color="auto" w:sz="12" w:space="0"/>
               <w:bottom w:val="nil"/>
               <w:right w:val="nil"/>
             </w:tcBorders>
@@ -5013,10 +5063,10 @@
               <w:suppressLineNumbers w:val="0"/>
               <w:snapToGrid w:val="0"/>
               <w:spacing w:line="240" w:lineRule="auto"/>
-              <w:ind w:left="0" w:right="0" w:firstLine="0" w:leftChars="0" w:rightChars="0" w:firstLineChars="0"/>
+              <w:ind w:left="0" w:leftChars="0" w:right="0" w:rightChars="0" w:firstLine="0" w:firstLineChars="0"/>
               <w:jc w:val="center"/>
               <w:rPr>
-                <w:rFonts w:ascii="Segoe UI" w:eastAsia="Segoe UI" w:hAnsi="Segoe UI" w:cs="Segoe UI" w:hint="default"/>
+                <w:rFonts w:hint="default" w:ascii="Segoe UI" w:hAnsi="Segoe UI" w:eastAsia="Segoe UI" w:cs="Segoe UI"/>
                 <w:i w:val="0"/>
                 <w:iCs w:val="0"/>
                 <w:caps w:val="0"/>
@@ -5028,7 +5078,7 @@
             </w:pPr>
             <w:r>
               <w:rPr>
-                <w:rFonts w:ascii="Segoe UI" w:eastAsia="Segoe UI" w:hAnsi="Segoe UI" w:cs="Segoe UI" w:hint="default"/>
+                <w:rFonts w:hint="default" w:ascii="Segoe UI" w:hAnsi="Segoe UI" w:eastAsia="Segoe UI" w:cs="Segoe UI"/>
                 <w:i w:val="0"/>
                 <w:iCs w:val="0"/>
                 <w:caps w:val="0"/>
@@ -5048,8 +5098,8 @@
           <w:tcPr>
             <w:tcW w:w="3911" w:type="dxa"/>
             <w:tcBorders>
-              <w:top w:val="single" w:sz="4" w:space="0" w:color="auto"/>
-              <w:left w:val="single" w:sz="4" w:space="0" w:color="auto"/>
+              <w:top w:val="single" w:color="auto" w:sz="4" w:space="0"/>
+              <w:left w:val="single" w:color="auto" w:sz="4" w:space="0"/>
               <w:bottom w:val="nil"/>
               <w:right w:val="nil"/>
             </w:tcBorders>
@@ -5070,10 +5120,10 @@
               <w:suppressLineNumbers w:val="0"/>
               <w:snapToGrid w:val="0"/>
               <w:spacing w:line="240" w:lineRule="auto"/>
-              <w:ind w:left="0" w:right="0" w:firstLine="0" w:leftChars="0" w:rightChars="0" w:firstLineChars="0"/>
+              <w:ind w:left="0" w:leftChars="0" w:right="0" w:rightChars="0" w:firstLine="0" w:firstLineChars="0"/>
               <w:jc w:val="center"/>
               <w:rPr>
-                <w:rFonts w:ascii="Segoe UI" w:eastAsia="Segoe UI" w:hAnsi="Segoe UI" w:cs="Segoe UI" w:hint="default"/>
+                <w:rFonts w:hint="default" w:ascii="Segoe UI" w:hAnsi="Segoe UI" w:eastAsia="Segoe UI" w:cs="Segoe UI"/>
                 <w:i w:val="0"/>
                 <w:iCs w:val="0"/>
                 <w:caps w:val="0"/>
@@ -5085,7 +5135,7 @@
             </w:pPr>
             <w:r>
               <w:rPr>
-                <w:rFonts w:ascii="Segoe UI" w:eastAsia="Segoe UI" w:hAnsi="Segoe UI" w:cs="Segoe UI" w:hint="default"/>
+                <w:rFonts w:hint="default" w:ascii="Segoe UI" w:hAnsi="Segoe UI" w:eastAsia="Segoe UI" w:cs="Segoe UI"/>
                 <w:i w:val="0"/>
                 <w:iCs w:val="0"/>
                 <w:caps w:val="0"/>
@@ -5105,10 +5155,10 @@
           <w:tcPr>
             <w:tcW w:w="2831" w:type="dxa"/>
             <w:tcBorders>
-              <w:top w:val="single" w:sz="4" w:space="0" w:color="auto"/>
-              <w:left w:val="single" w:sz="4" w:space="0" w:color="auto"/>
+              <w:top w:val="single" w:color="auto" w:sz="4" w:space="0"/>
+              <w:left w:val="single" w:color="auto" w:sz="4" w:space="0"/>
               <w:bottom w:val="nil"/>
-              <w:right w:val="single" w:sz="12" w:space="0" w:color="auto"/>
+              <w:right w:val="single" w:color="auto" w:sz="12" w:space="0"/>
             </w:tcBorders>
             <w:shd w:val="clear" w:color="auto" w:fill="auto"/>
             <w:tcMar>
@@ -5127,10 +5177,10 @@
               <w:suppressLineNumbers w:val="0"/>
               <w:snapToGrid w:val="0"/>
               <w:spacing w:line="240" w:lineRule="auto"/>
-              <w:ind w:left="0" w:right="0" w:firstLine="0" w:leftChars="0" w:rightChars="0" w:firstLineChars="0"/>
+              <w:ind w:left="0" w:leftChars="0" w:right="0" w:rightChars="0" w:firstLine="0" w:firstLineChars="0"/>
               <w:jc w:val="center"/>
               <w:rPr>
-                <w:rFonts w:ascii="Segoe UI" w:eastAsia="Segoe UI" w:hAnsi="Segoe UI" w:cs="Segoe UI" w:hint="default"/>
+                <w:rFonts w:hint="default" w:ascii="Segoe UI" w:hAnsi="Segoe UI" w:eastAsia="Segoe UI" w:cs="Segoe UI"/>
                 <w:i w:val="0"/>
                 <w:iCs w:val="0"/>
                 <w:caps w:val="0"/>
@@ -5142,7 +5192,7 @@
             </w:pPr>
             <w:r>
               <w:rPr>
-                <w:rFonts w:ascii="Segoe UI" w:eastAsia="Segoe UI" w:hAnsi="Segoe UI" w:cs="Segoe UI" w:hint="default"/>
+                <w:rFonts w:hint="default" w:ascii="Segoe UI" w:hAnsi="Segoe UI" w:eastAsia="Segoe UI" w:cs="Segoe UI"/>
                 <w:i w:val="0"/>
                 <w:iCs w:val="0"/>
                 <w:caps w:val="0"/>
@@ -5161,8 +5211,14 @@
       </w:tr>
       <w:tr>
         <w:tblPrEx>
-          <w:tblW w:w="8522" w:type="dxa"/>
-          <w:jc w:val="center"/>
+          <w:tblBorders>
+            <w:top w:val="none" w:color="auto" w:sz="0" w:space="0"/>
+            <w:left w:val="none" w:color="auto" w:sz="0" w:space="0"/>
+            <w:bottom w:val="none" w:color="auto" w:sz="0" w:space="0"/>
+            <w:right w:val="none" w:color="auto" w:sz="0" w:space="0"/>
+            <w:insideH w:val="none" w:color="auto" w:sz="0" w:space="0"/>
+            <w:insideV w:val="none" w:color="auto" w:sz="0" w:space="0"/>
+          </w:tblBorders>
           <w:shd w:val="clear" w:color="auto" w:fill="auto"/>
           <w:tblCellMar>
             <w:top w:w="15" w:type="dxa"/>
@@ -5172,15 +5228,15 @@
           </w:tblCellMar>
         </w:tblPrEx>
         <w:trPr>
-          <w:trHeight w:val="0"/>
+          <w:trHeight w:val="0" w:hRule="atLeast"/>
           <w:jc w:val="center"/>
         </w:trPr>
         <w:tc>
           <w:tcPr>
             <w:tcW w:w="1780" w:type="dxa"/>
             <w:tcBorders>
-              <w:top w:val="single" w:sz="4" w:space="0" w:color="auto"/>
-              <w:left w:val="single" w:sz="12" w:space="0" w:color="auto"/>
+              <w:top w:val="single" w:color="auto" w:sz="4" w:space="0"/>
+              <w:left w:val="single" w:color="auto" w:sz="12" w:space="0"/>
               <w:bottom w:val="nil"/>
               <w:right w:val="nil"/>
             </w:tcBorders>
@@ -5201,10 +5257,10 @@
               <w:suppressLineNumbers w:val="0"/>
               <w:snapToGrid w:val="0"/>
               <w:spacing w:line="240" w:lineRule="auto"/>
-              <w:ind w:left="0" w:right="0" w:firstLine="0" w:leftChars="0" w:rightChars="0" w:firstLineChars="0"/>
+              <w:ind w:left="0" w:leftChars="0" w:right="0" w:rightChars="0" w:firstLine="0" w:firstLineChars="0"/>
               <w:jc w:val="center"/>
               <w:rPr>
-                <w:rFonts w:ascii="Segoe UI" w:eastAsia="Segoe UI" w:hAnsi="Segoe UI" w:cs="Segoe UI" w:hint="default"/>
+                <w:rFonts w:hint="default" w:ascii="Segoe UI" w:hAnsi="Segoe UI" w:eastAsia="Segoe UI" w:cs="Segoe UI"/>
                 <w:i w:val="0"/>
                 <w:iCs w:val="0"/>
                 <w:caps w:val="0"/>
@@ -5216,7 +5272,7 @@
             </w:pPr>
             <w:r>
               <w:rPr>
-                <w:rFonts w:ascii="Segoe UI" w:eastAsia="Segoe UI" w:hAnsi="Segoe UI" w:cs="Segoe UI" w:hint="default"/>
+                <w:rFonts w:hint="default" w:ascii="Segoe UI" w:hAnsi="Segoe UI" w:eastAsia="Segoe UI" w:cs="Segoe UI"/>
                 <w:i w:val="0"/>
                 <w:iCs w:val="0"/>
                 <w:caps w:val="0"/>
@@ -5236,8 +5292,8 @@
           <w:tcPr>
             <w:tcW w:w="3911" w:type="dxa"/>
             <w:tcBorders>
-              <w:top w:val="single" w:sz="4" w:space="0" w:color="auto"/>
-              <w:left w:val="single" w:sz="4" w:space="0" w:color="auto"/>
+              <w:top w:val="single" w:color="auto" w:sz="4" w:space="0"/>
+              <w:left w:val="single" w:color="auto" w:sz="4" w:space="0"/>
               <w:bottom w:val="nil"/>
               <w:right w:val="nil"/>
             </w:tcBorders>
@@ -5258,10 +5314,10 @@
               <w:suppressLineNumbers w:val="0"/>
               <w:snapToGrid w:val="0"/>
               <w:spacing w:line="240" w:lineRule="auto"/>
-              <w:ind w:left="0" w:right="0" w:firstLine="0" w:leftChars="0" w:rightChars="0" w:firstLineChars="0"/>
+              <w:ind w:left="0" w:leftChars="0" w:right="0" w:rightChars="0" w:firstLine="0" w:firstLineChars="0"/>
               <w:jc w:val="center"/>
               <w:rPr>
-                <w:rFonts w:ascii="Segoe UI" w:eastAsia="Segoe UI" w:hAnsi="Segoe UI" w:cs="Segoe UI" w:hint="default"/>
+                <w:rFonts w:hint="default" w:ascii="Segoe UI" w:hAnsi="Segoe UI" w:eastAsia="Segoe UI" w:cs="Segoe UI"/>
                 <w:i w:val="0"/>
                 <w:iCs w:val="0"/>
                 <w:caps w:val="0"/>
@@ -5273,7 +5329,7 @@
             </w:pPr>
             <w:r>
               <w:rPr>
-                <w:rFonts w:ascii="Segoe UI" w:eastAsia="Segoe UI" w:hAnsi="Segoe UI" w:cs="Segoe UI" w:hint="default"/>
+                <w:rFonts w:hint="default" w:ascii="Segoe UI" w:hAnsi="Segoe UI" w:eastAsia="Segoe UI" w:cs="Segoe UI"/>
                 <w:i w:val="0"/>
                 <w:iCs w:val="0"/>
                 <w:caps w:val="0"/>
@@ -5293,10 +5349,10 @@
           <w:tcPr>
             <w:tcW w:w="2831" w:type="dxa"/>
             <w:tcBorders>
-              <w:top w:val="single" w:sz="4" w:space="0" w:color="auto"/>
-              <w:left w:val="single" w:sz="4" w:space="0" w:color="auto"/>
+              <w:top w:val="single" w:color="auto" w:sz="4" w:space="0"/>
+              <w:left w:val="single" w:color="auto" w:sz="4" w:space="0"/>
               <w:bottom w:val="nil"/>
-              <w:right w:val="single" w:sz="12" w:space="0" w:color="auto"/>
+              <w:right w:val="single" w:color="auto" w:sz="12" w:space="0"/>
             </w:tcBorders>
             <w:shd w:val="clear" w:color="auto" w:fill="auto"/>
             <w:tcMar>
@@ -5315,10 +5371,10 @@
               <w:suppressLineNumbers w:val="0"/>
               <w:snapToGrid w:val="0"/>
               <w:spacing w:line="240" w:lineRule="auto"/>
-              <w:ind w:left="0" w:right="0" w:firstLine="0" w:leftChars="0" w:rightChars="0" w:firstLineChars="0"/>
+              <w:ind w:left="0" w:leftChars="0" w:right="0" w:rightChars="0" w:firstLine="0" w:firstLineChars="0"/>
               <w:jc w:val="center"/>
               <w:rPr>
-                <w:rFonts w:ascii="Segoe UI" w:eastAsia="Segoe UI" w:hAnsi="Segoe UI" w:cs="Segoe UI" w:hint="default"/>
+                <w:rFonts w:hint="default" w:ascii="Segoe UI" w:hAnsi="Segoe UI" w:eastAsia="Segoe UI" w:cs="Segoe UI"/>
                 <w:i w:val="0"/>
                 <w:iCs w:val="0"/>
                 <w:caps w:val="0"/>
@@ -5330,7 +5386,7 @@
             </w:pPr>
             <w:r>
               <w:rPr>
-                <w:rFonts w:ascii="Segoe UI" w:eastAsia="Segoe UI" w:hAnsi="Segoe UI" w:cs="Segoe UI" w:hint="default"/>
+                <w:rFonts w:hint="default" w:ascii="Segoe UI" w:hAnsi="Segoe UI" w:eastAsia="Segoe UI" w:cs="Segoe UI"/>
                 <w:i w:val="0"/>
                 <w:iCs w:val="0"/>
                 <w:caps w:val="0"/>
@@ -5349,8 +5405,14 @@
       </w:tr>
       <w:tr>
         <w:tblPrEx>
-          <w:tblW w:w="8522" w:type="dxa"/>
-          <w:jc w:val="center"/>
+          <w:tblBorders>
+            <w:top w:val="none" w:color="auto" w:sz="0" w:space="0"/>
+            <w:left w:val="none" w:color="auto" w:sz="0" w:space="0"/>
+            <w:bottom w:val="none" w:color="auto" w:sz="0" w:space="0"/>
+            <w:right w:val="none" w:color="auto" w:sz="0" w:space="0"/>
+            <w:insideH w:val="none" w:color="auto" w:sz="0" w:space="0"/>
+            <w:insideV w:val="none" w:color="auto" w:sz="0" w:space="0"/>
+          </w:tblBorders>
           <w:shd w:val="clear" w:color="auto" w:fill="auto"/>
           <w:tblCellMar>
             <w:top w:w="15" w:type="dxa"/>
@@ -5360,16 +5422,16 @@
           </w:tblCellMar>
         </w:tblPrEx>
         <w:trPr>
-          <w:trHeight w:val="0"/>
+          <w:trHeight w:val="0" w:hRule="atLeast"/>
           <w:jc w:val="center"/>
         </w:trPr>
         <w:tc>
           <w:tcPr>
             <w:tcW w:w="1780" w:type="dxa"/>
             <w:tcBorders>
-              <w:top w:val="single" w:sz="4" w:space="0" w:color="auto"/>
-              <w:left w:val="single" w:sz="12" w:space="0" w:color="auto"/>
-              <w:bottom w:val="single" w:sz="12" w:space="0" w:color="auto"/>
+              <w:top w:val="single" w:color="auto" w:sz="4" w:space="0"/>
+              <w:left w:val="single" w:color="auto" w:sz="12" w:space="0"/>
+              <w:bottom w:val="single" w:color="auto" w:sz="12" w:space="0"/>
               <w:right w:val="nil"/>
             </w:tcBorders>
             <w:shd w:val="clear" w:color="auto" w:fill="auto"/>
@@ -5389,10 +5451,10 @@
               <w:suppressLineNumbers w:val="0"/>
               <w:snapToGrid w:val="0"/>
               <w:spacing w:line="240" w:lineRule="auto"/>
-              <w:ind w:left="0" w:right="0" w:firstLine="0" w:leftChars="0" w:rightChars="0" w:firstLineChars="0"/>
+              <w:ind w:left="0" w:leftChars="0" w:right="0" w:rightChars="0" w:firstLine="0" w:firstLineChars="0"/>
               <w:jc w:val="center"/>
               <w:rPr>
-                <w:rFonts w:ascii="Segoe UI" w:eastAsia="Segoe UI" w:hAnsi="Segoe UI" w:cs="Segoe UI" w:hint="default"/>
+                <w:rFonts w:hint="default" w:ascii="Segoe UI" w:hAnsi="Segoe UI" w:eastAsia="Segoe UI" w:cs="Segoe UI"/>
                 <w:i w:val="0"/>
                 <w:iCs w:val="0"/>
                 <w:caps w:val="0"/>
@@ -5404,7 +5466,7 @@
             </w:pPr>
             <w:r>
               <w:rPr>
-                <w:rFonts w:ascii="Segoe UI" w:eastAsia="Segoe UI" w:hAnsi="Segoe UI" w:cs="Segoe UI" w:hint="default"/>
+                <w:rFonts w:hint="default" w:ascii="Segoe UI" w:hAnsi="Segoe UI" w:eastAsia="Segoe UI" w:cs="Segoe UI"/>
                 <w:i w:val="0"/>
                 <w:iCs w:val="0"/>
                 <w:caps w:val="0"/>
@@ -5424,9 +5486,9 @@
           <w:tcPr>
             <w:tcW w:w="3911" w:type="dxa"/>
             <w:tcBorders>
-              <w:top w:val="single" w:sz="4" w:space="0" w:color="auto"/>
-              <w:left w:val="single" w:sz="4" w:space="0" w:color="auto"/>
-              <w:bottom w:val="single" w:sz="12" w:space="0" w:color="auto"/>
+              <w:top w:val="single" w:color="auto" w:sz="4" w:space="0"/>
+              <w:left w:val="single" w:color="auto" w:sz="4" w:space="0"/>
+              <w:bottom w:val="single" w:color="auto" w:sz="12" w:space="0"/>
               <w:right w:val="nil"/>
             </w:tcBorders>
             <w:shd w:val="clear" w:color="auto" w:fill="auto"/>
@@ -5446,10 +5508,10 @@
               <w:suppressLineNumbers w:val="0"/>
               <w:snapToGrid w:val="0"/>
               <w:spacing w:line="240" w:lineRule="auto"/>
-              <w:ind w:left="0" w:right="0" w:firstLine="0" w:leftChars="0" w:rightChars="0" w:firstLineChars="0"/>
+              <w:ind w:left="0" w:leftChars="0" w:right="0" w:rightChars="0" w:firstLine="0" w:firstLineChars="0"/>
               <w:jc w:val="center"/>
               <w:rPr>
-                <w:rFonts w:ascii="Segoe UI" w:eastAsia="Segoe UI" w:hAnsi="Segoe UI" w:cs="Segoe UI" w:hint="default"/>
+                <w:rFonts w:hint="default" w:ascii="Segoe UI" w:hAnsi="Segoe UI" w:eastAsia="Segoe UI" w:cs="Segoe UI"/>
                 <w:i w:val="0"/>
                 <w:iCs w:val="0"/>
                 <w:caps w:val="0"/>
@@ -5461,7 +5523,7 @@
             </w:pPr>
             <w:r>
               <w:rPr>
-                <w:rFonts w:ascii="Segoe UI" w:eastAsia="Segoe UI" w:hAnsi="Segoe UI" w:cs="Segoe UI" w:hint="default"/>
+                <w:rFonts w:hint="default" w:ascii="Segoe UI" w:hAnsi="Segoe UI" w:eastAsia="Segoe UI" w:cs="Segoe UI"/>
                 <w:i w:val="0"/>
                 <w:iCs w:val="0"/>
                 <w:caps w:val="0"/>
@@ -5481,10 +5543,10 @@
           <w:tcPr>
             <w:tcW w:w="2831" w:type="dxa"/>
             <w:tcBorders>
-              <w:top w:val="single" w:sz="4" w:space="0" w:color="auto"/>
-              <w:left w:val="single" w:sz="4" w:space="0" w:color="auto"/>
-              <w:bottom w:val="single" w:sz="12" w:space="0" w:color="auto"/>
-              <w:right w:val="single" w:sz="12" w:space="0" w:color="auto"/>
+              <w:top w:val="single" w:color="auto" w:sz="4" w:space="0"/>
+              <w:left w:val="single" w:color="auto" w:sz="4" w:space="0"/>
+              <w:bottom w:val="single" w:color="auto" w:sz="12" w:space="0"/>
+              <w:right w:val="single" w:color="auto" w:sz="12" w:space="0"/>
             </w:tcBorders>
             <w:shd w:val="clear" w:color="auto" w:fill="auto"/>
             <w:tcMar>
@@ -5503,10 +5565,10 @@
               <w:suppressLineNumbers w:val="0"/>
               <w:snapToGrid w:val="0"/>
               <w:spacing w:line="240" w:lineRule="auto"/>
-              <w:ind w:left="0" w:right="0" w:firstLine="0" w:leftChars="0" w:rightChars="0" w:firstLineChars="0"/>
+              <w:ind w:left="0" w:leftChars="0" w:right="0" w:rightChars="0" w:firstLine="0" w:firstLineChars="0"/>
               <w:jc w:val="center"/>
               <w:rPr>
-                <w:rFonts w:ascii="Segoe UI" w:eastAsia="Segoe UI" w:hAnsi="Segoe UI" w:cs="Segoe UI" w:hint="default"/>
+                <w:rFonts w:hint="default" w:ascii="Segoe UI" w:hAnsi="Segoe UI" w:eastAsia="Segoe UI" w:cs="Segoe UI"/>
                 <w:i w:val="0"/>
                 <w:iCs w:val="0"/>
                 <w:caps w:val="0"/>
@@ -5518,7 +5580,7 @@
             </w:pPr>
             <w:r>
               <w:rPr>
-                <w:rFonts w:ascii="Segoe UI" w:eastAsia="Segoe UI" w:hAnsi="Segoe UI" w:cs="Segoe UI" w:hint="default"/>
+                <w:rFonts w:hint="default" w:ascii="Segoe UI" w:hAnsi="Segoe UI" w:eastAsia="Segoe UI" w:cs="Segoe UI"/>
                 <w:i w:val="0"/>
                 <w:iCs w:val="0"/>
                 <w:caps w:val="0"/>
@@ -5538,14 +5600,14 @@
     </w:tbl>
     <w:p>
       <w:pPr>
-        <w:pStyle w:val="3"/>
+        <w:pStyle w:val="33"/>
         <w:bidi w:val="0"/>
         <w:rPr>
           <w:rFonts w:hint="default"/>
           <w:lang w:val="en-US" w:eastAsia="zh-CN"/>
         </w:rPr>
       </w:pPr>
-      <w:bookmarkStart w:id="26" w:name="_Toc2346"/>
+      <w:bookmarkStart w:id="25" w:name="_Toc2346"/>
       <w:r>
         <w:rPr>
           <w:rFonts w:hint="default"/>
@@ -5553,22 +5615,23 @@
         </w:rPr>
         <w:t>检测内容</w:t>
       </w:r>
-      <w:bookmarkEnd w:id="26"/>
+      <w:bookmarkEnd w:id="25"/>
     </w:p>
     <w:tbl>
       <w:tblPr>
-        <w:tblStyle w:val="TableNormal"/>
+        <w:tblStyle w:val="21"/>
         <w:tblW w:w="8522" w:type="dxa"/>
         <w:jc w:val="center"/>
         <w:tblBorders>
-          <w:top w:val="nil"/>
-          <w:left w:val="nil"/>
-          <w:bottom w:val="nil"/>
-          <w:right w:val="nil"/>
-          <w:insideH w:val="nil"/>
-          <w:insideV w:val="nil"/>
+          <w:top w:val="none" w:color="auto" w:sz="0" w:space="0"/>
+          <w:left w:val="none" w:color="auto" w:sz="0" w:space="0"/>
+          <w:bottom w:val="none" w:color="auto" w:sz="0" w:space="0"/>
+          <w:right w:val="none" w:color="auto" w:sz="0" w:space="0"/>
+          <w:insideH w:val="none" w:color="auto" w:sz="0" w:space="0"/>
+          <w:insideV w:val="none" w:color="auto" w:sz="0" w:space="0"/>
         </w:tblBorders>
         <w:shd w:val="clear" w:color="auto" w:fill="auto"/>
+        <w:tblLayout w:type="autofit"/>
         <w:tblCellMar>
           <w:top w:w="15" w:type="dxa"/>
           <w:left w:w="15" w:type="dxa"/>
@@ -5583,17 +5646,14 @@
       </w:tblGrid>
       <w:tr>
         <w:tblPrEx>
-          <w:tblW w:w="8522" w:type="dxa"/>
-          <w:jc w:val="center"/>
           <w:tblBorders>
-            <w:top w:val="nil"/>
-            <w:left w:val="nil"/>
-            <w:bottom w:val="nil"/>
-            <w:right w:val="nil"/>
-            <w:insideH w:val="nil"/>
-            <w:insideV w:val="nil"/>
+            <w:top w:val="none" w:color="auto" w:sz="0" w:space="0"/>
+            <w:left w:val="none" w:color="auto" w:sz="0" w:space="0"/>
+            <w:bottom w:val="none" w:color="auto" w:sz="0" w:space="0"/>
+            <w:right w:val="none" w:color="auto" w:sz="0" w:space="0"/>
+            <w:insideH w:val="none" w:color="auto" w:sz="0" w:space="0"/>
+            <w:insideV w:val="none" w:color="auto" w:sz="0" w:space="0"/>
           </w:tblBorders>
-          <w:shd w:val="clear" w:color="auto" w:fill="auto"/>
           <w:tblCellMar>
             <w:top w:w="15" w:type="dxa"/>
             <w:left w:w="15" w:type="dxa"/>
@@ -5602,7 +5662,7 @@
           </w:tblCellMar>
         </w:tblPrEx>
         <w:trPr>
-          <w:trHeight w:val="0"/>
+          <w:trHeight w:val="0" w:hRule="atLeast"/>
           <w:tblHeader/>
           <w:jc w:val="center"/>
         </w:trPr>
@@ -5610,8 +5670,8 @@
           <w:tcPr>
             <w:tcW w:w="1362" w:type="dxa"/>
             <w:tcBorders>
-              <w:top w:val="single" w:sz="12" w:space="0" w:color="auto"/>
-              <w:left w:val="single" w:sz="12" w:space="0" w:color="auto"/>
+              <w:top w:val="single" w:color="auto" w:sz="12" w:space="0"/>
+              <w:left w:val="single" w:color="auto" w:sz="12" w:space="0"/>
               <w:bottom w:val="nil"/>
               <w:right w:val="nil"/>
             </w:tcBorders>
@@ -5632,10 +5692,10 @@
               <w:suppressLineNumbers w:val="0"/>
               <w:snapToGrid w:val="0"/>
               <w:spacing w:line="240" w:lineRule="auto"/>
-              <w:ind w:left="0" w:right="0" w:firstLine="0" w:leftChars="0" w:rightChars="0" w:firstLineChars="0"/>
+              <w:ind w:left="0" w:leftChars="0" w:right="0" w:rightChars="0" w:firstLine="0" w:firstLineChars="0"/>
               <w:jc w:val="center"/>
               <w:rPr>
-                <w:rFonts w:ascii="Segoe UI" w:eastAsia="Segoe UI" w:hAnsi="Segoe UI" w:cs="Segoe UI"/>
+                <w:rFonts w:ascii="Segoe UI" w:hAnsi="Segoe UI" w:eastAsia="Segoe UI" w:cs="Segoe UI"/>
                 <w:b/>
                 <w:i w:val="0"/>
                 <w:iCs w:val="0"/>
@@ -5648,7 +5708,7 @@
             </w:pPr>
             <w:r>
               <w:rPr>
-                <w:rFonts w:ascii="Segoe UI" w:eastAsia="Segoe UI" w:hAnsi="Segoe UI" w:cs="Segoe UI" w:hint="default"/>
+                <w:rFonts w:hint="default" w:ascii="Segoe UI" w:hAnsi="Segoe UI" w:eastAsia="Segoe UI" w:cs="Segoe UI"/>
                 <w:b/>
                 <w:i w:val="0"/>
                 <w:iCs w:val="0"/>
@@ -5669,8 +5729,8 @@
           <w:tcPr>
             <w:tcW w:w="4580" w:type="dxa"/>
             <w:tcBorders>
-              <w:top w:val="single" w:sz="12" w:space="0" w:color="auto"/>
-              <w:left w:val="single" w:sz="4" w:space="0" w:color="auto"/>
+              <w:top w:val="single" w:color="auto" w:sz="12" w:space="0"/>
+              <w:left w:val="single" w:color="auto" w:sz="4" w:space="0"/>
               <w:bottom w:val="nil"/>
               <w:right w:val="nil"/>
             </w:tcBorders>
@@ -5691,10 +5751,10 @@
               <w:suppressLineNumbers w:val="0"/>
               <w:snapToGrid w:val="0"/>
               <w:spacing w:line="240" w:lineRule="auto"/>
-              <w:ind w:left="0" w:right="0" w:firstLine="0" w:leftChars="0" w:rightChars="0" w:firstLineChars="0"/>
+              <w:ind w:left="0" w:leftChars="0" w:right="0" w:rightChars="0" w:firstLine="0" w:firstLineChars="0"/>
               <w:jc w:val="center"/>
               <w:rPr>
-                <w:rFonts w:ascii="Segoe UI" w:eastAsia="Segoe UI" w:hAnsi="Segoe UI" w:cs="Segoe UI" w:hint="default"/>
+                <w:rFonts w:hint="default" w:ascii="Segoe UI" w:hAnsi="Segoe UI" w:eastAsia="Segoe UI" w:cs="Segoe UI"/>
                 <w:b/>
                 <w:i w:val="0"/>
                 <w:iCs w:val="0"/>
@@ -5707,7 +5767,7 @@
             </w:pPr>
             <w:r>
               <w:rPr>
-                <w:rFonts w:ascii="Segoe UI" w:eastAsia="Segoe UI" w:hAnsi="Segoe UI" w:cs="Segoe UI" w:hint="default"/>
+                <w:rFonts w:hint="default" w:ascii="Segoe UI" w:hAnsi="Segoe UI" w:eastAsia="Segoe UI" w:cs="Segoe UI"/>
                 <w:b/>
                 <w:i w:val="0"/>
                 <w:iCs w:val="0"/>
@@ -5728,10 +5788,10 @@
           <w:tcPr>
             <w:tcW w:w="2579" w:type="dxa"/>
             <w:tcBorders>
-              <w:top w:val="single" w:sz="12" w:space="0" w:color="auto"/>
-              <w:left w:val="single" w:sz="4" w:space="0" w:color="auto"/>
+              <w:top w:val="single" w:color="auto" w:sz="12" w:space="0"/>
+              <w:left w:val="single" w:color="auto" w:sz="4" w:space="0"/>
               <w:bottom w:val="nil"/>
-              <w:right w:val="single" w:sz="12" w:space="0" w:color="auto"/>
+              <w:right w:val="single" w:color="auto" w:sz="12" w:space="0"/>
             </w:tcBorders>
             <w:shd w:val="clear" w:color="auto" w:fill="auto"/>
             <w:tcMar>
@@ -5750,10 +5810,10 @@
               <w:suppressLineNumbers w:val="0"/>
               <w:snapToGrid w:val="0"/>
               <w:spacing w:line="240" w:lineRule="auto"/>
-              <w:ind w:left="0" w:right="0" w:firstLine="0" w:leftChars="0" w:rightChars="0" w:firstLineChars="0"/>
+              <w:ind w:left="0" w:leftChars="0" w:right="0" w:rightChars="0" w:firstLine="0" w:firstLineChars="0"/>
               <w:jc w:val="center"/>
               <w:rPr>
-                <w:rFonts w:ascii="Segoe UI" w:eastAsia="Segoe UI" w:hAnsi="Segoe UI" w:cs="Segoe UI" w:hint="default"/>
+                <w:rFonts w:hint="default" w:ascii="Segoe UI" w:hAnsi="Segoe UI" w:eastAsia="Segoe UI" w:cs="Segoe UI"/>
                 <w:b/>
                 <w:i w:val="0"/>
                 <w:iCs w:val="0"/>
@@ -5766,7 +5826,7 @@
             </w:pPr>
             <w:r>
               <w:rPr>
-                <w:rFonts w:ascii="Segoe UI" w:eastAsia="Segoe UI" w:hAnsi="Segoe UI" w:cs="Segoe UI" w:hint="default"/>
+                <w:rFonts w:hint="default" w:ascii="Segoe UI" w:hAnsi="Segoe UI" w:eastAsia="Segoe UI" w:cs="Segoe UI"/>
                 <w:b/>
                 <w:i w:val="0"/>
                 <w:iCs w:val="0"/>
@@ -5786,8 +5846,14 @@
       </w:tr>
       <w:tr>
         <w:tblPrEx>
-          <w:tblW w:w="8522" w:type="dxa"/>
-          <w:jc w:val="center"/>
+          <w:tblBorders>
+            <w:top w:val="none" w:color="auto" w:sz="0" w:space="0"/>
+            <w:left w:val="none" w:color="auto" w:sz="0" w:space="0"/>
+            <w:bottom w:val="none" w:color="auto" w:sz="0" w:space="0"/>
+            <w:right w:val="none" w:color="auto" w:sz="0" w:space="0"/>
+            <w:insideH w:val="none" w:color="auto" w:sz="0" w:space="0"/>
+            <w:insideV w:val="none" w:color="auto" w:sz="0" w:space="0"/>
+          </w:tblBorders>
           <w:shd w:val="clear" w:color="auto" w:fill="auto"/>
           <w:tblCellMar>
             <w:top w:w="15" w:type="dxa"/>
@@ -5797,7 +5863,7 @@
           </w:tblCellMar>
         </w:tblPrEx>
         <w:trPr>
-          <w:trHeight w:val="0"/>
+          <w:trHeight w:val="0" w:hRule="atLeast"/>
           <w:jc w:val="center"/>
         </w:trPr>
         <w:tc>
@@ -5805,8 +5871,8 @@
             <w:tcW w:w="1362" w:type="dxa"/>
             <w:vMerge w:val="restart"/>
             <w:tcBorders>
-              <w:top w:val="single" w:sz="4" w:space="0" w:color="auto"/>
-              <w:left w:val="single" w:sz="12" w:space="0" w:color="auto"/>
+              <w:top w:val="single" w:color="auto" w:sz="4" w:space="0"/>
+              <w:left w:val="single" w:color="auto" w:sz="12" w:space="0"/>
               <w:bottom w:val="nil"/>
               <w:right w:val="nil"/>
             </w:tcBorders>
@@ -5827,10 +5893,10 @@
               <w:suppressLineNumbers w:val="0"/>
               <w:snapToGrid w:val="0"/>
               <w:spacing w:line="240" w:lineRule="auto"/>
-              <w:ind w:left="0" w:right="0" w:firstLine="0" w:leftChars="0" w:rightChars="0" w:firstLineChars="0"/>
+              <w:ind w:left="0" w:leftChars="0" w:right="0" w:rightChars="0" w:firstLine="0" w:firstLineChars="0"/>
               <w:jc w:val="center"/>
               <w:rPr>
-                <w:rFonts w:ascii="Segoe UI" w:eastAsia="Segoe UI" w:hAnsi="Segoe UI" w:cs="Segoe UI" w:hint="default"/>
+                <w:rFonts w:hint="default" w:ascii="Segoe UI" w:hAnsi="Segoe UI" w:eastAsia="Segoe UI" w:cs="Segoe UI"/>
                 <w:i w:val="0"/>
                 <w:iCs w:val="0"/>
                 <w:caps w:val="0"/>
@@ -5842,8 +5908,8 @@
             </w:pPr>
             <w:r>
               <w:rPr>
-                <w:rStyle w:val="Strong"/>
-                <w:rFonts w:ascii="Segoe UI" w:eastAsia="Segoe UI" w:hAnsi="Segoe UI" w:cs="Segoe UI" w:hint="default"/>
+                <w:rStyle w:val="24"/>
+                <w:rFonts w:hint="default" w:ascii="Segoe UI" w:hAnsi="Segoe UI" w:eastAsia="Segoe UI" w:cs="Segoe UI"/>
                 <w:b/>
                 <w:bCs/>
                 <w:i w:val="0"/>
@@ -5865,8 +5931,8 @@
           <w:tcPr>
             <w:tcW w:w="4580" w:type="dxa"/>
             <w:tcBorders>
-              <w:top w:val="single" w:sz="4" w:space="0" w:color="auto"/>
-              <w:left w:val="single" w:sz="4" w:space="0" w:color="auto"/>
+              <w:top w:val="single" w:color="auto" w:sz="4" w:space="0"/>
+              <w:left w:val="single" w:color="auto" w:sz="4" w:space="0"/>
               <w:bottom w:val="nil"/>
               <w:right w:val="nil"/>
             </w:tcBorders>
@@ -5887,10 +5953,10 @@
               <w:suppressLineNumbers w:val="0"/>
               <w:snapToGrid w:val="0"/>
               <w:spacing w:line="240" w:lineRule="auto"/>
-              <w:ind w:left="0" w:right="0" w:firstLine="0" w:leftChars="0" w:rightChars="0" w:firstLineChars="0"/>
+              <w:ind w:left="0" w:leftChars="0" w:right="0" w:rightChars="0" w:firstLine="0" w:firstLineChars="0"/>
               <w:jc w:val="center"/>
               <w:rPr>
-                <w:rFonts w:ascii="Segoe UI" w:eastAsia="Segoe UI" w:hAnsi="Segoe UI" w:cs="Segoe UI" w:hint="default"/>
+                <w:rFonts w:hint="default" w:ascii="Segoe UI" w:hAnsi="Segoe UI" w:eastAsia="Segoe UI" w:cs="Segoe UI"/>
                 <w:i w:val="0"/>
                 <w:iCs w:val="0"/>
                 <w:caps w:val="0"/>
@@ -5902,7 +5968,7 @@
             </w:pPr>
             <w:r>
               <w:rPr>
-                <w:rFonts w:ascii="Segoe UI" w:eastAsia="Segoe UI" w:hAnsi="Segoe UI" w:cs="Segoe UI" w:hint="default"/>
+                <w:rFonts w:hint="default" w:ascii="Segoe UI" w:hAnsi="Segoe UI" w:eastAsia="Segoe UI" w:cs="Segoe UI"/>
                 <w:i w:val="0"/>
                 <w:iCs w:val="0"/>
                 <w:caps w:val="0"/>
@@ -5922,10 +5988,10 @@
           <w:tcPr>
             <w:tcW w:w="2579" w:type="dxa"/>
             <w:tcBorders>
-              <w:top w:val="single" w:sz="4" w:space="0" w:color="auto"/>
-              <w:left w:val="single" w:sz="4" w:space="0" w:color="auto"/>
+              <w:top w:val="single" w:color="auto" w:sz="4" w:space="0"/>
+              <w:left w:val="single" w:color="auto" w:sz="4" w:space="0"/>
               <w:bottom w:val="nil"/>
-              <w:right w:val="single" w:sz="12" w:space="0" w:color="auto"/>
+              <w:right w:val="single" w:color="auto" w:sz="12" w:space="0"/>
             </w:tcBorders>
             <w:shd w:val="clear" w:color="auto" w:fill="auto"/>
             <w:tcMar>
@@ -5944,10 +6010,10 @@
               <w:suppressLineNumbers w:val="0"/>
               <w:snapToGrid w:val="0"/>
               <w:spacing w:line="240" w:lineRule="auto"/>
-              <w:ind w:left="0" w:right="0" w:firstLine="0" w:leftChars="0" w:rightChars="0" w:firstLineChars="0"/>
+              <w:ind w:left="0" w:leftChars="0" w:right="0" w:rightChars="0" w:firstLine="0" w:firstLineChars="0"/>
               <w:jc w:val="left"/>
               <w:rPr>
-                <w:rFonts w:ascii="Segoe UI" w:eastAsia="Segoe UI" w:hAnsi="Segoe UI" w:cs="Segoe UI" w:hint="default"/>
+                <w:rFonts w:hint="default" w:ascii="Segoe UI" w:hAnsi="Segoe UI" w:eastAsia="Segoe UI" w:cs="Segoe UI"/>
                 <w:i w:val="0"/>
                 <w:iCs w:val="0"/>
                 <w:caps w:val="0"/>
@@ -5959,7 +6025,7 @@
             </w:pPr>
             <w:r>
               <w:rPr>
-                <w:rFonts w:ascii="Segoe UI" w:eastAsia="Segoe UI" w:hAnsi="Segoe UI" w:cs="Segoe UI" w:hint="default"/>
+                <w:rFonts w:hint="default" w:ascii="Segoe UI" w:hAnsi="Segoe UI" w:eastAsia="Segoe UI" w:cs="Segoe UI"/>
                 <w:i w:val="0"/>
                 <w:iCs w:val="0"/>
                 <w:caps w:val="0"/>
@@ -5978,8 +6044,14 @@
       </w:tr>
       <w:tr>
         <w:tblPrEx>
-          <w:tblW w:w="8522" w:type="dxa"/>
-          <w:jc w:val="center"/>
+          <w:tblBorders>
+            <w:top w:val="none" w:color="auto" w:sz="0" w:space="0"/>
+            <w:left w:val="none" w:color="auto" w:sz="0" w:space="0"/>
+            <w:bottom w:val="none" w:color="auto" w:sz="0" w:space="0"/>
+            <w:right w:val="none" w:color="auto" w:sz="0" w:space="0"/>
+            <w:insideH w:val="none" w:color="auto" w:sz="0" w:space="0"/>
+            <w:insideV w:val="none" w:color="auto" w:sz="0" w:space="0"/>
+          </w:tblBorders>
           <w:shd w:val="clear" w:color="auto" w:fill="auto"/>
           <w:tblCellMar>
             <w:top w:w="15" w:type="dxa"/>
@@ -5989,16 +6061,16 @@
           </w:tblCellMar>
         </w:tblPrEx>
         <w:trPr>
-          <w:trHeight w:val="0"/>
+          <w:trHeight w:val="0" w:hRule="atLeast"/>
           <w:jc w:val="center"/>
         </w:trPr>
         <w:tc>
           <w:tcPr>
             <w:tcW w:w="1362" w:type="dxa"/>
-            <w:vMerge/>
+            <w:vMerge w:val="continue"/>
             <w:tcBorders>
-              <w:top w:val="single" w:sz="4" w:space="0" w:color="auto"/>
-              <w:left w:val="single" w:sz="12" w:space="0" w:color="auto"/>
+              <w:top w:val="single" w:color="auto" w:sz="4" w:space="0"/>
+              <w:left w:val="single" w:color="auto" w:sz="12" w:space="0"/>
               <w:bottom w:val="nil"/>
               <w:right w:val="nil"/>
             </w:tcBorders>
@@ -6014,10 +6086,10 @@
           <w:p>
             <w:pPr>
               <w:snapToGrid w:val="0"/>
-              <w:ind w:left="0" w:right="0" w:firstLine="0" w:leftChars="0" w:rightChars="0" w:firstLineChars="0"/>
+              <w:ind w:left="0" w:leftChars="0" w:right="0" w:rightChars="0" w:firstLine="0" w:firstLineChars="0"/>
               <w:jc w:val="center"/>
               <w:rPr>
-                <w:rFonts w:ascii="Segoe UI" w:eastAsia="Segoe UI" w:hAnsi="Segoe UI" w:cs="Segoe UI" w:hint="default"/>
+                <w:rFonts w:hint="default" w:ascii="Segoe UI" w:hAnsi="Segoe UI" w:eastAsia="Segoe UI" w:cs="Segoe UI"/>
                 <w:i w:val="0"/>
                 <w:iCs w:val="0"/>
                 <w:caps w:val="0"/>
@@ -6033,8 +6105,8 @@
           <w:tcPr>
             <w:tcW w:w="4580" w:type="dxa"/>
             <w:tcBorders>
-              <w:top w:val="single" w:sz="4" w:space="0" w:color="auto"/>
-              <w:left w:val="single" w:sz="4" w:space="0" w:color="auto"/>
+              <w:top w:val="single" w:color="auto" w:sz="4" w:space="0"/>
+              <w:left w:val="single" w:color="auto" w:sz="4" w:space="0"/>
               <w:bottom w:val="nil"/>
               <w:right w:val="nil"/>
             </w:tcBorders>
@@ -6055,10 +6127,10 @@
               <w:suppressLineNumbers w:val="0"/>
               <w:snapToGrid w:val="0"/>
               <w:spacing w:line="240" w:lineRule="auto"/>
-              <w:ind w:left="0" w:right="0" w:firstLine="0" w:leftChars="0" w:rightChars="0" w:firstLineChars="0"/>
+              <w:ind w:left="0" w:leftChars="0" w:right="0" w:rightChars="0" w:firstLine="0" w:firstLineChars="0"/>
               <w:jc w:val="center"/>
               <w:rPr>
-                <w:rFonts w:ascii="Segoe UI" w:eastAsia="Segoe UI" w:hAnsi="Segoe UI" w:cs="Segoe UI" w:hint="default"/>
+                <w:rFonts w:hint="default" w:ascii="Segoe UI" w:hAnsi="Segoe UI" w:eastAsia="Segoe UI" w:cs="Segoe UI"/>
                 <w:i w:val="0"/>
                 <w:iCs w:val="0"/>
                 <w:caps w:val="0"/>
@@ -6070,7 +6142,7 @@
             </w:pPr>
             <w:r>
               <w:rPr>
-                <w:rFonts w:ascii="Segoe UI" w:eastAsia="Segoe UI" w:hAnsi="Segoe UI" w:cs="Segoe UI" w:hint="default"/>
+                <w:rFonts w:hint="default" w:ascii="Segoe UI" w:hAnsi="Segoe UI" w:eastAsia="Segoe UI" w:cs="Segoe UI"/>
                 <w:i w:val="0"/>
                 <w:iCs w:val="0"/>
                 <w:caps w:val="0"/>
@@ -6090,10 +6162,10 @@
           <w:tcPr>
             <w:tcW w:w="2579" w:type="dxa"/>
             <w:tcBorders>
-              <w:top w:val="single" w:sz="4" w:space="0" w:color="auto"/>
-              <w:left w:val="single" w:sz="4" w:space="0" w:color="auto"/>
+              <w:top w:val="single" w:color="auto" w:sz="4" w:space="0"/>
+              <w:left w:val="single" w:color="auto" w:sz="4" w:space="0"/>
               <w:bottom w:val="nil"/>
-              <w:right w:val="single" w:sz="12" w:space="0" w:color="auto"/>
+              <w:right w:val="single" w:color="auto" w:sz="12" w:space="0"/>
             </w:tcBorders>
             <w:shd w:val="clear" w:color="auto" w:fill="auto"/>
             <w:tcMar>
@@ -6112,10 +6184,10 @@
               <w:suppressLineNumbers w:val="0"/>
               <w:snapToGrid w:val="0"/>
               <w:spacing w:line="240" w:lineRule="auto"/>
-              <w:ind w:left="0" w:right="0" w:firstLine="0" w:leftChars="0" w:rightChars="0" w:firstLineChars="0"/>
+              <w:ind w:left="0" w:leftChars="0" w:right="0" w:rightChars="0" w:firstLine="0" w:firstLineChars="0"/>
               <w:jc w:val="left"/>
               <w:rPr>
-                <w:rFonts w:ascii="Segoe UI" w:eastAsia="Segoe UI" w:hAnsi="Segoe UI" w:cs="Segoe UI" w:hint="default"/>
+                <w:rFonts w:hint="default" w:ascii="Segoe UI" w:hAnsi="Segoe UI" w:eastAsia="Segoe UI" w:cs="Segoe UI"/>
                 <w:i w:val="0"/>
                 <w:iCs w:val="0"/>
                 <w:caps w:val="0"/>
@@ -6127,7 +6199,7 @@
             </w:pPr>
             <w:r>
               <w:rPr>
-                <w:rFonts w:ascii="Segoe UI" w:eastAsia="Segoe UI" w:hAnsi="Segoe UI" w:cs="Segoe UI" w:hint="default"/>
+                <w:rFonts w:hint="default" w:ascii="Segoe UI" w:hAnsi="Segoe UI" w:eastAsia="Segoe UI" w:cs="Segoe UI"/>
                 <w:i w:val="0"/>
                 <w:iCs w:val="0"/>
                 <w:caps w:val="0"/>
@@ -6146,8 +6218,14 @@
       </w:tr>
       <w:tr>
         <w:tblPrEx>
-          <w:tblW w:w="8522" w:type="dxa"/>
-          <w:jc w:val="center"/>
+          <w:tblBorders>
+            <w:top w:val="none" w:color="auto" w:sz="0" w:space="0"/>
+            <w:left w:val="none" w:color="auto" w:sz="0" w:space="0"/>
+            <w:bottom w:val="none" w:color="auto" w:sz="0" w:space="0"/>
+            <w:right w:val="none" w:color="auto" w:sz="0" w:space="0"/>
+            <w:insideH w:val="none" w:color="auto" w:sz="0" w:space="0"/>
+            <w:insideV w:val="none" w:color="auto" w:sz="0" w:space="0"/>
+          </w:tblBorders>
           <w:shd w:val="clear" w:color="auto" w:fill="auto"/>
           <w:tblCellMar>
             <w:top w:w="15" w:type="dxa"/>
@@ -6157,16 +6235,16 @@
           </w:tblCellMar>
         </w:tblPrEx>
         <w:trPr>
-          <w:trHeight w:val="0"/>
+          <w:trHeight w:val="0" w:hRule="atLeast"/>
           <w:jc w:val="center"/>
         </w:trPr>
         <w:tc>
           <w:tcPr>
             <w:tcW w:w="1362" w:type="dxa"/>
-            <w:vMerge/>
+            <w:vMerge w:val="continue"/>
             <w:tcBorders>
-              <w:top w:val="single" w:sz="4" w:space="0" w:color="auto"/>
-              <w:left w:val="single" w:sz="12" w:space="0" w:color="auto"/>
+              <w:top w:val="single" w:color="auto" w:sz="4" w:space="0"/>
+              <w:left w:val="single" w:color="auto" w:sz="12" w:space="0"/>
               <w:bottom w:val="nil"/>
               <w:right w:val="nil"/>
             </w:tcBorders>
@@ -6182,10 +6260,10 @@
           <w:p>
             <w:pPr>
               <w:snapToGrid w:val="0"/>
-              <w:ind w:left="0" w:right="0" w:firstLine="0" w:leftChars="0" w:rightChars="0" w:firstLineChars="0"/>
+              <w:ind w:left="0" w:leftChars="0" w:right="0" w:rightChars="0" w:firstLine="0" w:firstLineChars="0"/>
               <w:jc w:val="center"/>
               <w:rPr>
-                <w:rFonts w:ascii="Segoe UI" w:eastAsia="Segoe UI" w:hAnsi="Segoe UI" w:cs="Segoe UI" w:hint="default"/>
+                <w:rFonts w:hint="default" w:ascii="Segoe UI" w:hAnsi="Segoe UI" w:eastAsia="Segoe UI" w:cs="Segoe UI"/>
                 <w:i w:val="0"/>
                 <w:iCs w:val="0"/>
                 <w:caps w:val="0"/>
@@ -6201,8 +6279,8 @@
           <w:tcPr>
             <w:tcW w:w="4580" w:type="dxa"/>
             <w:tcBorders>
-              <w:top w:val="single" w:sz="4" w:space="0" w:color="auto"/>
-              <w:left w:val="single" w:sz="4" w:space="0" w:color="auto"/>
+              <w:top w:val="single" w:color="auto" w:sz="4" w:space="0"/>
+              <w:left w:val="single" w:color="auto" w:sz="4" w:space="0"/>
               <w:bottom w:val="nil"/>
               <w:right w:val="nil"/>
             </w:tcBorders>
@@ -6223,10 +6301,10 @@
               <w:suppressLineNumbers w:val="0"/>
               <w:snapToGrid w:val="0"/>
               <w:spacing w:line="240" w:lineRule="auto"/>
-              <w:ind w:left="0" w:right="0" w:firstLine="0" w:leftChars="0" w:rightChars="0" w:firstLineChars="0"/>
+              <w:ind w:left="0" w:leftChars="0" w:right="0" w:rightChars="0" w:firstLine="0" w:firstLineChars="0"/>
               <w:jc w:val="center"/>
               <w:rPr>
-                <w:rFonts w:ascii="Segoe UI" w:eastAsia="Segoe UI" w:hAnsi="Segoe UI" w:cs="Segoe UI" w:hint="default"/>
+                <w:rFonts w:hint="default" w:ascii="Segoe UI" w:hAnsi="Segoe UI" w:eastAsia="Segoe UI" w:cs="Segoe UI"/>
                 <w:i w:val="0"/>
                 <w:iCs w:val="0"/>
                 <w:caps w:val="0"/>
@@ -6238,7 +6316,7 @@
             </w:pPr>
             <w:r>
               <w:rPr>
-                <w:rFonts w:ascii="Segoe UI" w:eastAsia="Segoe UI" w:hAnsi="Segoe UI" w:cs="Segoe UI" w:hint="default"/>
+                <w:rFonts w:hint="default" w:ascii="Segoe UI" w:hAnsi="Segoe UI" w:eastAsia="Segoe UI" w:cs="Segoe UI"/>
                 <w:i w:val="0"/>
                 <w:iCs w:val="0"/>
                 <w:caps w:val="0"/>
@@ -6258,10 +6336,10 @@
           <w:tcPr>
             <w:tcW w:w="2579" w:type="dxa"/>
             <w:tcBorders>
-              <w:top w:val="single" w:sz="4" w:space="0" w:color="auto"/>
-              <w:left w:val="single" w:sz="4" w:space="0" w:color="auto"/>
+              <w:top w:val="single" w:color="auto" w:sz="4" w:space="0"/>
+              <w:left w:val="single" w:color="auto" w:sz="4" w:space="0"/>
               <w:bottom w:val="nil"/>
-              <w:right w:val="single" w:sz="12" w:space="0" w:color="auto"/>
+              <w:right w:val="single" w:color="auto" w:sz="12" w:space="0"/>
             </w:tcBorders>
             <w:shd w:val="clear" w:color="auto" w:fill="auto"/>
             <w:tcMar>
@@ -6280,10 +6358,10 @@
               <w:suppressLineNumbers w:val="0"/>
               <w:snapToGrid w:val="0"/>
               <w:spacing w:line="240" w:lineRule="auto"/>
-              <w:ind w:left="0" w:right="0" w:firstLine="0" w:leftChars="0" w:rightChars="0" w:firstLineChars="0"/>
+              <w:ind w:left="0" w:leftChars="0" w:right="0" w:rightChars="0" w:firstLine="0" w:firstLineChars="0"/>
               <w:jc w:val="left"/>
               <w:rPr>
-                <w:rFonts w:ascii="Segoe UI" w:eastAsia="Segoe UI" w:hAnsi="Segoe UI" w:cs="Segoe UI" w:hint="default"/>
+                <w:rFonts w:hint="default" w:ascii="Segoe UI" w:hAnsi="Segoe UI" w:eastAsia="Segoe UI" w:cs="Segoe UI"/>
                 <w:i w:val="0"/>
                 <w:iCs w:val="0"/>
                 <w:caps w:val="0"/>
@@ -6295,7 +6373,7 @@
             </w:pPr>
             <w:r>
               <w:rPr>
-                <w:rFonts w:ascii="Segoe UI" w:eastAsia="Segoe UI" w:hAnsi="Segoe UI" w:cs="Segoe UI" w:hint="default"/>
+                <w:rFonts w:hint="default" w:ascii="Segoe UI" w:hAnsi="Segoe UI" w:eastAsia="Segoe UI" w:cs="Segoe UI"/>
                 <w:i w:val="0"/>
                 <w:iCs w:val="0"/>
                 <w:caps w:val="0"/>
@@ -6314,8 +6392,14 @@
       </w:tr>
       <w:tr>
         <w:tblPrEx>
-          <w:tblW w:w="8522" w:type="dxa"/>
-          <w:jc w:val="center"/>
+          <w:tblBorders>
+            <w:top w:val="none" w:color="auto" w:sz="0" w:space="0"/>
+            <w:left w:val="none" w:color="auto" w:sz="0" w:space="0"/>
+            <w:bottom w:val="none" w:color="auto" w:sz="0" w:space="0"/>
+            <w:right w:val="none" w:color="auto" w:sz="0" w:space="0"/>
+            <w:insideH w:val="none" w:color="auto" w:sz="0" w:space="0"/>
+            <w:insideV w:val="none" w:color="auto" w:sz="0" w:space="0"/>
+          </w:tblBorders>
           <w:shd w:val="clear" w:color="auto" w:fill="auto"/>
           <w:tblCellMar>
             <w:top w:w="15" w:type="dxa"/>
@@ -6325,7 +6409,7 @@
           </w:tblCellMar>
         </w:tblPrEx>
         <w:trPr>
-          <w:trHeight w:val="0"/>
+          <w:trHeight w:val="0" w:hRule="atLeast"/>
           <w:jc w:val="center"/>
         </w:trPr>
         <w:tc>
@@ -6333,8 +6417,8 @@
             <w:tcW w:w="1362" w:type="dxa"/>
             <w:vMerge w:val="restart"/>
             <w:tcBorders>
-              <w:top w:val="single" w:sz="4" w:space="0" w:color="auto"/>
-              <w:left w:val="single" w:sz="12" w:space="0" w:color="auto"/>
+              <w:top w:val="single" w:color="auto" w:sz="4" w:space="0"/>
+              <w:left w:val="single" w:color="auto" w:sz="12" w:space="0"/>
               <w:bottom w:val="nil"/>
               <w:right w:val="nil"/>
             </w:tcBorders>
@@ -6355,10 +6439,10 @@
               <w:suppressLineNumbers w:val="0"/>
               <w:snapToGrid w:val="0"/>
               <w:spacing w:line="240" w:lineRule="auto"/>
-              <w:ind w:left="0" w:right="0" w:firstLine="0" w:leftChars="0" w:rightChars="0" w:firstLineChars="0"/>
+              <w:ind w:left="0" w:leftChars="0" w:right="0" w:rightChars="0" w:firstLine="0" w:firstLineChars="0"/>
               <w:jc w:val="center"/>
               <w:rPr>
-                <w:rFonts w:ascii="Segoe UI" w:eastAsia="Segoe UI" w:hAnsi="Segoe UI" w:cs="Segoe UI" w:hint="default"/>
+                <w:rFonts w:hint="default" w:ascii="Segoe UI" w:hAnsi="Segoe UI" w:eastAsia="Segoe UI" w:cs="Segoe UI"/>
                 <w:i w:val="0"/>
                 <w:iCs w:val="0"/>
                 <w:caps w:val="0"/>
@@ -6370,8 +6454,8 @@
             </w:pPr>
             <w:r>
               <w:rPr>
-                <w:rStyle w:val="Strong"/>
-                <w:rFonts w:ascii="Segoe UI" w:eastAsia="Segoe UI" w:hAnsi="Segoe UI" w:cs="Segoe UI" w:hint="default"/>
+                <w:rStyle w:val="24"/>
+                <w:rFonts w:hint="default" w:ascii="Segoe UI" w:hAnsi="Segoe UI" w:eastAsia="Segoe UI" w:cs="Segoe UI"/>
                 <w:b/>
                 <w:bCs/>
                 <w:i w:val="0"/>
@@ -6393,8 +6477,8 @@
           <w:tcPr>
             <w:tcW w:w="4580" w:type="dxa"/>
             <w:tcBorders>
-              <w:top w:val="single" w:sz="4" w:space="0" w:color="auto"/>
-              <w:left w:val="single" w:sz="4" w:space="0" w:color="auto"/>
+              <w:top w:val="single" w:color="auto" w:sz="4" w:space="0"/>
+              <w:left w:val="single" w:color="auto" w:sz="4" w:space="0"/>
               <w:bottom w:val="nil"/>
               <w:right w:val="nil"/>
             </w:tcBorders>
@@ -6415,10 +6499,10 @@
               <w:suppressLineNumbers w:val="0"/>
               <w:snapToGrid w:val="0"/>
               <w:spacing w:line="240" w:lineRule="auto"/>
-              <w:ind w:left="0" w:right="0" w:firstLine="0" w:leftChars="0" w:rightChars="0" w:firstLineChars="0"/>
+              <w:ind w:left="0" w:leftChars="0" w:right="0" w:rightChars="0" w:firstLine="0" w:firstLineChars="0"/>
               <w:jc w:val="center"/>
               <w:rPr>
-                <w:rFonts w:ascii="Segoe UI" w:eastAsia="Segoe UI" w:hAnsi="Segoe UI" w:cs="Segoe UI" w:hint="default"/>
+                <w:rFonts w:hint="default" w:ascii="Segoe UI" w:hAnsi="Segoe UI" w:eastAsia="Segoe UI" w:cs="Segoe UI"/>
                 <w:i w:val="0"/>
                 <w:iCs w:val="0"/>
                 <w:caps w:val="0"/>
@@ -6430,7 +6514,7 @@
             </w:pPr>
             <w:r>
               <w:rPr>
-                <w:rFonts w:ascii="Segoe UI" w:eastAsia="Segoe UI" w:hAnsi="Segoe UI" w:cs="Segoe UI" w:hint="default"/>
+                <w:rFonts w:hint="default" w:ascii="Segoe UI" w:hAnsi="Segoe UI" w:eastAsia="Segoe UI" w:cs="Segoe UI"/>
                 <w:i w:val="0"/>
                 <w:iCs w:val="0"/>
                 <w:caps w:val="0"/>
@@ -6450,10 +6534,10 @@
           <w:tcPr>
             <w:tcW w:w="2579" w:type="dxa"/>
             <w:tcBorders>
-              <w:top w:val="single" w:sz="4" w:space="0" w:color="auto"/>
-              <w:left w:val="single" w:sz="4" w:space="0" w:color="auto"/>
+              <w:top w:val="single" w:color="auto" w:sz="4" w:space="0"/>
+              <w:left w:val="single" w:color="auto" w:sz="4" w:space="0"/>
               <w:bottom w:val="nil"/>
-              <w:right w:val="single" w:sz="12" w:space="0" w:color="auto"/>
+              <w:right w:val="single" w:color="auto" w:sz="12" w:space="0"/>
             </w:tcBorders>
             <w:shd w:val="clear" w:color="auto" w:fill="auto"/>
             <w:tcMar>
@@ -6472,10 +6556,10 @@
               <w:suppressLineNumbers w:val="0"/>
               <w:snapToGrid w:val="0"/>
               <w:spacing w:line="240" w:lineRule="auto"/>
-              <w:ind w:left="0" w:right="0" w:firstLine="0" w:leftChars="0" w:rightChars="0" w:firstLineChars="0"/>
+              <w:ind w:left="0" w:leftChars="0" w:right="0" w:rightChars="0" w:firstLine="0" w:firstLineChars="0"/>
               <w:jc w:val="left"/>
               <w:rPr>
-                <w:rFonts w:ascii="Segoe UI" w:eastAsia="Segoe UI" w:hAnsi="Segoe UI" w:cs="Segoe UI" w:hint="default"/>
+                <w:rFonts w:hint="default" w:ascii="Segoe UI" w:hAnsi="Segoe UI" w:eastAsia="Segoe UI" w:cs="Segoe UI"/>
                 <w:i w:val="0"/>
                 <w:iCs w:val="0"/>
                 <w:caps w:val="0"/>
@@ -6487,7 +6571,7 @@
             </w:pPr>
             <w:r>
               <w:rPr>
-                <w:rFonts w:ascii="Segoe UI" w:eastAsia="Segoe UI" w:hAnsi="Segoe UI" w:cs="Segoe UI" w:hint="default"/>
+                <w:rFonts w:hint="default" w:ascii="Segoe UI" w:hAnsi="Segoe UI" w:eastAsia="Segoe UI" w:cs="Segoe UI"/>
                 <w:i w:val="0"/>
                 <w:iCs w:val="0"/>
                 <w:caps w:val="0"/>
@@ -6506,8 +6590,14 @@
       </w:tr>
       <w:tr>
         <w:tblPrEx>
-          <w:tblW w:w="8522" w:type="dxa"/>
-          <w:jc w:val="center"/>
+          <w:tblBorders>
+            <w:top w:val="none" w:color="auto" w:sz="0" w:space="0"/>
+            <w:left w:val="none" w:color="auto" w:sz="0" w:space="0"/>
+            <w:bottom w:val="none" w:color="auto" w:sz="0" w:space="0"/>
+            <w:right w:val="none" w:color="auto" w:sz="0" w:space="0"/>
+            <w:insideH w:val="none" w:color="auto" w:sz="0" w:space="0"/>
+            <w:insideV w:val="none" w:color="auto" w:sz="0" w:space="0"/>
+          </w:tblBorders>
           <w:shd w:val="clear" w:color="auto" w:fill="auto"/>
           <w:tblCellMar>
             <w:top w:w="15" w:type="dxa"/>
@@ -6517,16 +6607,16 @@
           </w:tblCellMar>
         </w:tblPrEx>
         <w:trPr>
-          <w:trHeight w:val="0"/>
+          <w:trHeight w:val="0" w:hRule="atLeast"/>
           <w:jc w:val="center"/>
         </w:trPr>
         <w:tc>
           <w:tcPr>
             <w:tcW w:w="1362" w:type="dxa"/>
-            <w:vMerge/>
+            <w:vMerge w:val="continue"/>
             <w:tcBorders>
-              <w:top w:val="single" w:sz="4" w:space="0" w:color="auto"/>
-              <w:left w:val="single" w:sz="12" w:space="0" w:color="auto"/>
+              <w:top w:val="single" w:color="auto" w:sz="4" w:space="0"/>
+              <w:left w:val="single" w:color="auto" w:sz="12" w:space="0"/>
               <w:bottom w:val="nil"/>
               <w:right w:val="nil"/>
             </w:tcBorders>
@@ -6542,10 +6632,10 @@
           <w:p>
             <w:pPr>
               <w:snapToGrid w:val="0"/>
-              <w:ind w:left="0" w:right="0" w:firstLine="0" w:leftChars="0" w:rightChars="0" w:firstLineChars="0"/>
+              <w:ind w:left="0" w:leftChars="0" w:right="0" w:rightChars="0" w:firstLine="0" w:firstLineChars="0"/>
               <w:jc w:val="center"/>
               <w:rPr>
-                <w:rFonts w:ascii="Segoe UI" w:eastAsia="Segoe UI" w:hAnsi="Segoe UI" w:cs="Segoe UI" w:hint="default"/>
+                <w:rFonts w:hint="default" w:ascii="Segoe UI" w:hAnsi="Segoe UI" w:eastAsia="Segoe UI" w:cs="Segoe UI"/>
                 <w:i w:val="0"/>
                 <w:iCs w:val="0"/>
                 <w:caps w:val="0"/>
@@ -6561,8 +6651,8 @@
           <w:tcPr>
             <w:tcW w:w="4580" w:type="dxa"/>
             <w:tcBorders>
-              <w:top w:val="single" w:sz="4" w:space="0" w:color="auto"/>
-              <w:left w:val="single" w:sz="4" w:space="0" w:color="auto"/>
+              <w:top w:val="single" w:color="auto" w:sz="4" w:space="0"/>
+              <w:left w:val="single" w:color="auto" w:sz="4" w:space="0"/>
               <w:bottom w:val="nil"/>
               <w:right w:val="nil"/>
             </w:tcBorders>
@@ -6583,10 +6673,10 @@
               <w:suppressLineNumbers w:val="0"/>
               <w:snapToGrid w:val="0"/>
               <w:spacing w:line="240" w:lineRule="auto"/>
-              <w:ind w:left="0" w:right="0" w:firstLine="0" w:leftChars="0" w:rightChars="0" w:firstLineChars="0"/>
+              <w:ind w:left="0" w:leftChars="0" w:right="0" w:rightChars="0" w:firstLine="0" w:firstLineChars="0"/>
               <w:jc w:val="center"/>
               <w:rPr>
-                <w:rFonts w:ascii="Segoe UI" w:eastAsia="Segoe UI" w:hAnsi="Segoe UI" w:cs="Segoe UI" w:hint="default"/>
+                <w:rFonts w:hint="default" w:ascii="Segoe UI" w:hAnsi="Segoe UI" w:eastAsia="Segoe UI" w:cs="Segoe UI"/>
                 <w:i w:val="0"/>
                 <w:iCs w:val="0"/>
                 <w:caps w:val="0"/>
@@ -6598,7 +6688,7 @@
             </w:pPr>
             <w:r>
               <w:rPr>
-                <w:rFonts w:ascii="Segoe UI" w:eastAsia="Segoe UI" w:hAnsi="Segoe UI" w:cs="Segoe UI" w:hint="default"/>
+                <w:rFonts w:hint="default" w:ascii="Segoe UI" w:hAnsi="Segoe UI" w:eastAsia="Segoe UI" w:cs="Segoe UI"/>
                 <w:i w:val="0"/>
                 <w:iCs w:val="0"/>
                 <w:caps w:val="0"/>
@@ -6618,10 +6708,10 @@
           <w:tcPr>
             <w:tcW w:w="2579" w:type="dxa"/>
             <w:tcBorders>
-              <w:top w:val="single" w:sz="4" w:space="0" w:color="auto"/>
-              <w:left w:val="single" w:sz="4" w:space="0" w:color="auto"/>
+              <w:top w:val="single" w:color="auto" w:sz="4" w:space="0"/>
+              <w:left w:val="single" w:color="auto" w:sz="4" w:space="0"/>
               <w:bottom w:val="nil"/>
-              <w:right w:val="single" w:sz="12" w:space="0" w:color="auto"/>
+              <w:right w:val="single" w:color="auto" w:sz="12" w:space="0"/>
             </w:tcBorders>
             <w:shd w:val="clear" w:color="auto" w:fill="auto"/>
             <w:tcMar>
@@ -6640,10 +6730,10 @@
               <w:suppressLineNumbers w:val="0"/>
               <w:snapToGrid w:val="0"/>
               <w:spacing w:line="240" w:lineRule="auto"/>
-              <w:ind w:left="0" w:right="0" w:firstLine="0" w:leftChars="0" w:rightChars="0" w:firstLineChars="0"/>
+              <w:ind w:left="0" w:leftChars="0" w:right="0" w:rightChars="0" w:firstLine="0" w:firstLineChars="0"/>
               <w:jc w:val="left"/>
               <w:rPr>
-                <w:rFonts w:ascii="Segoe UI" w:eastAsia="Segoe UI" w:hAnsi="Segoe UI" w:cs="Segoe UI" w:hint="default"/>
+                <w:rFonts w:hint="default" w:ascii="Segoe UI" w:hAnsi="Segoe UI" w:eastAsia="Segoe UI" w:cs="Segoe UI"/>
                 <w:i w:val="0"/>
                 <w:iCs w:val="0"/>
                 <w:caps w:val="0"/>
@@ -6655,7 +6745,7 @@
             </w:pPr>
             <w:r>
               <w:rPr>
-                <w:rFonts w:ascii="Segoe UI" w:eastAsia="Segoe UI" w:hAnsi="Segoe UI" w:cs="Segoe UI" w:hint="default"/>
+                <w:rFonts w:hint="default" w:ascii="Segoe UI" w:hAnsi="Segoe UI" w:eastAsia="Segoe UI" w:cs="Segoe UI"/>
                 <w:i w:val="0"/>
                 <w:iCs w:val="0"/>
                 <w:caps w:val="0"/>
@@ -6674,8 +6764,14 @@
       </w:tr>
       <w:tr>
         <w:tblPrEx>
-          <w:tblW w:w="8522" w:type="dxa"/>
-          <w:jc w:val="center"/>
+          <w:tblBorders>
+            <w:top w:val="none" w:color="auto" w:sz="0" w:space="0"/>
+            <w:left w:val="none" w:color="auto" w:sz="0" w:space="0"/>
+            <w:bottom w:val="none" w:color="auto" w:sz="0" w:space="0"/>
+            <w:right w:val="none" w:color="auto" w:sz="0" w:space="0"/>
+            <w:insideH w:val="none" w:color="auto" w:sz="0" w:space="0"/>
+            <w:insideV w:val="none" w:color="auto" w:sz="0" w:space="0"/>
+          </w:tblBorders>
           <w:shd w:val="clear" w:color="auto" w:fill="auto"/>
           <w:tblCellMar>
             <w:top w:w="15" w:type="dxa"/>
@@ -6685,16 +6781,16 @@
           </w:tblCellMar>
         </w:tblPrEx>
         <w:trPr>
-          <w:trHeight w:val="0"/>
+          <w:trHeight w:val="0" w:hRule="atLeast"/>
           <w:jc w:val="center"/>
         </w:trPr>
         <w:tc>
           <w:tcPr>
             <w:tcW w:w="1362" w:type="dxa"/>
-            <w:vMerge/>
+            <w:vMerge w:val="continue"/>
             <w:tcBorders>
-              <w:top w:val="single" w:sz="4" w:space="0" w:color="auto"/>
-              <w:left w:val="single" w:sz="12" w:space="0" w:color="auto"/>
+              <w:top w:val="single" w:color="auto" w:sz="4" w:space="0"/>
+              <w:left w:val="single" w:color="auto" w:sz="12" w:space="0"/>
               <w:bottom w:val="nil"/>
               <w:right w:val="nil"/>
             </w:tcBorders>
@@ -6710,10 +6806,10 @@
           <w:p>
             <w:pPr>
               <w:snapToGrid w:val="0"/>
-              <w:ind w:left="0" w:right="0" w:firstLine="0" w:leftChars="0" w:rightChars="0" w:firstLineChars="0"/>
+              <w:ind w:left="0" w:leftChars="0" w:right="0" w:rightChars="0" w:firstLine="0" w:firstLineChars="0"/>
               <w:jc w:val="center"/>
               <w:rPr>
-                <w:rFonts w:ascii="Segoe UI" w:eastAsia="Segoe UI" w:hAnsi="Segoe UI" w:cs="Segoe UI" w:hint="default"/>
+                <w:rFonts w:hint="default" w:ascii="Segoe UI" w:hAnsi="Segoe UI" w:eastAsia="Segoe UI" w:cs="Segoe UI"/>
                 <w:i w:val="0"/>
                 <w:iCs w:val="0"/>
                 <w:caps w:val="0"/>
@@ -6729,8 +6825,8 @@
           <w:tcPr>
             <w:tcW w:w="4580" w:type="dxa"/>
             <w:tcBorders>
-              <w:top w:val="single" w:sz="4" w:space="0" w:color="auto"/>
-              <w:left w:val="single" w:sz="4" w:space="0" w:color="auto"/>
+              <w:top w:val="single" w:color="auto" w:sz="4" w:space="0"/>
+              <w:left w:val="single" w:color="auto" w:sz="4" w:space="0"/>
               <w:bottom w:val="nil"/>
               <w:right w:val="nil"/>
             </w:tcBorders>
@@ -6751,10 +6847,10 @@
               <w:suppressLineNumbers w:val="0"/>
               <w:snapToGrid w:val="0"/>
               <w:spacing w:line="240" w:lineRule="auto"/>
-              <w:ind w:left="0" w:right="0" w:firstLine="0" w:leftChars="0" w:rightChars="0" w:firstLineChars="0"/>
+              <w:ind w:left="0" w:leftChars="0" w:right="0" w:rightChars="0" w:firstLine="0" w:firstLineChars="0"/>
               <w:jc w:val="center"/>
               <w:rPr>
-                <w:rFonts w:ascii="Segoe UI" w:eastAsia="Segoe UI" w:hAnsi="Segoe UI" w:cs="Segoe UI" w:hint="default"/>
+                <w:rFonts w:hint="default" w:ascii="Segoe UI" w:hAnsi="Segoe UI" w:eastAsia="Segoe UI" w:cs="Segoe UI"/>
                 <w:i w:val="0"/>
                 <w:iCs w:val="0"/>
                 <w:caps w:val="0"/>
@@ -6766,7 +6862,7 @@
             </w:pPr>
             <w:r>
               <w:rPr>
-                <w:rFonts w:ascii="Segoe UI" w:eastAsia="Segoe UI" w:hAnsi="Segoe UI" w:cs="Segoe UI" w:hint="default"/>
+                <w:rFonts w:hint="default" w:ascii="Segoe UI" w:hAnsi="Segoe UI" w:eastAsia="Segoe UI" w:cs="Segoe UI"/>
                 <w:i w:val="0"/>
                 <w:iCs w:val="0"/>
                 <w:caps w:val="0"/>
@@ -6786,10 +6882,10 @@
           <w:tcPr>
             <w:tcW w:w="2579" w:type="dxa"/>
             <w:tcBorders>
-              <w:top w:val="single" w:sz="4" w:space="0" w:color="auto"/>
-              <w:left w:val="single" w:sz="4" w:space="0" w:color="auto"/>
+              <w:top w:val="single" w:color="auto" w:sz="4" w:space="0"/>
+              <w:left w:val="single" w:color="auto" w:sz="4" w:space="0"/>
               <w:bottom w:val="nil"/>
-              <w:right w:val="single" w:sz="12" w:space="0" w:color="auto"/>
+              <w:right w:val="single" w:color="auto" w:sz="12" w:space="0"/>
             </w:tcBorders>
             <w:shd w:val="clear" w:color="auto" w:fill="auto"/>
             <w:tcMar>
@@ -6808,10 +6904,10 @@
               <w:suppressLineNumbers w:val="0"/>
               <w:snapToGrid w:val="0"/>
               <w:spacing w:line="240" w:lineRule="auto"/>
-              <w:ind w:left="0" w:right="0" w:firstLine="0" w:leftChars="0" w:rightChars="0" w:firstLineChars="0"/>
+              <w:ind w:left="0" w:leftChars="0" w:right="0" w:rightChars="0" w:firstLine="0" w:firstLineChars="0"/>
               <w:jc w:val="left"/>
               <w:rPr>
-                <w:rFonts w:ascii="Segoe UI" w:eastAsia="Segoe UI" w:hAnsi="Segoe UI" w:cs="Segoe UI" w:hint="default"/>
+                <w:rFonts w:hint="default" w:ascii="Segoe UI" w:hAnsi="Segoe UI" w:eastAsia="Segoe UI" w:cs="Segoe UI"/>
                 <w:i w:val="0"/>
                 <w:iCs w:val="0"/>
                 <w:caps w:val="0"/>
@@ -6823,7 +6919,7 @@
             </w:pPr>
             <w:r>
               <w:rPr>
-                <w:rFonts w:ascii="Segoe UI" w:eastAsia="Segoe UI" w:hAnsi="Segoe UI" w:cs="Segoe UI" w:hint="default"/>
+                <w:rFonts w:hint="default" w:ascii="Segoe UI" w:hAnsi="Segoe UI" w:eastAsia="Segoe UI" w:cs="Segoe UI"/>
                 <w:i w:val="0"/>
                 <w:iCs w:val="0"/>
                 <w:caps w:val="0"/>
@@ -6842,8 +6938,14 @@
       </w:tr>
       <w:tr>
         <w:tblPrEx>
-          <w:tblW w:w="8522" w:type="dxa"/>
-          <w:jc w:val="center"/>
+          <w:tblBorders>
+            <w:top w:val="none" w:color="auto" w:sz="0" w:space="0"/>
+            <w:left w:val="none" w:color="auto" w:sz="0" w:space="0"/>
+            <w:bottom w:val="none" w:color="auto" w:sz="0" w:space="0"/>
+            <w:right w:val="none" w:color="auto" w:sz="0" w:space="0"/>
+            <w:insideH w:val="none" w:color="auto" w:sz="0" w:space="0"/>
+            <w:insideV w:val="none" w:color="auto" w:sz="0" w:space="0"/>
+          </w:tblBorders>
           <w:shd w:val="clear" w:color="auto" w:fill="auto"/>
           <w:tblCellMar>
             <w:top w:w="15" w:type="dxa"/>
@@ -6853,7 +6955,7 @@
           </w:tblCellMar>
         </w:tblPrEx>
         <w:trPr>
-          <w:trHeight w:val="0"/>
+          <w:trHeight w:val="0" w:hRule="atLeast"/>
           <w:jc w:val="center"/>
         </w:trPr>
         <w:tc>
@@ -6861,8 +6963,8 @@
             <w:tcW w:w="1362" w:type="dxa"/>
             <w:vMerge w:val="restart"/>
             <w:tcBorders>
-              <w:top w:val="single" w:sz="4" w:space="0" w:color="auto"/>
-              <w:left w:val="single" w:sz="12" w:space="0" w:color="auto"/>
+              <w:top w:val="single" w:color="auto" w:sz="4" w:space="0"/>
+              <w:left w:val="single" w:color="auto" w:sz="12" w:space="0"/>
               <w:bottom w:val="nil"/>
               <w:right w:val="nil"/>
             </w:tcBorders>
@@ -6883,10 +6985,10 @@
               <w:suppressLineNumbers w:val="0"/>
               <w:snapToGrid w:val="0"/>
               <w:spacing w:line="240" w:lineRule="auto"/>
-              <w:ind w:left="0" w:right="0" w:firstLine="0" w:leftChars="0" w:rightChars="0" w:firstLineChars="0"/>
+              <w:ind w:left="0" w:leftChars="0" w:right="0" w:rightChars="0" w:firstLine="0" w:firstLineChars="0"/>
               <w:jc w:val="center"/>
               <w:rPr>
-                <w:rFonts w:ascii="Segoe UI" w:eastAsia="Segoe UI" w:hAnsi="Segoe UI" w:cs="Segoe UI" w:hint="default"/>
+                <w:rFonts w:hint="default" w:ascii="Segoe UI" w:hAnsi="Segoe UI" w:eastAsia="Segoe UI" w:cs="Segoe UI"/>
                 <w:i w:val="0"/>
                 <w:iCs w:val="0"/>
                 <w:caps w:val="0"/>
@@ -6898,8 +7000,8 @@
             </w:pPr>
             <w:r>
               <w:rPr>
-                <w:rStyle w:val="Strong"/>
-                <w:rFonts w:ascii="Segoe UI" w:eastAsia="Segoe UI" w:hAnsi="Segoe UI" w:cs="Segoe UI" w:hint="default"/>
+                <w:rStyle w:val="24"/>
+                <w:rFonts w:hint="default" w:ascii="Segoe UI" w:hAnsi="Segoe UI" w:eastAsia="Segoe UI" w:cs="Segoe UI"/>
                 <w:b/>
                 <w:bCs/>
                 <w:i w:val="0"/>
@@ -6921,8 +7023,8 @@
           <w:tcPr>
             <w:tcW w:w="4580" w:type="dxa"/>
             <w:tcBorders>
-              <w:top w:val="single" w:sz="4" w:space="0" w:color="auto"/>
-              <w:left w:val="single" w:sz="4" w:space="0" w:color="auto"/>
+              <w:top w:val="single" w:color="auto" w:sz="4" w:space="0"/>
+              <w:left w:val="single" w:color="auto" w:sz="4" w:space="0"/>
               <w:bottom w:val="nil"/>
               <w:right w:val="nil"/>
             </w:tcBorders>
@@ -6943,10 +7045,10 @@
               <w:suppressLineNumbers w:val="0"/>
               <w:snapToGrid w:val="0"/>
               <w:spacing w:line="240" w:lineRule="auto"/>
-              <w:ind w:left="0" w:right="0" w:firstLine="0" w:leftChars="0" w:rightChars="0" w:firstLineChars="0"/>
+              <w:ind w:left="0" w:leftChars="0" w:right="0" w:rightChars="0" w:firstLine="0" w:firstLineChars="0"/>
               <w:jc w:val="center"/>
               <w:rPr>
-                <w:rFonts w:ascii="Segoe UI" w:eastAsia="Segoe UI" w:hAnsi="Segoe UI" w:cs="Segoe UI" w:hint="default"/>
+                <w:rFonts w:hint="default" w:ascii="Segoe UI" w:hAnsi="Segoe UI" w:eastAsia="Segoe UI" w:cs="Segoe UI"/>
                 <w:i w:val="0"/>
                 <w:iCs w:val="0"/>
                 <w:caps w:val="0"/>
@@ -6958,7 +7060,7 @@
             </w:pPr>
             <w:r>
               <w:rPr>
-                <w:rFonts w:ascii="Segoe UI" w:eastAsia="Segoe UI" w:hAnsi="Segoe UI" w:cs="Segoe UI" w:hint="default"/>
+                <w:rFonts w:hint="default" w:ascii="Segoe UI" w:hAnsi="Segoe UI" w:eastAsia="Segoe UI" w:cs="Segoe UI"/>
                 <w:i w:val="0"/>
                 <w:iCs w:val="0"/>
                 <w:caps w:val="0"/>
@@ -6978,10 +7080,10 @@
           <w:tcPr>
             <w:tcW w:w="2579" w:type="dxa"/>
             <w:tcBorders>
-              <w:top w:val="single" w:sz="4" w:space="0" w:color="auto"/>
-              <w:left w:val="single" w:sz="4" w:space="0" w:color="auto"/>
+              <w:top w:val="single" w:color="auto" w:sz="4" w:space="0"/>
+              <w:left w:val="single" w:color="auto" w:sz="4" w:space="0"/>
               <w:bottom w:val="nil"/>
-              <w:right w:val="single" w:sz="12" w:space="0" w:color="auto"/>
+              <w:right w:val="single" w:color="auto" w:sz="12" w:space="0"/>
             </w:tcBorders>
             <w:shd w:val="clear" w:color="auto" w:fill="auto"/>
             <w:tcMar>
@@ -7000,10 +7102,10 @@
               <w:suppressLineNumbers w:val="0"/>
               <w:snapToGrid w:val="0"/>
               <w:spacing w:line="240" w:lineRule="auto"/>
-              <w:ind w:left="0" w:right="0" w:firstLine="0" w:leftChars="0" w:rightChars="0" w:firstLineChars="0"/>
+              <w:ind w:left="0" w:leftChars="0" w:right="0" w:rightChars="0" w:firstLine="0" w:firstLineChars="0"/>
               <w:jc w:val="left"/>
               <w:rPr>
-                <w:rFonts w:ascii="Segoe UI" w:eastAsia="Segoe UI" w:hAnsi="Segoe UI" w:cs="Segoe UI" w:hint="default"/>
+                <w:rFonts w:hint="default" w:ascii="Segoe UI" w:hAnsi="Segoe UI" w:eastAsia="Segoe UI" w:cs="Segoe UI"/>
                 <w:i w:val="0"/>
                 <w:iCs w:val="0"/>
                 <w:caps w:val="0"/>
@@ -7015,7 +7117,7 @@
             </w:pPr>
             <w:r>
               <w:rPr>
-                <w:rFonts w:ascii="Segoe UI" w:eastAsia="Segoe UI" w:hAnsi="Segoe UI" w:cs="Segoe UI" w:hint="default"/>
+                <w:rFonts w:hint="default" w:ascii="Segoe UI" w:hAnsi="Segoe UI" w:eastAsia="Segoe UI" w:cs="Segoe UI"/>
                 <w:i w:val="0"/>
                 <w:iCs w:val="0"/>
                 <w:caps w:val="0"/>
@@ -7034,8 +7136,14 @@
       </w:tr>
       <w:tr>
         <w:tblPrEx>
-          <w:tblW w:w="8522" w:type="dxa"/>
-          <w:jc w:val="center"/>
+          <w:tblBorders>
+            <w:top w:val="none" w:color="auto" w:sz="0" w:space="0"/>
+            <w:left w:val="none" w:color="auto" w:sz="0" w:space="0"/>
+            <w:bottom w:val="none" w:color="auto" w:sz="0" w:space="0"/>
+            <w:right w:val="none" w:color="auto" w:sz="0" w:space="0"/>
+            <w:insideH w:val="none" w:color="auto" w:sz="0" w:space="0"/>
+            <w:insideV w:val="none" w:color="auto" w:sz="0" w:space="0"/>
+          </w:tblBorders>
           <w:shd w:val="clear" w:color="auto" w:fill="auto"/>
           <w:tblCellMar>
             <w:top w:w="15" w:type="dxa"/>
@@ -7045,16 +7153,16 @@
           </w:tblCellMar>
         </w:tblPrEx>
         <w:trPr>
-          <w:trHeight w:val="0"/>
+          <w:trHeight w:val="0" w:hRule="atLeast"/>
           <w:jc w:val="center"/>
         </w:trPr>
         <w:tc>
           <w:tcPr>
             <w:tcW w:w="1362" w:type="dxa"/>
-            <w:vMerge/>
+            <w:vMerge w:val="continue"/>
             <w:tcBorders>
-              <w:top w:val="single" w:sz="4" w:space="0" w:color="auto"/>
-              <w:left w:val="single" w:sz="12" w:space="0" w:color="auto"/>
+              <w:top w:val="single" w:color="auto" w:sz="4" w:space="0"/>
+              <w:left w:val="single" w:color="auto" w:sz="12" w:space="0"/>
               <w:bottom w:val="nil"/>
               <w:right w:val="nil"/>
             </w:tcBorders>
@@ -7070,10 +7178,10 @@
           <w:p>
             <w:pPr>
               <w:snapToGrid w:val="0"/>
-              <w:ind w:left="0" w:right="0" w:firstLine="0" w:leftChars="0" w:rightChars="0" w:firstLineChars="0"/>
+              <w:ind w:left="0" w:leftChars="0" w:right="0" w:rightChars="0" w:firstLine="0" w:firstLineChars="0"/>
               <w:jc w:val="center"/>
               <w:rPr>
-                <w:rFonts w:ascii="Segoe UI" w:eastAsia="Segoe UI" w:hAnsi="Segoe UI" w:cs="Segoe UI" w:hint="default"/>
+                <w:rFonts w:hint="default" w:ascii="Segoe UI" w:hAnsi="Segoe UI" w:eastAsia="Segoe UI" w:cs="Segoe UI"/>
                 <w:i w:val="0"/>
                 <w:iCs w:val="0"/>
                 <w:caps w:val="0"/>
@@ -7089,8 +7197,8 @@
           <w:tcPr>
             <w:tcW w:w="4580" w:type="dxa"/>
             <w:tcBorders>
-              <w:top w:val="single" w:sz="4" w:space="0" w:color="auto"/>
-              <w:left w:val="single" w:sz="4" w:space="0" w:color="auto"/>
+              <w:top w:val="single" w:color="auto" w:sz="4" w:space="0"/>
+              <w:left w:val="single" w:color="auto" w:sz="4" w:space="0"/>
               <w:bottom w:val="nil"/>
               <w:right w:val="nil"/>
             </w:tcBorders>
@@ -7111,10 +7219,10 @@
               <w:suppressLineNumbers w:val="0"/>
               <w:snapToGrid w:val="0"/>
               <w:spacing w:line="240" w:lineRule="auto"/>
-              <w:ind w:left="0" w:right="0" w:firstLine="0" w:leftChars="0" w:rightChars="0" w:firstLineChars="0"/>
+              <w:ind w:left="0" w:leftChars="0" w:right="0" w:rightChars="0" w:firstLine="0" w:firstLineChars="0"/>
               <w:jc w:val="center"/>
               <w:rPr>
-                <w:rFonts w:ascii="Segoe UI" w:eastAsia="Segoe UI" w:hAnsi="Segoe UI" w:cs="Segoe UI" w:hint="default"/>
+                <w:rFonts w:hint="default" w:ascii="Segoe UI" w:hAnsi="Segoe UI" w:eastAsia="Segoe UI" w:cs="Segoe UI"/>
                 <w:i w:val="0"/>
                 <w:iCs w:val="0"/>
                 <w:caps w:val="0"/>
@@ -7126,7 +7234,7 @@
             </w:pPr>
             <w:r>
               <w:rPr>
-                <w:rFonts w:ascii="Segoe UI" w:eastAsia="Segoe UI" w:hAnsi="Segoe UI" w:cs="Segoe UI" w:hint="default"/>
+                <w:rFonts w:hint="default" w:ascii="Segoe UI" w:hAnsi="Segoe UI" w:eastAsia="Segoe UI" w:cs="Segoe UI"/>
                 <w:i w:val="0"/>
                 <w:iCs w:val="0"/>
                 <w:caps w:val="0"/>
@@ -7146,10 +7254,10 @@
           <w:tcPr>
             <w:tcW w:w="2579" w:type="dxa"/>
             <w:tcBorders>
-              <w:top w:val="single" w:sz="4" w:space="0" w:color="auto"/>
-              <w:left w:val="single" w:sz="4" w:space="0" w:color="auto"/>
+              <w:top w:val="single" w:color="auto" w:sz="4" w:space="0"/>
+              <w:left w:val="single" w:color="auto" w:sz="4" w:space="0"/>
               <w:bottom w:val="nil"/>
-              <w:right w:val="single" w:sz="12" w:space="0" w:color="auto"/>
+              <w:right w:val="single" w:color="auto" w:sz="12" w:space="0"/>
             </w:tcBorders>
             <w:shd w:val="clear" w:color="auto" w:fill="auto"/>
             <w:tcMar>
@@ -7168,10 +7276,10 @@
               <w:suppressLineNumbers w:val="0"/>
               <w:snapToGrid w:val="0"/>
               <w:spacing w:line="240" w:lineRule="auto"/>
-              <w:ind w:left="0" w:right="0" w:firstLine="0" w:leftChars="0" w:rightChars="0" w:firstLineChars="0"/>
+              <w:ind w:left="0" w:leftChars="0" w:right="0" w:rightChars="0" w:firstLine="0" w:firstLineChars="0"/>
               <w:jc w:val="left"/>
               <w:rPr>
-                <w:rFonts w:ascii="Segoe UI" w:eastAsia="Segoe UI" w:hAnsi="Segoe UI" w:cs="Segoe UI" w:hint="default"/>
+                <w:rFonts w:hint="default" w:ascii="Segoe UI" w:hAnsi="Segoe UI" w:eastAsia="Segoe UI" w:cs="Segoe UI"/>
                 <w:i w:val="0"/>
                 <w:iCs w:val="0"/>
                 <w:caps w:val="0"/>
@@ -7183,7 +7291,7 @@
             </w:pPr>
             <w:r>
               <w:rPr>
-                <w:rFonts w:ascii="Segoe UI" w:eastAsia="Segoe UI" w:hAnsi="Segoe UI" w:cs="Segoe UI" w:hint="default"/>
+                <w:rFonts w:hint="default" w:ascii="Segoe UI" w:hAnsi="Segoe UI" w:eastAsia="Segoe UI" w:cs="Segoe UI"/>
                 <w:i w:val="0"/>
                 <w:iCs w:val="0"/>
                 <w:caps w:val="0"/>
@@ -7202,8 +7310,14 @@
       </w:tr>
       <w:tr>
         <w:tblPrEx>
-          <w:tblW w:w="8522" w:type="dxa"/>
-          <w:jc w:val="center"/>
+          <w:tblBorders>
+            <w:top w:val="none" w:color="auto" w:sz="0" w:space="0"/>
+            <w:left w:val="none" w:color="auto" w:sz="0" w:space="0"/>
+            <w:bottom w:val="none" w:color="auto" w:sz="0" w:space="0"/>
+            <w:right w:val="none" w:color="auto" w:sz="0" w:space="0"/>
+            <w:insideH w:val="none" w:color="auto" w:sz="0" w:space="0"/>
+            <w:insideV w:val="none" w:color="auto" w:sz="0" w:space="0"/>
+          </w:tblBorders>
           <w:shd w:val="clear" w:color="auto" w:fill="auto"/>
           <w:tblCellMar>
             <w:top w:w="15" w:type="dxa"/>
@@ -7213,16 +7327,16 @@
           </w:tblCellMar>
         </w:tblPrEx>
         <w:trPr>
-          <w:trHeight w:val="0"/>
+          <w:trHeight w:val="0" w:hRule="atLeast"/>
           <w:jc w:val="center"/>
         </w:trPr>
         <w:tc>
           <w:tcPr>
             <w:tcW w:w="1362" w:type="dxa"/>
-            <w:vMerge/>
+            <w:vMerge w:val="continue"/>
             <w:tcBorders>
-              <w:top w:val="single" w:sz="4" w:space="0" w:color="auto"/>
-              <w:left w:val="single" w:sz="12" w:space="0" w:color="auto"/>
+              <w:top w:val="single" w:color="auto" w:sz="4" w:space="0"/>
+              <w:left w:val="single" w:color="auto" w:sz="12" w:space="0"/>
               <w:bottom w:val="nil"/>
               <w:right w:val="nil"/>
             </w:tcBorders>
@@ -7238,10 +7352,10 @@
           <w:p>
             <w:pPr>
               <w:snapToGrid w:val="0"/>
-              <w:ind w:left="0" w:right="0" w:firstLine="0" w:leftChars="0" w:rightChars="0" w:firstLineChars="0"/>
+              <w:ind w:left="0" w:leftChars="0" w:right="0" w:rightChars="0" w:firstLine="0" w:firstLineChars="0"/>
               <w:jc w:val="center"/>
               <w:rPr>
-                <w:rFonts w:ascii="Segoe UI" w:eastAsia="Segoe UI" w:hAnsi="Segoe UI" w:cs="Segoe UI" w:hint="default"/>
+                <w:rFonts w:hint="default" w:ascii="Segoe UI" w:hAnsi="Segoe UI" w:eastAsia="Segoe UI" w:cs="Segoe UI"/>
                 <w:i w:val="0"/>
                 <w:iCs w:val="0"/>
                 <w:caps w:val="0"/>
@@ -7257,8 +7371,8 @@
           <w:tcPr>
             <w:tcW w:w="4580" w:type="dxa"/>
             <w:tcBorders>
-              <w:top w:val="single" w:sz="4" w:space="0" w:color="auto"/>
-              <w:left w:val="single" w:sz="4" w:space="0" w:color="auto"/>
+              <w:top w:val="single" w:color="auto" w:sz="4" w:space="0"/>
+              <w:left w:val="single" w:color="auto" w:sz="4" w:space="0"/>
               <w:bottom w:val="nil"/>
               <w:right w:val="nil"/>
             </w:tcBorders>
@@ -7279,10 +7393,10 @@
               <w:suppressLineNumbers w:val="0"/>
               <w:snapToGrid w:val="0"/>
               <w:spacing w:line="240" w:lineRule="auto"/>
-              <w:ind w:left="0" w:right="0" w:firstLine="0" w:leftChars="0" w:rightChars="0" w:firstLineChars="0"/>
+              <w:ind w:left="0" w:leftChars="0" w:right="0" w:rightChars="0" w:firstLine="0" w:firstLineChars="0"/>
               <w:jc w:val="center"/>
               <w:rPr>
-                <w:rFonts w:ascii="Segoe UI" w:eastAsia="Segoe UI" w:hAnsi="Segoe UI" w:cs="Segoe UI" w:hint="default"/>
+                <w:rFonts w:hint="default" w:ascii="Segoe UI" w:hAnsi="Segoe UI" w:eastAsia="Segoe UI" w:cs="Segoe UI"/>
                 <w:i w:val="0"/>
                 <w:iCs w:val="0"/>
                 <w:caps w:val="0"/>
@@ -7294,7 +7408,7 @@
             </w:pPr>
             <w:r>
               <w:rPr>
-                <w:rFonts w:ascii="Segoe UI" w:eastAsia="Segoe UI" w:hAnsi="Segoe UI" w:cs="Segoe UI" w:hint="default"/>
+                <w:rFonts w:hint="default" w:ascii="Segoe UI" w:hAnsi="Segoe UI" w:eastAsia="Segoe UI" w:cs="Segoe UI"/>
                 <w:i w:val="0"/>
                 <w:iCs w:val="0"/>
                 <w:caps w:val="0"/>
@@ -7314,10 +7428,10 @@
           <w:tcPr>
             <w:tcW w:w="2579" w:type="dxa"/>
             <w:tcBorders>
-              <w:top w:val="single" w:sz="4" w:space="0" w:color="auto"/>
-              <w:left w:val="single" w:sz="4" w:space="0" w:color="auto"/>
+              <w:top w:val="single" w:color="auto" w:sz="4" w:space="0"/>
+              <w:left w:val="single" w:color="auto" w:sz="4" w:space="0"/>
               <w:bottom w:val="nil"/>
-              <w:right w:val="single" w:sz="12" w:space="0" w:color="auto"/>
+              <w:right w:val="single" w:color="auto" w:sz="12" w:space="0"/>
             </w:tcBorders>
             <w:shd w:val="clear" w:color="auto" w:fill="auto"/>
             <w:tcMar>
@@ -7336,10 +7450,10 @@
               <w:suppressLineNumbers w:val="0"/>
               <w:snapToGrid w:val="0"/>
               <w:spacing w:line="240" w:lineRule="auto"/>
-              <w:ind w:left="0" w:right="0" w:firstLine="0" w:leftChars="0" w:rightChars="0" w:firstLineChars="0"/>
+              <w:ind w:left="0" w:leftChars="0" w:right="0" w:rightChars="0" w:firstLine="0" w:firstLineChars="0"/>
               <w:jc w:val="left"/>
               <w:rPr>
-                <w:rFonts w:ascii="Segoe UI" w:eastAsia="Segoe UI" w:hAnsi="Segoe UI" w:cs="Segoe UI" w:hint="default"/>
+                <w:rFonts w:hint="default" w:ascii="Segoe UI" w:hAnsi="Segoe UI" w:eastAsia="Segoe UI" w:cs="Segoe UI"/>
                 <w:i w:val="0"/>
                 <w:iCs w:val="0"/>
                 <w:caps w:val="0"/>
@@ -7351,7 +7465,7 @@
             </w:pPr>
             <w:r>
               <w:rPr>
-                <w:rFonts w:ascii="Segoe UI" w:eastAsia="Segoe UI" w:hAnsi="Segoe UI" w:cs="Segoe UI" w:hint="default"/>
+                <w:rFonts w:hint="default" w:ascii="Segoe UI" w:hAnsi="Segoe UI" w:eastAsia="Segoe UI" w:cs="Segoe UI"/>
                 <w:i w:val="0"/>
                 <w:iCs w:val="0"/>
                 <w:caps w:val="0"/>
@@ -7370,8 +7484,14 @@
       </w:tr>
       <w:tr>
         <w:tblPrEx>
-          <w:tblW w:w="8522" w:type="dxa"/>
-          <w:jc w:val="center"/>
+          <w:tblBorders>
+            <w:top w:val="none" w:color="auto" w:sz="0" w:space="0"/>
+            <w:left w:val="none" w:color="auto" w:sz="0" w:space="0"/>
+            <w:bottom w:val="none" w:color="auto" w:sz="0" w:space="0"/>
+            <w:right w:val="none" w:color="auto" w:sz="0" w:space="0"/>
+            <w:insideH w:val="none" w:color="auto" w:sz="0" w:space="0"/>
+            <w:insideV w:val="none" w:color="auto" w:sz="0" w:space="0"/>
+          </w:tblBorders>
           <w:shd w:val="clear" w:color="auto" w:fill="auto"/>
           <w:tblCellMar>
             <w:top w:w="15" w:type="dxa"/>
@@ -7381,7 +7501,7 @@
           </w:tblCellMar>
         </w:tblPrEx>
         <w:trPr>
-          <w:trHeight w:val="0"/>
+          <w:trHeight w:val="0" w:hRule="atLeast"/>
           <w:jc w:val="center"/>
         </w:trPr>
         <w:tc>
@@ -7389,8 +7509,8 @@
             <w:tcW w:w="1362" w:type="dxa"/>
             <w:vMerge w:val="restart"/>
             <w:tcBorders>
-              <w:top w:val="single" w:sz="4" w:space="0" w:color="auto"/>
-              <w:left w:val="single" w:sz="12" w:space="0" w:color="auto"/>
+              <w:top w:val="single" w:color="auto" w:sz="4" w:space="0"/>
+              <w:left w:val="single" w:color="auto" w:sz="12" w:space="0"/>
               <w:bottom w:val="nil"/>
               <w:right w:val="nil"/>
             </w:tcBorders>
@@ -7411,10 +7531,10 @@
               <w:suppressLineNumbers w:val="0"/>
               <w:snapToGrid w:val="0"/>
               <w:spacing w:line="240" w:lineRule="auto"/>
-              <w:ind w:left="0" w:right="0" w:firstLine="0" w:leftChars="0" w:rightChars="0" w:firstLineChars="0"/>
+              <w:ind w:left="0" w:leftChars="0" w:right="0" w:rightChars="0" w:firstLine="0" w:firstLineChars="0"/>
               <w:jc w:val="center"/>
               <w:rPr>
-                <w:rFonts w:ascii="Segoe UI" w:eastAsia="Segoe UI" w:hAnsi="Segoe UI" w:cs="Segoe UI" w:hint="default"/>
+                <w:rFonts w:hint="default" w:ascii="Segoe UI" w:hAnsi="Segoe UI" w:eastAsia="Segoe UI" w:cs="Segoe UI"/>
                 <w:i w:val="0"/>
                 <w:iCs w:val="0"/>
                 <w:caps w:val="0"/>
@@ -7426,8 +7546,8 @@
             </w:pPr>
             <w:r>
               <w:rPr>
-                <w:rStyle w:val="Strong"/>
-                <w:rFonts w:ascii="Segoe UI" w:eastAsia="Segoe UI" w:hAnsi="Segoe UI" w:cs="Segoe UI" w:hint="default"/>
+                <w:rStyle w:val="24"/>
+                <w:rFonts w:hint="default" w:ascii="Segoe UI" w:hAnsi="Segoe UI" w:eastAsia="Segoe UI" w:cs="Segoe UI"/>
                 <w:b/>
                 <w:bCs/>
                 <w:i w:val="0"/>
@@ -7449,8 +7569,8 @@
           <w:tcPr>
             <w:tcW w:w="4580" w:type="dxa"/>
             <w:tcBorders>
-              <w:top w:val="single" w:sz="4" w:space="0" w:color="auto"/>
-              <w:left w:val="single" w:sz="4" w:space="0" w:color="auto"/>
+              <w:top w:val="single" w:color="auto" w:sz="4" w:space="0"/>
+              <w:left w:val="single" w:color="auto" w:sz="4" w:space="0"/>
               <w:bottom w:val="nil"/>
               <w:right w:val="nil"/>
             </w:tcBorders>
@@ -7471,10 +7591,10 @@
               <w:suppressLineNumbers w:val="0"/>
               <w:snapToGrid w:val="0"/>
               <w:spacing w:line="240" w:lineRule="auto"/>
-              <w:ind w:left="0" w:right="0" w:firstLine="0" w:leftChars="0" w:rightChars="0" w:firstLineChars="0"/>
+              <w:ind w:left="0" w:leftChars="0" w:right="0" w:rightChars="0" w:firstLine="0" w:firstLineChars="0"/>
               <w:jc w:val="center"/>
               <w:rPr>
-                <w:rFonts w:ascii="Segoe UI" w:eastAsia="Segoe UI" w:hAnsi="Segoe UI" w:cs="Segoe UI" w:hint="default"/>
+                <w:rFonts w:hint="default" w:ascii="Segoe UI" w:hAnsi="Segoe UI" w:eastAsia="Segoe UI" w:cs="Segoe UI"/>
                 <w:i w:val="0"/>
                 <w:iCs w:val="0"/>
                 <w:caps w:val="0"/>
@@ -7486,7 +7606,7 @@
             </w:pPr>
             <w:r>
               <w:rPr>
-                <w:rFonts w:ascii="Segoe UI" w:eastAsia="Segoe UI" w:hAnsi="Segoe UI" w:cs="Segoe UI" w:hint="default"/>
+                <w:rFonts w:hint="default" w:ascii="Segoe UI" w:hAnsi="Segoe UI" w:eastAsia="Segoe UI" w:cs="Segoe UI"/>
                 <w:i w:val="0"/>
                 <w:iCs w:val="0"/>
                 <w:caps w:val="0"/>
@@ -7506,10 +7626,10 @@
           <w:tcPr>
             <w:tcW w:w="2579" w:type="dxa"/>
             <w:tcBorders>
-              <w:top w:val="single" w:sz="4" w:space="0" w:color="auto"/>
-              <w:left w:val="single" w:sz="4" w:space="0" w:color="auto"/>
+              <w:top w:val="single" w:color="auto" w:sz="4" w:space="0"/>
+              <w:left w:val="single" w:color="auto" w:sz="4" w:space="0"/>
               <w:bottom w:val="nil"/>
-              <w:right w:val="single" w:sz="12" w:space="0" w:color="auto"/>
+              <w:right w:val="single" w:color="auto" w:sz="12" w:space="0"/>
             </w:tcBorders>
             <w:shd w:val="clear" w:color="auto" w:fill="auto"/>
             <w:tcMar>
@@ -7528,10 +7648,10 @@
               <w:suppressLineNumbers w:val="0"/>
               <w:snapToGrid w:val="0"/>
               <w:spacing w:line="240" w:lineRule="auto"/>
-              <w:ind w:left="0" w:right="0" w:firstLine="0" w:leftChars="0" w:rightChars="0" w:firstLineChars="0"/>
+              <w:ind w:left="0" w:leftChars="0" w:right="0" w:rightChars="0" w:firstLine="0" w:firstLineChars="0"/>
               <w:jc w:val="left"/>
               <w:rPr>
-                <w:rFonts w:ascii="Segoe UI" w:eastAsia="Segoe UI" w:hAnsi="Segoe UI" w:cs="Segoe UI" w:hint="default"/>
+                <w:rFonts w:hint="default" w:ascii="Segoe UI" w:hAnsi="Segoe UI" w:eastAsia="Segoe UI" w:cs="Segoe UI"/>
                 <w:i w:val="0"/>
                 <w:iCs w:val="0"/>
                 <w:caps w:val="0"/>
@@ -7543,7 +7663,7 @@
             </w:pPr>
             <w:r>
               <w:rPr>
-                <w:rFonts w:ascii="Segoe UI" w:eastAsia="Segoe UI" w:hAnsi="Segoe UI" w:cs="Segoe UI" w:hint="default"/>
+                <w:rFonts w:hint="default" w:ascii="Segoe UI" w:hAnsi="Segoe UI" w:eastAsia="Segoe UI" w:cs="Segoe UI"/>
                 <w:i w:val="0"/>
                 <w:iCs w:val="0"/>
                 <w:caps w:val="0"/>
@@ -7562,8 +7682,14 @@
       </w:tr>
       <w:tr>
         <w:tblPrEx>
-          <w:tblW w:w="8522" w:type="dxa"/>
-          <w:jc w:val="center"/>
+          <w:tblBorders>
+            <w:top w:val="none" w:color="auto" w:sz="0" w:space="0"/>
+            <w:left w:val="none" w:color="auto" w:sz="0" w:space="0"/>
+            <w:bottom w:val="none" w:color="auto" w:sz="0" w:space="0"/>
+            <w:right w:val="none" w:color="auto" w:sz="0" w:space="0"/>
+            <w:insideH w:val="none" w:color="auto" w:sz="0" w:space="0"/>
+            <w:insideV w:val="none" w:color="auto" w:sz="0" w:space="0"/>
+          </w:tblBorders>
           <w:shd w:val="clear" w:color="auto" w:fill="auto"/>
           <w:tblCellMar>
             <w:top w:w="15" w:type="dxa"/>
@@ -7573,16 +7699,16 @@
           </w:tblCellMar>
         </w:tblPrEx>
         <w:trPr>
-          <w:trHeight w:val="0"/>
+          <w:trHeight w:val="0" w:hRule="atLeast"/>
           <w:jc w:val="center"/>
         </w:trPr>
         <w:tc>
           <w:tcPr>
             <w:tcW w:w="1362" w:type="dxa"/>
-            <w:vMerge/>
+            <w:vMerge w:val="continue"/>
             <w:tcBorders>
-              <w:top w:val="single" w:sz="4" w:space="0" w:color="auto"/>
-              <w:left w:val="single" w:sz="12" w:space="0" w:color="auto"/>
+              <w:top w:val="single" w:color="auto" w:sz="4" w:space="0"/>
+              <w:left w:val="single" w:color="auto" w:sz="12" w:space="0"/>
               <w:bottom w:val="nil"/>
               <w:right w:val="nil"/>
             </w:tcBorders>
@@ -7598,10 +7724,10 @@
           <w:p>
             <w:pPr>
               <w:snapToGrid w:val="0"/>
-              <w:ind w:left="0" w:right="0" w:firstLine="0" w:leftChars="0" w:rightChars="0" w:firstLineChars="0"/>
+              <w:ind w:left="0" w:leftChars="0" w:right="0" w:rightChars="0" w:firstLine="0" w:firstLineChars="0"/>
               <w:jc w:val="center"/>
               <w:rPr>
-                <w:rFonts w:ascii="Segoe UI" w:eastAsia="Segoe UI" w:hAnsi="Segoe UI" w:cs="Segoe UI" w:hint="default"/>
+                <w:rFonts w:hint="default" w:ascii="Segoe UI" w:hAnsi="Segoe UI" w:eastAsia="Segoe UI" w:cs="Segoe UI"/>
                 <w:i w:val="0"/>
                 <w:iCs w:val="0"/>
                 <w:caps w:val="0"/>
@@ -7617,8 +7743,8 @@
           <w:tcPr>
             <w:tcW w:w="4580" w:type="dxa"/>
             <w:tcBorders>
-              <w:top w:val="single" w:sz="4" w:space="0" w:color="auto"/>
-              <w:left w:val="single" w:sz="4" w:space="0" w:color="auto"/>
+              <w:top w:val="single" w:color="auto" w:sz="4" w:space="0"/>
+              <w:left w:val="single" w:color="auto" w:sz="4" w:space="0"/>
               <w:bottom w:val="nil"/>
               <w:right w:val="nil"/>
             </w:tcBorders>
@@ -7639,10 +7765,10 @@
               <w:suppressLineNumbers w:val="0"/>
               <w:snapToGrid w:val="0"/>
               <w:spacing w:line="240" w:lineRule="auto"/>
-              <w:ind w:left="0" w:right="0" w:firstLine="0" w:leftChars="0" w:rightChars="0" w:firstLineChars="0"/>
+              <w:ind w:left="0" w:leftChars="0" w:right="0" w:rightChars="0" w:firstLine="0" w:firstLineChars="0"/>
               <w:jc w:val="center"/>
               <w:rPr>
-                <w:rFonts w:ascii="Segoe UI" w:eastAsia="Segoe UI" w:hAnsi="Segoe UI" w:cs="Segoe UI" w:hint="default"/>
+                <w:rFonts w:hint="default" w:ascii="Segoe UI" w:hAnsi="Segoe UI" w:eastAsia="Segoe UI" w:cs="Segoe UI"/>
                 <w:i w:val="0"/>
                 <w:iCs w:val="0"/>
                 <w:caps w:val="0"/>
@@ -7654,7 +7780,7 @@
             </w:pPr>
             <w:r>
               <w:rPr>
-                <w:rFonts w:ascii="Segoe UI" w:eastAsia="Segoe UI" w:hAnsi="Segoe UI" w:cs="Segoe UI" w:hint="default"/>
+                <w:rFonts w:hint="default" w:ascii="Segoe UI" w:hAnsi="Segoe UI" w:eastAsia="Segoe UI" w:cs="Segoe UI"/>
                 <w:i w:val="0"/>
                 <w:iCs w:val="0"/>
                 <w:caps w:val="0"/>
@@ -7674,10 +7800,10 @@
           <w:tcPr>
             <w:tcW w:w="2579" w:type="dxa"/>
             <w:tcBorders>
-              <w:top w:val="single" w:sz="4" w:space="0" w:color="auto"/>
-              <w:left w:val="single" w:sz="4" w:space="0" w:color="auto"/>
+              <w:top w:val="single" w:color="auto" w:sz="4" w:space="0"/>
+              <w:left w:val="single" w:color="auto" w:sz="4" w:space="0"/>
               <w:bottom w:val="nil"/>
-              <w:right w:val="single" w:sz="12" w:space="0" w:color="auto"/>
+              <w:right w:val="single" w:color="auto" w:sz="12" w:space="0"/>
             </w:tcBorders>
             <w:shd w:val="clear" w:color="auto" w:fill="auto"/>
             <w:tcMar>
@@ -7696,10 +7822,10 @@
               <w:suppressLineNumbers w:val="0"/>
               <w:snapToGrid w:val="0"/>
               <w:spacing w:line="240" w:lineRule="auto"/>
-              <w:ind w:left="0" w:right="0" w:firstLine="0" w:leftChars="0" w:rightChars="0" w:firstLineChars="0"/>
+              <w:ind w:left="0" w:leftChars="0" w:right="0" w:rightChars="0" w:firstLine="0" w:firstLineChars="0"/>
               <w:jc w:val="left"/>
               <w:rPr>
-                <w:rFonts w:ascii="Segoe UI" w:eastAsia="Segoe UI" w:hAnsi="Segoe UI" w:cs="Segoe UI" w:hint="default"/>
+                <w:rFonts w:hint="default" w:ascii="Segoe UI" w:hAnsi="Segoe UI" w:eastAsia="Segoe UI" w:cs="Segoe UI"/>
                 <w:i w:val="0"/>
                 <w:iCs w:val="0"/>
                 <w:caps w:val="0"/>
@@ -7711,7 +7837,7 @@
             </w:pPr>
             <w:r>
               <w:rPr>
-                <w:rFonts w:ascii="Segoe UI" w:eastAsia="Segoe UI" w:hAnsi="Segoe UI" w:cs="Segoe UI" w:hint="default"/>
+                <w:rFonts w:hint="default" w:ascii="Segoe UI" w:hAnsi="Segoe UI" w:eastAsia="Segoe UI" w:cs="Segoe UI"/>
                 <w:i w:val="0"/>
                 <w:iCs w:val="0"/>
                 <w:caps w:val="0"/>
@@ -7730,8 +7856,14 @@
       </w:tr>
       <w:tr>
         <w:tblPrEx>
-          <w:tblW w:w="8522" w:type="dxa"/>
-          <w:jc w:val="center"/>
+          <w:tblBorders>
+            <w:top w:val="none" w:color="auto" w:sz="0" w:space="0"/>
+            <w:left w:val="none" w:color="auto" w:sz="0" w:space="0"/>
+            <w:bottom w:val="none" w:color="auto" w:sz="0" w:space="0"/>
+            <w:right w:val="none" w:color="auto" w:sz="0" w:space="0"/>
+            <w:insideH w:val="none" w:color="auto" w:sz="0" w:space="0"/>
+            <w:insideV w:val="none" w:color="auto" w:sz="0" w:space="0"/>
+          </w:tblBorders>
           <w:shd w:val="clear" w:color="auto" w:fill="auto"/>
           <w:tblCellMar>
             <w:top w:w="15" w:type="dxa"/>
@@ -7741,16 +7873,16 @@
           </w:tblCellMar>
         </w:tblPrEx>
         <w:trPr>
-          <w:trHeight w:val="0"/>
+          <w:trHeight w:val="0" w:hRule="atLeast"/>
           <w:jc w:val="center"/>
         </w:trPr>
         <w:tc>
           <w:tcPr>
             <w:tcW w:w="1362" w:type="dxa"/>
-            <w:vMerge/>
+            <w:vMerge w:val="continue"/>
             <w:tcBorders>
-              <w:left w:val="single" w:sz="12" w:space="0" w:color="auto"/>
-              <w:bottom w:val="single" w:sz="12" w:space="0" w:color="auto"/>
+              <w:left w:val="single" w:color="auto" w:sz="12" w:space="0"/>
+              <w:bottom w:val="single" w:color="auto" w:sz="12" w:space="0"/>
               <w:right w:val="nil"/>
             </w:tcBorders>
             <w:shd w:val="clear" w:color="auto" w:fill="auto"/>
@@ -7765,10 +7897,10 @@
           <w:p>
             <w:pPr>
               <w:snapToGrid w:val="0"/>
-              <w:ind w:left="0" w:right="0" w:firstLine="0" w:leftChars="0" w:rightChars="0" w:firstLineChars="0"/>
+              <w:ind w:left="0" w:leftChars="0" w:right="0" w:rightChars="0" w:firstLine="0" w:firstLineChars="0"/>
               <w:jc w:val="center"/>
               <w:rPr>
-                <w:rFonts w:ascii="Segoe UI" w:eastAsia="Segoe UI" w:hAnsi="Segoe UI" w:cs="Segoe UI" w:hint="default"/>
+                <w:rFonts w:hint="default" w:ascii="Segoe UI" w:hAnsi="Segoe UI" w:eastAsia="Segoe UI" w:cs="Segoe UI"/>
                 <w:i w:val="0"/>
                 <w:iCs w:val="0"/>
                 <w:caps w:val="0"/>
@@ -7784,9 +7916,9 @@
           <w:tcPr>
             <w:tcW w:w="4580" w:type="dxa"/>
             <w:tcBorders>
-              <w:top w:val="single" w:sz="4" w:space="0" w:color="auto"/>
-              <w:left w:val="single" w:sz="4" w:space="0" w:color="auto"/>
-              <w:bottom w:val="single" w:sz="12" w:space="0" w:color="auto"/>
+              <w:top w:val="single" w:color="auto" w:sz="4" w:space="0"/>
+              <w:left w:val="single" w:color="auto" w:sz="4" w:space="0"/>
+              <w:bottom w:val="single" w:color="auto" w:sz="12" w:space="0"/>
               <w:right w:val="nil"/>
             </w:tcBorders>
             <w:shd w:val="clear" w:color="auto" w:fill="auto"/>
@@ -7806,10 +7938,10 @@
               <w:suppressLineNumbers w:val="0"/>
               <w:snapToGrid w:val="0"/>
               <w:spacing w:line="240" w:lineRule="auto"/>
-              <w:ind w:left="0" w:right="0" w:firstLine="0" w:leftChars="0" w:rightChars="0" w:firstLineChars="0"/>
+              <w:ind w:left="0" w:leftChars="0" w:right="0" w:rightChars="0" w:firstLine="0" w:firstLineChars="0"/>
               <w:jc w:val="center"/>
               <w:rPr>
-                <w:rFonts w:ascii="Segoe UI" w:eastAsia="Segoe UI" w:hAnsi="Segoe UI" w:cs="Segoe UI" w:hint="default"/>
+                <w:rFonts w:hint="default" w:ascii="Segoe UI" w:hAnsi="Segoe UI" w:eastAsia="Segoe UI" w:cs="Segoe UI"/>
                 <w:i w:val="0"/>
                 <w:iCs w:val="0"/>
                 <w:caps w:val="0"/>
@@ -7821,7 +7953,7 @@
             </w:pPr>
             <w:r>
               <w:rPr>
-                <w:rFonts w:ascii="Segoe UI" w:eastAsia="Segoe UI" w:hAnsi="Segoe UI" w:cs="Segoe UI" w:hint="default"/>
+                <w:rFonts w:hint="default" w:ascii="Segoe UI" w:hAnsi="Segoe UI" w:eastAsia="Segoe UI" w:cs="Segoe UI"/>
                 <w:i w:val="0"/>
                 <w:iCs w:val="0"/>
                 <w:caps w:val="0"/>
@@ -7841,10 +7973,10 @@
           <w:tcPr>
             <w:tcW w:w="2579" w:type="dxa"/>
             <w:tcBorders>
-              <w:top w:val="single" w:sz="4" w:space="0" w:color="auto"/>
-              <w:left w:val="single" w:sz="4" w:space="0" w:color="auto"/>
-              <w:bottom w:val="single" w:sz="12" w:space="0" w:color="auto"/>
-              <w:right w:val="single" w:sz="12" w:space="0" w:color="auto"/>
+              <w:top w:val="single" w:color="auto" w:sz="4" w:space="0"/>
+              <w:left w:val="single" w:color="auto" w:sz="4" w:space="0"/>
+              <w:bottom w:val="single" w:color="auto" w:sz="12" w:space="0"/>
+              <w:right w:val="single" w:color="auto" w:sz="12" w:space="0"/>
             </w:tcBorders>
             <w:shd w:val="clear" w:color="auto" w:fill="auto"/>
             <w:tcMar>
@@ -7863,10 +7995,10 @@
               <w:suppressLineNumbers w:val="0"/>
               <w:snapToGrid w:val="0"/>
               <w:spacing w:line="240" w:lineRule="auto"/>
-              <w:ind w:left="0" w:right="0" w:firstLine="0" w:leftChars="0" w:rightChars="0" w:firstLineChars="0"/>
+              <w:ind w:left="0" w:leftChars="0" w:right="0" w:rightChars="0" w:firstLine="0" w:firstLineChars="0"/>
               <w:jc w:val="left"/>
               <w:rPr>
-                <w:rFonts w:ascii="Segoe UI" w:eastAsia="Segoe UI" w:hAnsi="Segoe UI" w:cs="Segoe UI" w:hint="default"/>
+                <w:rFonts w:hint="default" w:ascii="Segoe UI" w:hAnsi="Segoe UI" w:eastAsia="Segoe UI" w:cs="Segoe UI"/>
                 <w:i w:val="0"/>
                 <w:iCs w:val="0"/>
                 <w:caps w:val="0"/>
@@ -7878,7 +8010,7 @@
             </w:pPr>
             <w:r>
               <w:rPr>
-                <w:rFonts w:ascii="Segoe UI" w:eastAsia="Segoe UI" w:hAnsi="Segoe UI" w:cs="Segoe UI" w:hint="default"/>
+                <w:rFonts w:hint="default" w:ascii="Segoe UI" w:hAnsi="Segoe UI" w:eastAsia="Segoe UI" w:cs="Segoe UI"/>
                 <w:i w:val="0"/>
                 <w:iCs w:val="0"/>
                 <w:caps w:val="0"/>
@@ -7898,14 +8030,14 @@
     </w:tbl>
     <w:p>
       <w:pPr>
-        <w:pStyle w:val="3"/>
+        <w:pStyle w:val="33"/>
         <w:bidi w:val="0"/>
         <w:rPr>
           <w:rFonts w:hint="default"/>
           <w:lang w:val="en-US" w:eastAsia="zh-CN"/>
         </w:rPr>
       </w:pPr>
-      <w:bookmarkStart w:id="27" w:name="_Toc4131"/>
+      <w:bookmarkStart w:id="26" w:name="_Toc4131"/>
       <w:r>
         <w:rPr>
           <w:rFonts w:hint="default"/>
@@ -7913,22 +8045,23 @@
         </w:rPr>
         <w:t>检测方法</w:t>
       </w:r>
-      <w:bookmarkEnd w:id="27"/>
+      <w:bookmarkEnd w:id="26"/>
     </w:p>
     <w:tbl>
       <w:tblPr>
-        <w:tblStyle w:val="TableNormal"/>
+        <w:tblStyle w:val="21"/>
         <w:tblW w:w="8522" w:type="dxa"/>
         <w:jc w:val="center"/>
         <w:tblBorders>
-          <w:top w:val="nil"/>
-          <w:left w:val="nil"/>
-          <w:bottom w:val="nil"/>
-          <w:right w:val="nil"/>
-          <w:insideH w:val="nil"/>
-          <w:insideV w:val="nil"/>
+          <w:top w:val="none" w:color="auto" w:sz="0" w:space="0"/>
+          <w:left w:val="none" w:color="auto" w:sz="0" w:space="0"/>
+          <w:bottom w:val="none" w:color="auto" w:sz="0" w:space="0"/>
+          <w:right w:val="none" w:color="auto" w:sz="0" w:space="0"/>
+          <w:insideH w:val="none" w:color="auto" w:sz="0" w:space="0"/>
+          <w:insideV w:val="none" w:color="auto" w:sz="0" w:space="0"/>
         </w:tblBorders>
         <w:shd w:val="clear" w:color="auto" w:fill="auto"/>
+        <w:tblLayout w:type="autofit"/>
         <w:tblCellMar>
           <w:top w:w="15" w:type="dxa"/>
           <w:left w:w="15" w:type="dxa"/>
@@ -7943,17 +8076,14 @@
       </w:tblGrid>
       <w:tr>
         <w:tblPrEx>
-          <w:tblW w:w="8522" w:type="dxa"/>
-          <w:jc w:val="center"/>
           <w:tblBorders>
-            <w:top w:val="nil"/>
-            <w:left w:val="nil"/>
-            <w:bottom w:val="nil"/>
-            <w:right w:val="nil"/>
-            <w:insideH w:val="nil"/>
-            <w:insideV w:val="nil"/>
+            <w:top w:val="none" w:color="auto" w:sz="0" w:space="0"/>
+            <w:left w:val="none" w:color="auto" w:sz="0" w:space="0"/>
+            <w:bottom w:val="none" w:color="auto" w:sz="0" w:space="0"/>
+            <w:right w:val="none" w:color="auto" w:sz="0" w:space="0"/>
+            <w:insideH w:val="none" w:color="auto" w:sz="0" w:space="0"/>
+            <w:insideV w:val="none" w:color="auto" w:sz="0" w:space="0"/>
           </w:tblBorders>
-          <w:shd w:val="clear" w:color="auto" w:fill="auto"/>
           <w:tblCellMar>
             <w:top w:w="15" w:type="dxa"/>
             <w:left w:w="15" w:type="dxa"/>
@@ -7962,7 +8092,7 @@
           </w:tblCellMar>
         </w:tblPrEx>
         <w:trPr>
-          <w:trHeight w:val="0"/>
+          <w:trHeight w:val="0" w:hRule="atLeast"/>
           <w:tblHeader/>
           <w:jc w:val="center"/>
         </w:trPr>
@@ -7970,8 +8100,8 @@
           <w:tcPr>
             <w:tcW w:w="1988" w:type="dxa"/>
             <w:tcBorders>
-              <w:top w:val="single" w:sz="12" w:space="0" w:color="auto"/>
-              <w:left w:val="single" w:sz="12" w:space="0" w:color="auto"/>
+              <w:top w:val="single" w:color="auto" w:sz="12" w:space="0"/>
+              <w:left w:val="single" w:color="auto" w:sz="12" w:space="0"/>
               <w:bottom w:val="nil"/>
               <w:right w:val="nil"/>
             </w:tcBorders>
@@ -7992,10 +8122,10 @@
               <w:suppressLineNumbers w:val="0"/>
               <w:snapToGrid w:val="0"/>
               <w:spacing w:line="240" w:lineRule="auto"/>
-              <w:ind w:left="0" w:right="0" w:firstLine="0" w:leftChars="0" w:rightChars="0" w:firstLineChars="0"/>
+              <w:ind w:left="0" w:leftChars="0" w:right="0" w:rightChars="0" w:firstLine="0" w:firstLineChars="0"/>
               <w:jc w:val="center"/>
               <w:rPr>
-                <w:rFonts w:ascii="Segoe UI" w:eastAsia="Segoe UI" w:hAnsi="Segoe UI" w:cs="Segoe UI"/>
+                <w:rFonts w:ascii="Segoe UI" w:hAnsi="Segoe UI" w:eastAsia="Segoe UI" w:cs="Segoe UI"/>
                 <w:b/>
                 <w:i w:val="0"/>
                 <w:iCs w:val="0"/>
@@ -8008,7 +8138,7 @@
             </w:pPr>
             <w:r>
               <w:rPr>
-                <w:rFonts w:ascii="Segoe UI" w:eastAsia="Segoe UI" w:hAnsi="Segoe UI" w:cs="Segoe UI" w:hint="default"/>
+                <w:rFonts w:hint="default" w:ascii="Segoe UI" w:hAnsi="Segoe UI" w:eastAsia="Segoe UI" w:cs="Segoe UI"/>
                 <w:b/>
                 <w:i w:val="0"/>
                 <w:iCs w:val="0"/>
@@ -8029,8 +8159,8 @@
           <w:tcPr>
             <w:tcW w:w="3741" w:type="dxa"/>
             <w:tcBorders>
-              <w:top w:val="single" w:sz="12" w:space="0" w:color="auto"/>
-              <w:left w:val="single" w:sz="4" w:space="0" w:color="auto"/>
+              <w:top w:val="single" w:color="auto" w:sz="12" w:space="0"/>
+              <w:left w:val="single" w:color="auto" w:sz="4" w:space="0"/>
               <w:bottom w:val="nil"/>
               <w:right w:val="nil"/>
             </w:tcBorders>
@@ -8051,10 +8181,10 @@
               <w:suppressLineNumbers w:val="0"/>
               <w:snapToGrid w:val="0"/>
               <w:spacing w:line="240" w:lineRule="auto"/>
-              <w:ind w:left="0" w:right="0" w:firstLine="0" w:leftChars="0" w:rightChars="0" w:firstLineChars="0"/>
+              <w:ind w:left="0" w:leftChars="0" w:right="0" w:rightChars="0" w:firstLine="0" w:firstLineChars="0"/>
               <w:jc w:val="center"/>
               <w:rPr>
-                <w:rFonts w:ascii="Segoe UI" w:eastAsia="Segoe UI" w:hAnsi="Segoe UI" w:cs="Segoe UI" w:hint="default"/>
+                <w:rFonts w:hint="default" w:ascii="Segoe UI" w:hAnsi="Segoe UI" w:eastAsia="Segoe UI" w:cs="Segoe UI"/>
                 <w:b/>
                 <w:i w:val="0"/>
                 <w:iCs w:val="0"/>
@@ -8067,7 +8197,7 @@
             </w:pPr>
             <w:r>
               <w:rPr>
-                <w:rFonts w:ascii="Segoe UI" w:eastAsia="Segoe UI" w:hAnsi="Segoe UI" w:cs="Segoe UI" w:hint="default"/>
+                <w:rFonts w:hint="default" w:ascii="Segoe UI" w:hAnsi="Segoe UI" w:eastAsia="Segoe UI" w:cs="Segoe UI"/>
                 <w:b/>
                 <w:i w:val="0"/>
                 <w:iCs w:val="0"/>
@@ -8088,10 +8218,10 @@
           <w:tcPr>
             <w:tcW w:w="2794" w:type="dxa"/>
             <w:tcBorders>
-              <w:top w:val="single" w:sz="12" w:space="0" w:color="auto"/>
-              <w:left w:val="single" w:sz="4" w:space="0" w:color="auto"/>
+              <w:top w:val="single" w:color="auto" w:sz="12" w:space="0"/>
+              <w:left w:val="single" w:color="auto" w:sz="4" w:space="0"/>
               <w:bottom w:val="nil"/>
-              <w:right w:val="single" w:sz="12" w:space="0" w:color="auto"/>
+              <w:right w:val="single" w:color="auto" w:sz="12" w:space="0"/>
             </w:tcBorders>
             <w:shd w:val="clear" w:color="auto" w:fill="auto"/>
             <w:tcMar>
@@ -8110,10 +8240,10 @@
               <w:suppressLineNumbers w:val="0"/>
               <w:snapToGrid w:val="0"/>
               <w:spacing w:line="240" w:lineRule="auto"/>
-              <w:ind w:left="0" w:right="0" w:firstLine="0" w:leftChars="0" w:rightChars="0" w:firstLineChars="0"/>
+              <w:ind w:left="0" w:leftChars="0" w:right="0" w:rightChars="0" w:firstLine="0" w:firstLineChars="0"/>
               <w:jc w:val="center"/>
               <w:rPr>
-                <w:rFonts w:ascii="Segoe UI" w:eastAsia="Segoe UI" w:hAnsi="Segoe UI" w:cs="Segoe UI" w:hint="default"/>
+                <w:rFonts w:hint="default" w:ascii="Segoe UI" w:hAnsi="Segoe UI" w:eastAsia="Segoe UI" w:cs="Segoe UI"/>
                 <w:b/>
                 <w:i w:val="0"/>
                 <w:iCs w:val="0"/>
@@ -8126,7 +8256,7 @@
             </w:pPr>
             <w:r>
               <w:rPr>
-                <w:rFonts w:ascii="Segoe UI" w:eastAsia="Segoe UI" w:hAnsi="Segoe UI" w:cs="Segoe UI" w:hint="default"/>
+                <w:rFonts w:hint="default" w:ascii="Segoe UI" w:hAnsi="Segoe UI" w:eastAsia="Segoe UI" w:cs="Segoe UI"/>
                 <w:b/>
                 <w:i w:val="0"/>
                 <w:iCs w:val="0"/>
@@ -8146,9 +8276,14 @@
       </w:tr>
       <w:tr>
         <w:tblPrEx>
-          <w:tblW w:w="8522" w:type="dxa"/>
-          <w:jc w:val="center"/>
-          <w:shd w:val="clear" w:color="auto" w:fill="auto"/>
+          <w:tblBorders>
+            <w:top w:val="none" w:color="auto" w:sz="0" w:space="0"/>
+            <w:left w:val="none" w:color="auto" w:sz="0" w:space="0"/>
+            <w:bottom w:val="none" w:color="auto" w:sz="0" w:space="0"/>
+            <w:right w:val="none" w:color="auto" w:sz="0" w:space="0"/>
+            <w:insideH w:val="none" w:color="auto" w:sz="0" w:space="0"/>
+            <w:insideV w:val="none" w:color="auto" w:sz="0" w:space="0"/>
+          </w:tblBorders>
           <w:tblCellMar>
             <w:top w:w="15" w:type="dxa"/>
             <w:left w:w="15" w:type="dxa"/>
@@ -8157,15 +8292,15 @@
           </w:tblCellMar>
         </w:tblPrEx>
         <w:trPr>
-          <w:trHeight w:val="0"/>
+          <w:trHeight w:val="0" w:hRule="atLeast"/>
           <w:jc w:val="center"/>
         </w:trPr>
         <w:tc>
           <w:tcPr>
             <w:tcW w:w="1988" w:type="dxa"/>
             <w:tcBorders>
-              <w:top w:val="single" w:sz="4" w:space="0" w:color="auto"/>
-              <w:left w:val="single" w:sz="12" w:space="0" w:color="auto"/>
+              <w:top w:val="single" w:color="auto" w:sz="4" w:space="0"/>
+              <w:left w:val="single" w:color="auto" w:sz="12" w:space="0"/>
               <w:bottom w:val="nil"/>
               <w:right w:val="nil"/>
             </w:tcBorders>
@@ -8186,10 +8321,10 @@
               <w:suppressLineNumbers w:val="0"/>
               <w:snapToGrid w:val="0"/>
               <w:spacing w:line="240" w:lineRule="auto"/>
-              <w:ind w:left="0" w:right="0" w:firstLine="0" w:leftChars="0" w:rightChars="0" w:firstLineChars="0"/>
+              <w:ind w:left="0" w:leftChars="0" w:right="0" w:rightChars="0" w:firstLine="0" w:firstLineChars="0"/>
               <w:jc w:val="center"/>
               <w:rPr>
-                <w:rFonts w:ascii="Segoe UI" w:eastAsia="Segoe UI" w:hAnsi="Segoe UI" w:cs="Segoe UI" w:hint="default"/>
+                <w:rFonts w:hint="default" w:ascii="Segoe UI" w:hAnsi="Segoe UI" w:eastAsia="Segoe UI" w:cs="Segoe UI"/>
                 <w:i w:val="0"/>
                 <w:iCs w:val="0"/>
                 <w:caps w:val="0"/>
@@ -8201,7 +8336,7 @@
             </w:pPr>
             <w:r>
               <w:rPr>
-                <w:rFonts w:ascii="Segoe UI" w:eastAsia="Segoe UI" w:hAnsi="Segoe UI" w:cs="Segoe UI" w:hint="default"/>
+                <w:rFonts w:hint="default" w:ascii="Segoe UI" w:hAnsi="Segoe UI" w:eastAsia="Segoe UI" w:cs="Segoe UI"/>
                 <w:i w:val="0"/>
                 <w:iCs w:val="0"/>
                 <w:caps w:val="0"/>
@@ -8221,8 +8356,8 @@
           <w:tcPr>
             <w:tcW w:w="3741" w:type="dxa"/>
             <w:tcBorders>
-              <w:top w:val="single" w:sz="4" w:space="0" w:color="auto"/>
-              <w:left w:val="single" w:sz="4" w:space="0" w:color="auto"/>
+              <w:top w:val="single" w:color="auto" w:sz="4" w:space="0"/>
+              <w:left w:val="single" w:color="auto" w:sz="4" w:space="0"/>
               <w:bottom w:val="nil"/>
               <w:right w:val="nil"/>
             </w:tcBorders>
@@ -8243,10 +8378,10 @@
               <w:suppressLineNumbers w:val="0"/>
               <w:snapToGrid w:val="0"/>
               <w:spacing w:line="240" w:lineRule="auto"/>
-              <w:ind w:left="0" w:right="0" w:firstLine="0" w:leftChars="0" w:rightChars="0" w:firstLineChars="0"/>
+              <w:ind w:left="0" w:leftChars="0" w:right="0" w:rightChars="0" w:firstLine="0" w:firstLineChars="0"/>
               <w:jc w:val="left"/>
               <w:rPr>
-                <w:rFonts w:ascii="Segoe UI" w:eastAsia="Segoe UI" w:hAnsi="Segoe UI" w:cs="Segoe UI" w:hint="default"/>
+                <w:rFonts w:hint="default" w:ascii="Segoe UI" w:hAnsi="Segoe UI" w:eastAsia="Segoe UI" w:cs="Segoe UI"/>
                 <w:i w:val="0"/>
                 <w:iCs w:val="0"/>
                 <w:caps w:val="0"/>
@@ -8258,7 +8393,7 @@
             </w:pPr>
             <w:r>
               <w:rPr>
-                <w:rFonts w:ascii="Segoe UI" w:eastAsia="Segoe UI" w:hAnsi="Segoe UI" w:cs="Segoe UI" w:hint="default"/>
+                <w:rFonts w:hint="default" w:ascii="Segoe UI" w:hAnsi="Segoe UI" w:eastAsia="Segoe UI" w:cs="Segoe UI"/>
                 <w:i w:val="0"/>
                 <w:iCs w:val="0"/>
                 <w:caps w:val="0"/>
@@ -8278,10 +8413,10 @@
           <w:tcPr>
             <w:tcW w:w="2794" w:type="dxa"/>
             <w:tcBorders>
-              <w:top w:val="single" w:sz="4" w:space="0" w:color="auto"/>
-              <w:left w:val="single" w:sz="4" w:space="0" w:color="auto"/>
+              <w:top w:val="single" w:color="auto" w:sz="4" w:space="0"/>
+              <w:left w:val="single" w:color="auto" w:sz="4" w:space="0"/>
               <w:bottom w:val="nil"/>
-              <w:right w:val="single" w:sz="12" w:space="0" w:color="auto"/>
+              <w:right w:val="single" w:color="auto" w:sz="12" w:space="0"/>
             </w:tcBorders>
             <w:shd w:val="clear" w:color="auto" w:fill="auto"/>
             <w:tcMar>
@@ -8300,10 +8435,10 @@
               <w:suppressLineNumbers w:val="0"/>
               <w:snapToGrid w:val="0"/>
               <w:spacing w:line="240" w:lineRule="auto"/>
-              <w:ind w:left="0" w:right="0" w:firstLine="0" w:leftChars="0" w:rightChars="0" w:firstLineChars="0"/>
+              <w:ind w:left="0" w:leftChars="0" w:right="0" w:rightChars="0" w:firstLine="0" w:firstLineChars="0"/>
               <w:jc w:val="left"/>
               <w:rPr>
-                <w:rFonts w:ascii="Segoe UI" w:eastAsia="Segoe UI" w:hAnsi="Segoe UI" w:cs="Segoe UI" w:hint="default"/>
+                <w:rFonts w:hint="default" w:ascii="Segoe UI" w:hAnsi="Segoe UI" w:eastAsia="Segoe UI" w:cs="Segoe UI"/>
                 <w:i w:val="0"/>
                 <w:iCs w:val="0"/>
                 <w:caps w:val="0"/>
@@ -8315,7 +8450,7 @@
             </w:pPr>
             <w:r>
               <w:rPr>
-                <w:rFonts w:ascii="Segoe UI" w:eastAsia="Segoe UI" w:hAnsi="Segoe UI" w:cs="Segoe UI" w:hint="default"/>
+                <w:rFonts w:hint="default" w:ascii="Segoe UI" w:hAnsi="Segoe UI" w:eastAsia="Segoe UI" w:cs="Segoe UI"/>
                 <w:i w:val="0"/>
                 <w:iCs w:val="0"/>
                 <w:caps w:val="0"/>
@@ -8334,9 +8469,14 @@
       </w:tr>
       <w:tr>
         <w:tblPrEx>
-          <w:tblW w:w="8522" w:type="dxa"/>
-          <w:jc w:val="center"/>
-          <w:shd w:val="clear" w:color="auto" w:fill="auto"/>
+          <w:tblBorders>
+            <w:top w:val="none" w:color="auto" w:sz="0" w:space="0"/>
+            <w:left w:val="none" w:color="auto" w:sz="0" w:space="0"/>
+            <w:bottom w:val="none" w:color="auto" w:sz="0" w:space="0"/>
+            <w:right w:val="none" w:color="auto" w:sz="0" w:space="0"/>
+            <w:insideH w:val="none" w:color="auto" w:sz="0" w:space="0"/>
+            <w:insideV w:val="none" w:color="auto" w:sz="0" w:space="0"/>
+          </w:tblBorders>
           <w:tblCellMar>
             <w:top w:w="15" w:type="dxa"/>
             <w:left w:w="15" w:type="dxa"/>
@@ -8345,15 +8485,15 @@
           </w:tblCellMar>
         </w:tblPrEx>
         <w:trPr>
-          <w:trHeight w:val="0"/>
+          <w:trHeight w:val="0" w:hRule="atLeast"/>
           <w:jc w:val="center"/>
         </w:trPr>
         <w:tc>
           <w:tcPr>
             <w:tcW w:w="1988" w:type="dxa"/>
             <w:tcBorders>
-              <w:top w:val="single" w:sz="4" w:space="0" w:color="auto"/>
-              <w:left w:val="single" w:sz="12" w:space="0" w:color="auto"/>
+              <w:top w:val="single" w:color="auto" w:sz="4" w:space="0"/>
+              <w:left w:val="single" w:color="auto" w:sz="12" w:space="0"/>
               <w:bottom w:val="nil"/>
               <w:right w:val="nil"/>
             </w:tcBorders>
@@ -8374,10 +8514,10 @@
               <w:suppressLineNumbers w:val="0"/>
               <w:snapToGrid w:val="0"/>
               <w:spacing w:line="240" w:lineRule="auto"/>
-              <w:ind w:left="0" w:right="0" w:firstLine="0" w:leftChars="0" w:rightChars="0" w:firstLineChars="0"/>
+              <w:ind w:left="0" w:leftChars="0" w:right="0" w:rightChars="0" w:firstLine="0" w:firstLineChars="0"/>
               <w:jc w:val="center"/>
               <w:rPr>
-                <w:rFonts w:ascii="Segoe UI" w:eastAsia="Segoe UI" w:hAnsi="Segoe UI" w:cs="Segoe UI" w:hint="default"/>
+                <w:rFonts w:hint="default" w:ascii="Segoe UI" w:hAnsi="Segoe UI" w:eastAsia="Segoe UI" w:cs="Segoe UI"/>
                 <w:i w:val="0"/>
                 <w:iCs w:val="0"/>
                 <w:caps w:val="0"/>
@@ -8389,7 +8529,7 @@
             </w:pPr>
             <w:r>
               <w:rPr>
-                <w:rFonts w:ascii="Segoe UI" w:eastAsia="Segoe UI" w:hAnsi="Segoe UI" w:cs="Segoe UI" w:hint="default"/>
+                <w:rFonts w:hint="default" w:ascii="Segoe UI" w:hAnsi="Segoe UI" w:eastAsia="Segoe UI" w:cs="Segoe UI"/>
                 <w:i w:val="0"/>
                 <w:iCs w:val="0"/>
                 <w:caps w:val="0"/>
@@ -8409,8 +8549,8 @@
           <w:tcPr>
             <w:tcW w:w="3741" w:type="dxa"/>
             <w:tcBorders>
-              <w:top w:val="single" w:sz="4" w:space="0" w:color="auto"/>
-              <w:left w:val="single" w:sz="4" w:space="0" w:color="auto"/>
+              <w:top w:val="single" w:color="auto" w:sz="4" w:space="0"/>
+              <w:left w:val="single" w:color="auto" w:sz="4" w:space="0"/>
               <w:bottom w:val="nil"/>
               <w:right w:val="nil"/>
             </w:tcBorders>
@@ -8431,10 +8571,10 @@
               <w:suppressLineNumbers w:val="0"/>
               <w:snapToGrid w:val="0"/>
               <w:spacing w:line="240" w:lineRule="auto"/>
-              <w:ind w:left="0" w:right="0" w:firstLine="0" w:leftChars="0" w:rightChars="0" w:firstLineChars="0"/>
+              <w:ind w:left="0" w:leftChars="0" w:right="0" w:rightChars="0" w:firstLine="0" w:firstLineChars="0"/>
               <w:jc w:val="left"/>
               <w:rPr>
-                <w:rFonts w:ascii="Segoe UI" w:eastAsia="Segoe UI" w:hAnsi="Segoe UI" w:cs="Segoe UI" w:hint="default"/>
+                <w:rFonts w:hint="default" w:ascii="Segoe UI" w:hAnsi="Segoe UI" w:eastAsia="Segoe UI" w:cs="Segoe UI"/>
                 <w:i w:val="0"/>
                 <w:iCs w:val="0"/>
                 <w:caps w:val="0"/>
@@ -8446,7 +8586,7 @@
             </w:pPr>
             <w:r>
               <w:rPr>
-                <w:rFonts w:ascii="Segoe UI" w:eastAsia="Segoe UI" w:hAnsi="Segoe UI" w:cs="Segoe UI" w:hint="default"/>
+                <w:rFonts w:hint="default" w:ascii="Segoe UI" w:hAnsi="Segoe UI" w:eastAsia="Segoe UI" w:cs="Segoe UI"/>
                 <w:i w:val="0"/>
                 <w:iCs w:val="0"/>
                 <w:caps w:val="0"/>
@@ -8466,10 +8606,10 @@
           <w:tcPr>
             <w:tcW w:w="2794" w:type="dxa"/>
             <w:tcBorders>
-              <w:top w:val="single" w:sz="4" w:space="0" w:color="auto"/>
-              <w:left w:val="single" w:sz="4" w:space="0" w:color="auto"/>
+              <w:top w:val="single" w:color="auto" w:sz="4" w:space="0"/>
+              <w:left w:val="single" w:color="auto" w:sz="4" w:space="0"/>
               <w:bottom w:val="nil"/>
-              <w:right w:val="single" w:sz="12" w:space="0" w:color="auto"/>
+              <w:right w:val="single" w:color="auto" w:sz="12" w:space="0"/>
             </w:tcBorders>
             <w:shd w:val="clear" w:color="auto" w:fill="auto"/>
             <w:tcMar>
@@ -8488,10 +8628,10 @@
               <w:suppressLineNumbers w:val="0"/>
               <w:snapToGrid w:val="0"/>
               <w:spacing w:line="240" w:lineRule="auto"/>
-              <w:ind w:left="0" w:right="0" w:firstLine="0" w:leftChars="0" w:rightChars="0" w:firstLineChars="0"/>
+              <w:ind w:left="0" w:leftChars="0" w:right="0" w:rightChars="0" w:firstLine="0" w:firstLineChars="0"/>
               <w:jc w:val="left"/>
               <w:rPr>
-                <w:rFonts w:ascii="Segoe UI" w:eastAsia="Segoe UI" w:hAnsi="Segoe UI" w:cs="Segoe UI" w:hint="default"/>
+                <w:rFonts w:hint="default" w:ascii="Segoe UI" w:hAnsi="Segoe UI" w:eastAsia="Segoe UI" w:cs="Segoe UI"/>
                 <w:i w:val="0"/>
                 <w:iCs w:val="0"/>
                 <w:caps w:val="0"/>
@@ -8503,7 +8643,7 @@
             </w:pPr>
             <w:r>
               <w:rPr>
-                <w:rFonts w:ascii="Segoe UI" w:eastAsia="Segoe UI" w:hAnsi="Segoe UI" w:cs="Segoe UI" w:hint="default"/>
+                <w:rFonts w:hint="default" w:ascii="Segoe UI" w:hAnsi="Segoe UI" w:eastAsia="Segoe UI" w:cs="Segoe UI"/>
                 <w:i w:val="0"/>
                 <w:iCs w:val="0"/>
                 <w:caps w:val="0"/>
@@ -8522,9 +8662,14 @@
       </w:tr>
       <w:tr>
         <w:tblPrEx>
-          <w:tblW w:w="8522" w:type="dxa"/>
-          <w:jc w:val="center"/>
-          <w:shd w:val="clear" w:color="auto" w:fill="auto"/>
+          <w:tblBorders>
+            <w:top w:val="none" w:color="auto" w:sz="0" w:space="0"/>
+            <w:left w:val="none" w:color="auto" w:sz="0" w:space="0"/>
+            <w:bottom w:val="none" w:color="auto" w:sz="0" w:space="0"/>
+            <w:right w:val="none" w:color="auto" w:sz="0" w:space="0"/>
+            <w:insideH w:val="none" w:color="auto" w:sz="0" w:space="0"/>
+            <w:insideV w:val="none" w:color="auto" w:sz="0" w:space="0"/>
+          </w:tblBorders>
           <w:tblCellMar>
             <w:top w:w="15" w:type="dxa"/>
             <w:left w:w="15" w:type="dxa"/>
@@ -8533,15 +8678,15 @@
           </w:tblCellMar>
         </w:tblPrEx>
         <w:trPr>
-          <w:trHeight w:val="0"/>
+          <w:trHeight w:val="0" w:hRule="atLeast"/>
           <w:jc w:val="center"/>
         </w:trPr>
         <w:tc>
           <w:tcPr>
             <w:tcW w:w="1988" w:type="dxa"/>
             <w:tcBorders>
-              <w:top w:val="single" w:sz="4" w:space="0" w:color="auto"/>
-              <w:left w:val="single" w:sz="12" w:space="0" w:color="auto"/>
+              <w:top w:val="single" w:color="auto" w:sz="4" w:space="0"/>
+              <w:left w:val="single" w:color="auto" w:sz="12" w:space="0"/>
               <w:bottom w:val="nil"/>
               <w:right w:val="nil"/>
             </w:tcBorders>
@@ -8562,10 +8707,10 @@
               <w:suppressLineNumbers w:val="0"/>
               <w:snapToGrid w:val="0"/>
               <w:spacing w:line="240" w:lineRule="auto"/>
-              <w:ind w:left="0" w:right="0" w:firstLine="0" w:leftChars="0" w:rightChars="0" w:firstLineChars="0"/>
+              <w:ind w:left="0" w:leftChars="0" w:right="0" w:rightChars="0" w:firstLine="0" w:firstLineChars="0"/>
               <w:jc w:val="center"/>
               <w:rPr>
-                <w:rFonts w:ascii="Segoe UI" w:eastAsia="Segoe UI" w:hAnsi="Segoe UI" w:cs="Segoe UI" w:hint="default"/>
+                <w:rFonts w:hint="default" w:ascii="Segoe UI" w:hAnsi="Segoe UI" w:eastAsia="Segoe UI" w:cs="Segoe UI"/>
                 <w:i w:val="0"/>
                 <w:iCs w:val="0"/>
                 <w:caps w:val="0"/>
@@ -8577,7 +8722,7 @@
             </w:pPr>
             <w:r>
               <w:rPr>
-                <w:rFonts w:ascii="Segoe UI" w:eastAsia="Segoe UI" w:hAnsi="Segoe UI" w:cs="Segoe UI" w:hint="default"/>
+                <w:rFonts w:hint="default" w:ascii="Segoe UI" w:hAnsi="Segoe UI" w:eastAsia="Segoe UI" w:cs="Segoe UI"/>
                 <w:i w:val="0"/>
                 <w:iCs w:val="0"/>
                 <w:caps w:val="0"/>
@@ -8597,8 +8742,8 @@
           <w:tcPr>
             <w:tcW w:w="3741" w:type="dxa"/>
             <w:tcBorders>
-              <w:top w:val="single" w:sz="4" w:space="0" w:color="auto"/>
-              <w:left w:val="single" w:sz="4" w:space="0" w:color="auto"/>
+              <w:top w:val="single" w:color="auto" w:sz="4" w:space="0"/>
+              <w:left w:val="single" w:color="auto" w:sz="4" w:space="0"/>
               <w:bottom w:val="nil"/>
               <w:right w:val="nil"/>
             </w:tcBorders>
@@ -8619,10 +8764,10 @@
               <w:suppressLineNumbers w:val="0"/>
               <w:snapToGrid w:val="0"/>
               <w:spacing w:line="240" w:lineRule="auto"/>
-              <w:ind w:left="0" w:right="0" w:firstLine="0" w:leftChars="0" w:rightChars="0" w:firstLineChars="0"/>
+              <w:ind w:left="0" w:leftChars="0" w:right="0" w:rightChars="0" w:firstLine="0" w:firstLineChars="0"/>
               <w:jc w:val="left"/>
               <w:rPr>
-                <w:rFonts w:ascii="Segoe UI" w:eastAsia="Segoe UI" w:hAnsi="Segoe UI" w:cs="Segoe UI" w:hint="default"/>
+                <w:rFonts w:hint="default" w:ascii="Segoe UI" w:hAnsi="Segoe UI" w:eastAsia="Segoe UI" w:cs="Segoe UI"/>
                 <w:i w:val="0"/>
                 <w:iCs w:val="0"/>
                 <w:caps w:val="0"/>
@@ -8634,7 +8779,7 @@
             </w:pPr>
             <w:r>
               <w:rPr>
-                <w:rFonts w:ascii="Segoe UI" w:eastAsia="Segoe UI" w:hAnsi="Segoe UI" w:cs="Segoe UI" w:hint="default"/>
+                <w:rFonts w:hint="default" w:ascii="Segoe UI" w:hAnsi="Segoe UI" w:eastAsia="Segoe UI" w:cs="Segoe UI"/>
                 <w:i w:val="0"/>
                 <w:iCs w:val="0"/>
                 <w:caps w:val="0"/>
@@ -8654,10 +8799,10 @@
           <w:tcPr>
             <w:tcW w:w="2794" w:type="dxa"/>
             <w:tcBorders>
-              <w:top w:val="single" w:sz="4" w:space="0" w:color="auto"/>
-              <w:left w:val="single" w:sz="4" w:space="0" w:color="auto"/>
+              <w:top w:val="single" w:color="auto" w:sz="4" w:space="0"/>
+              <w:left w:val="single" w:color="auto" w:sz="4" w:space="0"/>
               <w:bottom w:val="nil"/>
-              <w:right w:val="single" w:sz="12" w:space="0" w:color="auto"/>
+              <w:right w:val="single" w:color="auto" w:sz="12" w:space="0"/>
             </w:tcBorders>
             <w:shd w:val="clear" w:color="auto" w:fill="auto"/>
             <w:tcMar>
@@ -8676,10 +8821,10 @@
               <w:suppressLineNumbers w:val="0"/>
               <w:snapToGrid w:val="0"/>
               <w:spacing w:line="240" w:lineRule="auto"/>
-              <w:ind w:left="0" w:right="0" w:firstLine="0" w:leftChars="0" w:rightChars="0" w:firstLineChars="0"/>
+              <w:ind w:left="0" w:leftChars="0" w:right="0" w:rightChars="0" w:firstLine="0" w:firstLineChars="0"/>
               <w:jc w:val="left"/>
               <w:rPr>
-                <w:rFonts w:ascii="Segoe UI" w:eastAsia="Segoe UI" w:hAnsi="Segoe UI" w:cs="Segoe UI" w:hint="default"/>
+                <w:rFonts w:hint="default" w:ascii="Segoe UI" w:hAnsi="Segoe UI" w:eastAsia="Segoe UI" w:cs="Segoe UI"/>
                 <w:i w:val="0"/>
                 <w:iCs w:val="0"/>
                 <w:caps w:val="0"/>
@@ -8691,7 +8836,7 @@
             </w:pPr>
             <w:r>
               <w:rPr>
-                <w:rFonts w:ascii="Segoe UI" w:eastAsia="Segoe UI" w:hAnsi="Segoe UI" w:cs="Segoe UI" w:hint="default"/>
+                <w:rFonts w:hint="default" w:ascii="Segoe UI" w:hAnsi="Segoe UI" w:eastAsia="Segoe UI" w:cs="Segoe UI"/>
                 <w:i w:val="0"/>
                 <w:iCs w:val="0"/>
                 <w:caps w:val="0"/>
@@ -8710,9 +8855,14 @@
       </w:tr>
       <w:tr>
         <w:tblPrEx>
-          <w:tblW w:w="8522" w:type="dxa"/>
-          <w:jc w:val="center"/>
-          <w:shd w:val="clear" w:color="auto" w:fill="auto"/>
+          <w:tblBorders>
+            <w:top w:val="none" w:color="auto" w:sz="0" w:space="0"/>
+            <w:left w:val="none" w:color="auto" w:sz="0" w:space="0"/>
+            <w:bottom w:val="none" w:color="auto" w:sz="0" w:space="0"/>
+            <w:right w:val="none" w:color="auto" w:sz="0" w:space="0"/>
+            <w:insideH w:val="none" w:color="auto" w:sz="0" w:space="0"/>
+            <w:insideV w:val="none" w:color="auto" w:sz="0" w:space="0"/>
+          </w:tblBorders>
           <w:tblCellMar>
             <w:top w:w="15" w:type="dxa"/>
             <w:left w:w="15" w:type="dxa"/>
@@ -8721,15 +8871,15 @@
           </w:tblCellMar>
         </w:tblPrEx>
         <w:trPr>
-          <w:trHeight w:val="0"/>
+          <w:trHeight w:val="0" w:hRule="atLeast"/>
           <w:jc w:val="center"/>
         </w:trPr>
         <w:tc>
           <w:tcPr>
             <w:tcW w:w="1988" w:type="dxa"/>
             <w:tcBorders>
-              <w:top w:val="single" w:sz="4" w:space="0" w:color="auto"/>
-              <w:left w:val="single" w:sz="12" w:space="0" w:color="auto"/>
+              <w:top w:val="single" w:color="auto" w:sz="4" w:space="0"/>
+              <w:left w:val="single" w:color="auto" w:sz="12" w:space="0"/>
               <w:bottom w:val="nil"/>
               <w:right w:val="nil"/>
             </w:tcBorders>
@@ -8750,10 +8900,10 @@
               <w:suppressLineNumbers w:val="0"/>
               <w:snapToGrid w:val="0"/>
               <w:spacing w:line="240" w:lineRule="auto"/>
-              <w:ind w:left="0" w:right="0" w:firstLine="0" w:leftChars="0" w:rightChars="0" w:firstLineChars="0"/>
+              <w:ind w:left="0" w:leftChars="0" w:right="0" w:rightChars="0" w:firstLine="0" w:firstLineChars="0"/>
               <w:jc w:val="center"/>
               <w:rPr>
-                <w:rFonts w:ascii="Segoe UI" w:eastAsia="Segoe UI" w:hAnsi="Segoe UI" w:cs="Segoe UI" w:hint="default"/>
+                <w:rFonts w:hint="default" w:ascii="Segoe UI" w:hAnsi="Segoe UI" w:eastAsia="Segoe UI" w:cs="Segoe UI"/>
                 <w:i w:val="0"/>
                 <w:iCs w:val="0"/>
                 <w:caps w:val="0"/>
@@ -8765,7 +8915,7 @@
             </w:pPr>
             <w:r>
               <w:rPr>
-                <w:rFonts w:ascii="Segoe UI" w:eastAsia="Segoe UI" w:hAnsi="Segoe UI" w:cs="Segoe UI" w:hint="default"/>
+                <w:rFonts w:hint="default" w:ascii="Segoe UI" w:hAnsi="Segoe UI" w:eastAsia="Segoe UI" w:cs="Segoe UI"/>
                 <w:i w:val="0"/>
                 <w:iCs w:val="0"/>
                 <w:caps w:val="0"/>
@@ -8785,8 +8935,8 @@
           <w:tcPr>
             <w:tcW w:w="3741" w:type="dxa"/>
             <w:tcBorders>
-              <w:top w:val="single" w:sz="4" w:space="0" w:color="auto"/>
-              <w:left w:val="single" w:sz="4" w:space="0" w:color="auto"/>
+              <w:top w:val="single" w:color="auto" w:sz="4" w:space="0"/>
+              <w:left w:val="single" w:color="auto" w:sz="4" w:space="0"/>
               <w:bottom w:val="nil"/>
               <w:right w:val="nil"/>
             </w:tcBorders>
@@ -8807,10 +8957,10 @@
               <w:suppressLineNumbers w:val="0"/>
               <w:snapToGrid w:val="0"/>
               <w:spacing w:line="240" w:lineRule="auto"/>
-              <w:ind w:left="0" w:right="0" w:firstLine="0" w:leftChars="0" w:rightChars="0" w:firstLineChars="0"/>
+              <w:ind w:left="0" w:leftChars="0" w:right="0" w:rightChars="0" w:firstLine="0" w:firstLineChars="0"/>
               <w:jc w:val="left"/>
               <w:rPr>
-                <w:rFonts w:ascii="Segoe UI" w:eastAsia="Segoe UI" w:hAnsi="Segoe UI" w:cs="Segoe UI" w:hint="default"/>
+                <w:rFonts w:hint="default" w:ascii="Segoe UI" w:hAnsi="Segoe UI" w:eastAsia="Segoe UI" w:cs="Segoe UI"/>
                 <w:i w:val="0"/>
                 <w:iCs w:val="0"/>
                 <w:caps w:val="0"/>
@@ -8822,7 +8972,7 @@
             </w:pPr>
             <w:r>
               <w:rPr>
-                <w:rFonts w:ascii="Segoe UI" w:eastAsia="Segoe UI" w:hAnsi="Segoe UI" w:cs="Segoe UI" w:hint="default"/>
+                <w:rFonts w:hint="default" w:ascii="Segoe UI" w:hAnsi="Segoe UI" w:eastAsia="Segoe UI" w:cs="Segoe UI"/>
                 <w:i w:val="0"/>
                 <w:iCs w:val="0"/>
                 <w:caps w:val="0"/>
@@ -8842,10 +8992,10 @@
           <w:tcPr>
             <w:tcW w:w="2794" w:type="dxa"/>
             <w:tcBorders>
-              <w:top w:val="single" w:sz="4" w:space="0" w:color="auto"/>
-              <w:left w:val="single" w:sz="4" w:space="0" w:color="auto"/>
+              <w:top w:val="single" w:color="auto" w:sz="4" w:space="0"/>
+              <w:left w:val="single" w:color="auto" w:sz="4" w:space="0"/>
               <w:bottom w:val="nil"/>
-              <w:right w:val="single" w:sz="12" w:space="0" w:color="auto"/>
+              <w:right w:val="single" w:color="auto" w:sz="12" w:space="0"/>
             </w:tcBorders>
             <w:shd w:val="clear" w:color="auto" w:fill="auto"/>
             <w:tcMar>
@@ -8864,10 +9014,10 @@
               <w:suppressLineNumbers w:val="0"/>
               <w:snapToGrid w:val="0"/>
               <w:spacing w:line="240" w:lineRule="auto"/>
-              <w:ind w:left="0" w:right="0" w:firstLine="0" w:leftChars="0" w:rightChars="0" w:firstLineChars="0"/>
+              <w:ind w:left="0" w:leftChars="0" w:right="0" w:rightChars="0" w:firstLine="0" w:firstLineChars="0"/>
               <w:jc w:val="left"/>
               <w:rPr>
-                <w:rFonts w:ascii="Segoe UI" w:eastAsia="Segoe UI" w:hAnsi="Segoe UI" w:cs="Segoe UI" w:hint="default"/>
+                <w:rFonts w:hint="default" w:ascii="Segoe UI" w:hAnsi="Segoe UI" w:eastAsia="Segoe UI" w:cs="Segoe UI"/>
                 <w:i w:val="0"/>
                 <w:iCs w:val="0"/>
                 <w:caps w:val="0"/>
@@ -8879,7 +9029,7 @@
             </w:pPr>
             <w:r>
               <w:rPr>
-                <w:rFonts w:ascii="Segoe UI" w:eastAsia="Segoe UI" w:hAnsi="Segoe UI" w:cs="Segoe UI" w:hint="default"/>
+                <w:rFonts w:hint="default" w:ascii="Segoe UI" w:hAnsi="Segoe UI" w:eastAsia="Segoe UI" w:cs="Segoe UI"/>
                 <w:i w:val="0"/>
                 <w:iCs w:val="0"/>
                 <w:caps w:val="0"/>
@@ -8898,9 +9048,14 @@
       </w:tr>
       <w:tr>
         <w:tblPrEx>
-          <w:tblW w:w="8522" w:type="dxa"/>
-          <w:jc w:val="center"/>
-          <w:shd w:val="clear" w:color="auto" w:fill="auto"/>
+          <w:tblBorders>
+            <w:top w:val="none" w:color="auto" w:sz="0" w:space="0"/>
+            <w:left w:val="none" w:color="auto" w:sz="0" w:space="0"/>
+            <w:bottom w:val="none" w:color="auto" w:sz="0" w:space="0"/>
+            <w:right w:val="none" w:color="auto" w:sz="0" w:space="0"/>
+            <w:insideH w:val="none" w:color="auto" w:sz="0" w:space="0"/>
+            <w:insideV w:val="none" w:color="auto" w:sz="0" w:space="0"/>
+          </w:tblBorders>
           <w:tblCellMar>
             <w:top w:w="15" w:type="dxa"/>
             <w:left w:w="15" w:type="dxa"/>
@@ -8909,15 +9064,15 @@
           </w:tblCellMar>
         </w:tblPrEx>
         <w:trPr>
-          <w:trHeight w:val="0"/>
+          <w:trHeight w:val="0" w:hRule="atLeast"/>
           <w:jc w:val="center"/>
         </w:trPr>
         <w:tc>
           <w:tcPr>
             <w:tcW w:w="1988" w:type="dxa"/>
             <w:tcBorders>
-              <w:top w:val="single" w:sz="4" w:space="0" w:color="auto"/>
-              <w:left w:val="single" w:sz="12" w:space="0" w:color="auto"/>
+              <w:top w:val="single" w:color="auto" w:sz="4" w:space="0"/>
+              <w:left w:val="single" w:color="auto" w:sz="12" w:space="0"/>
               <w:bottom w:val="nil"/>
               <w:right w:val="nil"/>
             </w:tcBorders>
@@ -8938,10 +9093,10 @@
               <w:suppressLineNumbers w:val="0"/>
               <w:snapToGrid w:val="0"/>
               <w:spacing w:line="240" w:lineRule="auto"/>
-              <w:ind w:left="0" w:right="0" w:firstLine="0" w:leftChars="0" w:rightChars="0" w:firstLineChars="0"/>
+              <w:ind w:left="0" w:leftChars="0" w:right="0" w:rightChars="0" w:firstLine="0" w:firstLineChars="0"/>
               <w:jc w:val="center"/>
               <w:rPr>
-                <w:rFonts w:ascii="Segoe UI" w:eastAsia="Segoe UI" w:hAnsi="Segoe UI" w:cs="Segoe UI" w:hint="default"/>
+                <w:rFonts w:hint="default" w:ascii="Segoe UI" w:hAnsi="Segoe UI" w:eastAsia="Segoe UI" w:cs="Segoe UI"/>
                 <w:i w:val="0"/>
                 <w:iCs w:val="0"/>
                 <w:caps w:val="0"/>
@@ -8953,7 +9108,7 @@
             </w:pPr>
             <w:r>
               <w:rPr>
-                <w:rFonts w:ascii="Segoe UI" w:eastAsia="Segoe UI" w:hAnsi="Segoe UI" w:cs="Segoe UI" w:hint="default"/>
+                <w:rFonts w:hint="default" w:ascii="Segoe UI" w:hAnsi="Segoe UI" w:eastAsia="Segoe UI" w:cs="Segoe UI"/>
                 <w:i w:val="0"/>
                 <w:iCs w:val="0"/>
                 <w:caps w:val="0"/>
@@ -8973,8 +9128,8 @@
           <w:tcPr>
             <w:tcW w:w="3741" w:type="dxa"/>
             <w:tcBorders>
-              <w:top w:val="single" w:sz="4" w:space="0" w:color="auto"/>
-              <w:left w:val="single" w:sz="4" w:space="0" w:color="auto"/>
+              <w:top w:val="single" w:color="auto" w:sz="4" w:space="0"/>
+              <w:left w:val="single" w:color="auto" w:sz="4" w:space="0"/>
               <w:bottom w:val="nil"/>
               <w:right w:val="nil"/>
             </w:tcBorders>
@@ -8995,10 +9150,10 @@
               <w:suppressLineNumbers w:val="0"/>
               <w:snapToGrid w:val="0"/>
               <w:spacing w:line="240" w:lineRule="auto"/>
-              <w:ind w:left="0" w:right="0" w:firstLine="0" w:leftChars="0" w:rightChars="0" w:firstLineChars="0"/>
+              <w:ind w:left="0" w:leftChars="0" w:right="0" w:rightChars="0" w:firstLine="0" w:firstLineChars="0"/>
               <w:jc w:val="left"/>
               <w:rPr>
-                <w:rFonts w:ascii="Segoe UI" w:eastAsia="Segoe UI" w:hAnsi="Segoe UI" w:cs="Segoe UI" w:hint="default"/>
+                <w:rFonts w:hint="default" w:ascii="Segoe UI" w:hAnsi="Segoe UI" w:eastAsia="Segoe UI" w:cs="Segoe UI"/>
                 <w:i w:val="0"/>
                 <w:iCs w:val="0"/>
                 <w:caps w:val="0"/>
@@ -9010,7 +9165,7 @@
             </w:pPr>
             <w:r>
               <w:rPr>
-                <w:rFonts w:ascii="Segoe UI" w:eastAsia="Segoe UI" w:hAnsi="Segoe UI" w:cs="Segoe UI" w:hint="default"/>
+                <w:rFonts w:hint="default" w:ascii="Segoe UI" w:hAnsi="Segoe UI" w:eastAsia="Segoe UI" w:cs="Segoe UI"/>
                 <w:i w:val="0"/>
                 <w:iCs w:val="0"/>
                 <w:caps w:val="0"/>
@@ -9030,10 +9185,10 @@
           <w:tcPr>
             <w:tcW w:w="2794" w:type="dxa"/>
             <w:tcBorders>
-              <w:top w:val="single" w:sz="4" w:space="0" w:color="auto"/>
-              <w:left w:val="single" w:sz="4" w:space="0" w:color="auto"/>
+              <w:top w:val="single" w:color="auto" w:sz="4" w:space="0"/>
+              <w:left w:val="single" w:color="auto" w:sz="4" w:space="0"/>
               <w:bottom w:val="nil"/>
-              <w:right w:val="single" w:sz="12" w:space="0" w:color="auto"/>
+              <w:right w:val="single" w:color="auto" w:sz="12" w:space="0"/>
             </w:tcBorders>
             <w:shd w:val="clear" w:color="auto" w:fill="auto"/>
             <w:tcMar>
@@ -9052,10 +9207,10 @@
               <w:suppressLineNumbers w:val="0"/>
               <w:snapToGrid w:val="0"/>
               <w:spacing w:line="240" w:lineRule="auto"/>
-              <w:ind w:left="0" w:right="0" w:firstLine="0" w:leftChars="0" w:rightChars="0" w:firstLineChars="0"/>
+              <w:ind w:left="0" w:leftChars="0" w:right="0" w:rightChars="0" w:firstLine="0" w:firstLineChars="0"/>
               <w:jc w:val="left"/>
               <w:rPr>
-                <w:rFonts w:ascii="Segoe UI" w:eastAsia="Segoe UI" w:hAnsi="Segoe UI" w:cs="Segoe UI" w:hint="default"/>
+                <w:rFonts w:hint="default" w:ascii="Segoe UI" w:hAnsi="Segoe UI" w:eastAsia="Segoe UI" w:cs="Segoe UI"/>
                 <w:i w:val="0"/>
                 <w:iCs w:val="0"/>
                 <w:caps w:val="0"/>
@@ -9067,7 +9222,7 @@
             </w:pPr>
             <w:r>
               <w:rPr>
-                <w:rFonts w:ascii="Segoe UI" w:eastAsia="Segoe UI" w:hAnsi="Segoe UI" w:cs="Segoe UI" w:hint="default"/>
+                <w:rFonts w:hint="default" w:ascii="Segoe UI" w:hAnsi="Segoe UI" w:eastAsia="Segoe UI" w:cs="Segoe UI"/>
                 <w:i w:val="0"/>
                 <w:iCs w:val="0"/>
                 <w:caps w:val="0"/>
@@ -9086,9 +9241,14 @@
       </w:tr>
       <w:tr>
         <w:tblPrEx>
-          <w:tblW w:w="8522" w:type="dxa"/>
-          <w:jc w:val="center"/>
-          <w:shd w:val="clear" w:color="auto" w:fill="auto"/>
+          <w:tblBorders>
+            <w:top w:val="none" w:color="auto" w:sz="0" w:space="0"/>
+            <w:left w:val="none" w:color="auto" w:sz="0" w:space="0"/>
+            <w:bottom w:val="none" w:color="auto" w:sz="0" w:space="0"/>
+            <w:right w:val="none" w:color="auto" w:sz="0" w:space="0"/>
+            <w:insideH w:val="none" w:color="auto" w:sz="0" w:space="0"/>
+            <w:insideV w:val="none" w:color="auto" w:sz="0" w:space="0"/>
+          </w:tblBorders>
           <w:tblCellMar>
             <w:top w:w="15" w:type="dxa"/>
             <w:left w:w="15" w:type="dxa"/>
@@ -9097,16 +9257,16 @@
           </w:tblCellMar>
         </w:tblPrEx>
         <w:trPr>
-          <w:trHeight w:val="0"/>
+          <w:trHeight w:val="0" w:hRule="atLeast"/>
           <w:jc w:val="center"/>
         </w:trPr>
         <w:tc>
           <w:tcPr>
             <w:tcW w:w="1988" w:type="dxa"/>
             <w:tcBorders>
-              <w:top w:val="single" w:sz="4" w:space="0" w:color="auto"/>
-              <w:left w:val="single" w:sz="12" w:space="0" w:color="auto"/>
-              <w:bottom w:val="single" w:sz="12" w:space="0" w:color="auto"/>
+              <w:top w:val="single" w:color="auto" w:sz="4" w:space="0"/>
+              <w:left w:val="single" w:color="auto" w:sz="12" w:space="0"/>
+              <w:bottom w:val="single" w:color="auto" w:sz="12" w:space="0"/>
               <w:right w:val="nil"/>
             </w:tcBorders>
             <w:shd w:val="clear" w:color="auto" w:fill="auto"/>
@@ -9126,10 +9286,10 @@
               <w:suppressLineNumbers w:val="0"/>
               <w:snapToGrid w:val="0"/>
               <w:spacing w:line="240" w:lineRule="auto"/>
-              <w:ind w:left="0" w:right="0" w:firstLine="0" w:leftChars="0" w:rightChars="0" w:firstLineChars="0"/>
+              <w:ind w:left="0" w:leftChars="0" w:right="0" w:rightChars="0" w:firstLine="0" w:firstLineChars="0"/>
               <w:jc w:val="center"/>
               <w:rPr>
-                <w:rFonts w:ascii="Segoe UI" w:eastAsia="Segoe UI" w:hAnsi="Segoe UI" w:cs="Segoe UI" w:hint="default"/>
+                <w:rFonts w:hint="default" w:ascii="Segoe UI" w:hAnsi="Segoe UI" w:eastAsia="Segoe UI" w:cs="Segoe UI"/>
                 <w:i w:val="0"/>
                 <w:iCs w:val="0"/>
                 <w:caps w:val="0"/>
@@ -9141,7 +9301,7 @@
             </w:pPr>
             <w:r>
               <w:rPr>
-                <w:rFonts w:ascii="Segoe UI" w:eastAsia="Segoe UI" w:hAnsi="Segoe UI" w:cs="Segoe UI" w:hint="default"/>
+                <w:rFonts w:hint="default" w:ascii="Segoe UI" w:hAnsi="Segoe UI" w:eastAsia="Segoe UI" w:cs="Segoe UI"/>
                 <w:i w:val="0"/>
                 <w:iCs w:val="0"/>
                 <w:caps w:val="0"/>
@@ -9161,9 +9321,9 @@
           <w:tcPr>
             <w:tcW w:w="3741" w:type="dxa"/>
             <w:tcBorders>
-              <w:top w:val="single" w:sz="4" w:space="0" w:color="auto"/>
-              <w:left w:val="single" w:sz="4" w:space="0" w:color="auto"/>
-              <w:bottom w:val="single" w:sz="12" w:space="0" w:color="auto"/>
+              <w:top w:val="single" w:color="auto" w:sz="4" w:space="0"/>
+              <w:left w:val="single" w:color="auto" w:sz="4" w:space="0"/>
+              <w:bottom w:val="single" w:color="auto" w:sz="12" w:space="0"/>
               <w:right w:val="nil"/>
             </w:tcBorders>
             <w:shd w:val="clear" w:color="auto" w:fill="auto"/>
@@ -9183,10 +9343,10 @@
               <w:suppressLineNumbers w:val="0"/>
               <w:snapToGrid w:val="0"/>
               <w:spacing w:line="240" w:lineRule="auto"/>
-              <w:ind w:left="0" w:right="0" w:firstLine="0" w:leftChars="0" w:rightChars="0" w:firstLineChars="0"/>
+              <w:ind w:left="0" w:leftChars="0" w:right="0" w:rightChars="0" w:firstLine="0" w:firstLineChars="0"/>
               <w:jc w:val="left"/>
               <w:rPr>
-                <w:rFonts w:ascii="Segoe UI" w:eastAsia="Segoe UI" w:hAnsi="Segoe UI" w:cs="Segoe UI" w:hint="default"/>
+                <w:rFonts w:hint="default" w:ascii="Segoe UI" w:hAnsi="Segoe UI" w:eastAsia="Segoe UI" w:cs="Segoe UI"/>
                 <w:i w:val="0"/>
                 <w:iCs w:val="0"/>
                 <w:caps w:val="0"/>
@@ -9198,7 +9358,7 @@
             </w:pPr>
             <w:r>
               <w:rPr>
-                <w:rFonts w:ascii="Segoe UI" w:eastAsia="Segoe UI" w:hAnsi="Segoe UI" w:cs="Segoe UI" w:hint="default"/>
+                <w:rFonts w:hint="default" w:ascii="Segoe UI" w:hAnsi="Segoe UI" w:eastAsia="Segoe UI" w:cs="Segoe UI"/>
                 <w:i w:val="0"/>
                 <w:iCs w:val="0"/>
                 <w:caps w:val="0"/>
@@ -9218,10 +9378,10 @@
           <w:tcPr>
             <w:tcW w:w="2794" w:type="dxa"/>
             <w:tcBorders>
-              <w:top w:val="single" w:sz="4" w:space="0" w:color="auto"/>
-              <w:left w:val="single" w:sz="4" w:space="0" w:color="auto"/>
-              <w:bottom w:val="single" w:sz="12" w:space="0" w:color="auto"/>
-              <w:right w:val="single" w:sz="12" w:space="0" w:color="auto"/>
+              <w:top w:val="single" w:color="auto" w:sz="4" w:space="0"/>
+              <w:left w:val="single" w:color="auto" w:sz="4" w:space="0"/>
+              <w:bottom w:val="single" w:color="auto" w:sz="12" w:space="0"/>
+              <w:right w:val="single" w:color="auto" w:sz="12" w:space="0"/>
             </w:tcBorders>
             <w:shd w:val="clear" w:color="auto" w:fill="auto"/>
             <w:tcMar>
@@ -9240,10 +9400,10 @@
               <w:suppressLineNumbers w:val="0"/>
               <w:snapToGrid w:val="0"/>
               <w:spacing w:line="240" w:lineRule="auto"/>
-              <w:ind w:left="0" w:right="0" w:firstLine="0" w:leftChars="0" w:rightChars="0" w:firstLineChars="0"/>
+              <w:ind w:left="0" w:leftChars="0" w:right="0" w:rightChars="0" w:firstLine="0" w:firstLineChars="0"/>
               <w:jc w:val="left"/>
               <w:rPr>
-                <w:rFonts w:ascii="Segoe UI" w:eastAsia="Segoe UI" w:hAnsi="Segoe UI" w:cs="Segoe UI" w:hint="default"/>
+                <w:rFonts w:hint="default" w:ascii="Segoe UI" w:hAnsi="Segoe UI" w:eastAsia="Segoe UI" w:cs="Segoe UI"/>
                 <w:i w:val="0"/>
                 <w:iCs w:val="0"/>
                 <w:caps w:val="0"/>
@@ -9255,7 +9415,7 @@
             </w:pPr>
             <w:r>
               <w:rPr>
-                <w:rFonts w:ascii="Segoe UI" w:eastAsia="Segoe UI" w:hAnsi="Segoe UI" w:cs="Segoe UI" w:hint="default"/>
+                <w:rFonts w:hint="default" w:ascii="Segoe UI" w:hAnsi="Segoe UI" w:eastAsia="Segoe UI" w:cs="Segoe UI"/>
                 <w:i w:val="0"/>
                 <w:iCs w:val="0"/>
                 <w:caps w:val="0"/>
@@ -9275,26 +9435,147 @@
     </w:tbl>
     <w:p>
       <w:pPr>
-        <w:pStyle w:val="3"/>
+        <w:pStyle w:val="33"/>
         <w:bidi w:val="0"/>
         <w:rPr>
           <w:rFonts w:hint="default"/>
           <w:lang w:val="en-US" w:eastAsia="zh-CN"/>
         </w:rPr>
       </w:pPr>
-      <w:bookmarkStart w:id="28" w:name="_Toc1447"/>
+      <w:bookmarkStart w:id="27" w:name="_Toc1447"/>
       <w:r>
         <w:rPr>
           <w:rFonts w:hint="default"/>
           <w:lang w:val="en-US" w:eastAsia="zh-CN"/>
         </w:rPr>
         <w:t>检测记录</w:t>
+      </w:r>
+      <w:bookmarkEnd w:id="27"/>
+    </w:p>
+    <w:p>
+      <w:pPr>
+        <w:pStyle w:val="31"/>
+        <w:bidi w:val="0"/>
+        <w:rPr>
+          <w:rFonts w:hint="default"/>
+          <w:lang w:val="en-US" w:eastAsia="zh-CN"/>
+        </w:rPr>
+      </w:pPr>
+      <w:r>
+        <w:rPr>
+          <w:rFonts w:hint="default"/>
+          <w:lang w:val="en-US" w:eastAsia="zh-CN"/>
+        </w:rPr>
+        <w:t>备件库管理专员应在检测完成后填写《备件状态检测记录表》，内容包括：</w:t>
+      </w:r>
+    </w:p>
+    <w:p>
+      <w:pPr>
+        <w:pStyle w:val="31"/>
+        <w:bidi w:val="0"/>
+        <w:rPr>
+          <w:rFonts w:hint="default"/>
+          <w:lang w:val="en-US" w:eastAsia="zh-CN"/>
+        </w:rPr>
+      </w:pPr>
+      <w:r>
+        <w:rPr>
+          <w:rFonts w:hint="default"/>
+          <w:lang w:val="en-US" w:eastAsia="zh-CN"/>
+        </w:rPr>
+        <w:t>检测日期、检测人员</w:t>
+      </w:r>
+    </w:p>
+    <w:p>
+      <w:pPr>
+        <w:pStyle w:val="31"/>
+        <w:bidi w:val="0"/>
+        <w:rPr>
+          <w:rFonts w:hint="default"/>
+          <w:lang w:val="en-US" w:eastAsia="zh-CN"/>
+        </w:rPr>
+      </w:pPr>
+      <w:r>
+        <w:rPr>
+          <w:rFonts w:hint="default"/>
+          <w:lang w:val="en-US" w:eastAsia="zh-CN"/>
+        </w:rPr>
+        <w:t>备件编号、备件名称、型号</w:t>
+      </w:r>
+    </w:p>
+    <w:p>
+      <w:pPr>
+        <w:pStyle w:val="31"/>
+        <w:bidi w:val="0"/>
+        <w:rPr>
+          <w:rFonts w:hint="default"/>
+          <w:lang w:val="en-US" w:eastAsia="zh-CN"/>
+        </w:rPr>
+      </w:pPr>
+      <w:r>
+        <w:rPr>
+          <w:rFonts w:hint="default"/>
+          <w:lang w:val="en-US" w:eastAsia="zh-CN"/>
+        </w:rPr>
+        <w:t>检测项目及结果</w:t>
+      </w:r>
+    </w:p>
+    <w:p>
+      <w:pPr>
+        <w:pStyle w:val="31"/>
+        <w:bidi w:val="0"/>
+        <w:rPr>
+          <w:rFonts w:hint="default"/>
+          <w:lang w:val="en-US" w:eastAsia="zh-CN"/>
+        </w:rPr>
+      </w:pPr>
+      <w:r>
+        <w:rPr>
+          <w:rFonts w:hint="default"/>
+          <w:lang w:val="en-US" w:eastAsia="zh-CN"/>
+        </w:rPr>
+        <w:t>发现的问题及处理措施</w:t>
+      </w:r>
+    </w:p>
+    <w:p>
+      <w:pPr>
+        <w:pStyle w:val="31"/>
+        <w:bidi w:val="0"/>
+        <w:rPr>
+          <w:rFonts w:hint="default"/>
+          <w:lang w:val="en-US" w:eastAsia="zh-CN"/>
+        </w:rPr>
+      </w:pPr>
+      <w:r>
+        <w:rPr>
+          <w:rFonts w:hint="default"/>
+          <w:lang w:val="en-US" w:eastAsia="zh-CN"/>
+        </w:rPr>
+        <w:t>检测结论（正常/待维修/待报废）</w:t>
+      </w:r>
+    </w:p>
+    <w:p>
+      <w:pPr>
+        <w:pStyle w:val="33"/>
+        <w:bidi w:val="0"/>
+        <w:rPr>
+          <w:rFonts w:hint="default"/>
+          <w:lang w:val="en-US" w:eastAsia="zh-CN"/>
+        </w:rPr>
+      </w:pPr>
+      <w:bookmarkStart w:id="28" w:name="_Toc18498"/>
+      <w:r>
+        <w:rPr>
+          <w:rFonts w:hint="default"/>
+          <w:lang w:val="en-US" w:eastAsia="zh-CN"/>
+        </w:rPr>
+        <w:t>异常处理</w:t>
       </w:r>
       <w:bookmarkEnd w:id="28"/>
     </w:p>
     <w:p>
       <w:pPr>
-        <w:pStyle w:val="a1"/>
+        <w:pStyle w:val="31"/>
         <w:bidi w:val="0"/>
         <w:rPr>
           <w:rFonts w:hint="default"/>
@@ -9306,12 +9587,12 @@
           <w:rFonts w:hint="default"/>
           <w:lang w:val="en-US" w:eastAsia="zh-CN"/>
         </w:rPr>
-        <w:t>备件库管理专员应在检测完成后填写《备件状态检测记录表》，内容包括：</w:t>
+        <w:t>检测发现异常的处理</w:t>
       </w:r>
     </w:p>
     <w:p>
       <w:pPr>
-        <w:pStyle w:val="a1"/>
+        <w:pStyle w:val="31"/>
         <w:bidi w:val="0"/>
         <w:rPr>
           <w:rFonts w:hint="default"/>
@@ -9323,12 +9604,12 @@
           <w:rFonts w:hint="default"/>
           <w:lang w:val="en-US" w:eastAsia="zh-CN"/>
         </w:rPr>
-        <w:t>检测日期、检测人员</w:t>
+        <w:t>功能异常的备件，立即转入“待维修”状态，按照5.5节“坏件送修”流程处理</w:t>
       </w:r>
     </w:p>
     <w:p>
       <w:pPr>
-        <w:pStyle w:val="a1"/>
+        <w:pStyle w:val="31"/>
         <w:bidi w:val="0"/>
         <w:rPr>
           <w:rFonts w:hint="default"/>
@@ -9340,12 +9621,12 @@
           <w:rFonts w:hint="default"/>
           <w:lang w:val="en-US" w:eastAsia="zh-CN"/>
         </w:rPr>
-        <w:t>备件编号、备件名称、型号</w:t>
+        <w:t>外观破损但功能正常的备件，做好标识，优先使用</w:t>
       </w:r>
     </w:p>
     <w:p>
       <w:pPr>
-        <w:pStyle w:val="a1"/>
+        <w:pStyle w:val="31"/>
         <w:bidi w:val="0"/>
         <w:rPr>
           <w:rFonts w:hint="default"/>
@@ -9357,12 +9638,12 @@
           <w:rFonts w:hint="default"/>
           <w:lang w:val="en-US" w:eastAsia="zh-CN"/>
         </w:rPr>
-        <w:t>检测项目及结果</w:t>
+        <w:t>已过有效期的备件，按照5.6节“报废管理”流程处理</w:t>
       </w:r>
     </w:p>
     <w:p>
       <w:pPr>
-        <w:pStyle w:val="a1"/>
+        <w:pStyle w:val="31"/>
         <w:bidi w:val="0"/>
         <w:rPr>
           <w:rFonts w:hint="default"/>
@@ -9374,12 +9655,12 @@
           <w:rFonts w:hint="default"/>
           <w:lang w:val="en-US" w:eastAsia="zh-CN"/>
         </w:rPr>
-        <w:t>发现的问题及处理措施</w:t>
+        <w:t>检测结果应用</w:t>
       </w:r>
     </w:p>
     <w:p>
       <w:pPr>
-        <w:pStyle w:val="a1"/>
+        <w:pStyle w:val="31"/>
         <w:bidi w:val="0"/>
         <w:rPr>
           <w:rFonts w:hint="default"/>
@@ -9391,31 +9672,65 @@
           <w:rFonts w:hint="default"/>
           <w:lang w:val="en-US" w:eastAsia="zh-CN"/>
         </w:rPr>
-        <w:t>检测结论（正常/待维修/待报废）</w:t>
+        <w:t>将检测结果更新至备件台账，确保库存状态准确</w:t>
       </w:r>
     </w:p>
     <w:p>
       <w:pPr>
-        <w:pStyle w:val="3"/>
+        <w:pStyle w:val="31"/>
         <w:bidi w:val="0"/>
         <w:rPr>
           <w:rFonts w:hint="default"/>
           <w:lang w:val="en-US" w:eastAsia="zh-CN"/>
         </w:rPr>
       </w:pPr>
-      <w:bookmarkStart w:id="29" w:name="_Toc18498"/>
       <w:r>
         <w:rPr>
           <w:rFonts w:hint="default"/>
           <w:lang w:val="en-US" w:eastAsia="zh-CN"/>
         </w:rPr>
-        <w:t>异常处理</w:t>
+        <w:t>对同一类型备件多次出现相同问题的，向备件库经理报告，考虑更换供应商或备件型号</w:t>
+      </w:r>
+    </w:p>
+    <w:p>
+      <w:pPr>
+        <w:pStyle w:val="31"/>
+        <w:bidi w:val="0"/>
+        <w:rPr>
+          <w:rFonts w:hint="default"/>
+          <w:lang w:val="en-US" w:eastAsia="zh-CN"/>
+        </w:rPr>
+      </w:pPr>
+      <w:r>
+        <w:rPr>
+          <w:rFonts w:hint="default"/>
+          <w:lang w:val="en-US" w:eastAsia="zh-CN"/>
+        </w:rPr>
+        <w:t>检测数据作为下一年度备件采购计划的参考依据</w:t>
+      </w:r>
+    </w:p>
+    <w:p>
+      <w:pPr>
+        <w:pStyle w:val="33"/>
+        <w:bidi w:val="0"/>
+        <w:rPr>
+          <w:rFonts w:hint="default"/>
+          <w:lang w:val="en-US" w:eastAsia="zh-CN"/>
+        </w:rPr>
+      </w:pPr>
+      <w:bookmarkStart w:id="29" w:name="_Toc4014"/>
+      <w:r>
+        <w:rPr>
+          <w:rFonts w:hint="default"/>
+          <w:lang w:val="en-US" w:eastAsia="zh-CN"/>
+        </w:rPr>
+        <w:t>检测工具管理</w:t>
       </w:r>
       <w:bookmarkEnd w:id="29"/>
     </w:p>
     <w:p>
       <w:pPr>
-        <w:pStyle w:val="a1"/>
+        <w:pStyle w:val="31"/>
         <w:bidi w:val="0"/>
         <w:rPr>
           <w:rFonts w:hint="default"/>
@@ -9427,12 +9742,12 @@
           <w:rFonts w:hint="default"/>
           <w:lang w:val="en-US" w:eastAsia="zh-CN"/>
         </w:rPr>
-        <w:t>检测发现异常的处理</w:t>
+        <w:t>备件库应配备必要的检测工具，如万用表、测试机、检测软件等</w:t>
       </w:r>
     </w:p>
     <w:p>
       <w:pPr>
-        <w:pStyle w:val="a1"/>
+        <w:pStyle w:val="31"/>
         <w:bidi w:val="0"/>
         <w:rPr>
           <w:rFonts w:hint="default"/>
@@ -9444,12 +9759,12 @@
           <w:rFonts w:hint="default"/>
           <w:lang w:val="en-US" w:eastAsia="zh-CN"/>
         </w:rPr>
-        <w:t>功能异常的备件，立即转入“待维修”状态，按照5.5节“坏件送修”流程处理</w:t>
+        <w:t>检测工具应定期校准，确保检测结果的准确性</w:t>
       </w:r>
     </w:p>
     <w:p>
       <w:pPr>
-        <w:pStyle w:val="a1"/>
+        <w:pStyle w:val="31"/>
         <w:bidi w:val="0"/>
         <w:rPr>
           <w:rFonts w:hint="default"/>
@@ -9461,174 +9776,19 @@
           <w:rFonts w:hint="default"/>
           <w:lang w:val="en-US" w:eastAsia="zh-CN"/>
         </w:rPr>
-        <w:t>外观破损但功能正常的备件，做好标识，优先使用</w:t>
+        <w:t>检测工具由备件库管理专员负责保管和维护</w:t>
       </w:r>
     </w:p>
     <w:p>
       <w:pPr>
-        <w:pStyle w:val="a1"/>
+        <w:pStyle w:val="32"/>
         <w:bidi w:val="0"/>
         <w:rPr>
           <w:rFonts w:hint="default"/>
           <w:lang w:val="en-US" w:eastAsia="zh-CN"/>
         </w:rPr>
       </w:pPr>
-      <w:r>
-        <w:rPr>
-          <w:rFonts w:hint="default"/>
-          <w:lang w:val="en-US" w:eastAsia="zh-CN"/>
-        </w:rPr>
-        <w:t>已过有效期的备件，按照5.6节“报废管理”流程处理</w:t>
-      </w:r>
-    </w:p>
-    <w:p>
-      <w:pPr>
-        <w:pStyle w:val="a1"/>
-        <w:bidi w:val="0"/>
-        <w:rPr>
-          <w:rFonts w:hint="default"/>
-          <w:lang w:val="en-US" w:eastAsia="zh-CN"/>
-        </w:rPr>
-      </w:pPr>
-      <w:r>
-        <w:rPr>
-          <w:rFonts w:hint="default"/>
-          <w:lang w:val="en-US" w:eastAsia="zh-CN"/>
-        </w:rPr>
-        <w:t>检测结果应用</w:t>
-      </w:r>
-    </w:p>
-    <w:p>
-      <w:pPr>
-        <w:pStyle w:val="a1"/>
-        <w:bidi w:val="0"/>
-        <w:rPr>
-          <w:rFonts w:hint="default"/>
-          <w:lang w:val="en-US" w:eastAsia="zh-CN"/>
-        </w:rPr>
-      </w:pPr>
-      <w:r>
-        <w:rPr>
-          <w:rFonts w:hint="default"/>
-          <w:lang w:val="en-US" w:eastAsia="zh-CN"/>
-        </w:rPr>
-        <w:t>将检测结果更新至备件台账，确保库存状态准确</w:t>
-      </w:r>
-    </w:p>
-    <w:p>
-      <w:pPr>
-        <w:pStyle w:val="a1"/>
-        <w:bidi w:val="0"/>
-        <w:rPr>
-          <w:rFonts w:hint="default"/>
-          <w:lang w:val="en-US" w:eastAsia="zh-CN"/>
-        </w:rPr>
-      </w:pPr>
-      <w:r>
-        <w:rPr>
-          <w:rFonts w:hint="default"/>
-          <w:lang w:val="en-US" w:eastAsia="zh-CN"/>
-        </w:rPr>
-        <w:t>对同一类型备件多次出现相同问题的，向备件库经理报告，考虑更换供应商或备件型号</w:t>
-      </w:r>
-    </w:p>
-    <w:p>
-      <w:pPr>
-        <w:pStyle w:val="a1"/>
-        <w:bidi w:val="0"/>
-        <w:rPr>
-          <w:rFonts w:hint="default"/>
-          <w:lang w:val="en-US" w:eastAsia="zh-CN"/>
-        </w:rPr>
-      </w:pPr>
-      <w:r>
-        <w:rPr>
-          <w:rFonts w:hint="default"/>
-          <w:lang w:val="en-US" w:eastAsia="zh-CN"/>
-        </w:rPr>
-        <w:t>检测数据作为下一年度备件采购计划的参考依据</w:t>
-      </w:r>
-    </w:p>
-    <w:p>
-      <w:pPr>
-        <w:pStyle w:val="3"/>
-        <w:bidi w:val="0"/>
-        <w:rPr>
-          <w:rFonts w:hint="default"/>
-          <w:lang w:val="en-US" w:eastAsia="zh-CN"/>
-        </w:rPr>
-      </w:pPr>
-      <w:bookmarkStart w:id="30" w:name="_Toc4014"/>
-      <w:r>
-        <w:rPr>
-          <w:rFonts w:hint="default"/>
-          <w:lang w:val="en-US" w:eastAsia="zh-CN"/>
-        </w:rPr>
-        <w:t>检测工具管理</w:t>
-      </w:r>
-      <w:bookmarkEnd w:id="30"/>
-    </w:p>
-    <w:p>
-      <w:pPr>
-        <w:pStyle w:val="a1"/>
-        <w:bidi w:val="0"/>
-        <w:rPr>
-          <w:rFonts w:hint="default"/>
-          <w:lang w:val="en-US" w:eastAsia="zh-CN"/>
-        </w:rPr>
-      </w:pPr>
-      <w:r>
-        <w:rPr>
-          <w:rFonts w:hint="default"/>
-          <w:lang w:val="en-US" w:eastAsia="zh-CN"/>
-        </w:rPr>
-        <w:t>备件库应配备必要的检测工具，如万用表、测试机、检测软件等</w:t>
-      </w:r>
-    </w:p>
-    <w:p>
-      <w:pPr>
-        <w:pStyle w:val="a1"/>
-        <w:bidi w:val="0"/>
-        <w:rPr>
-          <w:rFonts w:hint="default"/>
-          <w:lang w:val="en-US" w:eastAsia="zh-CN"/>
-        </w:rPr>
-      </w:pPr>
-      <w:r>
-        <w:rPr>
-          <w:rFonts w:hint="default"/>
-          <w:lang w:val="en-US" w:eastAsia="zh-CN"/>
-        </w:rPr>
-        <w:t>检测工具应定期校准，确保检测结果的准确性</w:t>
-      </w:r>
-    </w:p>
-    <w:p>
-      <w:pPr>
-        <w:pStyle w:val="a1"/>
-        <w:bidi w:val="0"/>
-        <w:rPr>
-          <w:rFonts w:hint="default"/>
-          <w:lang w:val="en-US" w:eastAsia="zh-CN"/>
-        </w:rPr>
-      </w:pPr>
-      <w:r>
-        <w:rPr>
-          <w:rFonts w:hint="default"/>
-          <w:lang w:val="en-US" w:eastAsia="zh-CN"/>
-        </w:rPr>
-        <w:t>检测工具由备件库管理专员负责保管和维护</w:t>
-      </w:r>
-    </w:p>
-    <w:p>
-      <w:pPr>
-        <w:pStyle w:val="2"/>
-        <w:bidi w:val="0"/>
-        <w:rPr>
-          <w:rFonts w:hint="default"/>
-          <w:lang w:val="en-US" w:eastAsia="zh-CN"/>
-        </w:rPr>
-      </w:pPr>
-      <w:bookmarkStart w:id="31" w:name="_Toc24995"/>
+      <w:bookmarkStart w:id="30" w:name="_Toc24995"/>
       <w:r>
         <w:rPr>
           <w:rFonts w:hint="eastAsia"/>
@@ -9636,20 +9796,20 @@
         </w:rPr>
         <w:t>备件库考核指标</w:t>
       </w:r>
-      <w:bookmarkEnd w:id="31"/>
+      <w:bookmarkEnd w:id="30"/>
     </w:p>
     <w:tbl>
       <w:tblPr>
-        <w:tblStyle w:val="TableGrid"/>
+        <w:tblStyle w:val="22"/>
         <w:tblW w:w="0" w:type="auto"/>
         <w:jc w:val="center"/>
         <w:tblBorders>
-          <w:top w:val="single" w:sz="4" w:space="0" w:color="auto"/>
-          <w:left w:val="single" w:sz="4" w:space="0" w:color="auto"/>
-          <w:bottom w:val="single" w:sz="4" w:space="0" w:color="auto"/>
-          <w:right w:val="single" w:sz="4" w:space="0" w:color="auto"/>
-          <w:insideH w:val="single" w:sz="4" w:space="0" w:color="auto"/>
-          <w:insideV w:val="single" w:sz="4" w:space="0" w:color="auto"/>
+          <w:top w:val="single" w:color="auto" w:sz="4" w:space="0"/>
+          <w:left w:val="single" w:color="auto" w:sz="4" w:space="0"/>
+          <w:bottom w:val="single" w:color="auto" w:sz="4" w:space="0"/>
+          <w:right w:val="single" w:color="auto" w:sz="4" w:space="0"/>
+          <w:insideH w:val="single" w:color="auto" w:sz="4" w:space="0"/>
+          <w:insideV w:val="single" w:color="auto" w:sz="4" w:space="0"/>
         </w:tblBorders>
         <w:tblLayout w:type="fixed"/>
         <w:tblCellMar>
@@ -9667,17 +9827,14 @@
       </w:tblGrid>
       <w:tr>
         <w:tblPrEx>
-          <w:tblW w:w="0" w:type="auto"/>
-          <w:jc w:val="center"/>
           <w:tblBorders>
-            <w:top w:val="single" w:sz="4" w:space="0" w:color="auto"/>
-            <w:left w:val="single" w:sz="4" w:space="0" w:color="auto"/>
-            <w:bottom w:val="single" w:sz="4" w:space="0" w:color="auto"/>
-            <w:right w:val="single" w:sz="4" w:space="0" w:color="auto"/>
-            <w:insideH w:val="single" w:sz="4" w:space="0" w:color="auto"/>
-            <w:insideV w:val="single" w:sz="4" w:space="0" w:color="auto"/>
+            <w:top w:val="single" w:color="auto" w:sz="4" w:space="0"/>
+            <w:left w:val="single" w:color="auto" w:sz="4" w:space="0"/>
+            <w:bottom w:val="single" w:color="auto" w:sz="4" w:space="0"/>
+            <w:right w:val="single" w:color="auto" w:sz="4" w:space="0"/>
+            <w:insideH w:val="single" w:color="auto" w:sz="4" w:space="0"/>
+            <w:insideV w:val="single" w:color="auto" w:sz="4" w:space="0"/>
           </w:tblBorders>
-          <w:tblLayout w:type="fixed"/>
           <w:tblCellMar>
             <w:top w:w="0" w:type="dxa"/>
             <w:left w:w="108" w:type="dxa"/>
@@ -9795,9 +9952,14 @@
       </w:tr>
       <w:tr>
         <w:tblPrEx>
-          <w:tblW w:w="0" w:type="auto"/>
-          <w:jc w:val="center"/>
-          <w:tblLayout w:type="fixed"/>
+          <w:tblBorders>
+            <w:top w:val="single" w:color="auto" w:sz="4" w:space="0"/>
+            <w:left w:val="single" w:color="auto" w:sz="4" w:space="0"/>
+            <w:bottom w:val="single" w:color="auto" w:sz="4" w:space="0"/>
+            <w:right w:val="single" w:color="auto" w:sz="4" w:space="0"/>
+            <w:insideH w:val="single" w:color="auto" w:sz="4" w:space="0"/>
+            <w:insideV w:val="single" w:color="auto" w:sz="4" w:space="0"/>
+          </w:tblBorders>
           <w:tblCellMar>
             <w:top w:w="0" w:type="dxa"/>
             <w:left w:w="108" w:type="dxa"/>
@@ -9839,13 +10001,13 @@
               <w:widowControl w:val="0"/>
               <w:jc w:val="center"/>
               <w:rPr>
-                <w:rFonts w:eastAsia="宋体" w:hint="default"/>
+                <w:rFonts w:hint="default" w:eastAsia="宋体"/>
                 <w:lang w:val="en-US" w:eastAsia="zh-CN"/>
               </w:rPr>
             </w:pPr>
             <w:r>
               <w:rPr>
-                <w:rFonts w:eastAsia="宋体" w:hint="eastAsia"/>
+                <w:rFonts w:hint="eastAsia" w:eastAsia="宋体"/>
                 <w:lang w:val="en-US" w:eastAsia="zh-CN"/>
               </w:rPr>
               <w:t>准确备件数/备件总数*100%</w:t>
@@ -9863,7 +10025,7 @@
             </w:pPr>
             <w:r>
               <w:rPr>
-                <w:rFonts w:eastAsia="宋体" w:hint="eastAsia"/>
+                <w:rFonts w:hint="eastAsia" w:eastAsia="宋体"/>
                 <w:lang w:val="en-US" w:eastAsia="zh-CN"/>
               </w:rPr>
               <w:t>95</w:t>
@@ -9882,13 +10044,13 @@
               <w:widowControl w:val="0"/>
               <w:jc w:val="center"/>
               <w:rPr>
-                <w:rFonts w:eastAsia="宋体" w:hint="eastAsia"/>
+                <w:rFonts w:hint="eastAsia" w:eastAsia="宋体"/>
                 <w:lang w:val="en-US" w:eastAsia="zh-CN"/>
               </w:rPr>
             </w:pPr>
             <w:r>
               <w:rPr>
-                <w:rFonts w:eastAsia="宋体" w:hint="eastAsia"/>
+                <w:rFonts w:hint="eastAsia" w:eastAsia="宋体"/>
                 <w:lang w:val="en-US" w:eastAsia="zh-CN"/>
               </w:rPr>
               <w:t>季度</w:t>
@@ -9899,28 +10061,28 @@
     </w:tbl>
     <w:p>
       <w:pPr>
-        <w:pStyle w:val="1"/>
+        <w:pStyle w:val="30"/>
         <w:bidi w:val="0"/>
         <w:rPr>
-          <w:rStyle w:val="1Char"/>
-          <w:rFonts w:eastAsia="宋体" w:hint="default"/>
+          <w:rStyle w:val="40"/>
+          <w:rFonts w:hint="default" w:eastAsia="宋体"/>
           <w:lang w:val="en-US" w:eastAsia="zh-CN"/>
         </w:rPr>
       </w:pPr>
-      <w:bookmarkStart w:id="32" w:name="bookmark3"/>
+      <w:bookmarkStart w:id="31" w:name="bookmark3"/>
+      <w:bookmarkEnd w:id="31"/>
+      <w:bookmarkStart w:id="32" w:name="_Toc17424"/>
+      <w:bookmarkStart w:id="33" w:name="_Toc12615"/>
+      <w:r>
+        <w:rPr>
+          <w:rStyle w:val="40"/>
+          <w:rFonts w:hint="eastAsia" w:eastAsia="宋体"/>
+          <w:lang w:val="en-US" w:eastAsia="zh-CN"/>
+        </w:rPr>
+        <w:t>附则</w:t>
+      </w:r>
       <w:bookmarkEnd w:id="32"/>
-      <w:bookmarkStart w:id="33" w:name="_Toc17424"/>
-      <w:bookmarkStart w:id="34" w:name="_Toc12615"/>
-      <w:r>
-        <w:rPr>
-          <w:rStyle w:val="1Char"/>
-          <w:rFonts w:eastAsia="宋体" w:hint="eastAsia"/>
-          <w:lang w:val="en-US" w:eastAsia="zh-CN"/>
-        </w:rPr>
-        <w:t>附则</w:t>
-      </w:r>
       <w:bookmarkEnd w:id="33"/>
-      <w:bookmarkEnd w:id="34"/>
     </w:p>
     <w:p>
       <w:pPr>
@@ -9942,17 +10104,17 @@
         <w:adjustRightInd w:val="0"/>
         <w:snapToGrid w:val="0"/>
         <w:spacing w:line="360" w:lineRule="auto"/>
-        <w:ind w:left="425" w:hanging="425" w:leftChars="0" w:firstLineChars="0"/>
+        <w:ind w:left="425" w:leftChars="0" w:hanging="425" w:firstLineChars="0"/>
         <w:textAlignment w:val="baseline"/>
         <w:rPr>
-          <w:rFonts w:ascii="宋体" w:eastAsia="宋体" w:hAnsi="宋体" w:cs="宋体"/>
+          <w:rFonts w:ascii="宋体" w:hAnsi="宋体" w:eastAsia="宋体" w:cs="宋体"/>
           <w:sz w:val="24"/>
           <w:szCs w:val="24"/>
         </w:rPr>
       </w:pPr>
       <w:r>
         <w:rPr>
-          <w:rFonts w:ascii="宋体" w:eastAsia="宋体" w:hAnsi="宋体" w:cs="宋体"/>
+          <w:rFonts w:ascii="宋体" w:hAnsi="宋体" w:eastAsia="宋体" w:cs="宋体"/>
           <w:spacing w:val="-1"/>
           <w:sz w:val="24"/>
           <w:szCs w:val="24"/>
@@ -9961,7 +10123,7 @@
       </w:r>
       <w:r>
         <w:rPr>
-          <w:rFonts w:ascii="宋体" w:eastAsia="宋体" w:hAnsi="宋体" w:cs="宋体" w:hint="eastAsia"/>
+          <w:rFonts w:hint="eastAsia" w:ascii="宋体" w:hAnsi="宋体" w:eastAsia="宋体" w:cs="宋体"/>
           <w:spacing w:val="-1"/>
           <w:sz w:val="24"/>
           <w:szCs w:val="24"/>
@@ -9971,7 +10133,7 @@
       </w:r>
       <w:r>
         <w:rPr>
-          <w:rFonts w:ascii="宋体" w:eastAsia="宋体" w:hAnsi="宋体" w:cs="宋体"/>
+          <w:rFonts w:ascii="宋体" w:hAnsi="宋体" w:eastAsia="宋体" w:cs="宋体"/>
           <w:spacing w:val="-1"/>
           <w:sz w:val="24"/>
           <w:szCs w:val="24"/>
@@ -9999,7 +10161,7 @@
         <w:adjustRightInd w:val="0"/>
         <w:snapToGrid w:val="0"/>
         <w:spacing w:line="360" w:lineRule="auto"/>
-        <w:ind w:left="425" w:hanging="425" w:leftChars="0" w:firstLineChars="0"/>
+        <w:ind w:left="425" w:leftChars="0" w:hanging="425" w:firstLineChars="0"/>
         <w:textAlignment w:val="baseline"/>
         <w:rPr>
           <w:rFonts w:hint="default"/>
@@ -10008,7 +10170,7 @@
       </w:pPr>
       <w:r>
         <w:rPr>
-          <w:rFonts w:ascii="宋体" w:eastAsia="宋体" w:hAnsi="宋体" w:cs="宋体"/>
+          <w:rFonts w:ascii="宋体" w:hAnsi="宋体" w:eastAsia="宋体" w:cs="宋体"/>
           <w:spacing w:val="-2"/>
           <w:sz w:val="24"/>
           <w:szCs w:val="24"/>
@@ -10018,63 +10180,63 @@
     </w:p>
     <w:p>
       <w:pPr>
-        <w:pStyle w:val="1"/>
+        <w:pStyle w:val="30"/>
         <w:bidi w:val="0"/>
         <w:rPr>
           <w:rFonts w:hint="default"/>
           <w:lang w:val="en-US" w:eastAsia="zh-CN"/>
         </w:rPr>
       </w:pPr>
-      <w:bookmarkStart w:id="35" w:name="bookmark14"/>
-      <w:bookmarkEnd w:id="35"/>
-      <w:bookmarkStart w:id="36" w:name="_Toc30531"/>
+      <w:bookmarkStart w:id="34" w:name="bookmark14"/>
+      <w:bookmarkEnd w:id="34"/>
+      <w:bookmarkStart w:id="35" w:name="_Toc30531"/>
       <w:r>
         <w:rPr>
           <w:rFonts w:hint="eastAsia"/>
           <w:lang w:val="en-US" w:eastAsia="zh-CN"/>
         </w:rPr>
         <w:t>附件</w:t>
+      </w:r>
+      <w:bookmarkEnd w:id="35"/>
+    </w:p>
+    <w:p>
+      <w:pPr>
+        <w:pStyle w:val="31"/>
+        <w:rPr>
+          <w:rFonts w:hint="default"/>
+          <w:lang w:val="en-US" w:eastAsia="zh-CN"/>
+        </w:rPr>
+      </w:pPr>
+      <w:r>
+        <w:rPr>
+          <w:rFonts w:hint="eastAsia"/>
+          <w:lang w:val="en-US" w:eastAsia="zh-CN"/>
+        </w:rPr>
+        <w:t>无</w:t>
+      </w:r>
+    </w:p>
+    <w:p>
+      <w:pPr>
+        <w:pStyle w:val="30"/>
+        <w:bidi w:val="0"/>
+        <w:rPr>
+          <w:rFonts w:hint="eastAsia"/>
+          <w:lang w:val="en-US" w:eastAsia="zh-CN"/>
+        </w:rPr>
+      </w:pPr>
+      <w:bookmarkStart w:id="36" w:name="_Toc13893"/>
+      <w:r>
+        <w:rPr>
+          <w:rFonts w:hint="eastAsia"/>
+          <w:lang w:val="en-US" w:eastAsia="zh-CN"/>
+        </w:rPr>
+        <w:t>记录</w:t>
       </w:r>
       <w:bookmarkEnd w:id="36"/>
     </w:p>
     <w:p>
       <w:pPr>
-        <w:pStyle w:val="a1"/>
-        <w:rPr>
-          <w:rFonts w:hint="default"/>
-          <w:lang w:val="en-US" w:eastAsia="zh-CN"/>
-        </w:rPr>
-      </w:pPr>
-      <w:r>
-        <w:rPr>
-          <w:rFonts w:hint="eastAsia"/>
-          <w:lang w:val="en-US" w:eastAsia="zh-CN"/>
-        </w:rPr>
-        <w:t>无</w:t>
-      </w:r>
-    </w:p>
-    <w:p>
-      <w:pPr>
-        <w:pStyle w:val="1"/>
-        <w:bidi w:val="0"/>
-        <w:rPr>
-          <w:rFonts w:hint="eastAsia"/>
-          <w:lang w:val="en-US" w:eastAsia="zh-CN"/>
-        </w:rPr>
-      </w:pPr>
-      <w:bookmarkStart w:id="37" w:name="_Toc13893"/>
-      <w:r>
-        <w:rPr>
-          <w:rFonts w:hint="eastAsia"/>
-          <w:lang w:val="en-US" w:eastAsia="zh-CN"/>
-        </w:rPr>
-        <w:t>记录</w:t>
-      </w:r>
-      <w:bookmarkEnd w:id="37"/>
-    </w:p>
-    <w:p>
-      <w:pPr>
-        <w:pStyle w:val="a1"/>
+        <w:pStyle w:val="31"/>
         <w:numPr>
           <w:ilvl w:val="0"/>
           <w:numId w:val="0"/>
@@ -10088,7 +10250,7 @@
     </w:p>
     <w:p>
       <w:pPr>
-        <w:pStyle w:val="a1"/>
+        <w:pStyle w:val="31"/>
         <w:numPr>
           <w:ilvl w:val="0"/>
           <w:numId w:val="0"/>
@@ -10102,7 +10264,7 @@
     </w:p>
     <w:p>
       <w:pPr>
-        <w:pStyle w:val="a1"/>
+        <w:pStyle w:val="31"/>
         <w:numPr>
           <w:ilvl w:val="0"/>
           <w:numId w:val="0"/>
@@ -10116,7 +10278,7 @@
     </w:p>
     <w:p>
       <w:pPr>
-        <w:pStyle w:val="a1"/>
+        <w:pStyle w:val="31"/>
         <w:numPr>
           <w:ilvl w:val="0"/>
           <w:numId w:val="0"/>
@@ -10130,7 +10292,7 @@
     </w:p>
     <w:p>
       <w:pPr>
-        <w:pStyle w:val="a1"/>
+        <w:pStyle w:val="31"/>
         <w:numPr>
           <w:ilvl w:val="0"/>
           <w:numId w:val="0"/>
@@ -10151,44 +10313,94 @@
       </w:r>
     </w:p>
     <w:sectPr>
-      <w:headerReference w:type="default" r:id="rId4"/>
-      <w:footerReference w:type="default" r:id="rId5"/>
+      <w:headerReference r:id="rId5" w:type="default"/>
+      <w:footerReference r:id="rId6" w:type="default"/>
       <w:pgSz w:w="11906" w:h="16838"/>
       <w:pgMar w:top="1417" w:right="1800" w:bottom="1440" w:left="1800" w:header="1140" w:footer="992" w:gutter="0"/>
-      <w:cols w:num="1" w:space="425"/>
+      <w:cols w:space="425" w:num="1"/>
       <w:docGrid w:type="lines" w:linePitch="312" w:charSpace="0"/>
     </w:sectPr>
   </w:body>
 </w:document>
 </file>
 
+<file path=word/endnotes.xml><?xml version="1.0" encoding="utf-8"?>
+<w:endnotes xmlns:wpc="http://schemas.microsoft.com/office/word/2010/wordprocessingCanvas" xmlns:mc="http://schemas.openxmlformats.org/markup-compatibility/2006" xmlns:o="urn:schemas-microsoft-com:office:office" xmlns:r="http://schemas.openxmlformats.org/officeDocument/2006/relationships" xmlns:m="http://schemas.openxmlformats.org/officeDocument/2006/math" xmlns:v="urn:schemas-microsoft-com:vml" xmlns:wp14="http://schemas.microsoft.com/office/word/2010/wordprocessingDrawing" xmlns:wp="http://schemas.openxmlformats.org/drawingml/2006/wordprocessingDrawing" xmlns:w="http://schemas.openxmlformats.org/wordprocessingml/2006/main" xmlns:w14="http://schemas.microsoft.com/office/word/2010/wordml" xmlns:w15="http://schemas.microsoft.com/office/word/2012/wordml" xmlns:w10="urn:schemas-microsoft-com:office:word" xmlns:wpg="http://schemas.microsoft.com/office/word/2010/wordprocessingGroup" xmlns:wpi="http://schemas.microsoft.com/office/word/2010/wordprocessingInk" xmlns:wne="http://schemas.microsoft.com/office/word/2006/wordml" xmlns:wps="http://schemas.microsoft.com/office/word/2010/wordprocessingShape" xmlns:wpsCustomData="http://www.wps.cn/officeDocument/2013/wpsCustomData" mc:Ignorable="w14 w15 wp14">
+  <w:endnote w:type="separator" w:id="0">
+    <w:p>
+      <w:pPr>
+        <w:spacing w:line="240" w:lineRule="auto"/>
+      </w:pPr>
+      <w:r>
+        <w:separator/>
+      </w:r>
+    </w:p>
+  </w:endnote>
+  <w:endnote w:type="continuationSeparator" w:id="1">
+    <w:p>
+      <w:pPr>
+        <w:spacing w:line="240" w:lineRule="auto"/>
+      </w:pPr>
+      <w:r>
+        <w:continuationSeparator/>
+      </w:r>
+    </w:p>
+  </w:endnote>
+</w:endnotes>
+</file>
+
 <file path=word/footer1.xml><?xml version="1.0" encoding="utf-8"?>
-<w:ftr xmlns:wpc="http://schemas.microsoft.com/office/word/2010/wordprocessingCanvas" xmlns:mc="http://schemas.openxmlformats.org/markup-compatibility/2006" xmlns:o="urn:schemas-microsoft-com:office:office" xmlns:r="http://schemas.openxmlformats.org/officeDocument/2006/relationships" xmlns:m="http://schemas.openxmlformats.org/officeDocument/2006/math" xmlns:v="urn:schemas-microsoft-com:vml" xmlns:wp14="http://schemas.microsoft.com/office/word/2010/wordprocessingDrawing" xmlns:wp="http://schemas.openxmlformats.org/drawingml/2006/wordprocessingDrawing" xmlns:w10="urn:schemas-microsoft-com:office:word" xmlns:w="http://schemas.openxmlformats.org/wordprocessingml/2006/main" xmlns:w14="http://schemas.microsoft.com/office/word/2010/wordml" xmlns:w15="http://schemas.microsoft.com/office/word/2012/wordml" xmlns:wne="http://schemas.microsoft.com/office/word/2006/wordml" xmlns:wpg="http://schemas.microsoft.com/office/word/2010/wordprocessingGroup" xmlns:wpi="http://schemas.microsoft.com/office/word/2010/wordprocessingInk" xmlns:wps="http://schemas.microsoft.com/office/word/2010/wordprocessingShape" mc:Ignorable="w14 w15 wp14">
+<w:ftr xmlns:wpc="http://schemas.microsoft.com/office/word/2010/wordprocessingCanvas" xmlns:mc="http://schemas.openxmlformats.org/markup-compatibility/2006" xmlns:o="urn:schemas-microsoft-com:office:office" xmlns:r="http://schemas.openxmlformats.org/officeDocument/2006/relationships" xmlns:m="http://schemas.openxmlformats.org/officeDocument/2006/math" xmlns:v="urn:schemas-microsoft-com:vml" xmlns:wp14="http://schemas.microsoft.com/office/word/2010/wordprocessingDrawing" xmlns:wp="http://schemas.openxmlformats.org/drawingml/2006/wordprocessingDrawing" xmlns:w10="urn:schemas-microsoft-com:office:word" xmlns:w="http://schemas.openxmlformats.org/wordprocessingml/2006/main" xmlns:w14="http://schemas.microsoft.com/office/word/2010/wordml" xmlns:w15="http://schemas.microsoft.com/office/word/2012/wordml" xmlns:wpg="http://schemas.microsoft.com/office/word/2010/wordprocessingGroup" xmlns:wpi="http://schemas.microsoft.com/office/word/2010/wordprocessingInk" xmlns:wne="http://schemas.microsoft.com/office/word/2006/wordml" xmlns:wps="http://schemas.microsoft.com/office/word/2010/wordprocessingShape" xmlns:wpsCustomData="http://www.wps.cn/officeDocument/2013/wpsCustomData" mc:Ignorable="w14 w15 wp14">
   <w:p>
     <w:pPr>
-      <w:pStyle w:val="Footer"/>
+      <w:pStyle w:val="14"/>
     </w:pPr>
   </w:p>
 </w:ftr>
 </file>
 
+<file path=word/footnotes.xml><?xml version="1.0" encoding="utf-8"?>
+<w:footnotes xmlns:wpc="http://schemas.microsoft.com/office/word/2010/wordprocessingCanvas" xmlns:mc="http://schemas.openxmlformats.org/markup-compatibility/2006" xmlns:o="urn:schemas-microsoft-com:office:office" xmlns:r="http://schemas.openxmlformats.org/officeDocument/2006/relationships" xmlns:m="http://schemas.openxmlformats.org/officeDocument/2006/math" xmlns:v="urn:schemas-microsoft-com:vml" xmlns:wp14="http://schemas.microsoft.com/office/word/2010/wordprocessingDrawing" xmlns:wp="http://schemas.openxmlformats.org/drawingml/2006/wordprocessingDrawing" xmlns:w="http://schemas.openxmlformats.org/wordprocessingml/2006/main" xmlns:w14="http://schemas.microsoft.com/office/word/2010/wordml" xmlns:w15="http://schemas.microsoft.com/office/word/2012/wordml" xmlns:w10="urn:schemas-microsoft-com:office:word" xmlns:wpg="http://schemas.microsoft.com/office/word/2010/wordprocessingGroup" xmlns:wpi="http://schemas.microsoft.com/office/word/2010/wordprocessingInk" xmlns:wne="http://schemas.microsoft.com/office/word/2006/wordml" xmlns:wps="http://schemas.microsoft.com/office/word/2010/wordprocessingShape" xmlns:wpsCustomData="http://www.wps.cn/officeDocument/2013/wpsCustomData" mc:Ignorable="w14 w15 wp14">
+  <w:footnote w:type="separator" w:id="0">
+    <w:p>
+      <w:pPr>
+        <w:spacing w:line="360" w:lineRule="auto"/>
+      </w:pPr>
+      <w:r>
+        <w:separator/>
+      </w:r>
+    </w:p>
+  </w:footnote>
+  <w:footnote w:type="continuationSeparator" w:id="1">
+    <w:p>
+      <w:pPr>
+        <w:spacing w:line="360" w:lineRule="auto"/>
+      </w:pPr>
+      <w:r>
+        <w:continuationSeparator/>
+      </w:r>
+    </w:p>
+  </w:footnote>
+</w:footnotes>
+</file>
+
 <file path=word/header1.xml><?xml version="1.0" encoding="utf-8"?>
-<w:hdr xmlns:wpc="http://schemas.microsoft.com/office/word/2010/wordprocessingCanvas" xmlns:mc="http://schemas.openxmlformats.org/markup-compatibility/2006" xmlns:o="urn:schemas-microsoft-com:office:office" xmlns:r="http://schemas.openxmlformats.org/officeDocument/2006/relationships" xmlns:m="http://schemas.openxmlformats.org/officeDocument/2006/math" xmlns:v="urn:schemas-microsoft-com:vml" xmlns:wp14="http://schemas.microsoft.com/office/word/2010/wordprocessingDrawing" xmlns:wp="http://schemas.openxmlformats.org/drawingml/2006/wordprocessingDrawing" xmlns:w10="urn:schemas-microsoft-com:office:word" xmlns:w="http://schemas.openxmlformats.org/wordprocessingml/2006/main" xmlns:w14="http://schemas.microsoft.com/office/word/2010/wordml" xmlns:w15="http://schemas.microsoft.com/office/word/2012/wordml" xmlns:wne="http://schemas.microsoft.com/office/word/2006/wordml" xmlns:wpg="http://schemas.microsoft.com/office/word/2010/wordprocessingGroup" xmlns:wpi="http://schemas.microsoft.com/office/word/2010/wordprocessingInk" xmlns:wps="http://schemas.microsoft.com/office/word/2010/wordprocessingShape" mc:Ignorable="w14 w15 wp14">
+<w:hdr xmlns:wpc="http://schemas.microsoft.com/office/word/2010/wordprocessingCanvas" xmlns:mc="http://schemas.openxmlformats.org/markup-compatibility/2006" xmlns:o="urn:schemas-microsoft-com:office:office" xmlns:r="http://schemas.openxmlformats.org/officeDocument/2006/relationships" xmlns:m="http://schemas.openxmlformats.org/officeDocument/2006/math" xmlns:v="urn:schemas-microsoft-com:vml" xmlns:wp14="http://schemas.microsoft.com/office/word/2010/wordprocessingDrawing" xmlns:wp="http://schemas.openxmlformats.org/drawingml/2006/wordprocessingDrawing" xmlns:w10="urn:schemas-microsoft-com:office:word" xmlns:w="http://schemas.openxmlformats.org/wordprocessingml/2006/main" xmlns:w14="http://schemas.microsoft.com/office/word/2010/wordml" xmlns:w15="http://schemas.microsoft.com/office/word/2012/wordml" xmlns:wpg="http://schemas.microsoft.com/office/word/2010/wordprocessingGroup" xmlns:wpi="http://schemas.microsoft.com/office/word/2010/wordprocessingInk" xmlns:wne="http://schemas.microsoft.com/office/word/2006/wordml" xmlns:wps="http://schemas.microsoft.com/office/word/2010/wordprocessingShape" xmlns:wpsCustomData="http://www.wps.cn/officeDocument/2013/wpsCustomData" mc:Ignorable="w14 w15 wp14">
   <w:p>
     <w:pPr>
-      <w:pStyle w:val="Header"/>
+      <w:pStyle w:val="15"/>
       <w:pBdr>
-        <w:bottom w:val="single" w:sz="4" w:space="1" w:color="auto"/>
+        <w:bottom w:val="single" w:color="auto" w:sz="4" w:space="1"/>
       </w:pBdr>
       <w:jc w:val="right"/>
       <w:rPr>
-        <w:rFonts w:eastAsiaTheme="minorEastAsia" w:hint="eastAsia"/>
+        <w:rFonts w:hint="eastAsia" w:eastAsiaTheme="minorEastAsia"/>
         <w:lang w:eastAsia="zh-CN"/>
       </w:rPr>
     </w:pPr>
     <w:r>
       <w:rPr>
-        <w:rFonts w:eastAsiaTheme="minorEastAsia" w:hint="eastAsia"/>
+        <w:rFonts w:hint="eastAsia" w:eastAsiaTheme="minorEastAsia"/>
         <w:lang w:eastAsia="zh-CN"/>
       </w:rPr>
       <w:t>天津通海信息技术有限公司</w:t>
@@ -10198,12 +10410,12 @@
 </file>
 
 <file path=word/numbering.xml><?xml version="1.0" encoding="utf-8"?>
-<w:numbering xmlns:wpc="http://schemas.microsoft.com/office/word/2010/wordprocessingCanvas" xmlns:mc="http://schemas.openxmlformats.org/markup-compatibility/2006" xmlns:o="urn:schemas-microsoft-com:office:office" xmlns:r="http://schemas.openxmlformats.org/officeDocument/2006/relationships" xmlns:m="http://schemas.openxmlformats.org/officeDocument/2006/math" xmlns:v="urn:schemas-microsoft-com:vml" xmlns:wp14="http://schemas.microsoft.com/office/word/2010/wordprocessingDrawing" xmlns:wp="http://schemas.openxmlformats.org/drawingml/2006/wordprocessingDrawing" xmlns:w10="urn:schemas-microsoft-com:office:word" xmlns:w="http://schemas.openxmlformats.org/wordprocessingml/2006/main" xmlns:w14="http://schemas.microsoft.com/office/word/2010/wordml" xmlns:w15="http://schemas.microsoft.com/office/word/2012/wordml" xmlns:wne="http://schemas.microsoft.com/office/word/2006/wordml" xmlns:wpg="http://schemas.microsoft.com/office/word/2010/wordprocessingGroup" xmlns:wpi="http://schemas.microsoft.com/office/word/2010/wordprocessingInk" xmlns:wps="http://schemas.microsoft.com/office/word/2010/wordprocessingShape" mc:Ignorable="w14 w15 wp14">
+<w:numbering xmlns:wpc="http://schemas.microsoft.com/office/word/2010/wordprocessingCanvas" xmlns:mc="http://schemas.openxmlformats.org/markup-compatibility/2006" xmlns:o="urn:schemas-microsoft-com:office:office" xmlns:r="http://schemas.openxmlformats.org/officeDocument/2006/relationships" xmlns:m="http://schemas.openxmlformats.org/officeDocument/2006/math" xmlns:v="urn:schemas-microsoft-com:vml" xmlns:wp14="http://schemas.microsoft.com/office/word/2010/wordprocessingDrawing" xmlns:wp="http://schemas.openxmlformats.org/drawingml/2006/wordprocessingDrawing" xmlns:w10="urn:schemas-microsoft-com:office:word" xmlns:w="http://schemas.openxmlformats.org/wordprocessingml/2006/main" xmlns:w14="http://schemas.microsoft.com/office/word/2010/wordml" xmlns:wpg="http://schemas.microsoft.com/office/word/2010/wordprocessingGroup" xmlns:wpi="http://schemas.microsoft.com/office/word/2010/wordprocessingInk" xmlns:wne="http://schemas.microsoft.com/office/word/2006/wordml" xmlns:wps="http://schemas.microsoft.com/office/word/2010/wordprocessingShape" xmlns:wpsCustomData="http://www.wps.cn/officeDocument/2013/wpsCustomData" mc:Ignorable="w14 wp14">
   <w:abstractNum w:abstractNumId="0">
     <w:nsid w:val="8A7A8FEC"/>
     <w:multiLevelType w:val="singleLevel"/>
     <w:tmpl w:val="8A7A8FEC"/>
-    <w:lvl w:ilvl="0">
+    <w:lvl w:ilvl="0" w:tentative="0">
       <w:start w:val="1"/>
       <w:numFmt w:val="decimal"/>
       <w:lvlText w:val="%1."/>
@@ -10220,10 +10432,10 @@
     <w:nsid w:val="8E964DCE"/>
     <w:multiLevelType w:val="multilevel"/>
     <w:tmpl w:val="8E964DCE"/>
-    <w:lvl w:ilvl="0">
+    <w:lvl w:ilvl="0" w:tentative="0">
       <w:start w:val="1"/>
       <w:numFmt w:val="decimal"/>
-      <w:pStyle w:val="Heading1"/>
+      <w:pStyle w:val="2"/>
       <w:lvlText w:val="%1."/>
       <w:lvlJc w:val="left"/>
       <w:pPr>
@@ -10233,10 +10445,10 @@
         <w:rFonts w:hint="default"/>
       </w:rPr>
     </w:lvl>
-    <w:lvl w:ilvl="1">
+    <w:lvl w:ilvl="1" w:tentative="0">
       <w:start w:val="1"/>
       <w:numFmt w:val="decimal"/>
-      <w:pStyle w:val="Heading2"/>
+      <w:pStyle w:val="3"/>
       <w:lvlText w:val="%1.%2."/>
       <w:lvlJc w:val="left"/>
       <w:pPr>
@@ -10246,10 +10458,10 @@
         <w:rFonts w:hint="default"/>
       </w:rPr>
     </w:lvl>
-    <w:lvl w:ilvl="2">
+    <w:lvl w:ilvl="2" w:tentative="0">
       <w:start w:val="1"/>
       <w:numFmt w:val="decimal"/>
-      <w:pStyle w:val="Heading3"/>
+      <w:pStyle w:val="4"/>
       <w:lvlText w:val="%1.%2.%3."/>
       <w:lvlJc w:val="left"/>
       <w:pPr>
@@ -10259,10 +10471,10 @@
         <w:rFonts w:hint="default"/>
       </w:rPr>
     </w:lvl>
-    <w:lvl w:ilvl="3">
+    <w:lvl w:ilvl="3" w:tentative="0">
       <w:start w:val="1"/>
       <w:numFmt w:val="decimal"/>
-      <w:pStyle w:val="Heading4"/>
+      <w:pStyle w:val="5"/>
       <w:lvlText w:val="%1.%2.%3.%4."/>
       <w:lvlJc w:val="left"/>
       <w:pPr>
@@ -10272,10 +10484,10 @@
         <w:rFonts w:hint="default"/>
       </w:rPr>
     </w:lvl>
-    <w:lvl w:ilvl="4">
+    <w:lvl w:ilvl="4" w:tentative="0">
       <w:start w:val="1"/>
       <w:numFmt w:val="decimal"/>
-      <w:pStyle w:val="Heading5"/>
+      <w:pStyle w:val="6"/>
       <w:lvlText w:val="%1.%2.%3.%4.%5."/>
       <w:lvlJc w:val="left"/>
       <w:pPr>
@@ -10285,10 +10497,10 @@
         <w:rFonts w:hint="default"/>
       </w:rPr>
     </w:lvl>
-    <w:lvl w:ilvl="5">
+    <w:lvl w:ilvl="5" w:tentative="0">
       <w:start w:val="1"/>
       <w:numFmt w:val="decimal"/>
-      <w:pStyle w:val="Heading6"/>
+      <w:pStyle w:val="7"/>
       <w:lvlText w:val="%1.%2.%3.%4.%5.%6."/>
       <w:lvlJc w:val="left"/>
       <w:pPr>
@@ -10298,10 +10510,10 @@
         <w:rFonts w:hint="default"/>
       </w:rPr>
     </w:lvl>
-    <w:lvl w:ilvl="6">
+    <w:lvl w:ilvl="6" w:tentative="0">
       <w:start w:val="1"/>
       <w:numFmt w:val="decimal"/>
-      <w:pStyle w:val="Heading7"/>
+      <w:pStyle w:val="8"/>
       <w:lvlText w:val="%1.%2.%3.%4.%5.%6.%7."/>
       <w:lvlJc w:val="left"/>
       <w:pPr>
@@ -10311,10 +10523,10 @@
         <w:rFonts w:hint="default"/>
       </w:rPr>
     </w:lvl>
-    <w:lvl w:ilvl="7">
+    <w:lvl w:ilvl="7" w:tentative="0">
       <w:start w:val="1"/>
       <w:numFmt w:val="decimal"/>
-      <w:pStyle w:val="Heading8"/>
+      <w:pStyle w:val="9"/>
       <w:lvlText w:val="%1.%2.%3.%4.%5.%6.%7.%8."/>
       <w:lvlJc w:val="left"/>
       <w:pPr>
@@ -10324,10 +10536,10 @@
         <w:rFonts w:hint="default"/>
       </w:rPr>
     </w:lvl>
-    <w:lvl w:ilvl="8">
+    <w:lvl w:ilvl="8" w:tentative="0">
       <w:start w:val="1"/>
       <w:numFmt w:val="decimal"/>
-      <w:pStyle w:val="Heading9"/>
+      <w:pStyle w:val="10"/>
       <w:lvlText w:val="%1.%2.%3.%4.%5.%6.%7.%8.%9."/>
       <w:lvlJc w:val="left"/>
       <w:pPr>
@@ -10342,7 +10554,7 @@
     <w:nsid w:val="B4B2CBF1"/>
     <w:multiLevelType w:val="singleLevel"/>
     <w:tmpl w:val="B4B2CBF1"/>
-    <w:lvl w:ilvl="0">
+    <w:lvl w:ilvl="0" w:tentative="0">
       <w:start w:val="1"/>
       <w:numFmt w:val="decimal"/>
       <w:lvlText w:val="(%1)"/>
@@ -10362,7 +10574,7 @@
     <w:nsid w:val="BCB422FF"/>
     <w:multiLevelType w:val="singleLevel"/>
     <w:tmpl w:val="BCB422FF"/>
-    <w:lvl w:ilvl="0">
+    <w:lvl w:ilvl="0" w:tentative="0">
       <w:start w:val="1"/>
       <w:numFmt w:val="decimal"/>
       <w:lvlText w:val="(%1)"/>
@@ -10382,7 +10594,7 @@
     <w:nsid w:val="BF8E40D0"/>
     <w:multiLevelType w:val="singleLevel"/>
     <w:tmpl w:val="BF8E40D0"/>
-    <w:lvl w:ilvl="0">
+    <w:lvl w:ilvl="0" w:tentative="0">
       <w:start w:val="1"/>
       <w:numFmt w:val="decimal"/>
       <w:lvlText w:val="%1."/>
@@ -10399,7 +10611,7 @@
     <w:nsid w:val="D8796A4C"/>
     <w:multiLevelType w:val="singleLevel"/>
     <w:tmpl w:val="D8796A4C"/>
-    <w:lvl w:ilvl="0">
+    <w:lvl w:ilvl="0" w:tentative="0">
       <w:start w:val="1"/>
       <w:numFmt w:val="decimal"/>
       <w:lvlText w:val="%1."/>
@@ -10416,7 +10628,7 @@
     <w:nsid w:val="E42E484D"/>
     <w:multiLevelType w:val="singleLevel"/>
     <w:tmpl w:val="E42E484D"/>
-    <w:lvl w:ilvl="0">
+    <w:lvl w:ilvl="0" w:tentative="0">
       <w:start w:val="1"/>
       <w:numFmt w:val="decimal"/>
       <w:lvlText w:val="%1."/>
@@ -10433,7 +10645,7 @@
     <w:nsid w:val="F484C467"/>
     <w:multiLevelType w:val="singleLevel"/>
     <w:tmpl w:val="F484C467"/>
-    <w:lvl w:ilvl="0">
+    <w:lvl w:ilvl="0" w:tentative="0">
       <w:start w:val="1"/>
       <w:numFmt w:val="decimal"/>
       <w:lvlText w:val="%1."/>
@@ -10450,7 +10662,7 @@
     <w:nsid w:val="F9539CF3"/>
     <w:multiLevelType w:val="singleLevel"/>
     <w:tmpl w:val="F9539CF3"/>
-    <w:lvl w:ilvl="0">
+    <w:lvl w:ilvl="0" w:tentative="0">
       <w:start w:val="1"/>
       <w:numFmt w:val="decimal"/>
       <w:lvlText w:val="%1."/>
@@ -10467,7 +10679,7 @@
     <w:nsid w:val="5576B920"/>
     <w:multiLevelType w:val="singleLevel"/>
     <w:tmpl w:val="5576B920"/>
-    <w:lvl w:ilvl="0">
+    <w:lvl w:ilvl="0" w:tentative="0">
       <w:start w:val="1"/>
       <w:numFmt w:val="decimal"/>
       <w:lvlText w:val="%1."/>
@@ -10514,267 +10726,269 @@
 </file>
 
 <file path=word/styles.xml><?xml version="1.0" encoding="utf-8"?>
-<w:styles xmlns:mc="http://schemas.openxmlformats.org/markup-compatibility/2006" xmlns:r="http://schemas.openxmlformats.org/officeDocument/2006/relationships" xmlns:w="http://schemas.openxmlformats.org/wordprocessingml/2006/main" xmlns:w14="http://schemas.microsoft.com/office/word/2010/wordml" xmlns:w15="http://schemas.microsoft.com/office/word/2012/wordml" mc:Ignorable="w14 w15">
+<w:styles xmlns:mc="http://schemas.openxmlformats.org/markup-compatibility/2006" xmlns:o="urn:schemas-microsoft-com:office:office" xmlns:r="http://schemas.openxmlformats.org/officeDocument/2006/relationships" xmlns:m="http://schemas.openxmlformats.org/officeDocument/2006/math" xmlns:v="urn:schemas-microsoft-com:vml" xmlns:w="http://schemas.openxmlformats.org/wordprocessingml/2006/main" xmlns:w14="http://schemas.microsoft.com/office/word/2010/wordml" xmlns:w10="urn:schemas-microsoft-com:office:word" xmlns:sl="http://schemas.openxmlformats.org/schemaLibrary/2006/main" xmlns:wpsCustomData="http://www.wps.cn/officeDocument/2013/wpsCustomData" mc:Ignorable="w14">
   <w:docDefaults>
     <w:rPrDefault>
       <w:rPr>
-        <w:rFonts w:ascii="Times New Roman" w:eastAsia="宋体" w:hAnsi="Times New Roman" w:cs="Times New Roman"/>
+        <w:rFonts w:ascii="Times New Roman" w:hAnsi="Times New Roman" w:eastAsia="宋体" w:cs="Times New Roman"/>
       </w:rPr>
     </w:rPrDefault>
     <w:pPrDefault/>
   </w:docDefaults>
-  <w:latentStyles w:defLockedState="0" w:defUIPriority="99" w:defSemiHidden="1" w:defUnhideWhenUsed="1" w:defQFormat="0" w:count="260">
-    <w:lsdException w:name="Normal" w:semiHidden="0" w:uiPriority="0" w:unhideWhenUsed="0" w:qFormat="1"/>
-    <w:lsdException w:name="heading 1" w:semiHidden="0" w:uiPriority="0" w:unhideWhenUsed="0" w:qFormat="1"/>
-    <w:lsdException w:name="heading 2" w:semiHidden="0" w:uiPriority="0" w:qFormat="1"/>
-    <w:lsdException w:name="heading 3" w:uiPriority="0" w:qFormat="1"/>
-    <w:lsdException w:name="heading 4" w:semiHidden="0" w:uiPriority="0" w:qFormat="1"/>
-    <w:lsdException w:name="heading 5" w:uiPriority="0" w:qFormat="1"/>
-    <w:lsdException w:name="heading 6" w:uiPriority="0" w:qFormat="1"/>
-    <w:lsdException w:name="heading 7" w:uiPriority="0" w:qFormat="1"/>
-    <w:lsdException w:name="heading 8" w:uiPriority="0" w:qFormat="1"/>
-    <w:lsdException w:name="heading 9" w:uiPriority="0" w:qFormat="1"/>
-    <w:lsdException w:name="index 1" w:semiHidden="0" w:uiPriority="0" w:unhideWhenUsed="0"/>
-    <w:lsdException w:name="index 2" w:semiHidden="0" w:uiPriority="0" w:unhideWhenUsed="0"/>
-    <w:lsdException w:name="index 3" w:semiHidden="0" w:uiPriority="0" w:unhideWhenUsed="0"/>
-    <w:lsdException w:name="index 4" w:semiHidden="0" w:uiPriority="0" w:unhideWhenUsed="0"/>
-    <w:lsdException w:name="index 5" w:semiHidden="0" w:uiPriority="0" w:unhideWhenUsed="0"/>
-    <w:lsdException w:name="index 6" w:semiHidden="0" w:uiPriority="0" w:unhideWhenUsed="0"/>
-    <w:lsdException w:name="index 7" w:semiHidden="0" w:uiPriority="0" w:unhideWhenUsed="0"/>
-    <w:lsdException w:name="index 8" w:semiHidden="0" w:uiPriority="0" w:unhideWhenUsed="0"/>
-    <w:lsdException w:name="index 9" w:semiHidden="0" w:uiPriority="0" w:unhideWhenUsed="0"/>
-    <w:lsdException w:name="toc 1" w:semiHidden="0" w:uiPriority="0" w:unhideWhenUsed="0" w:qFormat="1"/>
-    <w:lsdException w:name="toc 2" w:semiHidden="0" w:uiPriority="0" w:unhideWhenUsed="0" w:qFormat="1"/>
-    <w:lsdException w:name="toc 3" w:semiHidden="0" w:uiPriority="0" w:unhideWhenUsed="0" w:qFormat="1"/>
-    <w:lsdException w:name="toc 4" w:semiHidden="0" w:uiPriority="0" w:unhideWhenUsed="0"/>
-    <w:lsdException w:name="toc 5" w:semiHidden="0" w:uiPriority="0" w:unhideWhenUsed="0"/>
-    <w:lsdException w:name="toc 6" w:semiHidden="0" w:uiPriority="0" w:unhideWhenUsed="0"/>
-    <w:lsdException w:name="toc 7" w:semiHidden="0" w:uiPriority="0" w:unhideWhenUsed="0"/>
-    <w:lsdException w:name="toc 8" w:semiHidden="0" w:uiPriority="0" w:unhideWhenUsed="0"/>
-    <w:lsdException w:name="toc 9" w:semiHidden="0" w:uiPriority="0" w:unhideWhenUsed="0"/>
-    <w:lsdException w:name="Normal Indent" w:semiHidden="0" w:uiPriority="0" w:unhideWhenUsed="0"/>
-    <w:lsdException w:name="footnote text" w:semiHidden="0" w:uiPriority="0" w:unhideWhenUsed="0" w:qFormat="1"/>
-    <w:lsdException w:name="annotation text" w:semiHidden="0" w:uiPriority="0" w:unhideWhenUsed="0" w:qFormat="1"/>
-    <w:lsdException w:name="header" w:semiHidden="0" w:uiPriority="0" w:unhideWhenUsed="0" w:qFormat="1"/>
-    <w:lsdException w:name="footer" w:semiHidden="0" w:uiPriority="0" w:unhideWhenUsed="0" w:qFormat="1"/>
-    <w:lsdException w:name="index heading" w:semiHidden="0" w:uiPriority="0" w:unhideWhenUsed="0"/>
-    <w:lsdException w:name="caption" w:uiPriority="0" w:qFormat="1"/>
-    <w:lsdException w:name="table of figures" w:semiHidden="0" w:uiPriority="0" w:unhideWhenUsed="0"/>
-    <w:lsdException w:name="envelope address" w:semiHidden="0" w:uiPriority="0" w:unhideWhenUsed="0"/>
-    <w:lsdException w:name="envelope return" w:semiHidden="0" w:uiPriority="0" w:unhideWhenUsed="0"/>
-    <w:lsdException w:name="footnote reference" w:semiHidden="0" w:uiPriority="0" w:unhideWhenUsed="0" w:qFormat="1"/>
-    <w:lsdException w:name="annotation reference" w:semiHidden="0" w:uiPriority="0" w:unhideWhenUsed="0"/>
-    <w:lsdException w:name="line number" w:semiHidden="0" w:uiPriority="0" w:unhideWhenUsed="0"/>
-    <w:lsdException w:name="page number" w:semiHidden="0" w:uiPriority="0" w:unhideWhenUsed="0"/>
-    <w:lsdException w:name="endnote reference" w:semiHidden="0" w:uiPriority="0" w:unhideWhenUsed="0"/>
-    <w:lsdException w:name="endnote text" w:semiHidden="0" w:uiPriority="0" w:unhideWhenUsed="0"/>
-    <w:lsdException w:name="table of authorities" w:semiHidden="0" w:uiPriority="0" w:unhideWhenUsed="0"/>
-    <w:lsdException w:name="macro" w:semiHidden="0" w:uiPriority="0" w:unhideWhenUsed="0"/>
-    <w:lsdException w:name="toa heading" w:semiHidden="0" w:uiPriority="0" w:unhideWhenUsed="0"/>
-    <w:lsdException w:name="List" w:semiHidden="0" w:uiPriority="0" w:unhideWhenUsed="0"/>
-    <w:lsdException w:name="List Bullet" w:semiHidden="0" w:uiPriority="0" w:unhideWhenUsed="0"/>
-    <w:lsdException w:name="List Number" w:semiHidden="0" w:uiPriority="0" w:unhideWhenUsed="0"/>
-    <w:lsdException w:name="List 2" w:semiHidden="0" w:uiPriority="0" w:unhideWhenUsed="0"/>
-    <w:lsdException w:name="List 3" w:semiHidden="0" w:uiPriority="0" w:unhideWhenUsed="0"/>
-    <w:lsdException w:name="List 4" w:semiHidden="0" w:uiPriority="0" w:unhideWhenUsed="0"/>
-    <w:lsdException w:name="List 5" w:semiHidden="0" w:uiPriority="0" w:unhideWhenUsed="0"/>
-    <w:lsdException w:name="List Bullet 2" w:semiHidden="0" w:uiPriority="0" w:unhideWhenUsed="0"/>
-    <w:lsdException w:name="List Bullet 3" w:semiHidden="0" w:uiPriority="0" w:unhideWhenUsed="0"/>
-    <w:lsdException w:name="List Bullet 4" w:semiHidden="0" w:uiPriority="0" w:unhideWhenUsed="0"/>
-    <w:lsdException w:name="List Bullet 5" w:semiHidden="0" w:uiPriority="0" w:unhideWhenUsed="0"/>
-    <w:lsdException w:name="List Number 2" w:semiHidden="0" w:uiPriority="0" w:unhideWhenUsed="0"/>
-    <w:lsdException w:name="List Number 3" w:semiHidden="0" w:uiPriority="0" w:unhideWhenUsed="0"/>
-    <w:lsdException w:name="List Number 4" w:semiHidden="0" w:uiPriority="0" w:unhideWhenUsed="0"/>
-    <w:lsdException w:name="List Number 5" w:semiHidden="0" w:uiPriority="0" w:unhideWhenUsed="0"/>
-    <w:lsdException w:name="Title" w:semiHidden="0" w:uiPriority="0" w:unhideWhenUsed="0" w:qFormat="1"/>
-    <w:lsdException w:name="Closing" w:semiHidden="0" w:uiPriority="0" w:unhideWhenUsed="0"/>
-    <w:lsdException w:name="Signature" w:semiHidden="0" w:uiPriority="0" w:unhideWhenUsed="0"/>
-    <w:lsdException w:name="Default Paragraph Font" w:uiPriority="0" w:unhideWhenUsed="0" w:qFormat="1"/>
-    <w:lsdException w:name="Body Text" w:uiPriority="0" w:unhideWhenUsed="0" w:qFormat="1"/>
-    <w:lsdException w:name="Body Text Indent" w:semiHidden="0" w:uiPriority="0" w:unhideWhenUsed="0"/>
-    <w:lsdException w:name="List Continue" w:semiHidden="0" w:uiPriority="0" w:unhideWhenUsed="0"/>
-    <w:lsdException w:name="List Continue 2" w:semiHidden="0" w:uiPriority="0" w:unhideWhenUsed="0"/>
-    <w:lsdException w:name="List Continue 3" w:semiHidden="0" w:uiPriority="0" w:unhideWhenUsed="0"/>
-    <w:lsdException w:name="List Continue 4" w:semiHidden="0" w:uiPriority="0" w:unhideWhenUsed="0"/>
-    <w:lsdException w:name="List Continue 5" w:semiHidden="0" w:uiPriority="0" w:unhideWhenUsed="0"/>
-    <w:lsdException w:name="Message Header" w:semiHidden="0" w:uiPriority="0" w:unhideWhenUsed="0"/>
-    <w:lsdException w:name="Subtitle" w:semiHidden="0" w:uiPriority="0" w:unhideWhenUsed="0" w:qFormat="1"/>
-    <w:lsdException w:name="Salutation" w:semiHidden="0" w:uiPriority="0" w:unhideWhenUsed="0"/>
-    <w:lsdException w:name="Date" w:semiHidden="0" w:uiPriority="0" w:unhideWhenUsed="0"/>
-    <w:lsdException w:name="Body Text First Indent" w:semiHidden="0" w:uiPriority="0" w:unhideWhenUsed="0"/>
-    <w:lsdException w:name="Body Text First Indent 2" w:semiHidden="0" w:uiPriority="0" w:unhideWhenUsed="0"/>
-    <w:lsdException w:name="Body Text 2" w:semiHidden="0" w:uiPriority="0" w:unhideWhenUsed="0"/>
-    <w:lsdException w:name="Body Text 3" w:semiHidden="0" w:uiPriority="0" w:unhideWhenUsed="0"/>
-    <w:lsdException w:name="Body Text Indent 2" w:semiHidden="0" w:uiPriority="0" w:unhideWhenUsed="0"/>
-    <w:lsdException w:name="Body Text Indent 3" w:semiHidden="0" w:uiPriority="0" w:unhideWhenUsed="0"/>
-    <w:lsdException w:name="Block Text" w:semiHidden="0" w:uiPriority="0" w:unhideWhenUsed="0"/>
-    <w:lsdException w:name="Hyperlink" w:semiHidden="0" w:uiPriority="0" w:unhideWhenUsed="0"/>
-    <w:lsdException w:name="FollowedHyperlink" w:semiHidden="0" w:uiPriority="0" w:unhideWhenUsed="0"/>
-    <w:lsdException w:name="Strong" w:semiHidden="0" w:uiPriority="0" w:unhideWhenUsed="0" w:qFormat="1"/>
-    <w:lsdException w:name="Emphasis" w:semiHidden="0" w:uiPriority="0" w:unhideWhenUsed="0" w:qFormat="1"/>
-    <w:lsdException w:name="Document Map" w:semiHidden="0" w:uiPriority="0" w:unhideWhenUsed="0"/>
-    <w:lsdException w:name="Plain Text" w:semiHidden="0" w:uiPriority="0" w:unhideWhenUsed="0"/>
-    <w:lsdException w:name="E-mail Signature" w:semiHidden="0" w:uiPriority="0" w:unhideWhenUsed="0"/>
-    <w:lsdException w:name="Normal (Web)" w:semiHidden="0" w:uiPriority="0" w:unhideWhenUsed="0" w:qFormat="1"/>
-    <w:lsdException w:name="HTML Acronym" w:semiHidden="0" w:uiPriority="0" w:unhideWhenUsed="0"/>
-    <w:lsdException w:name="HTML Address" w:semiHidden="0" w:uiPriority="0" w:unhideWhenUsed="0"/>
-    <w:lsdException w:name="HTML Cite" w:semiHidden="0" w:uiPriority="0" w:unhideWhenUsed="0"/>
-    <w:lsdException w:name="HTML Code" w:semiHidden="0" w:uiPriority="0" w:unhideWhenUsed="0"/>
-    <w:lsdException w:name="HTML Definition" w:semiHidden="0" w:uiPriority="0" w:unhideWhenUsed="0"/>
-    <w:lsdException w:name="HTML Keyboard" w:semiHidden="0" w:uiPriority="0" w:unhideWhenUsed="0"/>
-    <w:lsdException w:name="HTML Preformatted" w:semiHidden="0" w:uiPriority="0" w:unhideWhenUsed="0"/>
-    <w:lsdException w:name="HTML Sample" w:semiHidden="0" w:uiPriority="0" w:unhideWhenUsed="0"/>
-    <w:lsdException w:name="HTML Typewriter" w:semiHidden="0" w:uiPriority="0" w:unhideWhenUsed="0"/>
-    <w:lsdException w:name="HTML Variable" w:semiHidden="0" w:uiPriority="0" w:unhideWhenUsed="0"/>
-    <w:lsdException w:name="Normal Table" w:uiPriority="0" w:unhideWhenUsed="0" w:qFormat="1"/>
-    <w:lsdException w:name="annotation subject" w:semiHidden="0" w:uiPriority="0" w:unhideWhenUsed="0"/>
-    <w:lsdException w:name="Table Simple 1" w:semiHidden="0" w:uiPriority="0" w:unhideWhenUsed="0"/>
-    <w:lsdException w:name="Table Simple 2" w:semiHidden="0" w:uiPriority="0" w:unhideWhenUsed="0"/>
-    <w:lsdException w:name="Table Simple 3" w:semiHidden="0" w:uiPriority="0" w:unhideWhenUsed="0"/>
-    <w:lsdException w:name="Table Classic 1" w:semiHidden="0" w:uiPriority="0" w:unhideWhenUsed="0"/>
-    <w:lsdException w:name="Table Classic 2" w:semiHidden="0" w:uiPriority="0" w:unhideWhenUsed="0"/>
-    <w:lsdException w:name="Table Classic 3" w:semiHidden="0" w:uiPriority="0" w:unhideWhenUsed="0"/>
-    <w:lsdException w:name="Table Classic 4" w:semiHidden="0" w:uiPriority="0" w:unhideWhenUsed="0"/>
-    <w:lsdException w:name="Table Colorful 1" w:semiHidden="0" w:uiPriority="0" w:unhideWhenUsed="0"/>
-    <w:lsdException w:name="Table Colorful 2" w:semiHidden="0" w:uiPriority="0" w:unhideWhenUsed="0"/>
-    <w:lsdException w:name="Table Colorful 3" w:semiHidden="0" w:uiPriority="0" w:unhideWhenUsed="0"/>
-    <w:lsdException w:name="Table Columns 1" w:semiHidden="0" w:uiPriority="0" w:unhideWhenUsed="0"/>
-    <w:lsdException w:name="Table Columns 2" w:semiHidden="0" w:uiPriority="0" w:unhideWhenUsed="0"/>
-    <w:lsdException w:name="Table Columns 3" w:semiHidden="0" w:uiPriority="0" w:unhideWhenUsed="0"/>
-    <w:lsdException w:name="Table Columns 4" w:semiHidden="0" w:uiPriority="0" w:unhideWhenUsed="0"/>
-    <w:lsdException w:name="Table Columns 5" w:semiHidden="0" w:uiPriority="0" w:unhideWhenUsed="0"/>
-    <w:lsdException w:name="Table Grid 1" w:semiHidden="0" w:uiPriority="0" w:unhideWhenUsed="0"/>
-    <w:lsdException w:name="Table Grid 2" w:semiHidden="0" w:uiPriority="0" w:unhideWhenUsed="0"/>
-    <w:lsdException w:name="Table Grid 3" w:semiHidden="0" w:uiPriority="0" w:unhideWhenUsed="0"/>
-    <w:lsdException w:name="Table Grid 4" w:semiHidden="0" w:uiPriority="0" w:unhideWhenUsed="0"/>
-    <w:lsdException w:name="Table Grid 5" w:semiHidden="0" w:uiPriority="0" w:unhideWhenUsed="0"/>
-    <w:lsdException w:name="Table Grid 6" w:semiHidden="0" w:uiPriority="0" w:unhideWhenUsed="0"/>
-    <w:lsdException w:name="Table Grid 7" w:semiHidden="0" w:uiPriority="0" w:unhideWhenUsed="0"/>
-    <w:lsdException w:name="Table Grid 8" w:semiHidden="0" w:uiPriority="0" w:unhideWhenUsed="0"/>
-    <w:lsdException w:name="Table List 1" w:semiHidden="0" w:uiPriority="0" w:unhideWhenUsed="0"/>
-    <w:lsdException w:name="Table List 2" w:semiHidden="0" w:uiPriority="0" w:unhideWhenUsed="0"/>
-    <w:lsdException w:name="Table List 3" w:semiHidden="0" w:uiPriority="0" w:unhideWhenUsed="0"/>
-    <w:lsdException w:name="Table List 4" w:semiHidden="0" w:uiPriority="0" w:unhideWhenUsed="0"/>
-    <w:lsdException w:name="Table List 5" w:semiHidden="0" w:uiPriority="0" w:unhideWhenUsed="0"/>
-    <w:lsdException w:name="Table List 6" w:semiHidden="0" w:uiPriority="0" w:unhideWhenUsed="0"/>
-    <w:lsdException w:name="Table List 7" w:semiHidden="0" w:uiPriority="0" w:unhideWhenUsed="0"/>
-    <w:lsdException w:name="Table List 8" w:semiHidden="0" w:uiPriority="0" w:unhideWhenUsed="0"/>
-    <w:lsdException w:name="Table 3D effects 1" w:semiHidden="0" w:uiPriority="0" w:unhideWhenUsed="0"/>
-    <w:lsdException w:name="Table 3D effects 2" w:semiHidden="0" w:uiPriority="0" w:unhideWhenUsed="0"/>
-    <w:lsdException w:name="Table 3D effects 3" w:semiHidden="0" w:uiPriority="0" w:unhideWhenUsed="0"/>
-    <w:lsdException w:name="Table Contemporary" w:semiHidden="0" w:uiPriority="0" w:unhideWhenUsed="0"/>
-    <w:lsdException w:name="Table Elegant" w:semiHidden="0" w:uiPriority="0" w:unhideWhenUsed="0"/>
-    <w:lsdException w:name="Table Professional" w:semiHidden="0" w:uiPriority="0" w:unhideWhenUsed="0"/>
-    <w:lsdException w:name="Table Subtle 1" w:semiHidden="0" w:uiPriority="0" w:unhideWhenUsed="0"/>
-    <w:lsdException w:name="Table Subtle 2" w:semiHidden="0" w:uiPriority="0" w:unhideWhenUsed="0"/>
-    <w:lsdException w:name="Table Web 1" w:semiHidden="0" w:uiPriority="0" w:unhideWhenUsed="0"/>
-    <w:lsdException w:name="Table Web 2" w:semiHidden="0" w:uiPriority="0" w:unhideWhenUsed="0"/>
-    <w:lsdException w:name="Table Web 3" w:semiHidden="0" w:uiPriority="0" w:unhideWhenUsed="0"/>
-    <w:lsdException w:name="Balloon Text" w:semiHidden="0" w:uiPriority="0" w:unhideWhenUsed="0"/>
-    <w:lsdException w:name="Table Grid" w:semiHidden="0" w:uiPriority="0" w:unhideWhenUsed="0" w:qFormat="1"/>
-    <w:lsdException w:name="Table Theme" w:semiHidden="0" w:uiPriority="0" w:unhideWhenUsed="0"/>
-    <w:lsdException w:name="Light Shading" w:semiHidden="0" w:uiPriority="60" w:unhideWhenUsed="0"/>
-    <w:lsdException w:name="Light List" w:semiHidden="0" w:uiPriority="61" w:unhideWhenUsed="0"/>
-    <w:lsdException w:name="Light Grid" w:semiHidden="0" w:uiPriority="62" w:unhideWhenUsed="0"/>
-    <w:lsdException w:name="Medium Shading 1" w:semiHidden="0" w:uiPriority="63" w:unhideWhenUsed="0"/>
-    <w:lsdException w:name="Medium Shading 2" w:semiHidden="0" w:uiPriority="64" w:unhideWhenUsed="0"/>
-    <w:lsdException w:name="Medium List 1" w:semiHidden="0" w:uiPriority="65" w:unhideWhenUsed="0"/>
-    <w:lsdException w:name="Medium List 2" w:semiHidden="0" w:uiPriority="66" w:unhideWhenUsed="0"/>
-    <w:lsdException w:name="Medium Grid 1" w:semiHidden="0" w:uiPriority="67" w:unhideWhenUsed="0"/>
-    <w:lsdException w:name="Medium Grid 2" w:semiHidden="0" w:uiPriority="68" w:unhideWhenUsed="0"/>
-    <w:lsdException w:name="Medium Grid 3" w:semiHidden="0" w:uiPriority="69" w:unhideWhenUsed="0"/>
-    <w:lsdException w:name="Dark List" w:semiHidden="0" w:uiPriority="70" w:unhideWhenUsed="0"/>
-    <w:lsdException w:name="Colorful Shading" w:semiHidden="0" w:uiPriority="71" w:unhideWhenUsed="0"/>
-    <w:lsdException w:name="Colorful List" w:semiHidden="0" w:uiPriority="72" w:unhideWhenUsed="0"/>
-    <w:lsdException w:name="Colorful Grid" w:semiHidden="0" w:uiPriority="73" w:unhideWhenUsed="0"/>
-    <w:lsdException w:name="Light Shading Accent 1" w:semiHidden="0" w:uiPriority="60" w:unhideWhenUsed="0"/>
-    <w:lsdException w:name="Light List Accent 1" w:semiHidden="0" w:uiPriority="61" w:unhideWhenUsed="0"/>
-    <w:lsdException w:name="Light Grid Accent 1" w:semiHidden="0" w:uiPriority="62" w:unhideWhenUsed="0"/>
-    <w:lsdException w:name="Medium Shading 1 Accent 1" w:semiHidden="0" w:uiPriority="63" w:unhideWhenUsed="0"/>
-    <w:lsdException w:name="Medium Shading 2 Accent 1" w:semiHidden="0" w:uiPriority="64" w:unhideWhenUsed="0"/>
-    <w:lsdException w:name="Medium List 1 Accent 1" w:semiHidden="0" w:uiPriority="65" w:unhideWhenUsed="0"/>
-    <w:lsdException w:name="Medium List 2 Accent 1" w:semiHidden="0" w:uiPriority="66" w:unhideWhenUsed="0"/>
-    <w:lsdException w:name="Medium Grid 1 Accent 1" w:semiHidden="0" w:uiPriority="67" w:unhideWhenUsed="0"/>
-    <w:lsdException w:name="Medium Grid 2 Accent 1" w:semiHidden="0" w:uiPriority="68" w:unhideWhenUsed="0"/>
-    <w:lsdException w:name="Medium Grid 3 Accent 1" w:semiHidden="0" w:uiPriority="69" w:unhideWhenUsed="0"/>
-    <w:lsdException w:name="Dark List Accent 1" w:semiHidden="0" w:uiPriority="70" w:unhideWhenUsed="0"/>
-    <w:lsdException w:name="Colorful Shading Accent 1" w:semiHidden="0" w:uiPriority="71" w:unhideWhenUsed="0"/>
-    <w:lsdException w:name="Colorful List Accent 1" w:semiHidden="0" w:uiPriority="72" w:unhideWhenUsed="0"/>
-    <w:lsdException w:name="Colorful Grid Accent 1" w:semiHidden="0" w:uiPriority="73" w:unhideWhenUsed="0"/>
-    <w:lsdException w:name="Light Shading Accent 2" w:semiHidden="0" w:uiPriority="60" w:unhideWhenUsed="0"/>
-    <w:lsdException w:name="Light List Accent 2" w:semiHidden="0" w:uiPriority="61" w:unhideWhenUsed="0"/>
-    <w:lsdException w:name="Light Grid Accent 2" w:semiHidden="0" w:uiPriority="62" w:unhideWhenUsed="0"/>
-    <w:lsdException w:name="Medium Shading 1 Accent 2" w:semiHidden="0" w:uiPriority="63" w:unhideWhenUsed="0"/>
-    <w:lsdException w:name="Medium Shading 2 Accent 2" w:semiHidden="0" w:uiPriority="64" w:unhideWhenUsed="0"/>
-    <w:lsdException w:name="Medium List 1 Accent 2" w:semiHidden="0" w:uiPriority="65" w:unhideWhenUsed="0"/>
-    <w:lsdException w:name="Medium List 2 Accent 2" w:semiHidden="0" w:uiPriority="66" w:unhideWhenUsed="0"/>
-    <w:lsdException w:name="Medium Grid 1 Accent 2" w:semiHidden="0" w:uiPriority="67" w:unhideWhenUsed="0"/>
-    <w:lsdException w:name="Medium Grid 2 Accent 2" w:semiHidden="0" w:uiPriority="68" w:unhideWhenUsed="0"/>
-    <w:lsdException w:name="Medium Grid 3 Accent 2" w:semiHidden="0" w:uiPriority="69" w:unhideWhenUsed="0"/>
-    <w:lsdException w:name="Dark List Accent 2" w:semiHidden="0" w:uiPriority="70" w:unhideWhenUsed="0"/>
-    <w:lsdException w:name="Colorful Shading Accent 2" w:semiHidden="0" w:uiPriority="71" w:unhideWhenUsed="0"/>
-    <w:lsdException w:name="Colorful List Accent 2" w:semiHidden="0" w:uiPriority="72" w:unhideWhenUsed="0"/>
-    <w:lsdException w:name="Colorful Grid Accent 2" w:semiHidden="0" w:uiPriority="73" w:unhideWhenUsed="0"/>
-    <w:lsdException w:name="Light Shading Accent 3" w:semiHidden="0" w:uiPriority="60" w:unhideWhenUsed="0"/>
-    <w:lsdException w:name="Light List Accent 3" w:semiHidden="0" w:uiPriority="61" w:unhideWhenUsed="0"/>
-    <w:lsdException w:name="Light Grid Accent 3" w:semiHidden="0" w:uiPriority="62" w:unhideWhenUsed="0"/>
-    <w:lsdException w:name="Medium Shading 1 Accent 3" w:semiHidden="0" w:uiPriority="63" w:unhideWhenUsed="0"/>
-    <w:lsdException w:name="Medium Shading 2 Accent 3" w:semiHidden="0" w:uiPriority="64" w:unhideWhenUsed="0"/>
-    <w:lsdException w:name="Medium List 1 Accent 3" w:semiHidden="0" w:uiPriority="65" w:unhideWhenUsed="0"/>
-    <w:lsdException w:name="Medium List 2 Accent 3" w:semiHidden="0" w:uiPriority="66" w:unhideWhenUsed="0"/>
-    <w:lsdException w:name="Medium Grid 1 Accent 3" w:semiHidden="0" w:uiPriority="67" w:unhideWhenUsed="0"/>
-    <w:lsdException w:name="Medium Grid 2 Accent 3" w:semiHidden="0" w:uiPriority="68" w:unhideWhenUsed="0"/>
-    <w:lsdException w:name="Medium Grid 3 Accent 3" w:semiHidden="0" w:uiPriority="69" w:unhideWhenUsed="0"/>
-    <w:lsdException w:name="Dark List Accent 3" w:semiHidden="0" w:uiPriority="70" w:unhideWhenUsed="0"/>
-    <w:lsdException w:name="Colorful Shading Accent 3" w:semiHidden="0" w:uiPriority="71" w:unhideWhenUsed="0"/>
-    <w:lsdException w:name="Colorful List Accent 3" w:semiHidden="0" w:uiPriority="72" w:unhideWhenUsed="0"/>
-    <w:lsdException w:name="Colorful Grid Accent 3" w:semiHidden="0" w:uiPriority="73" w:unhideWhenUsed="0"/>
-    <w:lsdException w:name="Light Shading Accent 4" w:semiHidden="0" w:uiPriority="60" w:unhideWhenUsed="0"/>
-    <w:lsdException w:name="Light List Accent 4" w:semiHidden="0" w:uiPriority="61" w:unhideWhenUsed="0"/>
-    <w:lsdException w:name="Light Grid Accent 4" w:semiHidden="0" w:uiPriority="62" w:unhideWhenUsed="0"/>
-    <w:lsdException w:name="Medium Shading 1 Accent 4" w:semiHidden="0" w:uiPriority="63" w:unhideWhenUsed="0"/>
-    <w:lsdException w:name="Medium Shading 2 Accent 4" w:semiHidden="0" w:uiPriority="64" w:unhideWhenUsed="0"/>
-    <w:lsdException w:name="Medium List 1 Accent 4" w:semiHidden="0" w:uiPriority="65" w:unhideWhenUsed="0"/>
-    <w:lsdException w:name="Medium List 2 Accent 4" w:semiHidden="0" w:uiPriority="66" w:unhideWhenUsed="0"/>
-    <w:lsdException w:name="Medium Grid 1 Accent 4" w:semiHidden="0" w:uiPriority="67" w:unhideWhenUsed="0"/>
-    <w:lsdException w:name="Medium Grid 2 Accent 4" w:semiHidden="0" w:uiPriority="68" w:unhideWhenUsed="0"/>
-    <w:lsdException w:name="Medium Grid 3 Accent 4" w:semiHidden="0" w:uiPriority="69" w:unhideWhenUsed="0"/>
-    <w:lsdException w:name="Dark List Accent 4" w:semiHidden="0" w:uiPriority="70" w:unhideWhenUsed="0"/>
-    <w:lsdException w:name="Colorful Shading Accent 4" w:semiHidden="0" w:uiPriority="71" w:unhideWhenUsed="0"/>
-    <w:lsdException w:name="Colorful List Accent 4" w:semiHidden="0" w:uiPriority="72" w:unhideWhenUsed="0"/>
-    <w:lsdException w:name="Colorful Grid Accent 4" w:semiHidden="0" w:uiPriority="73" w:unhideWhenUsed="0"/>
-    <w:lsdException w:name="Light Shading Accent 5" w:semiHidden="0" w:uiPriority="60" w:unhideWhenUsed="0"/>
-    <w:lsdException w:name="Light List Accent 5" w:semiHidden="0" w:uiPriority="61" w:unhideWhenUsed="0"/>
-    <w:lsdException w:name="Light Grid Accent 5" w:semiHidden="0" w:uiPriority="62" w:unhideWhenUsed="0"/>
-    <w:lsdException w:name="Medium Shading 1 Accent 5" w:semiHidden="0" w:uiPriority="63" w:unhideWhenUsed="0"/>
-    <w:lsdException w:name="Medium Shading 2 Accent 5" w:semiHidden="0" w:uiPriority="64" w:unhideWhenUsed="0"/>
-    <w:lsdException w:name="Medium List 1 Accent 5" w:semiHidden="0" w:uiPriority="65" w:unhideWhenUsed="0"/>
-    <w:lsdException w:name="Medium List 2 Accent 5" w:semiHidden="0" w:uiPriority="66" w:unhideWhenUsed="0"/>
-    <w:lsdException w:name="Medium Grid 1 Accent 5" w:semiHidden="0" w:uiPriority="67" w:unhideWhenUsed="0"/>
-    <w:lsdException w:name="Medium Grid 2 Accent 5" w:semiHidden="0" w:uiPriority="68" w:unhideWhenUsed="0"/>
-    <w:lsdException w:name="Medium Grid 3 Accent 5" w:semiHidden="0" w:uiPriority="69" w:unhideWhenUsed="0"/>
-    <w:lsdException w:name="Dark List Accent 5" w:semiHidden="0" w:uiPriority="70" w:unhideWhenUsed="0"/>
-    <w:lsdException w:name="Colorful Shading Accent 5" w:semiHidden="0" w:uiPriority="71" w:unhideWhenUsed="0"/>
-    <w:lsdException w:name="Colorful List Accent 5" w:semiHidden="0" w:uiPriority="72" w:unhideWhenUsed="0"/>
-    <w:lsdException w:name="Colorful Grid Accent 5" w:semiHidden="0" w:uiPriority="73" w:unhideWhenUsed="0"/>
-    <w:lsdException w:name="Light Shading Accent 6" w:semiHidden="0" w:uiPriority="60" w:unhideWhenUsed="0"/>
-    <w:lsdException w:name="Light List Accent 6" w:semiHidden="0" w:uiPriority="61" w:unhideWhenUsed="0"/>
-    <w:lsdException w:name="Light Grid Accent 6" w:semiHidden="0" w:uiPriority="62" w:unhideWhenUsed="0"/>
-    <w:lsdException w:name="Medium Shading 1 Accent 6" w:semiHidden="0" w:uiPriority="63" w:unhideWhenUsed="0"/>
-    <w:lsdException w:name="Medium Shading 2 Accent 6" w:semiHidden="0" w:uiPriority="64" w:unhideWhenUsed="0"/>
-    <w:lsdException w:name="Medium List 1 Accent 6" w:semiHidden="0" w:uiPriority="65" w:unhideWhenUsed="0"/>
-    <w:lsdException w:name="Medium List 2 Accent 6" w:semiHidden="0" w:uiPriority="66" w:unhideWhenUsed="0"/>
-    <w:lsdException w:name="Medium Grid 1 Accent 6" w:semiHidden="0" w:uiPriority="67" w:unhideWhenUsed="0"/>
-    <w:lsdException w:name="Medium Grid 2 Accent 6" w:semiHidden="0" w:uiPriority="68" w:unhideWhenUsed="0"/>
-    <w:lsdException w:name="Medium Grid 3 Accent 6" w:semiHidden="0" w:uiPriority="69" w:unhideWhenUsed="0"/>
-    <w:lsdException w:name="Dark List Accent 6" w:semiHidden="0" w:uiPriority="70" w:unhideWhenUsed="0"/>
-    <w:lsdException w:name="Colorful Shading Accent 6" w:semiHidden="0" w:uiPriority="71" w:unhideWhenUsed="0"/>
-    <w:lsdException w:name="Colorful List Accent 6" w:semiHidden="0" w:uiPriority="72" w:unhideWhenUsed="0"/>
-    <w:lsdException w:name="Colorful Grid Accent 6" w:semiHidden="0" w:uiPriority="73" w:unhideWhenUsed="0"/>
+  <w:latentStyles w:count="260" w:defQFormat="0" w:defUnhideWhenUsed="1" w:defSemiHidden="1" w:defUIPriority="99" w:defLockedState="0">
+    <w:lsdException w:qFormat="1" w:unhideWhenUsed="0" w:uiPriority="0" w:semiHidden="0" w:name="Normal"/>
+    <w:lsdException w:qFormat="1" w:unhideWhenUsed="0" w:uiPriority="0" w:semiHidden="0" w:name="heading 1"/>
+    <w:lsdException w:qFormat="1" w:uiPriority="0" w:semiHidden="0" w:name="heading 2"/>
+    <w:lsdException w:qFormat="1" w:uiPriority="0" w:name="heading 3"/>
+    <w:lsdException w:qFormat="1" w:uiPriority="0" w:semiHidden="0" w:name="heading 4"/>
+    <w:lsdException w:qFormat="1" w:uiPriority="0" w:name="heading 5"/>
+    <w:lsdException w:qFormat="1" w:uiPriority="0" w:name="heading 6"/>
+    <w:lsdException w:qFormat="1" w:uiPriority="0" w:name="heading 7"/>
+    <w:lsdException w:qFormat="1" w:uiPriority="0" w:name="heading 8"/>
+    <w:lsdException w:qFormat="1" w:uiPriority="0" w:name="heading 9"/>
+    <w:lsdException w:unhideWhenUsed="0" w:uiPriority="0" w:semiHidden="0" w:name="index 1"/>
+    <w:lsdException w:unhideWhenUsed="0" w:uiPriority="0" w:semiHidden="0" w:name="index 2"/>
+    <w:lsdException w:unhideWhenUsed="0" w:uiPriority="0" w:semiHidden="0" w:name="index 3"/>
+    <w:lsdException w:unhideWhenUsed="0" w:uiPriority="0" w:semiHidden="0" w:name="index 4"/>
+    <w:lsdException w:unhideWhenUsed="0" w:uiPriority="0" w:semiHidden="0" w:name="index 5"/>
+    <w:lsdException w:unhideWhenUsed="0" w:uiPriority="0" w:semiHidden="0" w:name="index 6"/>
+    <w:lsdException w:unhideWhenUsed="0" w:uiPriority="0" w:semiHidden="0" w:name="index 7"/>
+    <w:lsdException w:unhideWhenUsed="0" w:uiPriority="0" w:semiHidden="0" w:name="index 8"/>
+    <w:lsdException w:unhideWhenUsed="0" w:uiPriority="0" w:semiHidden="0" w:name="index 9"/>
+    <w:lsdException w:qFormat="1" w:unhideWhenUsed="0" w:uiPriority="0" w:semiHidden="0" w:name="toc 1"/>
+    <w:lsdException w:qFormat="1" w:unhideWhenUsed="0" w:uiPriority="0" w:semiHidden="0" w:name="toc 2"/>
+    <w:lsdException w:qFormat="1" w:unhideWhenUsed="0" w:uiPriority="0" w:semiHidden="0" w:name="toc 3"/>
+    <w:lsdException w:unhideWhenUsed="0" w:uiPriority="0" w:semiHidden="0" w:name="toc 4"/>
+    <w:lsdException w:unhideWhenUsed="0" w:uiPriority="0" w:semiHidden="0" w:name="toc 5"/>
+    <w:lsdException w:unhideWhenUsed="0" w:uiPriority="0" w:semiHidden="0" w:name="toc 6"/>
+    <w:lsdException w:unhideWhenUsed="0" w:uiPriority="0" w:semiHidden="0" w:name="toc 7"/>
+    <w:lsdException w:unhideWhenUsed="0" w:uiPriority="0" w:semiHidden="0" w:name="toc 8"/>
+    <w:lsdException w:unhideWhenUsed="0" w:uiPriority="0" w:semiHidden="0" w:name="toc 9"/>
+    <w:lsdException w:unhideWhenUsed="0" w:uiPriority="0" w:semiHidden="0" w:name="Normal Indent"/>
+    <w:lsdException w:qFormat="1" w:unhideWhenUsed="0" w:uiPriority="0" w:semiHidden="0" w:name="footnote text"/>
+    <w:lsdException w:qFormat="1" w:unhideWhenUsed="0" w:uiPriority="0" w:semiHidden="0" w:name="annotation text"/>
+    <w:lsdException w:qFormat="1" w:unhideWhenUsed="0" w:uiPriority="0" w:semiHidden="0" w:name="header"/>
+    <w:lsdException w:qFormat="1" w:unhideWhenUsed="0" w:uiPriority="0" w:semiHidden="0" w:name="footer"/>
+    <w:lsdException w:unhideWhenUsed="0" w:uiPriority="0" w:semiHidden="0" w:name="index heading"/>
+    <w:lsdException w:qFormat="1" w:uiPriority="0" w:name="caption"/>
+    <w:lsdException w:unhideWhenUsed="0" w:uiPriority="0" w:semiHidden="0" w:name="table of figures"/>
+    <w:lsdException w:unhideWhenUsed="0" w:uiPriority="0" w:semiHidden="0" w:name="envelope address"/>
+    <w:lsdException w:unhideWhenUsed="0" w:uiPriority="0" w:semiHidden="0" w:name="envelope return"/>
+    <w:lsdException w:qFormat="1" w:unhideWhenUsed="0" w:uiPriority="0" w:semiHidden="0" w:name="footnote reference"/>
+    <w:lsdException w:unhideWhenUsed="0" w:uiPriority="0" w:semiHidden="0" w:name="annotation reference"/>
+    <w:lsdException w:unhideWhenUsed="0" w:uiPriority="0" w:semiHidden="0" w:name="line number"/>
+    <w:lsdException w:unhideWhenUsed="0" w:uiPriority="0" w:semiHidden="0" w:name="page number"/>
+    <w:lsdException w:unhideWhenUsed="0" w:uiPriority="0" w:semiHidden="0" w:name="endnote reference"/>
+    <w:lsdException w:unhideWhenUsed="0" w:uiPriority="0" w:semiHidden="0" w:name="endnote text"/>
+    <w:lsdException w:unhideWhenUsed="0" w:uiPriority="0" w:semiHidden="0" w:name="table of authorities"/>
+    <w:lsdException w:unhideWhenUsed="0" w:uiPriority="0" w:semiHidden="0" w:name="macro"/>
+    <w:lsdException w:unhideWhenUsed="0" w:uiPriority="0" w:semiHidden="0" w:name="toa heading"/>
+    <w:lsdException w:unhideWhenUsed="0" w:uiPriority="0" w:semiHidden="0" w:name="List"/>
+    <w:lsdException w:unhideWhenUsed="0" w:uiPriority="0" w:semiHidden="0" w:name="List Bullet"/>
+    <w:lsdException w:unhideWhenUsed="0" w:uiPriority="0" w:semiHidden="0" w:name="List Number"/>
+    <w:lsdException w:unhideWhenUsed="0" w:uiPriority="0" w:semiHidden="0" w:name="List 2"/>
+    <w:lsdException w:unhideWhenUsed="0" w:uiPriority="0" w:semiHidden="0" w:name="List 3"/>
+    <w:lsdException w:unhideWhenUsed="0" w:uiPriority="0" w:semiHidden="0" w:name="List 4"/>
+    <w:lsdException w:unhideWhenUsed="0" w:uiPriority="0" w:semiHidden="0" w:name="List 5"/>
+    <w:lsdException w:unhideWhenUsed="0" w:uiPriority="0" w:semiHidden="0" w:name="List Bullet 2"/>
+    <w:lsdException w:unhideWhenUsed="0" w:uiPriority="0" w:semiHidden="0" w:name="List Bullet 3"/>
+    <w:lsdException w:unhideWhenUsed="0" w:uiPriority="0" w:semiHidden="0" w:name="List Bullet 4"/>
+    <w:lsdException w:unhideWhenUsed="0" w:uiPriority="0" w:semiHidden="0" w:name="List Bullet 5"/>
+    <w:lsdException w:unhideWhenUsed="0" w:uiPriority="0" w:semiHidden="0" w:name="List Number 2"/>
+    <w:lsdException w:unhideWhenUsed="0" w:uiPriority="0" w:semiHidden="0" w:name="List Number 3"/>
+    <w:lsdException w:unhideWhenUsed="0" w:uiPriority="0" w:semiHidden="0" w:name="List Number 4"/>
+    <w:lsdException w:unhideWhenUsed="0" w:uiPriority="0" w:semiHidden="0" w:name="List Number 5"/>
+    <w:lsdException w:qFormat="1" w:unhideWhenUsed="0" w:uiPriority="0" w:semiHidden="0" w:name="Title"/>
+    <w:lsdException w:unhideWhenUsed="0" w:uiPriority="0" w:semiHidden="0" w:name="Closing"/>
+    <w:lsdException w:unhideWhenUsed="0" w:uiPriority="0" w:semiHidden="0" w:name="Signature"/>
+    <w:lsdException w:qFormat="1" w:unhideWhenUsed="0" w:uiPriority="0" w:name="Default Paragraph Font"/>
+    <w:lsdException w:qFormat="1" w:unhideWhenUsed="0" w:uiPriority="0" w:name="Body Text"/>
+    <w:lsdException w:unhideWhenUsed="0" w:uiPriority="0" w:semiHidden="0" w:name="Body Text Indent"/>
+    <w:lsdException w:unhideWhenUsed="0" w:uiPriority="0" w:semiHidden="0" w:name="List Continue"/>
+    <w:lsdException w:unhideWhenUsed="0" w:uiPriority="0" w:semiHidden="0" w:name="List Continue 2"/>
+    <w:lsdException w:unhideWhenUsed="0" w:uiPriority="0" w:semiHidden="0" w:name="List Continue 3"/>
+    <w:lsdException w:unhideWhenUsed="0" w:uiPriority="0" w:semiHidden="0" w:name="List Continue 4"/>
+    <w:lsdException w:unhideWhenUsed="0" w:uiPriority="0" w:semiHidden="0" w:name="List Continue 5"/>
+    <w:lsdException w:unhideWhenUsed="0" w:uiPriority="0" w:semiHidden="0" w:name="Message Header"/>
+    <w:lsdException w:qFormat="1" w:unhideWhenUsed="0" w:uiPriority="0" w:semiHidden="0" w:name="Subtitle"/>
+    <w:lsdException w:unhideWhenUsed="0" w:uiPriority="0" w:semiHidden="0" w:name="Salutation"/>
+    <w:lsdException w:unhideWhenUsed="0" w:uiPriority="0" w:semiHidden="0" w:name="Date"/>
+    <w:lsdException w:unhideWhenUsed="0" w:uiPriority="0" w:semiHidden="0" w:name="Body Text First Indent"/>
+    <w:lsdException w:unhideWhenUsed="0" w:uiPriority="0" w:semiHidden="0" w:name="Body Text First Indent 2"/>
+    <w:lsdException w:uiPriority="99" w:name="Note Heading"/>
+    <w:lsdException w:unhideWhenUsed="0" w:uiPriority="0" w:semiHidden="0" w:name="Body Text 2"/>
+    <w:lsdException w:unhideWhenUsed="0" w:uiPriority="0" w:semiHidden="0" w:name="Body Text 3"/>
+    <w:lsdException w:unhideWhenUsed="0" w:uiPriority="0" w:semiHidden="0" w:name="Body Text Indent 2"/>
+    <w:lsdException w:unhideWhenUsed="0" w:uiPriority="0" w:semiHidden="0" w:name="Body Text Indent 3"/>
+    <w:lsdException w:unhideWhenUsed="0" w:uiPriority="0" w:semiHidden="0" w:name="Block Text"/>
+    <w:lsdException w:unhideWhenUsed="0" w:uiPriority="0" w:semiHidden="0" w:name="Hyperlink"/>
+    <w:lsdException w:unhideWhenUsed="0" w:uiPriority="0" w:semiHidden="0" w:name="FollowedHyperlink"/>
+    <w:lsdException w:qFormat="1" w:unhideWhenUsed="0" w:uiPriority="0" w:semiHidden="0" w:name="Strong"/>
+    <w:lsdException w:qFormat="1" w:unhideWhenUsed="0" w:uiPriority="0" w:semiHidden="0" w:name="Emphasis"/>
+    <w:lsdException w:unhideWhenUsed="0" w:uiPriority="0" w:semiHidden="0" w:name="Document Map"/>
+    <w:lsdException w:unhideWhenUsed="0" w:uiPriority="0" w:semiHidden="0" w:name="Plain Text"/>
+    <w:lsdException w:unhideWhenUsed="0" w:uiPriority="0" w:semiHidden="0" w:name="E-mail Signature"/>
+    <w:lsdException w:qFormat="1" w:unhideWhenUsed="0" w:uiPriority="0" w:semiHidden="0" w:name="Normal (Web)"/>
+    <w:lsdException w:unhideWhenUsed="0" w:uiPriority="0" w:semiHidden="0" w:name="HTML Acronym"/>
+    <w:lsdException w:unhideWhenUsed="0" w:uiPriority="0" w:semiHidden="0" w:name="HTML Address"/>
+    <w:lsdException w:unhideWhenUsed="0" w:uiPriority="0" w:semiHidden="0" w:name="HTML Cite"/>
+    <w:lsdException w:unhideWhenUsed="0" w:uiPriority="0" w:semiHidden="0" w:name="HTML Code"/>
+    <w:lsdException w:unhideWhenUsed="0" w:uiPriority="0" w:semiHidden="0" w:name="HTML Definition"/>
+    <w:lsdException w:unhideWhenUsed="0" w:uiPriority="0" w:semiHidden="0" w:name="HTML Keyboard"/>
+    <w:lsdException w:unhideWhenUsed="0" w:uiPriority="0" w:semiHidden="0" w:name="HTML Preformatted"/>
+    <w:lsdException w:unhideWhenUsed="0" w:uiPriority="0" w:semiHidden="0" w:name="HTML Sample"/>
+    <w:lsdException w:unhideWhenUsed="0" w:uiPriority="0" w:semiHidden="0" w:name="HTML Typewriter"/>
+    <w:lsdException w:unhideWhenUsed="0" w:uiPriority="0" w:semiHidden="0" w:name="HTML Variable"/>
+    <w:lsdException w:qFormat="1" w:unhideWhenUsed="0" w:uiPriority="0" w:name="Normal Table"/>
+    <w:lsdException w:unhideWhenUsed="0" w:uiPriority="0" w:semiHidden="0" w:name="annotation subject"/>
+    <w:lsdException w:unhideWhenUsed="0" w:uiPriority="0" w:semiHidden="0" w:name="Table Simple 1"/>
+    <w:lsdException w:unhideWhenUsed="0" w:uiPriority="0" w:semiHidden="0" w:name="Table Simple 2"/>
+    <w:lsdException w:unhideWhenUsed="0" w:uiPriority="0" w:semiHidden="0" w:name="Table Simple 3"/>
+    <w:lsdException w:unhideWhenUsed="0" w:uiPriority="0" w:semiHidden="0" w:name="Table Classic 1"/>
+    <w:lsdException w:unhideWhenUsed="0" w:uiPriority="0" w:semiHidden="0" w:name="Table Classic 2"/>
+    <w:lsdException w:unhideWhenUsed="0" w:uiPriority="0" w:semiHidden="0" w:name="Table Classic 3"/>
+    <w:lsdException w:unhideWhenUsed="0" w:uiPriority="0" w:semiHidden="0" w:name="Table Classic 4"/>
+    <w:lsdException w:unhideWhenUsed="0" w:uiPriority="0" w:semiHidden="0" w:name="Table Colorful 1"/>
+    <w:lsdException w:unhideWhenUsed="0" w:uiPriority="0" w:semiHidden="0" w:name="Table Colorful 2"/>
+    <w:lsdException w:unhideWhenUsed="0" w:uiPriority="0" w:semiHidden="0" w:name="Table Colorful 3"/>
+    <w:lsdException w:unhideWhenUsed="0" w:uiPriority="0" w:semiHidden="0" w:name="Table Columns 1"/>
+    <w:lsdException w:unhideWhenUsed="0" w:uiPriority="0" w:semiHidden="0" w:name="Table Columns 2"/>
+    <w:lsdException w:unhideWhenUsed="0" w:uiPriority="0" w:semiHidden="0" w:name="Table Columns 3"/>
+    <w:lsdException w:unhideWhenUsed="0" w:uiPriority="0" w:semiHidden="0" w:name="Table Columns 4"/>
+    <w:lsdException w:unhideWhenUsed="0" w:uiPriority="0" w:semiHidden="0" w:name="Table Columns 5"/>
+    <w:lsdException w:unhideWhenUsed="0" w:uiPriority="0" w:semiHidden="0" w:name="Table Grid 1"/>
+    <w:lsdException w:unhideWhenUsed="0" w:uiPriority="0" w:semiHidden="0" w:name="Table Grid 2"/>
+    <w:lsdException w:unhideWhenUsed="0" w:uiPriority="0" w:semiHidden="0" w:name="Table Grid 3"/>
+    <w:lsdException w:unhideWhenUsed="0" w:uiPriority="0" w:semiHidden="0" w:name="Table Grid 4"/>
+    <w:lsdException w:unhideWhenUsed="0" w:uiPriority="0" w:semiHidden="0" w:name="Table Grid 5"/>
+    <w:lsdException w:unhideWhenUsed="0" w:uiPriority="0" w:semiHidden="0" w:name="Table Grid 6"/>
+    <w:lsdException w:unhideWhenUsed="0" w:uiPriority="0" w:semiHidden="0" w:name="Table Grid 7"/>
+    <w:lsdException w:unhideWhenUsed="0" w:uiPriority="0" w:semiHidden="0" w:name="Table Grid 8"/>
+    <w:lsdException w:unhideWhenUsed="0" w:uiPriority="0" w:semiHidden="0" w:name="Table List 1"/>
+    <w:lsdException w:unhideWhenUsed="0" w:uiPriority="0" w:semiHidden="0" w:name="Table List 2"/>
+    <w:lsdException w:unhideWhenUsed="0" w:uiPriority="0" w:semiHidden="0" w:name="Table List 3"/>
+    <w:lsdException w:unhideWhenUsed="0" w:uiPriority="0" w:semiHidden="0" w:name="Table List 4"/>
+    <w:lsdException w:unhideWhenUsed="0" w:uiPriority="0" w:semiHidden="0" w:name="Table List 5"/>
+    <w:lsdException w:unhideWhenUsed="0" w:uiPriority="0" w:semiHidden="0" w:name="Table List 6"/>
+    <w:lsdException w:unhideWhenUsed="0" w:uiPriority="0" w:semiHidden="0" w:name="Table List 7"/>
+    <w:lsdException w:unhideWhenUsed="0" w:uiPriority="0" w:semiHidden="0" w:name="Table List 8"/>
+    <w:lsdException w:unhideWhenUsed="0" w:uiPriority="0" w:semiHidden="0" w:name="Table 3D effects 1"/>
+    <w:lsdException w:unhideWhenUsed="0" w:uiPriority="0" w:semiHidden="0" w:name="Table 3D effects 2"/>
+    <w:lsdException w:unhideWhenUsed="0" w:uiPriority="0" w:semiHidden="0" w:name="Table 3D effects 3"/>
+    <w:lsdException w:unhideWhenUsed="0" w:uiPriority="0" w:semiHidden="0" w:name="Table Contemporary"/>
+    <w:lsdException w:unhideWhenUsed="0" w:uiPriority="0" w:semiHidden="0" w:name="Table Elegant"/>
+    <w:lsdException w:unhideWhenUsed="0" w:uiPriority="0" w:semiHidden="0" w:name="Table Professional"/>
+    <w:lsdException w:unhideWhenUsed="0" w:uiPriority="0" w:semiHidden="0" w:name="Table Subtle 1"/>
+    <w:lsdException w:unhideWhenUsed="0" w:uiPriority="0" w:semiHidden="0" w:name="Table Subtle 2"/>
+    <w:lsdException w:unhideWhenUsed="0" w:uiPriority="0" w:semiHidden="0" w:name="Table Web 1"/>
+    <w:lsdException w:unhideWhenUsed="0" w:uiPriority="0" w:semiHidden="0" w:name="Table Web 2"/>
+    <w:lsdException w:unhideWhenUsed="0" w:uiPriority="0" w:semiHidden="0" w:name="Table Web 3"/>
+    <w:lsdException w:unhideWhenUsed="0" w:uiPriority="0" w:semiHidden="0" w:name="Balloon Text"/>
+    <w:lsdException w:qFormat="1" w:unhideWhenUsed="0" w:uiPriority="0" w:semiHidden="0" w:name="Table Grid"/>
+    <w:lsdException w:unhideWhenUsed="0" w:uiPriority="0" w:semiHidden="0" w:name="Table Theme"/>
+    <w:lsdException w:unhideWhenUsed="0" w:uiPriority="60" w:semiHidden="0" w:name="Light Shading"/>
+    <w:lsdException w:unhideWhenUsed="0" w:uiPriority="61" w:semiHidden="0" w:name="Light List"/>
+    <w:lsdException w:unhideWhenUsed="0" w:uiPriority="62" w:semiHidden="0" w:name="Light Grid"/>
+    <w:lsdException w:unhideWhenUsed="0" w:uiPriority="63" w:semiHidden="0" w:name="Medium Shading 1"/>
+    <w:lsdException w:unhideWhenUsed="0" w:uiPriority="64" w:semiHidden="0" w:name="Medium Shading 2"/>
+    <w:lsdException w:unhideWhenUsed="0" w:uiPriority="65" w:semiHidden="0" w:name="Medium List 1"/>
+    <w:lsdException w:unhideWhenUsed="0" w:uiPriority="66" w:semiHidden="0" w:name="Medium List 2"/>
+    <w:lsdException w:unhideWhenUsed="0" w:uiPriority="67" w:semiHidden="0" w:name="Medium Grid 1"/>
+    <w:lsdException w:unhideWhenUsed="0" w:uiPriority="68" w:semiHidden="0" w:name="Medium Grid 2"/>
+    <w:lsdException w:unhideWhenUsed="0" w:uiPriority="69" w:semiHidden="0" w:name="Medium Grid 3"/>
+    <w:lsdException w:unhideWhenUsed="0" w:uiPriority="70" w:semiHidden="0" w:name="Dark List"/>
+    <w:lsdException w:unhideWhenUsed="0" w:uiPriority="71" w:semiHidden="0" w:name="Colorful Shading"/>
+    <w:lsdException w:unhideWhenUsed="0" w:uiPriority="72" w:semiHidden="0" w:name="Colorful List"/>
+    <w:lsdException w:unhideWhenUsed="0" w:uiPriority="73" w:semiHidden="0" w:name="Colorful Grid"/>
+    <w:lsdException w:unhideWhenUsed="0" w:uiPriority="60" w:semiHidden="0" w:name="Light Shading Accent 1"/>
+    <w:lsdException w:unhideWhenUsed="0" w:uiPriority="61" w:semiHidden="0" w:name="Light List Accent 1"/>
+    <w:lsdException w:unhideWhenUsed="0" w:uiPriority="62" w:semiHidden="0" w:name="Light Grid Accent 1"/>
+    <w:lsdException w:unhideWhenUsed="0" w:uiPriority="63" w:semiHidden="0" w:name="Medium Shading 1 Accent 1"/>
+    <w:lsdException w:unhideWhenUsed="0" w:uiPriority="64" w:semiHidden="0" w:name="Medium Shading 2 Accent 1"/>
+    <w:lsdException w:unhideWhenUsed="0" w:uiPriority="65" w:semiHidden="0" w:name="Medium List 1 Accent 1"/>
+    <w:lsdException w:unhideWhenUsed="0" w:uiPriority="66" w:semiHidden="0" w:name="Medium List 2 Accent 1"/>
+    <w:lsdException w:unhideWhenUsed="0" w:uiPriority="67" w:semiHidden="0" w:name="Medium Grid 1 Accent 1"/>
+    <w:lsdException w:unhideWhenUsed="0" w:uiPriority="68" w:semiHidden="0" w:name="Medium Grid 2 Accent 1"/>
+    <w:lsdException w:unhideWhenUsed="0" w:uiPriority="69" w:semiHidden="0" w:name="Medium Grid 3 Accent 1"/>
+    <w:lsdException w:unhideWhenUsed="0" w:uiPriority="70" w:semiHidden="0" w:name="Dark List Accent 1"/>
+    <w:lsdException w:unhideWhenUsed="0" w:uiPriority="71" w:semiHidden="0" w:name="Colorful Shading Accent 1"/>
+    <w:lsdException w:unhideWhenUsed="0" w:uiPriority="72" w:semiHidden="0" w:name="Colorful List Accent 1"/>
+    <w:lsdException w:unhideWhenUsed="0" w:uiPriority="73" w:semiHidden="0" w:name="Colorful Grid Accent 1"/>
+    <w:lsdException w:unhideWhenUsed="0" w:uiPriority="60" w:semiHidden="0" w:name="Light Shading Accent 2"/>
+    <w:lsdException w:unhideWhenUsed="0" w:uiPriority="61" w:semiHidden="0" w:name="Light List Accent 2"/>
+    <w:lsdException w:unhideWhenUsed="0" w:uiPriority="62" w:semiHidden="0" w:name="Light Grid Accent 2"/>
+    <w:lsdException w:unhideWhenUsed="0" w:uiPriority="63" w:semiHidden="0" w:name="Medium Shading 1 Accent 2"/>
+    <w:lsdException w:unhideWhenUsed="0" w:uiPriority="64" w:semiHidden="0" w:name="Medium Shading 2 Accent 2"/>
+    <w:lsdException w:unhideWhenUsed="0" w:uiPriority="65" w:semiHidden="0" w:name="Medium List 1 Accent 2"/>
+    <w:lsdException w:unhideWhenUsed="0" w:uiPriority="66" w:semiHidden="0" w:name="Medium List 2 Accent 2"/>
+    <w:lsdException w:unhideWhenUsed="0" w:uiPriority="67" w:semiHidden="0" w:name="Medium Grid 1 Accent 2"/>
+    <w:lsdException w:unhideWhenUsed="0" w:uiPriority="68" w:semiHidden="0" w:name="Medium Grid 2 Accent 2"/>
+    <w:lsdException w:unhideWhenUsed="0" w:uiPriority="69" w:semiHidden="0" w:name="Medium Grid 3 Accent 2"/>
+    <w:lsdException w:unhideWhenUsed="0" w:uiPriority="70" w:semiHidden="0" w:name="Dark List Accent 2"/>
+    <w:lsdException w:unhideWhenUsed="0" w:uiPriority="71" w:semiHidden="0" w:name="Colorful Shading Accent 2"/>
+    <w:lsdException w:unhideWhenUsed="0" w:uiPriority="72" w:semiHidden="0" w:name="Colorful List Accent 2"/>
+    <w:lsdException w:unhideWhenUsed="0" w:uiPriority="73" w:semiHidden="0" w:name="Colorful Grid Accent 2"/>
+    <w:lsdException w:unhideWhenUsed="0" w:uiPriority="60" w:semiHidden="0" w:name="Light Shading Accent 3"/>
+    <w:lsdException w:unhideWhenUsed="0" w:uiPriority="61" w:semiHidden="0" w:name="Light List Accent 3"/>
+    <w:lsdException w:unhideWhenUsed="0" w:uiPriority="62" w:semiHidden="0" w:name="Light Grid Accent 3"/>
+    <w:lsdException w:unhideWhenUsed="0" w:uiPriority="63" w:semiHidden="0" w:name="Medium Shading 1 Accent 3"/>
+    <w:lsdException w:unhideWhenUsed="0" w:uiPriority="64" w:semiHidden="0" w:name="Medium Shading 2 Accent 3"/>
+    <w:lsdException w:unhideWhenUsed="0" w:uiPriority="65" w:semiHidden="0" w:name="Medium List 1 Accent 3"/>
+    <w:lsdException w:unhideWhenUsed="0" w:uiPriority="66" w:semiHidden="0" w:name="Medium List 2 Accent 3"/>
+    <w:lsdException w:unhideWhenUsed="0" w:uiPriority="67" w:semiHidden="0" w:name="Medium Grid 1 Accent 3"/>
+    <w:lsdException w:unhideWhenUsed="0" w:uiPriority="68" w:semiHidden="0" w:name="Medium Grid 2 Accent 3"/>
+    <w:lsdException w:unhideWhenUsed="0" w:uiPriority="69" w:semiHidden="0" w:name="Medium Grid 3 Accent 3"/>
+    <w:lsdException w:unhideWhenUsed="0" w:uiPriority="70" w:semiHidden="0" w:name="Dark List Accent 3"/>
+    <w:lsdException w:unhideWhenUsed="0" w:uiPriority="71" w:semiHidden="0" w:name="Colorful Shading Accent 3"/>
+    <w:lsdException w:unhideWhenUsed="0" w:uiPriority="72" w:semiHidden="0" w:name="Colorful List Accent 3"/>
+    <w:lsdException w:unhideWhenUsed="0" w:uiPriority="73" w:semiHidden="0" w:name="Colorful Grid Accent 3"/>
+    <w:lsdException w:unhideWhenUsed="0" w:uiPriority="60" w:semiHidden="0" w:name="Light Shading Accent 4"/>
+    <w:lsdException w:unhideWhenUsed="0" w:uiPriority="61" w:semiHidden="0" w:name="Light List Accent 4"/>
+    <w:lsdException w:unhideWhenUsed="0" w:uiPriority="62" w:semiHidden="0" w:name="Light Grid Accent 4"/>
+    <w:lsdException w:unhideWhenUsed="0" w:uiPriority="63" w:semiHidden="0" w:name="Medium Shading 1 Accent 4"/>
+    <w:lsdException w:unhideWhenUsed="0" w:uiPriority="64" w:semiHidden="0" w:name="Medium Shading 2 Accent 4"/>
+    <w:lsdException w:unhideWhenUsed="0" w:uiPriority="65" w:semiHidden="0" w:name="Medium List 1 Accent 4"/>
+    <w:lsdException w:unhideWhenUsed="0" w:uiPriority="66" w:semiHidden="0" w:name="Medium List 2 Accent 4"/>
+    <w:lsdException w:unhideWhenUsed="0" w:uiPriority="67" w:semiHidden="0" w:name="Medium Grid 1 Accent 4"/>
+    <w:lsdException w:unhideWhenUsed="0" w:uiPriority="68" w:semiHidden="0" w:name="Medium Grid 2 Accent 4"/>
+    <w:lsdException w:unhideWhenUsed="0" w:uiPriority="69" w:semiHidden="0" w:name="Medium Grid 3 Accent 4"/>
+    <w:lsdException w:unhideWhenUsed="0" w:uiPriority="70" w:semiHidden="0" w:name="Dark List Accent 4"/>
+    <w:lsdException w:unhideWhenUsed="0" w:uiPriority="71" w:semiHidden="0" w:name="Colorful Shading Accent 4"/>
+    <w:lsdException w:unhideWhenUsed="0" w:uiPriority="72" w:semiHidden="0" w:name="Colorful List Accent 4"/>
+    <w:lsdException w:unhideWhenUsed="0" w:uiPriority="73" w:semiHidden="0" w:name="Colorful Grid Accent 4"/>
+    <w:lsdException w:unhideWhenUsed="0" w:uiPriority="60" w:semiHidden="0" w:name="Light Shading Accent 5"/>
+    <w:lsdException w:unhideWhenUsed="0" w:uiPriority="61" w:semiHidden="0" w:name="Light List Accent 5"/>
+    <w:lsdException w:unhideWhenUsed="0" w:uiPriority="62" w:semiHidden="0" w:name="Light Grid Accent 5"/>
+    <w:lsdException w:unhideWhenUsed="0" w:uiPriority="63" w:semiHidden="0" w:name="Medium Shading 1 Accent 5"/>
+    <w:lsdException w:unhideWhenUsed="0" w:uiPriority="64" w:semiHidden="0" w:name="Medium Shading 2 Accent 5"/>
+    <w:lsdException w:unhideWhenUsed="0" w:uiPriority="65" w:semiHidden="0" w:name="Medium List 1 Accent 5"/>
+    <w:lsdException w:unhideWhenUsed="0" w:uiPriority="66" w:semiHidden="0" w:name="Medium List 2 Accent 5"/>
+    <w:lsdException w:unhideWhenUsed="0" w:uiPriority="67" w:semiHidden="0" w:name="Medium Grid 1 Accent 5"/>
+    <w:lsdException w:unhideWhenUsed="0" w:uiPriority="68" w:semiHidden="0" w:name="Medium Grid 2 Accent 5"/>
+    <w:lsdException w:unhideWhenUsed="0" w:uiPriority="69" w:semiHidden="0" w:name="Medium Grid 3 Accent 5"/>
+    <w:lsdException w:unhideWhenUsed="0" w:uiPriority="70" w:semiHidden="0" w:name="Dark List Accent 5"/>
+    <w:lsdException w:unhideWhenUsed="0" w:uiPriority="71" w:semiHidden="0" w:name="Colorful Shading Accent 5"/>
+    <w:lsdException w:unhideWhenUsed="0" w:uiPriority="72" w:semiHidden="0" w:name="Colorful List Accent 5"/>
+    <w:lsdException w:unhideWhenUsed="0" w:uiPriority="73" w:semiHidden="0" w:name="Colorful Grid Accent 5"/>
+    <w:lsdException w:unhideWhenUsed="0" w:uiPriority="60" w:semiHidden="0" w:name="Light Shading Accent 6"/>
+    <w:lsdException w:unhideWhenUsed="0" w:uiPriority="61" w:semiHidden="0" w:name="Light List Accent 6"/>
+    <w:lsdException w:unhideWhenUsed="0" w:uiPriority="62" w:semiHidden="0" w:name="Light Grid Accent 6"/>
+    <w:lsdException w:unhideWhenUsed="0" w:uiPriority="63" w:semiHidden="0" w:name="Medium Shading 1 Accent 6"/>
+    <w:lsdException w:unhideWhenUsed="0" w:uiPriority="64" w:semiHidden="0" w:name="Medium Shading 2 Accent 6"/>
+    <w:lsdException w:unhideWhenUsed="0" w:uiPriority="65" w:semiHidden="0" w:name="Medium List 1 Accent 6"/>
+    <w:lsdException w:unhideWhenUsed="0" w:uiPriority="66" w:semiHidden="0" w:name="Medium List 2 Accent 6"/>
+    <w:lsdException w:unhideWhenUsed="0" w:uiPriority="67" w:semiHidden="0" w:name="Medium Grid 1 Accent 6"/>
+    <w:lsdException w:unhideWhenUsed="0" w:uiPriority="68" w:semiHidden="0" w:name="Medium Grid 2 Accent 6"/>
+    <w:lsdException w:unhideWhenUsed="0" w:uiPriority="69" w:semiHidden="0" w:name="Medium Grid 3 Accent 6"/>
+    <w:lsdException w:unhideWhenUsed="0" w:uiPriority="70" w:semiHidden="0" w:name="Dark List Accent 6"/>
+    <w:lsdException w:unhideWhenUsed="0" w:uiPriority="71" w:semiHidden="0" w:name="Colorful Shading Accent 6"/>
+    <w:lsdException w:unhideWhenUsed="0" w:uiPriority="72" w:semiHidden="0" w:name="Colorful List Accent 6"/>
+    <w:lsdException w:unhideWhenUsed="0" w:uiPriority="73" w:semiHidden="0" w:name="Colorful Grid Accent 6"/>
   </w:latentStyles>
-  <w:style w:type="paragraph" w:default="1" w:styleId="Normal">
+  <w:style w:type="paragraph" w:default="1" w:styleId="1">
     <w:name w:val="Normal"/>
     <w:qFormat/>
+    <w:uiPriority w:val="0"/>
     <w:pPr>
       <w:kinsoku w:val="0"/>
       <w:autoSpaceDE w:val="0"/>
@@ -10786,7 +11000,7 @@
       <w:textAlignment w:val="baseline"/>
     </w:pPr>
     <w:rPr>
-      <w:rFonts w:ascii="Arial" w:eastAsia="宋体" w:hAnsi="Arial" w:cs="Arial"/>
+      <w:rFonts w:ascii="Arial" w:hAnsi="Arial" w:eastAsia="宋体" w:cs="Arial"/>
       <w:snapToGrid w:val="0"/>
       <w:color w:val="000000"/>
       <w:kern w:val="0"/>
@@ -10795,11 +11009,12 @@
       <w:lang w:val="en-US" w:eastAsia="en-US" w:bidi="ar-SA"/>
     </w:rPr>
   </w:style>
-  <w:style w:type="paragraph" w:styleId="Heading1">
+  <w:style w:type="paragraph" w:styleId="2">
     <w:name w:val="heading 1"/>
-    <w:basedOn w:val="Normal"/>
-    <w:next w:val="Normal"/>
+    <w:basedOn w:val="1"/>
+    <w:next w:val="1"/>
     <w:qFormat/>
+    <w:uiPriority w:val="0"/>
     <w:pPr>
       <w:keepNext/>
       <w:keepLines/>
@@ -10817,12 +11032,13 @@
       <w:sz w:val="44"/>
     </w:rPr>
   </w:style>
-  <w:style w:type="paragraph" w:styleId="Heading2">
+  <w:style w:type="paragraph" w:styleId="3">
     <w:name w:val="heading 2"/>
-    <w:basedOn w:val="Normal"/>
-    <w:next w:val="Normal"/>
+    <w:basedOn w:val="1"/>
+    <w:next w:val="1"/>
     <w:unhideWhenUsed/>
     <w:qFormat/>
+    <w:uiPriority w:val="0"/>
     <w:pPr>
       <w:keepNext/>
       <w:keepLines/>
@@ -10835,18 +11051,19 @@
       <w:outlineLvl w:val="1"/>
     </w:pPr>
     <w:rPr>
-      <w:rFonts w:ascii="Arial" w:eastAsia="黑体" w:hAnsi="Arial"/>
+      <w:rFonts w:ascii="Arial" w:hAnsi="Arial" w:eastAsia="黑体"/>
       <w:b/>
       <w:sz w:val="32"/>
     </w:rPr>
   </w:style>
-  <w:style w:type="paragraph" w:styleId="Heading3">
+  <w:style w:type="paragraph" w:styleId="4">
     <w:name w:val="heading 3"/>
-    <w:basedOn w:val="Normal"/>
-    <w:next w:val="Normal"/>
+    <w:basedOn w:val="1"/>
+    <w:next w:val="1"/>
     <w:semiHidden/>
     <w:unhideWhenUsed/>
     <w:qFormat/>
+    <w:uiPriority w:val="0"/>
     <w:pPr>
       <w:keepNext/>
       <w:keepLines/>
@@ -10863,12 +11080,13 @@
       <w:sz w:val="32"/>
     </w:rPr>
   </w:style>
-  <w:style w:type="paragraph" w:styleId="Heading4">
+  <w:style w:type="paragraph" w:styleId="5">
     <w:name w:val="heading 4"/>
-    <w:basedOn w:val="Normal"/>
-    <w:next w:val="Normal"/>
+    <w:basedOn w:val="1"/>
+    <w:next w:val="1"/>
     <w:unhideWhenUsed/>
     <w:qFormat/>
+    <w:uiPriority w:val="0"/>
     <w:pPr>
       <w:keepNext/>
       <w:keepLines/>
@@ -10881,18 +11099,19 @@
       <w:outlineLvl w:val="3"/>
     </w:pPr>
     <w:rPr>
-      <w:rFonts w:ascii="Arial" w:eastAsia="黑体" w:hAnsi="Arial"/>
+      <w:rFonts w:ascii="Arial" w:hAnsi="Arial" w:eastAsia="黑体"/>
       <w:b/>
       <w:sz w:val="28"/>
     </w:rPr>
   </w:style>
-  <w:style w:type="paragraph" w:styleId="Heading5">
+  <w:style w:type="paragraph" w:styleId="6">
     <w:name w:val="heading 5"/>
-    <w:basedOn w:val="Normal"/>
-    <w:next w:val="Normal"/>
+    <w:basedOn w:val="1"/>
+    <w:next w:val="1"/>
     <w:semiHidden/>
     <w:unhideWhenUsed/>
     <w:qFormat/>
+    <w:uiPriority w:val="0"/>
     <w:pPr>
       <w:keepNext/>
       <w:keepLines/>
@@ -10909,13 +11128,14 @@
       <w:sz w:val="28"/>
     </w:rPr>
   </w:style>
-  <w:style w:type="paragraph" w:styleId="Heading6">
+  <w:style w:type="paragraph" w:styleId="7">
     <w:name w:val="heading 6"/>
-    <w:basedOn w:val="Normal"/>
-    <w:next w:val="Normal"/>
+    <w:basedOn w:val="1"/>
+    <w:next w:val="1"/>
     <w:semiHidden/>
     <w:unhideWhenUsed/>
     <w:qFormat/>
+    <w:uiPriority w:val="0"/>
     <w:pPr>
       <w:keepNext/>
       <w:keepLines/>
@@ -10928,18 +11148,19 @@
       <w:outlineLvl w:val="5"/>
     </w:pPr>
     <w:rPr>
-      <w:rFonts w:ascii="Arial" w:eastAsia="黑体" w:hAnsi="Arial"/>
+      <w:rFonts w:ascii="Arial" w:hAnsi="Arial" w:eastAsia="黑体"/>
       <w:b/>
       <w:sz w:val="24"/>
     </w:rPr>
   </w:style>
-  <w:style w:type="paragraph" w:styleId="Heading7">
+  <w:style w:type="paragraph" w:styleId="8">
     <w:name w:val="heading 7"/>
-    <w:basedOn w:val="Normal"/>
-    <w:next w:val="Normal"/>
+    <w:basedOn w:val="1"/>
+    <w:next w:val="1"/>
     <w:semiHidden/>
     <w:unhideWhenUsed/>
     <w:qFormat/>
+    <w:uiPriority w:val="0"/>
     <w:pPr>
       <w:keepNext/>
       <w:keepLines/>
@@ -10956,13 +11177,14 @@
       <w:sz w:val="24"/>
     </w:rPr>
   </w:style>
-  <w:style w:type="paragraph" w:styleId="Heading8">
+  <w:style w:type="paragraph" w:styleId="9">
     <w:name w:val="heading 8"/>
-    <w:basedOn w:val="Normal"/>
-    <w:next w:val="Normal"/>
+    <w:basedOn w:val="1"/>
+    <w:next w:val="1"/>
     <w:semiHidden/>
     <w:unhideWhenUsed/>
     <w:qFormat/>
+    <w:uiPriority w:val="0"/>
     <w:pPr>
       <w:keepNext/>
       <w:keepLines/>
@@ -10975,17 +11197,18 @@
       <w:outlineLvl w:val="7"/>
     </w:pPr>
     <w:rPr>
-      <w:rFonts w:ascii="Arial" w:eastAsia="黑体" w:hAnsi="Arial"/>
+      <w:rFonts w:ascii="Arial" w:hAnsi="Arial" w:eastAsia="黑体"/>
       <w:sz w:val="24"/>
     </w:rPr>
   </w:style>
-  <w:style w:type="paragraph" w:styleId="Heading9">
+  <w:style w:type="paragraph" w:styleId="10">
     <w:name w:val="heading 9"/>
-    <w:basedOn w:val="Normal"/>
-    <w:next w:val="Normal"/>
+    <w:basedOn w:val="1"/>
+    <w:next w:val="1"/>
     <w:semiHidden/>
     <w:unhideWhenUsed/>
     <w:qFormat/>
+    <w:uiPriority w:val="0"/>
     <w:pPr>
       <w:keepNext/>
       <w:keepLines/>
@@ -10998,19 +11221,21 @@
       <w:outlineLvl w:val="8"/>
     </w:pPr>
     <w:rPr>
-      <w:rFonts w:ascii="Arial" w:eastAsia="黑体" w:hAnsi="Arial"/>
+      <w:rFonts w:ascii="Arial" w:hAnsi="Arial" w:eastAsia="黑体"/>
       <w:sz w:val="21"/>
     </w:rPr>
   </w:style>
-  <w:style w:type="character" w:default="1" w:styleId="DefaultParagraphFont">
+  <w:style w:type="character" w:default="1" w:styleId="23">
     <w:name w:val="Default Paragraph Font"/>
     <w:semiHidden/>
     <w:qFormat/>
+    <w:uiPriority w:val="0"/>
   </w:style>
-  <w:style w:type="table" w:default="1" w:styleId="TableNormal">
+  <w:style w:type="table" w:default="1" w:styleId="21">
     <w:name w:val="Normal Table"/>
     <w:semiHidden/>
     <w:qFormat/>
+    <w:uiPriority w:val="0"/>
     <w:tblPr>
       <w:tblCellMar>
         <w:top w:w="0" w:type="dxa"/>
@@ -11020,39 +11245,43 @@
       </w:tblCellMar>
     </w:tblPr>
   </w:style>
-  <w:style w:type="paragraph" w:styleId="CommentText">
+  <w:style w:type="paragraph" w:styleId="11">
     <w:name w:val="annotation text"/>
-    <w:basedOn w:val="Normal"/>
+    <w:basedOn w:val="1"/>
     <w:qFormat/>
+    <w:uiPriority w:val="0"/>
     <w:pPr>
       <w:jc w:val="left"/>
     </w:pPr>
   </w:style>
-  <w:style w:type="paragraph" w:styleId="BodyText">
+  <w:style w:type="paragraph" w:styleId="12">
     <w:name w:val="Body Text"/>
-    <w:basedOn w:val="Normal"/>
+    <w:basedOn w:val="1"/>
     <w:semiHidden/>
     <w:qFormat/>
+    <w:uiPriority w:val="0"/>
     <w:rPr>
-      <w:rFonts w:ascii="Arial" w:eastAsia="Arial" w:hAnsi="Arial" w:cs="Arial"/>
+      <w:rFonts w:ascii="Arial" w:hAnsi="Arial" w:eastAsia="Arial" w:cs="Arial"/>
       <w:sz w:val="21"/>
       <w:szCs w:val="21"/>
       <w:lang w:val="en-US" w:eastAsia="en-US" w:bidi="ar-SA"/>
     </w:rPr>
   </w:style>
-  <w:style w:type="paragraph" w:styleId="TOC3">
+  <w:style w:type="paragraph" w:styleId="13">
     <w:name w:val="toc 3"/>
-    <w:basedOn w:val="Normal"/>
-    <w:next w:val="Normal"/>
+    <w:basedOn w:val="1"/>
+    <w:next w:val="1"/>
     <w:qFormat/>
+    <w:uiPriority w:val="0"/>
     <w:pPr>
       <w:ind w:left="840" w:leftChars="400"/>
     </w:pPr>
   </w:style>
-  <w:style w:type="paragraph" w:styleId="Footer">
+  <w:style w:type="paragraph" w:styleId="14">
     <w:name w:val="footer"/>
-    <w:basedOn w:val="Normal"/>
+    <w:basedOn w:val="1"/>
     <w:qFormat/>
+    <w:uiPriority w:val="0"/>
     <w:pPr>
       <w:tabs>
         <w:tab w:val="center" w:pos="4153"/>
@@ -11065,16 +11294,17 @@
       <w:sz w:val="18"/>
     </w:rPr>
   </w:style>
-  <w:style w:type="paragraph" w:styleId="Header">
+  <w:style w:type="paragraph" w:styleId="15">
     <w:name w:val="header"/>
-    <w:basedOn w:val="Normal"/>
+    <w:basedOn w:val="1"/>
     <w:qFormat/>
+    <w:uiPriority w:val="0"/>
     <w:pPr>
       <w:pBdr>
-        <w:top w:val="nil"/>
-        <w:left w:val="nil"/>
-        <w:bottom w:val="nil"/>
-        <w:right w:val="nil"/>
+        <w:top w:val="none" w:color="auto" w:sz="0" w:space="0"/>
+        <w:left w:val="none" w:color="auto" w:sz="0" w:space="0"/>
+        <w:bottom w:val="none" w:color="auto" w:sz="0" w:space="0"/>
+        <w:right w:val="none" w:color="auto" w:sz="0" w:space="0"/>
       </w:pBdr>
       <w:tabs>
         <w:tab w:val="center" w:pos="4153"/>
@@ -11089,20 +11319,22 @@
       <w:sz w:val="18"/>
     </w:rPr>
   </w:style>
-  <w:style w:type="paragraph" w:styleId="TOC1">
+  <w:style w:type="paragraph" w:styleId="16">
     <w:name w:val="toc 1"/>
-    <w:basedOn w:val="Normal"/>
-    <w:next w:val="Normal"/>
+    <w:basedOn w:val="1"/>
+    <w:next w:val="1"/>
     <w:qFormat/>
+    <w:uiPriority w:val="0"/>
     <w:rPr>
-      <w:rFonts w:ascii="Arial" w:eastAsia="Microsoft JhengHei" w:hAnsi="Arial"/>
+      <w:rFonts w:ascii="Arial" w:hAnsi="Arial" w:eastAsia="Microsoft JhengHei"/>
       <w:sz w:val="24"/>
     </w:rPr>
   </w:style>
-  <w:style w:type="paragraph" w:styleId="FootnoteText">
+  <w:style w:type="paragraph" w:styleId="17">
     <w:name w:val="footnote text"/>
-    <w:basedOn w:val="Normal"/>
+    <w:basedOn w:val="1"/>
     <w:qFormat/>
+    <w:uiPriority w:val="0"/>
     <w:pPr>
       <w:snapToGrid w:val="0"/>
       <w:jc w:val="left"/>
@@ -11111,27 +11343,30 @@
       <w:sz w:val="18"/>
     </w:rPr>
   </w:style>
-  <w:style w:type="paragraph" w:styleId="TOC2">
+  <w:style w:type="paragraph" w:styleId="18">
     <w:name w:val="toc 2"/>
-    <w:basedOn w:val="Normal"/>
-    <w:next w:val="Normal"/>
+    <w:basedOn w:val="1"/>
+    <w:next w:val="1"/>
     <w:qFormat/>
+    <w:uiPriority w:val="0"/>
     <w:pPr>
       <w:ind w:left="420" w:leftChars="200"/>
     </w:pPr>
   </w:style>
-  <w:style w:type="paragraph" w:styleId="NormalWeb">
+  <w:style w:type="paragraph" w:styleId="19">
     <w:name w:val="Normal (Web)"/>
-    <w:basedOn w:val="Normal"/>
+    <w:basedOn w:val="1"/>
     <w:qFormat/>
+    <w:uiPriority w:val="0"/>
     <w:rPr>
       <w:sz w:val="24"/>
     </w:rPr>
   </w:style>
-  <w:style w:type="paragraph" w:styleId="Title">
+  <w:style w:type="paragraph" w:styleId="20">
     <w:name w:val="Title"/>
-    <w:basedOn w:val="Normal"/>
+    <w:basedOn w:val="1"/>
     <w:qFormat/>
+    <w:uiPriority w:val="0"/>
     <w:pPr>
       <w:spacing w:before="240" w:beforeLines="0" w:beforeAutospacing="0" w:after="60" w:afterLines="0" w:afterAutospacing="0"/>
       <w:jc w:val="center"/>
@@ -11143,76 +11378,82 @@
       <w:sz w:val="32"/>
     </w:rPr>
   </w:style>
-  <w:style w:type="table" w:styleId="TableGrid">
+  <w:style w:type="table" w:styleId="22">
     <w:name w:val="Table Grid"/>
-    <w:basedOn w:val="TableNormal"/>
+    <w:basedOn w:val="21"/>
     <w:qFormat/>
+    <w:uiPriority w:val="0"/>
     <w:pPr>
       <w:widowControl w:val="0"/>
       <w:jc w:val="both"/>
     </w:pPr>
     <w:tblPr>
       <w:tblBorders>
-        <w:top w:val="single" w:sz="4" w:space="0" w:color="auto"/>
-        <w:left w:val="single" w:sz="4" w:space="0" w:color="auto"/>
-        <w:bottom w:val="single" w:sz="4" w:space="0" w:color="auto"/>
-        <w:right w:val="single" w:sz="4" w:space="0" w:color="auto"/>
-        <w:insideH w:val="single" w:sz="4" w:space="0" w:color="auto"/>
-        <w:insideV w:val="single" w:sz="4" w:space="0" w:color="auto"/>
+        <w:top w:val="single" w:color="auto" w:sz="4" w:space="0"/>
+        <w:left w:val="single" w:color="auto" w:sz="4" w:space="0"/>
+        <w:bottom w:val="single" w:color="auto" w:sz="4" w:space="0"/>
+        <w:right w:val="single" w:color="auto" w:sz="4" w:space="0"/>
+        <w:insideH w:val="single" w:color="auto" w:sz="4" w:space="0"/>
+        <w:insideV w:val="single" w:color="auto" w:sz="4" w:space="0"/>
       </w:tblBorders>
     </w:tblPr>
   </w:style>
-  <w:style w:type="character" w:styleId="Strong">
+  <w:style w:type="character" w:styleId="24">
     <w:name w:val="Strong"/>
-    <w:basedOn w:val="DefaultParagraphFont"/>
+    <w:basedOn w:val="23"/>
     <w:qFormat/>
+    <w:uiPriority w:val="0"/>
     <w:rPr>
       <w:b/>
     </w:rPr>
   </w:style>
-  <w:style w:type="character" w:styleId="FootnoteReference">
+  <w:style w:type="character" w:styleId="25">
     <w:name w:val="footnote reference"/>
-    <w:basedOn w:val="DefaultParagraphFont"/>
+    <w:basedOn w:val="23"/>
     <w:qFormat/>
+    <w:uiPriority w:val="0"/>
     <w:rPr>
       <w:vertAlign w:val="superscript"/>
     </w:rPr>
   </w:style>
-  <w:style w:type="paragraph" w:customStyle="1" w:styleId="a">
+  <w:style w:type="paragraph" w:customStyle="1" w:styleId="26">
     <w:name w:val="柴_公司名"/>
-    <w:basedOn w:val="Title"/>
+    <w:basedOn w:val="20"/>
     <w:qFormat/>
+    <w:uiPriority w:val="0"/>
     <w:pPr>
       <w:spacing w:after="600" w:afterLines="600"/>
     </w:pPr>
     <w:rPr>
-      <w:rFonts w:ascii="宋体" w:eastAsia="宋体" w:hAnsi="宋体" w:cs="宋体" w:hint="eastAsia"/>
+      <w:rFonts w:hint="eastAsia" w:ascii="宋体" w:hAnsi="宋体" w:eastAsia="宋体" w:cs="宋体"/>
       <w:bCs/>
       <w:spacing w:val="-6"/>
       <w:sz w:val="52"/>
       <w:szCs w:val="52"/>
     </w:rPr>
   </w:style>
-  <w:style w:type="paragraph" w:customStyle="1" w:styleId="a0">
+  <w:style w:type="paragraph" w:customStyle="1" w:styleId="27">
     <w:name w:val="柴_文档名"/>
-    <w:basedOn w:val="Title"/>
+    <w:basedOn w:val="20"/>
     <w:qFormat/>
+    <w:uiPriority w:val="0"/>
     <w:pPr>
       <w:spacing w:after="900" w:afterLines="900"/>
     </w:pPr>
     <w:rPr>
-      <w:rFonts w:ascii="黑体" w:eastAsia="黑体" w:hAnsi="黑体" w:cs="黑体"/>
+      <w:rFonts w:ascii="黑体" w:hAnsi="黑体" w:eastAsia="黑体" w:cs="黑体"/>
       <w:bCs/>
       <w:spacing w:val="-7"/>
       <w:sz w:val="52"/>
       <w:szCs w:val="52"/>
     </w:rPr>
   </w:style>
-  <w:style w:type="table" w:customStyle="1" w:styleId="TableNormal0">
+  <w:style w:type="table" w:customStyle="1" w:styleId="28">
     <w:name w:val="Table Normal_0"/>
     <w:semiHidden/>
     <w:unhideWhenUsed/>
     <w:qFormat/>
+    <w:uiPriority w:val="0"/>
     <w:tblPr>
       <w:tblCellMar>
         <w:top w:w="0" w:type="dxa"/>
@@ -11222,81 +11463,87 @@
       </w:tblCellMar>
     </w:tblPr>
   </w:style>
-  <w:style w:type="paragraph" w:customStyle="1" w:styleId="TableText">
+  <w:style w:type="paragraph" w:customStyle="1" w:styleId="29">
     <w:name w:val="Table Text"/>
-    <w:basedOn w:val="Normal"/>
+    <w:basedOn w:val="1"/>
     <w:semiHidden/>
     <w:qFormat/>
+    <w:uiPriority w:val="0"/>
     <w:rPr>
-      <w:rFonts w:ascii="宋体" w:eastAsia="宋体" w:hAnsi="宋体" w:cs="宋体"/>
+      <w:rFonts w:ascii="宋体" w:hAnsi="宋体" w:eastAsia="宋体" w:cs="宋体"/>
       <w:sz w:val="21"/>
       <w:szCs w:val="21"/>
       <w:lang w:val="en-US" w:eastAsia="en-US" w:bidi="ar-SA"/>
     </w:rPr>
   </w:style>
-  <w:style w:type="paragraph" w:customStyle="1" w:styleId="1">
+  <w:style w:type="paragraph" w:customStyle="1" w:styleId="30">
     <w:name w:val="柴_标题1"/>
-    <w:basedOn w:val="Heading1"/>
-    <w:next w:val="a1"/>
-    <w:link w:val="1Char"/>
+    <w:basedOn w:val="2"/>
+    <w:next w:val="31"/>
+    <w:link w:val="40"/>
     <w:qFormat/>
+    <w:uiPriority w:val="0"/>
     <w:pPr>
       <w:spacing w:before="100" w:after="90" w:line="360" w:lineRule="auto"/>
     </w:pPr>
     <w:rPr>
-      <w:rFonts w:ascii="Arial" w:eastAsia="宋体" w:hAnsi="Arial"/>
+      <w:rFonts w:ascii="Arial" w:hAnsi="Arial" w:eastAsia="宋体"/>
       <w:sz w:val="32"/>
     </w:rPr>
   </w:style>
-  <w:style w:type="paragraph" w:customStyle="1" w:styleId="a1">
+  <w:style w:type="paragraph" w:customStyle="1" w:styleId="31">
     <w:name w:val="柴_正文"/>
-    <w:basedOn w:val="BodyText"/>
-    <w:link w:val="Char"/>
+    <w:basedOn w:val="12"/>
+    <w:link w:val="44"/>
     <w:qFormat/>
+    <w:uiPriority w:val="0"/>
     <w:pPr>
       <w:spacing w:line="360" w:lineRule="auto"/>
       <w:ind w:firstLine="470" w:firstLineChars="200"/>
     </w:pPr>
     <w:rPr>
-      <w:rFonts w:ascii="Arial" w:eastAsia="宋体" w:hAnsi="Arial"/>
+      <w:rFonts w:ascii="Arial" w:hAnsi="Arial" w:eastAsia="宋体"/>
       <w:sz w:val="24"/>
       <w:lang w:eastAsia="zh-CN"/>
     </w:rPr>
   </w:style>
-  <w:style w:type="paragraph" w:customStyle="1" w:styleId="2">
+  <w:style w:type="paragraph" w:customStyle="1" w:styleId="32">
     <w:name w:val="柴_标题2"/>
-    <w:basedOn w:val="Heading2"/>
-    <w:next w:val="a1"/>
+    <w:basedOn w:val="3"/>
+    <w:next w:val="31"/>
     <w:qFormat/>
+    <w:uiPriority w:val="0"/>
     <w:pPr>
       <w:spacing w:line="360" w:lineRule="auto"/>
     </w:pPr>
     <w:rPr>
-      <w:rFonts w:ascii="Arial" w:eastAsia="宋体" w:hAnsi="Arial"/>
+      <w:rFonts w:ascii="Arial" w:hAnsi="Arial" w:eastAsia="宋体"/>
       <w:sz w:val="28"/>
     </w:rPr>
   </w:style>
-  <w:style w:type="paragraph" w:customStyle="1" w:styleId="3">
+  <w:style w:type="paragraph" w:customStyle="1" w:styleId="33">
     <w:name w:val="柴_标题3"/>
-    <w:basedOn w:val="Heading3"/>
-    <w:next w:val="a1"/>
+    <w:basedOn w:val="4"/>
+    <w:next w:val="31"/>
     <w:qFormat/>
+    <w:uiPriority w:val="0"/>
     <w:pPr>
       <w:spacing w:line="360" w:lineRule="auto"/>
       <w:ind w:left="0" w:firstLine="472" w:firstLineChars="200"/>
     </w:pPr>
     <w:rPr>
-      <w:rFonts w:ascii="宋体" w:eastAsia="宋体" w:hAnsi="宋体" w:cs="宋体"/>
+      <w:rFonts w:ascii="宋体" w:hAnsi="宋体" w:eastAsia="宋体" w:cs="宋体"/>
       <w:spacing w:val="-2"/>
       <w:sz w:val="24"/>
       <w:szCs w:val="24"/>
     </w:rPr>
   </w:style>
-  <w:style w:type="paragraph" w:customStyle="1" w:styleId="a2">
+  <w:style w:type="paragraph" w:customStyle="1" w:styleId="34">
     <w:name w:val="柴_目录"/>
-    <w:basedOn w:val="Normal"/>
-    <w:next w:val="BodyText"/>
+    <w:basedOn w:val="1"/>
+    <w:next w:val="12"/>
     <w:qFormat/>
+    <w:uiPriority w:val="0"/>
     <w:pPr>
       <w:tabs>
         <w:tab w:val="right" w:leader="dot" w:pos="8442"/>
@@ -11304,59 +11551,64 @@
       <w:ind w:left="0" w:leftChars="0"/>
     </w:pPr>
     <w:rPr>
-      <w:rFonts w:ascii="Arial" w:eastAsia="Microsoft JhengHei" w:hAnsi="Arial"/>
+      <w:rFonts w:ascii="Arial" w:hAnsi="Arial" w:eastAsia="Microsoft JhengHei"/>
       <w:sz w:val="24"/>
     </w:rPr>
   </w:style>
-  <w:style w:type="paragraph" w:customStyle="1" w:styleId="WPSOffice1">
+  <w:style w:type="paragraph" w:customStyle="1" w:styleId="35">
     <w:name w:val="WPSOffice手动目录 1"/>
     <w:qFormat/>
+    <w:uiPriority w:val="0"/>
     <w:pPr>
       <w:ind w:leftChars="0"/>
     </w:pPr>
     <w:rPr>
-      <w:rFonts w:ascii="Times New Roman" w:eastAsia="宋体" w:hAnsi="Times New Roman" w:cs="Times New Roman"/>
+      <w:rFonts w:ascii="Times New Roman" w:hAnsi="Times New Roman" w:eastAsia="宋体" w:cs="Times New Roman"/>
       <w:sz w:val="20"/>
       <w:szCs w:val="20"/>
     </w:rPr>
   </w:style>
-  <w:style w:type="paragraph" w:customStyle="1" w:styleId="WPSOffice2">
+  <w:style w:type="paragraph" w:customStyle="1" w:styleId="36">
     <w:name w:val="WPSOffice手动目录 2"/>
     <w:qFormat/>
+    <w:uiPriority w:val="0"/>
     <w:pPr>
       <w:ind w:leftChars="200"/>
     </w:pPr>
     <w:rPr>
-      <w:rFonts w:ascii="Times New Roman" w:eastAsia="宋体" w:hAnsi="Times New Roman" w:cs="Times New Roman"/>
+      <w:rFonts w:ascii="Times New Roman" w:hAnsi="Times New Roman" w:eastAsia="宋体" w:cs="Times New Roman"/>
       <w:sz w:val="20"/>
       <w:szCs w:val="20"/>
     </w:rPr>
   </w:style>
-  <w:style w:type="paragraph" w:customStyle="1" w:styleId="WPSOffice3">
+  <w:style w:type="paragraph" w:customStyle="1" w:styleId="37">
     <w:name w:val="WPSOffice手动目录 3"/>
     <w:qFormat/>
+    <w:uiPriority w:val="0"/>
     <w:pPr>
       <w:ind w:leftChars="400"/>
     </w:pPr>
     <w:rPr>
-      <w:rFonts w:ascii="Times New Roman" w:eastAsia="宋体" w:hAnsi="Times New Roman" w:cs="Times New Roman"/>
+      <w:rFonts w:ascii="Times New Roman" w:hAnsi="Times New Roman" w:eastAsia="宋体" w:cs="Times New Roman"/>
       <w:sz w:val="20"/>
       <w:szCs w:val="20"/>
     </w:rPr>
   </w:style>
-  <w:style w:type="paragraph" w:customStyle="1" w:styleId="Compact">
+  <w:style w:type="paragraph" w:customStyle="1" w:styleId="38">
     <w:name w:val="Compact"/>
-    <w:basedOn w:val="BodyText"/>
+    <w:basedOn w:val="12"/>
     <w:qFormat/>
+    <w:uiPriority w:val="0"/>
     <w:pPr>
       <w:spacing w:before="36" w:after="36"/>
     </w:pPr>
   </w:style>
-  <w:style w:type="table" w:customStyle="1" w:styleId="Table">
+  <w:style w:type="table" w:customStyle="1" w:styleId="39">
     <w:name w:val="Table"/>
     <w:semiHidden/>
     <w:unhideWhenUsed/>
     <w:qFormat/>
+    <w:uiPriority w:val="0"/>
     <w:tblPr>
       <w:tblCellMar>
         <w:top w:w="0" w:type="dxa"/>
@@ -11368,26 +11620,28 @@
     <w:tblStylePr w:type="firstRow">
       <w:tcPr>
         <w:tcBorders>
-          <w:bottom w:val="single" w:sz="0" w:space="0" w:color="auto"/>
+          <w:bottom w:val="single" w:color="auto" w:sz="0" w:space="0"/>
         </w:tcBorders>
         <w:vAlign w:val="bottom"/>
       </w:tcPr>
     </w:tblStylePr>
   </w:style>
-  <w:style w:type="character" w:customStyle="1" w:styleId="1Char">
+  <w:style w:type="character" w:customStyle="1" w:styleId="40">
     <w:name w:val="柴_标题1 Char"/>
-    <w:link w:val="1"/>
+    <w:link w:val="30"/>
     <w:qFormat/>
+    <w:uiPriority w:val="0"/>
     <w:rPr>
-      <w:rFonts w:ascii="Arial" w:eastAsia="宋体" w:hAnsi="Arial"/>
+      <w:rFonts w:ascii="Arial" w:hAnsi="Arial" w:eastAsia="宋体"/>
       <w:sz w:val="32"/>
     </w:rPr>
   </w:style>
-  <w:style w:type="table" w:customStyle="1" w:styleId="TableNormal1">
+  <w:style w:type="table" w:customStyle="1" w:styleId="41">
     <w:name w:val="Table Normal_1"/>
     <w:semiHidden/>
     <w:unhideWhenUsed/>
     <w:qFormat/>
+    <w:uiPriority w:val="0"/>
     <w:tblPr>
       <w:tblCellMar>
         <w:top w:w="0" w:type="dxa"/>
@@ -11397,10 +11651,11 @@
       </w:tblCellMar>
     </w:tblPr>
   </w:style>
-  <w:style w:type="paragraph" w:customStyle="1" w:styleId="a3">
+  <w:style w:type="paragraph" w:customStyle="1" w:styleId="42">
     <w:name w:val="柴_正文_无缩进"/>
-    <w:basedOn w:val="Normal"/>
+    <w:basedOn w:val="1"/>
     <w:qFormat/>
+    <w:uiPriority w:val="0"/>
     <w:pPr>
       <w:ind w:firstLine="0" w:firstLineChars="0"/>
     </w:pPr>
@@ -11410,29 +11665,31 @@
       <w:lang w:eastAsia="zh-CN"/>
     </w:rPr>
   </w:style>
-  <w:style w:type="paragraph" w:customStyle="1" w:styleId="4">
+  <w:style w:type="paragraph" w:customStyle="1" w:styleId="43">
     <w:name w:val="柴_标题4"/>
-    <w:basedOn w:val="Heading4"/>
-    <w:next w:val="Normal"/>
+    <w:basedOn w:val="5"/>
+    <w:next w:val="1"/>
     <w:qFormat/>
+    <w:uiPriority w:val="0"/>
     <w:pPr>
       <w:widowControl w:val="0"/>
       <w:spacing w:before="160" w:line="360" w:lineRule="auto"/>
-      <w:ind w:left="981" w:hanging="862" w:leftChars="300"/>
+      <w:ind w:left="981" w:leftChars="300" w:hanging="862"/>
     </w:pPr>
     <w:rPr>
-      <w:rFonts w:ascii="Calibri" w:eastAsia="宋体" w:hAnsi="Calibri" w:cs="宋体" w:hint="eastAsia"/>
+      <w:rFonts w:hint="eastAsia" w:ascii="Calibri" w:hAnsi="Calibri" w:eastAsia="宋体" w:cs="宋体"/>
       <w:sz w:val="24"/>
       <w:szCs w:val="24"/>
       <w:lang w:eastAsia="zh-CN" w:bidi="zh-CN"/>
     </w:rPr>
   </w:style>
-  <w:style w:type="character" w:customStyle="1" w:styleId="Char">
+  <w:style w:type="character" w:customStyle="1" w:styleId="44">
     <w:name w:val="柴_正文 Char"/>
-    <w:link w:val="a1"/>
+    <w:link w:val="31"/>
     <w:qFormat/>
+    <w:uiPriority w:val="0"/>
     <w:rPr>
-      <w:rFonts w:ascii="Arial" w:eastAsia="宋体" w:hAnsi="Arial"/>
+      <w:rFonts w:ascii="Arial" w:hAnsi="Arial" w:eastAsia="宋体"/>
       <w:sz w:val="24"/>
       <w:lang w:eastAsia="zh-CN"/>
     </w:rPr>
